--- a/docs/parflm/Pairwise_Potentials_in_PARFLM_Theory_and_Design.docx
+++ b/docs/parflm/Pairwise_Potentials_in_PARFLM_Theory_and_Design.docx
@@ -81,7 +81,11 @@
       </w:r>
     </w:p>
     <w:p/>
-    <w:p/>
+    <w:p>
+      <w:r>
+        <w:t xml:space="preserve">The Semantic Simulation framework ([1]) develops PARF as the natural generalization of a central </w:t>
+      </w:r>
+    </w:p>
     <w:p>
       <w:r>
         <w:rPr>
@@ -132,6 +136,106 @@
       </w:r>
     </w:p>
     <w:p/>
+    <w:p/>
+    <w:p/>
+    <w:p/>
+    <w:p>
+      <w:pPr>
+        <w:pStyle w:val="Heading1"/>
+      </w:pPr>
+      <w:r>
+        <w:t>References</w:t>
+      </w:r>
+    </w:p>
+    <w:p>
+      <w:r>
+        <w:t>[1]</w:t>
+      </w:r>
+      <w:r>
+        <w:t xml:space="preserve"> </w:t>
+      </w:r>
+      <w:hyperlink r:id="rId6" w:history="1">
+        <w:r>
+          <w:rPr>
+            <w:rStyle w:val="Hyperlink"/>
+            <w:rFonts w:eastAsiaTheme="minorEastAsia"/>
+          </w:rPr>
+          <w:t>Semantic Simulation: A Prescriptive Lagrangian Framework for Efficient Semantic Inference</w:t>
+        </w:r>
+        <w:r>
+          <w:rPr>
+            <w:rStyle w:val="Hyperlink"/>
+            <w:rFonts w:eastAsiaTheme="minorEastAsia"/>
+          </w:rPr>
+          <w:t>, D.Gueorguiev, 2026</w:t>
+        </w:r>
+      </w:hyperlink>
+    </w:p>
+    <w:p>
+      <w:r>
+        <w:t>[2]</w:t>
+      </w:r>
+      <w:r>
+        <w:t xml:space="preserve"> </w:t>
+      </w:r>
+      <w:hyperlink r:id="rId7" w:history="1">
+        <w:r>
+          <w:rPr>
+            <w:rStyle w:val="Hyperlink"/>
+          </w:rPr>
+          <w:t>PARF-Augmented SPLM: A Framework-Native Routing Architecture</w:t>
+        </w:r>
+      </w:hyperlink>
+      <w:r>
+        <w:t xml:space="preserve">, companion note to </w:t>
+      </w:r>
+      <w:hyperlink r:id="rId8" w:history="1">
+        <w:r>
+          <w:rPr>
+            <w:rStyle w:val="Hyperlink"/>
+          </w:rPr>
+          <w:t>[1]</w:t>
+        </w:r>
+      </w:hyperlink>
+    </w:p>
+    <w:p>
+      <w:r>
+        <w:t>[3]</w:t>
+      </w:r>
+      <w:r>
+        <w:t xml:space="preserve"> </w:t>
+      </w:r>
+      <w:hyperlink r:id="rId9" w:history="1">
+        <w:r>
+          <w:rPr>
+            <w:rStyle w:val="Hyperlink"/>
+          </w:rPr>
+          <w:t>On the MLP Layer Modeling the Pairwise Potential</w:t>
+        </w:r>
+      </w:hyperlink>
+      <w:r>
+        <w:t xml:space="preserve">, companion note to </w:t>
+      </w:r>
+      <w:r>
+        <w:t xml:space="preserve"> </w:t>
+      </w:r>
+      <w:hyperlink r:id="rId10" w:history="1">
+        <w:r>
+          <w:rPr>
+            <w:rStyle w:val="Hyperlink"/>
+          </w:rPr>
+          <w:t>[1]</w:t>
+        </w:r>
+      </w:hyperlink>
+    </w:p>
+    <w:p>
+      <w:r>
+        <w:t>[4]</w:t>
+      </w:r>
+      <w:r>
+        <w:t xml:space="preserve"> </w:t>
+      </w:r>
+    </w:p>
     <w:p>
       <w:r>
         <w:rPr>
@@ -154,7 +258,7 @@
                     <pic:cNvPicPr/>
                   </pic:nvPicPr>
                   <pic:blipFill>
-                    <a:blip r:embed="rId6" cstate="print">
+                    <a:blip r:embed="rId11" cstate="print">
                       <a:extLst>
                         <a:ext uri="{28A0092B-C50C-407E-A947-70E740481C1C}">
                           <a14:useLocalDpi xmlns:a14="http://schemas.microsoft.com/office/drawing/2010/main" val="0"/>
@@ -1112,6 +1216,29 @@
       <w:spacing w:val="5"/>
     </w:rPr>
   </w:style>
+  <w:style w:type="character" w:styleId="Hyperlink">
+    <w:name w:val="Hyperlink"/>
+    <w:basedOn w:val="DefaultParagraphFont"/>
+    <w:uiPriority w:val="99"/>
+    <w:unhideWhenUsed/>
+    <w:rsid w:val="008314CD"/>
+    <w:rPr>
+      <w:color w:val="467886" w:themeColor="hyperlink"/>
+      <w:u w:val="single"/>
+    </w:rPr>
+  </w:style>
+  <w:style w:type="character" w:styleId="UnresolvedMention">
+    <w:name w:val="Unresolved Mention"/>
+    <w:basedOn w:val="DefaultParagraphFont"/>
+    <w:uiPriority w:val="99"/>
+    <w:semiHidden/>
+    <w:unhideWhenUsed/>
+    <w:rsid w:val="008314CD"/>
+    <w:rPr>
+      <w:color w:val="605E5C"/>
+      <w:shd w:val="clear" w:color="auto" w:fill="E1DFDD"/>
+    </w:rPr>
+  </w:style>
 </w:styles>
 </file>
 

--- a/docs/parflm/Pairwise_Potentials_in_PARFLM_Theory_and_Design.docx
+++ b/docs/parflm/Pairwise_Potentials_in_PARFLM_Theory_and_Design.docx
@@ -82,8 +82,1644 @@
     </w:p>
     <w:p/>
     <w:p>
+      <w:pPr>
+        <w:rPr>
+          <w:rFonts w:eastAsiaTheme="minorEastAsia"/>
+        </w:rPr>
+      </w:pPr>
       <w:r>
         <w:t xml:space="preserve">The Semantic Simulation framework ([1]) develops PARF as the natural generalization of a central </w:t>
+      </w:r>
+      <m:oMath>
+        <m:f>
+          <m:fPr>
+            <m:type m:val="lin"/>
+            <m:ctrlPr>
+              <w:rPr>
+                <w:rFonts w:ascii="Cambria Math" w:hAnsi="Cambria Math"/>
+                <w:i/>
+              </w:rPr>
+            </m:ctrlPr>
+          </m:fPr>
+          <m:num>
+            <m:r>
+              <w:rPr>
+                <w:rFonts w:ascii="Cambria Math" w:hAnsi="Cambria Math"/>
+              </w:rPr>
+              <m:t>1</m:t>
+            </m:r>
+          </m:num>
+          <m:den>
+            <m:sSup>
+              <m:sSupPr>
+                <m:ctrlPr>
+                  <w:rPr>
+                    <w:rFonts w:ascii="Cambria Math" w:hAnsi="Cambria Math"/>
+                    <w:i/>
+                  </w:rPr>
+                </m:ctrlPr>
+              </m:sSupPr>
+              <m:e>
+                <m:r>
+                  <w:rPr>
+                    <w:rFonts w:ascii="Cambria Math" w:hAnsi="Cambria Math"/>
+                  </w:rPr>
+                  <m:t>r</m:t>
+                </m:r>
+              </m:e>
+              <m:sup>
+                <m:r>
+                  <w:rPr>
+                    <w:rFonts w:ascii="Cambria Math" w:hAnsi="Cambria Math"/>
+                  </w:rPr>
+                  <m:t>2</m:t>
+                </m:r>
+              </m:sup>
+            </m:sSup>
+          </m:den>
+        </m:f>
+      </m:oMath>
+      <w:r>
+        <w:rPr>
+          <w:rFonts w:eastAsiaTheme="minorEastAsia"/>
+        </w:rPr>
+        <w:t xml:space="preserve"> law to a space where both pairwise direction </w:t>
+      </w:r>
+      <w:r>
+        <w:rPr>
+          <w:rFonts w:eastAsiaTheme="minorEastAsia"/>
+          <w:i/>
+          <w:iCs/>
+        </w:rPr>
+        <w:t>and</w:t>
+      </w:r>
+      <w:r>
+        <w:rPr>
+          <w:rFonts w:eastAsiaTheme="minorEastAsia"/>
+        </w:rPr>
+        <w:t xml:space="preserve"> pairwise type enter:</w:t>
+      </w:r>
+    </w:p>
+    <w:p>
+      <w:pPr>
+        <w:rPr>
+          <w:rFonts w:eastAsiaTheme="minorEastAsia"/>
+        </w:rPr>
+      </w:pPr>
+    </w:p>
+    <w:p>
+      <w:pPr>
+        <w:rPr>
+          <w:rFonts w:eastAsiaTheme="minorEastAsia"/>
+        </w:rPr>
+      </w:pPr>
+      <m:oMath>
+        <m:sSub>
+          <m:sSubPr>
+            <m:ctrlPr>
+              <w:rPr>
+                <w:rFonts w:ascii="Cambria Math" w:eastAsiaTheme="minorEastAsia" w:hAnsi="Cambria Math"/>
+                <w:i/>
+              </w:rPr>
+            </m:ctrlPr>
+          </m:sSubPr>
+          <m:e>
+            <m:acc>
+              <m:accPr>
+                <m:chr m:val="⃗"/>
+                <m:ctrlPr>
+                  <w:rPr>
+                    <w:rFonts w:ascii="Cambria Math" w:eastAsiaTheme="minorEastAsia" w:hAnsi="Cambria Math"/>
+                    <w:i/>
+                  </w:rPr>
+                </m:ctrlPr>
+              </m:accPr>
+              <m:e>
+                <m:r>
+                  <w:rPr>
+                    <w:rFonts w:ascii="Cambria Math" w:eastAsiaTheme="minorEastAsia" w:hAnsi="Cambria Math"/>
+                  </w:rPr>
+                  <m:t>f</m:t>
+                </m:r>
+              </m:e>
+            </m:acc>
+          </m:e>
+          <m:sub>
+            <m:r>
+              <w:rPr>
+                <w:rFonts w:ascii="Cambria Math" w:eastAsiaTheme="minorEastAsia" w:hAnsi="Cambria Math"/>
+              </w:rPr>
+              <m:t>12</m:t>
+            </m:r>
+          </m:sub>
+        </m:sSub>
+        <m:d>
+          <m:dPr>
+            <m:ctrlPr>
+              <w:rPr>
+                <w:rFonts w:ascii="Cambria Math" w:eastAsiaTheme="minorEastAsia" w:hAnsi="Cambria Math"/>
+                <w:i/>
+              </w:rPr>
+            </m:ctrlPr>
+          </m:dPr>
+          <m:e>
+            <m:sSub>
+              <m:sSubPr>
+                <m:ctrlPr>
+                  <w:rPr>
+                    <w:rFonts w:ascii="Cambria Math" w:eastAsiaTheme="minorEastAsia" w:hAnsi="Cambria Math"/>
+                    <w:i/>
+                  </w:rPr>
+                </m:ctrlPr>
+              </m:sSubPr>
+              <m:e>
+                <m:r>
+                  <w:rPr>
+                    <w:rFonts w:ascii="Cambria Math" w:eastAsiaTheme="minorEastAsia" w:hAnsi="Cambria Math"/>
+                  </w:rPr>
+                  <m:t>A</m:t>
+                </m:r>
+              </m:e>
+              <m:sub>
+                <m:r>
+                  <w:rPr>
+                    <w:rFonts w:ascii="Cambria Math" w:eastAsiaTheme="minorEastAsia" w:hAnsi="Cambria Math"/>
+                  </w:rPr>
+                  <m:t>1</m:t>
+                </m:r>
+              </m:sub>
+            </m:sSub>
+            <m:r>
+              <w:rPr>
+                <w:rFonts w:ascii="Cambria Math" w:eastAsiaTheme="minorEastAsia" w:hAnsi="Cambria Math"/>
+              </w:rPr>
+              <m:t>,</m:t>
+            </m:r>
+            <m:sSub>
+              <m:sSubPr>
+                <m:ctrlPr>
+                  <w:rPr>
+                    <w:rFonts w:ascii="Cambria Math" w:eastAsiaTheme="minorEastAsia" w:hAnsi="Cambria Math"/>
+                    <w:i/>
+                  </w:rPr>
+                </m:ctrlPr>
+              </m:sSubPr>
+              <m:e>
+                <m:r>
+                  <w:rPr>
+                    <w:rFonts w:ascii="Cambria Math" w:eastAsiaTheme="minorEastAsia" w:hAnsi="Cambria Math"/>
+                  </w:rPr>
+                  <m:t>A</m:t>
+                </m:r>
+              </m:e>
+              <m:sub>
+                <m:r>
+                  <w:rPr>
+                    <w:rFonts w:ascii="Cambria Math" w:eastAsiaTheme="minorEastAsia" w:hAnsi="Cambria Math"/>
+                  </w:rPr>
+                  <m:t>2</m:t>
+                </m:r>
+              </m:sub>
+            </m:sSub>
+          </m:e>
+        </m:d>
+        <m:r>
+          <w:rPr>
+            <w:rFonts w:ascii="Cambria Math" w:eastAsiaTheme="minorEastAsia" w:hAnsi="Cambria Math"/>
+          </w:rPr>
+          <m:t>=C</m:t>
+        </m:r>
+        <m:f>
+          <m:fPr>
+            <m:ctrlPr>
+              <w:rPr>
+                <w:rFonts w:ascii="Cambria Math" w:eastAsiaTheme="minorEastAsia" w:hAnsi="Cambria Math"/>
+                <w:i/>
+              </w:rPr>
+            </m:ctrlPr>
+          </m:fPr>
+          <m:num>
+            <m:r>
+              <m:rPr>
+                <m:sty m:val="p"/>
+              </m:rPr>
+              <w:rPr>
+                <w:rFonts w:ascii="Cambria Math" w:eastAsiaTheme="minorEastAsia" w:hAnsi="Cambria Math"/>
+              </w:rPr>
+              <m:t>Θ</m:t>
+            </m:r>
+            <m:d>
+              <m:dPr>
+                <m:ctrlPr>
+                  <w:rPr>
+                    <w:rFonts w:ascii="Cambria Math" w:eastAsiaTheme="minorEastAsia" w:hAnsi="Cambria Math"/>
+                    <w:i/>
+                  </w:rPr>
+                </m:ctrlPr>
+              </m:dPr>
+              <m:e>
+                <m:sSup>
+                  <m:sSupPr>
+                    <m:ctrlPr>
+                      <w:rPr>
+                        <w:rFonts w:ascii="Cambria Math" w:eastAsiaTheme="minorEastAsia" w:hAnsi="Cambria Math"/>
+                        <w:i/>
+                      </w:rPr>
+                    </m:ctrlPr>
+                  </m:sSupPr>
+                  <m:e>
+                    <m:r>
+                      <w:rPr>
+                        <w:rFonts w:ascii="Cambria Math" w:eastAsiaTheme="minorEastAsia" w:hAnsi="Cambria Math"/>
+                      </w:rPr>
+                      <m:t>θ</m:t>
+                    </m:r>
+                  </m:e>
+                  <m:sup>
+                    <m:d>
+                      <m:dPr>
+                        <m:ctrlPr>
+                          <w:rPr>
+                            <w:rFonts w:ascii="Cambria Math" w:eastAsiaTheme="minorEastAsia" w:hAnsi="Cambria Math"/>
+                            <w:i/>
+                          </w:rPr>
+                        </m:ctrlPr>
+                      </m:dPr>
+                      <m:e>
+                        <m:r>
+                          <w:rPr>
+                            <w:rFonts w:ascii="Cambria Math" w:eastAsiaTheme="minorEastAsia" w:hAnsi="Cambria Math"/>
+                          </w:rPr>
+                          <m:t>1</m:t>
+                        </m:r>
+                      </m:e>
+                    </m:d>
+                  </m:sup>
+                </m:sSup>
+                <m:r>
+                  <w:rPr>
+                    <w:rFonts w:ascii="Cambria Math" w:eastAsiaTheme="minorEastAsia" w:hAnsi="Cambria Math"/>
+                  </w:rPr>
+                  <m:t>,</m:t>
+                </m:r>
+                <m:sSup>
+                  <m:sSupPr>
+                    <m:ctrlPr>
+                      <w:rPr>
+                        <w:rFonts w:ascii="Cambria Math" w:eastAsiaTheme="minorEastAsia" w:hAnsi="Cambria Math"/>
+                        <w:i/>
+                      </w:rPr>
+                    </m:ctrlPr>
+                  </m:sSupPr>
+                  <m:e>
+                    <m:r>
+                      <w:rPr>
+                        <w:rFonts w:ascii="Cambria Math" w:eastAsiaTheme="minorEastAsia" w:hAnsi="Cambria Math"/>
+                      </w:rPr>
+                      <m:t>θ</m:t>
+                    </m:r>
+                  </m:e>
+                  <m:sup>
+                    <m:d>
+                      <m:dPr>
+                        <m:ctrlPr>
+                          <w:rPr>
+                            <w:rFonts w:ascii="Cambria Math" w:eastAsiaTheme="minorEastAsia" w:hAnsi="Cambria Math"/>
+                            <w:i/>
+                          </w:rPr>
+                        </m:ctrlPr>
+                      </m:dPr>
+                      <m:e>
+                        <m:r>
+                          <w:rPr>
+                            <w:rFonts w:ascii="Cambria Math" w:eastAsiaTheme="minorEastAsia" w:hAnsi="Cambria Math"/>
+                          </w:rPr>
+                          <m:t>2</m:t>
+                        </m:r>
+                      </m:e>
+                    </m:d>
+                  </m:sup>
+                </m:sSup>
+              </m:e>
+            </m:d>
+            <m:r>
+              <m:rPr>
+                <m:sty m:val="p"/>
+              </m:rPr>
+              <w:rPr>
+                <w:rFonts w:ascii="Cambria Math" w:eastAsiaTheme="minorEastAsia" w:hAnsi="Cambria Math"/>
+              </w:rPr>
+              <m:t>Φ</m:t>
+            </m:r>
+            <m:d>
+              <m:dPr>
+                <m:ctrlPr>
+                  <w:rPr>
+                    <w:rFonts w:ascii="Cambria Math" w:eastAsiaTheme="minorEastAsia" w:hAnsi="Cambria Math"/>
+                    <w:i/>
+                  </w:rPr>
+                </m:ctrlPr>
+              </m:dPr>
+              <m:e>
+                <m:sSub>
+                  <m:sSubPr>
+                    <m:ctrlPr>
+                      <w:rPr>
+                        <w:rFonts w:ascii="Cambria Math" w:eastAsiaTheme="minorEastAsia" w:hAnsi="Cambria Math"/>
+                        <w:i/>
+                      </w:rPr>
+                    </m:ctrlPr>
+                  </m:sSubPr>
+                  <m:e>
+                    <m:r>
+                      <w:rPr>
+                        <w:rFonts w:ascii="Cambria Math" w:eastAsiaTheme="minorEastAsia" w:hAnsi="Cambria Math"/>
+                      </w:rPr>
+                      <m:t>l</m:t>
+                    </m:r>
+                  </m:e>
+                  <m:sub>
+                    <m:r>
+                      <w:rPr>
+                        <w:rFonts w:ascii="Cambria Math" w:eastAsiaTheme="minorEastAsia" w:hAnsi="Cambria Math"/>
+                      </w:rPr>
+                      <m:t>1</m:t>
+                    </m:r>
+                  </m:sub>
+                </m:sSub>
+                <m:r>
+                  <w:rPr>
+                    <w:rFonts w:ascii="Cambria Math" w:eastAsiaTheme="minorEastAsia" w:hAnsi="Cambria Math"/>
+                  </w:rPr>
+                  <m:t>,</m:t>
+                </m:r>
+                <m:sSub>
+                  <m:sSubPr>
+                    <m:ctrlPr>
+                      <w:rPr>
+                        <w:rFonts w:ascii="Cambria Math" w:eastAsiaTheme="minorEastAsia" w:hAnsi="Cambria Math"/>
+                        <w:i/>
+                      </w:rPr>
+                    </m:ctrlPr>
+                  </m:sSubPr>
+                  <m:e>
+                    <m:r>
+                      <w:rPr>
+                        <w:rFonts w:ascii="Cambria Math" w:eastAsiaTheme="minorEastAsia" w:hAnsi="Cambria Math"/>
+                      </w:rPr>
+                      <m:t>l</m:t>
+                    </m:r>
+                  </m:e>
+                  <m:sub>
+                    <m:r>
+                      <w:rPr>
+                        <w:rFonts w:ascii="Cambria Math" w:eastAsiaTheme="minorEastAsia" w:hAnsi="Cambria Math"/>
+                      </w:rPr>
+                      <m:t>2</m:t>
+                    </m:r>
+                  </m:sub>
+                </m:sSub>
+              </m:e>
+            </m:d>
+          </m:num>
+          <m:den>
+            <m:sSup>
+              <m:sSupPr>
+                <m:ctrlPr>
+                  <w:rPr>
+                    <w:rFonts w:ascii="Cambria Math" w:eastAsiaTheme="minorEastAsia" w:hAnsi="Cambria Math"/>
+                    <w:i/>
+                  </w:rPr>
+                </m:ctrlPr>
+              </m:sSupPr>
+              <m:e>
+                <m:d>
+                  <m:dPr>
+                    <m:begChr m:val="‖"/>
+                    <m:endChr m:val="‖"/>
+                    <m:ctrlPr>
+                      <w:rPr>
+                        <w:rFonts w:ascii="Cambria Math" w:eastAsiaTheme="minorEastAsia" w:hAnsi="Cambria Math"/>
+                        <w:i/>
+                      </w:rPr>
+                    </m:ctrlPr>
+                  </m:dPr>
+                  <m:e>
+                    <m:sSub>
+                      <m:sSubPr>
+                        <m:ctrlPr>
+                          <w:rPr>
+                            <w:rFonts w:ascii="Cambria Math" w:eastAsiaTheme="minorEastAsia" w:hAnsi="Cambria Math"/>
+                            <w:i/>
+                          </w:rPr>
+                        </m:ctrlPr>
+                      </m:sSubPr>
+                      <m:e>
+                        <m:acc>
+                          <m:accPr>
+                            <m:chr m:val="⃗"/>
+                            <m:ctrlPr>
+                              <w:rPr>
+                                <w:rFonts w:ascii="Cambria Math" w:eastAsiaTheme="minorEastAsia" w:hAnsi="Cambria Math"/>
+                                <w:i/>
+                              </w:rPr>
+                            </m:ctrlPr>
+                          </m:accPr>
+                          <m:e>
+                            <m:r>
+                              <w:rPr>
+                                <w:rFonts w:ascii="Cambria Math" w:eastAsiaTheme="minorEastAsia" w:hAnsi="Cambria Math"/>
+                              </w:rPr>
+                              <m:t>p</m:t>
+                            </m:r>
+                          </m:e>
+                        </m:acc>
+                      </m:e>
+                      <m:sub>
+                        <m:r>
+                          <w:rPr>
+                            <w:rFonts w:ascii="Cambria Math" w:eastAsiaTheme="minorEastAsia" w:hAnsi="Cambria Math"/>
+                          </w:rPr>
+                          <m:t>1</m:t>
+                        </m:r>
+                      </m:sub>
+                    </m:sSub>
+                    <m:r>
+                      <w:rPr>
+                        <w:rFonts w:ascii="Cambria Math" w:eastAsiaTheme="minorEastAsia" w:hAnsi="Cambria Math"/>
+                      </w:rPr>
+                      <m:t>-</m:t>
+                    </m:r>
+                    <m:sSub>
+                      <m:sSubPr>
+                        <m:ctrlPr>
+                          <w:rPr>
+                            <w:rFonts w:ascii="Cambria Math" w:eastAsiaTheme="minorEastAsia" w:hAnsi="Cambria Math"/>
+                            <w:i/>
+                          </w:rPr>
+                        </m:ctrlPr>
+                      </m:sSubPr>
+                      <m:e>
+                        <m:acc>
+                          <m:accPr>
+                            <m:chr m:val="⃗"/>
+                            <m:ctrlPr>
+                              <w:rPr>
+                                <w:rFonts w:ascii="Cambria Math" w:eastAsiaTheme="minorEastAsia" w:hAnsi="Cambria Math"/>
+                                <w:i/>
+                              </w:rPr>
+                            </m:ctrlPr>
+                          </m:accPr>
+                          <m:e>
+                            <m:r>
+                              <w:rPr>
+                                <w:rFonts w:ascii="Cambria Math" w:eastAsiaTheme="minorEastAsia" w:hAnsi="Cambria Math"/>
+                              </w:rPr>
+                              <m:t>p</m:t>
+                            </m:r>
+                          </m:e>
+                        </m:acc>
+                      </m:e>
+                      <m:sub>
+                        <m:r>
+                          <w:rPr>
+                            <w:rFonts w:ascii="Cambria Math" w:eastAsiaTheme="minorEastAsia" w:hAnsi="Cambria Math"/>
+                          </w:rPr>
+                          <m:t>2</m:t>
+                        </m:r>
+                      </m:sub>
+                    </m:sSub>
+                  </m:e>
+                </m:d>
+              </m:e>
+              <m:sup>
+                <m:r>
+                  <w:rPr>
+                    <w:rFonts w:ascii="Cambria Math" w:eastAsiaTheme="minorEastAsia" w:hAnsi="Cambria Math"/>
+                  </w:rPr>
+                  <m:t>2</m:t>
+                </m:r>
+              </m:sup>
+            </m:sSup>
+          </m:den>
+        </m:f>
+        <m:r>
+          <w:rPr>
+            <w:rFonts w:ascii="Cambria Math" w:eastAsiaTheme="minorEastAsia" w:hAnsi="Cambria Math"/>
+          </w:rPr>
+          <m:t>∙</m:t>
+        </m:r>
+        <m:f>
+          <m:fPr>
+            <m:ctrlPr>
+              <w:rPr>
+                <w:rFonts w:ascii="Cambria Math" w:eastAsiaTheme="minorEastAsia" w:hAnsi="Cambria Math"/>
+                <w:i/>
+              </w:rPr>
+            </m:ctrlPr>
+          </m:fPr>
+          <m:num>
+            <m:sSub>
+              <m:sSubPr>
+                <m:ctrlPr>
+                  <w:rPr>
+                    <w:rFonts w:ascii="Cambria Math" w:eastAsiaTheme="minorEastAsia" w:hAnsi="Cambria Math"/>
+                    <w:i/>
+                  </w:rPr>
+                </m:ctrlPr>
+              </m:sSubPr>
+              <m:e>
+                <m:acc>
+                  <m:accPr>
+                    <m:chr m:val="⃗"/>
+                    <m:ctrlPr>
+                      <w:rPr>
+                        <w:rFonts w:ascii="Cambria Math" w:eastAsiaTheme="minorEastAsia" w:hAnsi="Cambria Math"/>
+                        <w:i/>
+                      </w:rPr>
+                    </m:ctrlPr>
+                  </m:accPr>
+                  <m:e>
+                    <m:r>
+                      <w:rPr>
+                        <w:rFonts w:ascii="Cambria Math" w:eastAsiaTheme="minorEastAsia" w:hAnsi="Cambria Math"/>
+                      </w:rPr>
+                      <m:t>p</m:t>
+                    </m:r>
+                  </m:e>
+                </m:acc>
+              </m:e>
+              <m:sub>
+                <m:r>
+                  <w:rPr>
+                    <w:rFonts w:ascii="Cambria Math" w:eastAsiaTheme="minorEastAsia" w:hAnsi="Cambria Math"/>
+                  </w:rPr>
+                  <m:t>2</m:t>
+                </m:r>
+              </m:sub>
+            </m:sSub>
+            <m:r>
+              <w:rPr>
+                <w:rFonts w:ascii="Cambria Math" w:eastAsiaTheme="minorEastAsia" w:hAnsi="Cambria Math"/>
+              </w:rPr>
+              <m:t>-</m:t>
+            </m:r>
+            <m:sSub>
+              <m:sSubPr>
+                <m:ctrlPr>
+                  <w:rPr>
+                    <w:rFonts w:ascii="Cambria Math" w:eastAsiaTheme="minorEastAsia" w:hAnsi="Cambria Math"/>
+                    <w:i/>
+                  </w:rPr>
+                </m:ctrlPr>
+              </m:sSubPr>
+              <m:e>
+                <m:acc>
+                  <m:accPr>
+                    <m:chr m:val="⃗"/>
+                    <m:ctrlPr>
+                      <w:rPr>
+                        <w:rFonts w:ascii="Cambria Math" w:eastAsiaTheme="minorEastAsia" w:hAnsi="Cambria Math"/>
+                        <w:i/>
+                      </w:rPr>
+                    </m:ctrlPr>
+                  </m:accPr>
+                  <m:e>
+                    <m:r>
+                      <w:rPr>
+                        <w:rFonts w:ascii="Cambria Math" w:eastAsiaTheme="minorEastAsia" w:hAnsi="Cambria Math"/>
+                      </w:rPr>
+                      <m:t>p</m:t>
+                    </m:r>
+                  </m:e>
+                </m:acc>
+              </m:e>
+              <m:sub>
+                <m:r>
+                  <w:rPr>
+                    <w:rFonts w:ascii="Cambria Math" w:eastAsiaTheme="minorEastAsia" w:hAnsi="Cambria Math"/>
+                  </w:rPr>
+                  <m:t>1</m:t>
+                </m:r>
+              </m:sub>
+            </m:sSub>
+          </m:num>
+          <m:den>
+            <m:d>
+              <m:dPr>
+                <m:begChr m:val="‖"/>
+                <m:endChr m:val="‖"/>
+                <m:ctrlPr>
+                  <w:rPr>
+                    <w:rFonts w:ascii="Cambria Math" w:eastAsiaTheme="minorEastAsia" w:hAnsi="Cambria Math"/>
+                    <w:i/>
+                  </w:rPr>
+                </m:ctrlPr>
+              </m:dPr>
+              <m:e>
+                <m:sSub>
+                  <m:sSubPr>
+                    <m:ctrlPr>
+                      <w:rPr>
+                        <w:rFonts w:ascii="Cambria Math" w:eastAsiaTheme="minorEastAsia" w:hAnsi="Cambria Math"/>
+                        <w:i/>
+                      </w:rPr>
+                    </m:ctrlPr>
+                  </m:sSubPr>
+                  <m:e>
+                    <m:acc>
+                      <m:accPr>
+                        <m:chr m:val="⃗"/>
+                        <m:ctrlPr>
+                          <w:rPr>
+                            <w:rFonts w:ascii="Cambria Math" w:eastAsiaTheme="minorEastAsia" w:hAnsi="Cambria Math"/>
+                            <w:i/>
+                          </w:rPr>
+                        </m:ctrlPr>
+                      </m:accPr>
+                      <m:e>
+                        <m:r>
+                          <w:rPr>
+                            <w:rFonts w:ascii="Cambria Math" w:eastAsiaTheme="minorEastAsia" w:hAnsi="Cambria Math"/>
+                          </w:rPr>
+                          <m:t>p</m:t>
+                        </m:r>
+                      </m:e>
+                    </m:acc>
+                  </m:e>
+                  <m:sub>
+                    <m:r>
+                      <w:rPr>
+                        <w:rFonts w:ascii="Cambria Math" w:eastAsiaTheme="minorEastAsia" w:hAnsi="Cambria Math"/>
+                      </w:rPr>
+                      <m:t>1</m:t>
+                    </m:r>
+                  </m:sub>
+                </m:sSub>
+                <m:r>
+                  <w:rPr>
+                    <w:rFonts w:ascii="Cambria Math" w:eastAsiaTheme="minorEastAsia" w:hAnsi="Cambria Math"/>
+                  </w:rPr>
+                  <m:t>-</m:t>
+                </m:r>
+                <m:sSub>
+                  <m:sSubPr>
+                    <m:ctrlPr>
+                      <w:rPr>
+                        <w:rFonts w:ascii="Cambria Math" w:eastAsiaTheme="minorEastAsia" w:hAnsi="Cambria Math"/>
+                        <w:i/>
+                      </w:rPr>
+                    </m:ctrlPr>
+                  </m:sSubPr>
+                  <m:e>
+                    <m:acc>
+                      <m:accPr>
+                        <m:chr m:val="⃗"/>
+                        <m:ctrlPr>
+                          <w:rPr>
+                            <w:rFonts w:ascii="Cambria Math" w:eastAsiaTheme="minorEastAsia" w:hAnsi="Cambria Math"/>
+                            <w:i/>
+                          </w:rPr>
+                        </m:ctrlPr>
+                      </m:accPr>
+                      <m:e>
+                        <m:r>
+                          <w:rPr>
+                            <w:rFonts w:ascii="Cambria Math" w:eastAsiaTheme="minorEastAsia" w:hAnsi="Cambria Math"/>
+                          </w:rPr>
+                          <m:t>p</m:t>
+                        </m:r>
+                      </m:e>
+                    </m:acc>
+                  </m:e>
+                  <m:sub>
+                    <m:r>
+                      <w:rPr>
+                        <w:rFonts w:ascii="Cambria Math" w:eastAsiaTheme="minorEastAsia" w:hAnsi="Cambria Math"/>
+                      </w:rPr>
+                      <m:t>2</m:t>
+                    </m:r>
+                  </m:sub>
+                </m:sSub>
+              </m:e>
+            </m:d>
+          </m:den>
+        </m:f>
+      </m:oMath>
+      <w:r>
+        <w:rPr>
+          <w:rFonts w:eastAsiaTheme="minorEastAsia"/>
+        </w:rPr>
+        <w:t xml:space="preserve"> </w:t>
+      </w:r>
+      <w:r>
+        <w:rPr>
+          <w:rFonts w:eastAsiaTheme="minorEastAsia"/>
+        </w:rPr>
+        <w:t xml:space="preserve">   (parf.1)</w:t>
+      </w:r>
+    </w:p>
+    <w:p>
+      <w:pPr>
+        <w:rPr>
+          <w:rFonts w:eastAsiaTheme="minorEastAsia"/>
+        </w:rPr>
+      </w:pPr>
+    </w:p>
+    <w:p>
+      <w:pPr>
+        <w:rPr>
+          <w:rFonts w:eastAsiaTheme="minorEastAsia"/>
+        </w:rPr>
+      </w:pPr>
+      <w:r>
+        <w:rPr>
+          <w:rFonts w:eastAsiaTheme="minorEastAsia"/>
+        </w:rPr>
+        <w:t xml:space="preserve">Here the </w:t>
+      </w:r>
+      <w:r>
+        <w:rPr>
+          <w:rFonts w:eastAsiaTheme="minorEastAsia"/>
+          <w:i/>
+          <w:iCs/>
+        </w:rPr>
+        <w:t>type</w:t>
+      </w:r>
+      <w:r>
+        <w:rPr>
+          <w:rFonts w:eastAsiaTheme="minorEastAsia"/>
+        </w:rPr>
+        <w:t xml:space="preserve">-matcher </w:t>
+      </w:r>
+      <m:oMath>
+        <m:r>
+          <m:rPr>
+            <m:sty m:val="p"/>
+          </m:rPr>
+          <w:rPr>
+            <w:rFonts w:ascii="Cambria Math" w:eastAsiaTheme="minorEastAsia" w:hAnsi="Cambria Math"/>
+          </w:rPr>
+          <m:t>Φ</m:t>
+        </m:r>
+        <m:d>
+          <m:dPr>
+            <m:ctrlPr>
+              <w:rPr>
+                <w:rFonts w:ascii="Cambria Math" w:eastAsiaTheme="minorEastAsia" w:hAnsi="Cambria Math"/>
+                <w:i/>
+              </w:rPr>
+            </m:ctrlPr>
+          </m:dPr>
+          <m:e>
+            <m:sSub>
+              <m:sSubPr>
+                <m:ctrlPr>
+                  <w:rPr>
+                    <w:rFonts w:ascii="Cambria Math" w:eastAsiaTheme="minorEastAsia" w:hAnsi="Cambria Math"/>
+                    <w:i/>
+                  </w:rPr>
+                </m:ctrlPr>
+              </m:sSubPr>
+              <m:e>
+                <m:r>
+                  <w:rPr>
+                    <w:rFonts w:ascii="Cambria Math" w:eastAsiaTheme="minorEastAsia" w:hAnsi="Cambria Math"/>
+                  </w:rPr>
+                  <m:t>l</m:t>
+                </m:r>
+              </m:e>
+              <m:sub>
+                <m:r>
+                  <w:rPr>
+                    <w:rFonts w:ascii="Cambria Math" w:eastAsiaTheme="minorEastAsia" w:hAnsi="Cambria Math"/>
+                  </w:rPr>
+                  <m:t>1</m:t>
+                </m:r>
+              </m:sub>
+            </m:sSub>
+            <m:r>
+              <w:rPr>
+                <w:rFonts w:ascii="Cambria Math" w:eastAsiaTheme="minorEastAsia" w:hAnsi="Cambria Math"/>
+              </w:rPr>
+              <m:t>,</m:t>
+            </m:r>
+            <m:sSub>
+              <m:sSubPr>
+                <m:ctrlPr>
+                  <w:rPr>
+                    <w:rFonts w:ascii="Cambria Math" w:eastAsiaTheme="minorEastAsia" w:hAnsi="Cambria Math"/>
+                    <w:i/>
+                  </w:rPr>
+                </m:ctrlPr>
+              </m:sSubPr>
+              <m:e>
+                <m:r>
+                  <w:rPr>
+                    <w:rFonts w:ascii="Cambria Math" w:eastAsiaTheme="minorEastAsia" w:hAnsi="Cambria Math"/>
+                  </w:rPr>
+                  <m:t>l</m:t>
+                </m:r>
+              </m:e>
+              <m:sub>
+                <m:r>
+                  <w:rPr>
+                    <w:rFonts w:ascii="Cambria Math" w:eastAsiaTheme="minorEastAsia" w:hAnsi="Cambria Math"/>
+                  </w:rPr>
+                  <m:t>2</m:t>
+                </m:r>
+              </m:sub>
+            </m:sSub>
+          </m:e>
+        </m:d>
+        <m:r>
+          <w:rPr>
+            <w:rFonts w:ascii="Cambria Math" w:eastAsiaTheme="minorEastAsia" w:hAnsi="Cambria Math"/>
+          </w:rPr>
+          <m:t>=</m:t>
+        </m:r>
+        <m:func>
+          <m:funcPr>
+            <m:ctrlPr>
+              <w:rPr>
+                <w:rFonts w:ascii="Cambria Math" w:eastAsiaTheme="minorEastAsia" w:hAnsi="Cambria Math"/>
+                <w:i/>
+              </w:rPr>
+            </m:ctrlPr>
+          </m:funcPr>
+          <m:fName>
+            <m:r>
+              <m:rPr>
+                <m:sty m:val="p"/>
+              </m:rPr>
+              <w:rPr>
+                <w:rFonts w:ascii="Cambria Math" w:eastAsiaTheme="minorEastAsia" w:hAnsi="Cambria Math"/>
+              </w:rPr>
+              <m:t>exp</m:t>
+            </m:r>
+          </m:fName>
+          <m:e>
+            <m:d>
+              <m:dPr>
+                <m:ctrlPr>
+                  <w:rPr>
+                    <w:rFonts w:ascii="Cambria Math" w:eastAsiaTheme="minorEastAsia" w:hAnsi="Cambria Math"/>
+                    <w:i/>
+                  </w:rPr>
+                </m:ctrlPr>
+              </m:dPr>
+              <m:e>
+                <m:r>
+                  <w:rPr>
+                    <w:rFonts w:ascii="Cambria Math" w:eastAsiaTheme="minorEastAsia" w:hAnsi="Cambria Math"/>
+                  </w:rPr>
+                  <m:t>-c</m:t>
+                </m:r>
+                <m:sSup>
+                  <m:sSupPr>
+                    <m:ctrlPr>
+                      <w:rPr>
+                        <w:rFonts w:ascii="Cambria Math" w:eastAsiaTheme="minorEastAsia" w:hAnsi="Cambria Math"/>
+                        <w:i/>
+                      </w:rPr>
+                    </m:ctrlPr>
+                  </m:sSupPr>
+                  <m:e>
+                    <m:d>
+                      <m:dPr>
+                        <m:begChr m:val="|"/>
+                        <m:endChr m:val="|"/>
+                        <m:ctrlPr>
+                          <w:rPr>
+                            <w:rFonts w:ascii="Cambria Math" w:eastAsiaTheme="minorEastAsia" w:hAnsi="Cambria Math"/>
+                            <w:i/>
+                          </w:rPr>
+                        </m:ctrlPr>
+                      </m:dPr>
+                      <m:e>
+                        <m:sSub>
+                          <m:sSubPr>
+                            <m:ctrlPr>
+                              <w:rPr>
+                                <w:rFonts w:ascii="Cambria Math" w:eastAsiaTheme="minorEastAsia" w:hAnsi="Cambria Math"/>
+                                <w:i/>
+                              </w:rPr>
+                            </m:ctrlPr>
+                          </m:sSubPr>
+                          <m:e>
+                            <m:r>
+                              <w:rPr>
+                                <w:rFonts w:ascii="Cambria Math" w:eastAsiaTheme="minorEastAsia" w:hAnsi="Cambria Math"/>
+                              </w:rPr>
+                              <m:t>l</m:t>
+                            </m:r>
+                          </m:e>
+                          <m:sub>
+                            <m:r>
+                              <w:rPr>
+                                <w:rFonts w:ascii="Cambria Math" w:eastAsiaTheme="minorEastAsia" w:hAnsi="Cambria Math"/>
+                              </w:rPr>
+                              <m:t>1</m:t>
+                            </m:r>
+                          </m:sub>
+                        </m:sSub>
+                        <m:r>
+                          <w:rPr>
+                            <w:rFonts w:ascii="Cambria Math" w:eastAsiaTheme="minorEastAsia" w:hAnsi="Cambria Math"/>
+                          </w:rPr>
+                          <m:t>-</m:t>
+                        </m:r>
+                        <m:sSub>
+                          <m:sSubPr>
+                            <m:ctrlPr>
+                              <w:rPr>
+                                <w:rFonts w:ascii="Cambria Math" w:eastAsiaTheme="minorEastAsia" w:hAnsi="Cambria Math"/>
+                                <w:i/>
+                              </w:rPr>
+                            </m:ctrlPr>
+                          </m:sSubPr>
+                          <m:e>
+                            <m:r>
+                              <w:rPr>
+                                <w:rFonts w:ascii="Cambria Math" w:eastAsiaTheme="minorEastAsia" w:hAnsi="Cambria Math"/>
+                              </w:rPr>
+                              <m:t>l</m:t>
+                            </m:r>
+                          </m:e>
+                          <m:sub>
+                            <m:r>
+                              <w:rPr>
+                                <w:rFonts w:ascii="Cambria Math" w:eastAsiaTheme="minorEastAsia" w:hAnsi="Cambria Math"/>
+                              </w:rPr>
+                              <m:t>2</m:t>
+                            </m:r>
+                          </m:sub>
+                        </m:sSub>
+                      </m:e>
+                    </m:d>
+                  </m:e>
+                  <m:sup>
+                    <m:r>
+                      <w:rPr>
+                        <w:rFonts w:ascii="Cambria Math" w:eastAsiaTheme="minorEastAsia" w:hAnsi="Cambria Math"/>
+                      </w:rPr>
+                      <m:t>2</m:t>
+                    </m:r>
+                  </m:sup>
+                </m:sSup>
+              </m:e>
+            </m:d>
+          </m:e>
+        </m:func>
+      </m:oMath>
+      <w:r>
+        <w:rPr>
+          <w:rFonts w:eastAsiaTheme="minorEastAsia"/>
+        </w:rPr>
+        <w:t xml:space="preserve"> is a </w:t>
+      </w:r>
+      <w:r>
+        <w:rPr>
+          <w:rFonts w:eastAsiaTheme="minorEastAsia"/>
+          <w:i/>
+          <w:iCs/>
+        </w:rPr>
+        <w:t>gating</w:t>
+      </w:r>
+      <w:r>
+        <w:rPr>
+          <w:rFonts w:eastAsiaTheme="minorEastAsia"/>
+        </w:rPr>
+        <w:t xml:space="preserve"> factor: aspects of incompatible </w:t>
+      </w:r>
+      <w:r>
+        <w:rPr>
+          <w:rFonts w:eastAsiaTheme="minorEastAsia"/>
+          <w:i/>
+          <w:iCs/>
+        </w:rPr>
+        <w:t>type</w:t>
+      </w:r>
+      <w:r>
+        <w:rPr>
+          <w:rFonts w:eastAsiaTheme="minorEastAsia"/>
+        </w:rPr>
+        <w:t xml:space="preserve"> contribute force exponentially suppressed in their </w:t>
+      </w:r>
+      <w:r>
+        <w:rPr>
+          <w:rFonts w:eastAsiaTheme="minorEastAsia"/>
+          <w:i/>
+          <w:iCs/>
+        </w:rPr>
+        <w:t>type</w:t>
+      </w:r>
+      <w:r>
+        <w:rPr>
+          <w:rFonts w:eastAsiaTheme="minorEastAsia"/>
+        </w:rPr>
+        <w:t xml:space="preserve">-distance. The </w:t>
+      </w:r>
+      <m:oMath>
+        <m:r>
+          <w:rPr>
+            <w:rFonts w:ascii="Cambria Math" w:eastAsiaTheme="minorEastAsia" w:hAnsi="Cambria Math"/>
+          </w:rPr>
+          <m:t>§5.1</m:t>
+        </m:r>
+      </m:oMath>
+      <w:r>
+        <w:rPr>
+          <w:rFonts w:eastAsiaTheme="minorEastAsia"/>
+        </w:rPr>
+        <w:t xml:space="preserve"> Theorem 16 </w:t>
+      </w:r>
+      <w:r>
+        <w:rPr>
+          <w:rFonts w:eastAsiaTheme="minorEastAsia"/>
+        </w:rPr>
+        <w:t xml:space="preserve">of [1] </w:t>
+      </w:r>
+      <w:r>
+        <w:rPr>
+          <w:rFonts w:eastAsiaTheme="minorEastAsia"/>
+        </w:rPr>
+        <w:t>makes</w:t>
+      </w:r>
+      <w:r>
+        <w:rPr>
+          <w:rFonts w:eastAsiaTheme="minorEastAsia"/>
+        </w:rPr>
+        <w:t xml:space="preserve"> this precise – pairs of close type-relatedness given with </w:t>
+      </w:r>
+      <m:oMath>
+        <m:d>
+          <m:dPr>
+            <m:begChr m:val="|"/>
+            <m:endChr m:val="|"/>
+            <m:ctrlPr>
+              <w:rPr>
+                <w:rFonts w:ascii="Cambria Math" w:eastAsiaTheme="minorEastAsia" w:hAnsi="Cambria Math"/>
+                <w:i/>
+              </w:rPr>
+            </m:ctrlPr>
+          </m:dPr>
+          <m:e>
+            <m:sSub>
+              <m:sSubPr>
+                <m:ctrlPr>
+                  <w:rPr>
+                    <w:rFonts w:ascii="Cambria Math" w:eastAsiaTheme="minorEastAsia" w:hAnsi="Cambria Math"/>
+                    <w:i/>
+                  </w:rPr>
+                </m:ctrlPr>
+              </m:sSubPr>
+              <m:e>
+                <m:r>
+                  <w:rPr>
+                    <w:rFonts w:ascii="Cambria Math" w:eastAsiaTheme="minorEastAsia" w:hAnsi="Cambria Math"/>
+                  </w:rPr>
+                  <m:t>l</m:t>
+                </m:r>
+              </m:e>
+              <m:sub>
+                <m:r>
+                  <w:rPr>
+                    <w:rFonts w:ascii="Cambria Math" w:eastAsiaTheme="minorEastAsia" w:hAnsi="Cambria Math"/>
+                  </w:rPr>
+                  <m:t>1</m:t>
+                </m:r>
+              </m:sub>
+            </m:sSub>
+            <m:r>
+              <w:rPr>
+                <w:rFonts w:ascii="Cambria Math" w:eastAsiaTheme="minorEastAsia" w:hAnsi="Cambria Math"/>
+              </w:rPr>
+              <m:t>-</m:t>
+            </m:r>
+            <m:sSub>
+              <m:sSubPr>
+                <m:ctrlPr>
+                  <w:rPr>
+                    <w:rFonts w:ascii="Cambria Math" w:eastAsiaTheme="minorEastAsia" w:hAnsi="Cambria Math"/>
+                    <w:i/>
+                  </w:rPr>
+                </m:ctrlPr>
+              </m:sSubPr>
+              <m:e>
+                <m:r>
+                  <w:rPr>
+                    <w:rFonts w:ascii="Cambria Math" w:eastAsiaTheme="minorEastAsia" w:hAnsi="Cambria Math"/>
+                  </w:rPr>
+                  <m:t>l</m:t>
+                </m:r>
+              </m:e>
+              <m:sub>
+                <m:r>
+                  <w:rPr>
+                    <w:rFonts w:ascii="Cambria Math" w:eastAsiaTheme="minorEastAsia" w:hAnsi="Cambria Math"/>
+                  </w:rPr>
+                  <m:t>2</m:t>
+                </m:r>
+              </m:sub>
+            </m:sSub>
+          </m:e>
+        </m:d>
+        <m:r>
+          <w:rPr>
+            <w:rFonts w:ascii="Cambria Math" w:eastAsiaTheme="minorEastAsia" w:hAnsi="Cambria Math"/>
+          </w:rPr>
+          <m:t>&lt;δ</m:t>
+        </m:r>
+      </m:oMath>
+      <w:r>
+        <w:rPr>
+          <w:rFonts w:eastAsiaTheme="minorEastAsia"/>
+        </w:rPr>
+        <w:t xml:space="preserve"> carry essentially all of the interaction; </w:t>
+      </w:r>
+      <w:r>
+        <w:rPr>
+          <w:rFonts w:eastAsiaTheme="minorEastAsia"/>
+        </w:rPr>
+        <w:t xml:space="preserve">the rest contributes negligibly and can be dropped into the dissipation budget. </w:t>
+      </w:r>
+    </w:p>
+    <w:p>
+      <w:pPr>
+        <w:rPr>
+          <w:rFonts w:eastAsiaTheme="minorEastAsia"/>
+          <w:u w:val="single"/>
+        </w:rPr>
+      </w:pPr>
+    </w:p>
+    <w:p>
+      <w:pPr>
+        <w:rPr>
+          <w:rFonts w:eastAsiaTheme="minorEastAsia"/>
+          <w:u w:val="single"/>
+        </w:rPr>
+      </w:pPr>
+      <w:r>
+        <w:rPr>
+          <w:rFonts w:eastAsiaTheme="minorEastAsia"/>
+          <w:u w:val="single"/>
+        </w:rPr>
+        <w:t xml:space="preserve">Note on the dissipative force in </w:t>
+      </w:r>
+      <w:r>
+        <w:rPr>
+          <w:rFonts w:eastAsiaTheme="minorEastAsia"/>
+          <w:u w:val="single"/>
+        </w:rPr>
+        <w:t>PARFLM</w:t>
+      </w:r>
+    </w:p>
+    <w:p>
+      <w:pPr>
+        <w:rPr>
+          <w:rFonts w:eastAsiaTheme="minorEastAsia"/>
+        </w:rPr>
+      </w:pPr>
+    </w:p>
+    <w:p>
+      <w:pPr>
+        <w:rPr>
+          <w:rFonts w:eastAsiaTheme="minorEastAsia"/>
+        </w:rPr>
+      </w:pPr>
+      <w:r>
+        <w:rPr>
+          <w:rFonts w:eastAsiaTheme="minorEastAsia"/>
+        </w:rPr>
+        <w:t xml:space="preserve">The SPLM/PARFLM framework is a damped second-order dynamical system. The equation of motion for each token’s hidden state is: </w:t>
+      </w:r>
+    </w:p>
+    <w:p>
+      <w:pPr>
+        <w:rPr>
+          <w:rFonts w:eastAsiaTheme="minorEastAsia"/>
+        </w:rPr>
+      </w:pPr>
+    </w:p>
+    <w:p>
+      <w:pPr>
+        <w:rPr>
+          <w:rFonts w:eastAsiaTheme="minorEastAsia"/>
+        </w:rPr>
+      </w:pPr>
+      <m:oMath>
+        <m:r>
+          <m:rPr>
+            <m:scr m:val="fraktur"/>
+          </m:rPr>
+          <w:rPr>
+            <w:rFonts w:ascii="Cambria Math" w:eastAsiaTheme="minorEastAsia" w:hAnsi="Cambria Math"/>
+          </w:rPr>
+          <m:t>m</m:t>
+        </m:r>
+        <m:acc>
+          <m:accPr>
+            <m:chr m:val="̈"/>
+            <m:ctrlPr>
+              <w:rPr>
+                <w:rFonts w:ascii="Cambria Math" w:eastAsiaTheme="minorEastAsia" w:hAnsi="Cambria Math"/>
+                <w:i/>
+              </w:rPr>
+            </m:ctrlPr>
+          </m:accPr>
+          <m:e>
+            <m:r>
+              <w:rPr>
+                <w:rFonts w:ascii="Cambria Math" w:eastAsiaTheme="minorEastAsia" w:hAnsi="Cambria Math"/>
+              </w:rPr>
+              <m:t>h</m:t>
+            </m:r>
+          </m:e>
+        </m:acc>
+        <m:r>
+          <w:rPr>
+            <w:rFonts w:ascii="Cambria Math" w:eastAsiaTheme="minorEastAsia" w:hAnsi="Cambria Math"/>
+          </w:rPr>
+          <m:t>+γ</m:t>
+        </m:r>
+        <m:acc>
+          <m:accPr>
+            <m:chr m:val="̇"/>
+            <m:ctrlPr>
+              <w:rPr>
+                <w:rFonts w:ascii="Cambria Math" w:eastAsiaTheme="minorEastAsia" w:hAnsi="Cambria Math"/>
+                <w:i/>
+              </w:rPr>
+            </m:ctrlPr>
+          </m:accPr>
+          <m:e>
+            <m:r>
+              <w:rPr>
+                <w:rFonts w:ascii="Cambria Math" w:eastAsiaTheme="minorEastAsia" w:hAnsi="Cambria Math"/>
+              </w:rPr>
+              <m:t>h</m:t>
+            </m:r>
+          </m:e>
+        </m:acc>
+        <m:r>
+          <w:rPr>
+            <w:rFonts w:ascii="Cambria Math" w:eastAsiaTheme="minorEastAsia" w:hAnsi="Cambria Math"/>
+          </w:rPr>
+          <m:t>+</m:t>
+        </m:r>
+        <m:sSub>
+          <m:sSubPr>
+            <m:ctrlPr>
+              <w:rPr>
+                <w:rFonts w:ascii="Cambria Math" w:eastAsiaTheme="minorEastAsia" w:hAnsi="Cambria Math"/>
+                <w:i/>
+              </w:rPr>
+            </m:ctrlPr>
+          </m:sSubPr>
+          <m:e>
+            <m:r>
+              <m:rPr>
+                <m:sty m:val="p"/>
+              </m:rPr>
+              <w:rPr>
+                <w:rFonts w:ascii="Cambria Math" w:eastAsiaTheme="minorEastAsia" w:hAnsi="Cambria Math"/>
+              </w:rPr>
+              <m:t>∇</m:t>
+            </m:r>
+          </m:e>
+          <m:sub>
+            <m:r>
+              <w:rPr>
+                <w:rFonts w:ascii="Cambria Math" w:eastAsiaTheme="minorEastAsia" w:hAnsi="Cambria Math"/>
+              </w:rPr>
+              <m:t>h</m:t>
+            </m:r>
+          </m:sub>
+        </m:sSub>
+        <m:r>
+          <w:rPr>
+            <w:rFonts w:ascii="Cambria Math" w:eastAsiaTheme="minorEastAsia" w:hAnsi="Cambria Math"/>
+          </w:rPr>
+          <m:t>V=0</m:t>
+        </m:r>
+      </m:oMath>
+      <w:r>
+        <w:rPr>
+          <w:rFonts w:eastAsiaTheme="minorEastAsia"/>
+        </w:rPr>
+        <w:t xml:space="preserve">     (dmp.1)</w:t>
+      </w:r>
+    </w:p>
+    <w:p>
+      <w:pPr>
+        <w:rPr>
+          <w:rFonts w:eastAsiaTheme="minorEastAsia"/>
+        </w:rPr>
+      </w:pPr>
+    </w:p>
+    <w:p>
+      <w:pPr>
+        <w:rPr>
+          <w:rFonts w:eastAsiaTheme="minorEastAsia"/>
+        </w:rPr>
+      </w:pPr>
+      <w:r>
+        <w:rPr>
+          <w:rFonts w:eastAsiaTheme="minorEastAsia"/>
+        </w:rPr>
+        <w:t xml:space="preserve">The </w:t>
+      </w:r>
+      <m:oMath>
+        <m:r>
+          <w:rPr>
+            <w:rFonts w:ascii="Cambria Math" w:eastAsiaTheme="minorEastAsia" w:hAnsi="Cambria Math"/>
+          </w:rPr>
+          <m:t>γ</m:t>
+        </m:r>
+        <m:acc>
+          <m:accPr>
+            <m:chr m:val="̇"/>
+            <m:ctrlPr>
+              <w:rPr>
+                <w:rFonts w:ascii="Cambria Math" w:eastAsiaTheme="minorEastAsia" w:hAnsi="Cambria Math"/>
+                <w:i/>
+              </w:rPr>
+            </m:ctrlPr>
+          </m:accPr>
+          <m:e>
+            <m:r>
+              <w:rPr>
+                <w:rFonts w:ascii="Cambria Math" w:eastAsiaTheme="minorEastAsia" w:hAnsi="Cambria Math"/>
+              </w:rPr>
+              <m:t>h</m:t>
+            </m:r>
+          </m:e>
+        </m:acc>
+      </m:oMath>
+      <w:r>
+        <w:rPr>
+          <w:rFonts w:eastAsiaTheme="minorEastAsia"/>
+        </w:rPr>
+        <w:t xml:space="preserve"> term is the dissipative (damping) force – it continuously drains kinetic energy from the system, acting like friction. </w:t>
+      </w:r>
+      <w:r>
+        <w:rPr>
+          <w:rFonts w:eastAsiaTheme="minorEastAsia"/>
+        </w:rPr>
+        <w:t xml:space="preserve">The dissipative force makes trajectories converge to semantic attractors. </w:t>
+      </w:r>
+      <w:r>
+        <w:rPr>
+          <w:rFonts w:eastAsiaTheme="minorEastAsia"/>
+        </w:rPr>
+        <w:t xml:space="preserve">In this regard the omitted forces of not closely related pairs given with </w:t>
+      </w:r>
+      <m:oMath>
+        <m:d>
+          <m:dPr>
+            <m:begChr m:val="|"/>
+            <m:endChr m:val="|"/>
+            <m:ctrlPr>
+              <w:rPr>
+                <w:rFonts w:ascii="Cambria Math" w:eastAsiaTheme="minorEastAsia" w:hAnsi="Cambria Math"/>
+                <w:i/>
+              </w:rPr>
+            </m:ctrlPr>
+          </m:dPr>
+          <m:e>
+            <m:sSub>
+              <m:sSubPr>
+                <m:ctrlPr>
+                  <w:rPr>
+                    <w:rFonts w:ascii="Cambria Math" w:eastAsiaTheme="minorEastAsia" w:hAnsi="Cambria Math"/>
+                    <w:i/>
+                  </w:rPr>
+                </m:ctrlPr>
+              </m:sSubPr>
+              <m:e>
+                <m:r>
+                  <w:rPr>
+                    <w:rFonts w:ascii="Cambria Math" w:eastAsiaTheme="minorEastAsia" w:hAnsi="Cambria Math"/>
+                  </w:rPr>
+                  <m:t>l</m:t>
+                </m:r>
+              </m:e>
+              <m:sub>
+                <m:r>
+                  <w:rPr>
+                    <w:rFonts w:ascii="Cambria Math" w:eastAsiaTheme="minorEastAsia" w:hAnsi="Cambria Math"/>
+                  </w:rPr>
+                  <m:t>1</m:t>
+                </m:r>
+              </m:sub>
+            </m:sSub>
+            <m:r>
+              <w:rPr>
+                <w:rFonts w:ascii="Cambria Math" w:eastAsiaTheme="minorEastAsia" w:hAnsi="Cambria Math"/>
+              </w:rPr>
+              <m:t>-</m:t>
+            </m:r>
+            <m:sSub>
+              <m:sSubPr>
+                <m:ctrlPr>
+                  <w:rPr>
+                    <w:rFonts w:ascii="Cambria Math" w:eastAsiaTheme="minorEastAsia" w:hAnsi="Cambria Math"/>
+                    <w:i/>
+                  </w:rPr>
+                </m:ctrlPr>
+              </m:sSubPr>
+              <m:e>
+                <m:r>
+                  <w:rPr>
+                    <w:rFonts w:ascii="Cambria Math" w:eastAsiaTheme="minorEastAsia" w:hAnsi="Cambria Math"/>
+                  </w:rPr>
+                  <m:t>l</m:t>
+                </m:r>
+              </m:e>
+              <m:sub>
+                <m:r>
+                  <w:rPr>
+                    <w:rFonts w:ascii="Cambria Math" w:eastAsiaTheme="minorEastAsia" w:hAnsi="Cambria Math"/>
+                  </w:rPr>
+                  <m:t>2</m:t>
+                </m:r>
+              </m:sub>
+            </m:sSub>
+          </m:e>
+        </m:d>
+        <m:r>
+          <w:rPr>
+            <w:rFonts w:ascii="Cambria Math" w:eastAsiaTheme="minorEastAsia" w:hAnsi="Cambria Math"/>
+          </w:rPr>
+          <m:t>≥</m:t>
+        </m:r>
+        <m:r>
+          <w:rPr>
+            <w:rFonts w:ascii="Cambria Math" w:eastAsiaTheme="minorEastAsia" w:hAnsi="Cambria Math"/>
+          </w:rPr>
+          <m:t>δ</m:t>
+        </m:r>
+      </m:oMath>
+      <w:r>
+        <w:rPr>
+          <w:rFonts w:eastAsiaTheme="minorEastAsia"/>
+        </w:rPr>
+        <w:t xml:space="preserve"> are so small that they compare to (or smaller than) the energy which the damping term removes at each integration step. </w:t>
+      </w:r>
+    </w:p>
+    <w:p>
+      <w:pPr>
+        <w:rPr>
+          <w:rFonts w:eastAsiaTheme="minorEastAsia"/>
+        </w:rPr>
+      </w:pPr>
+    </w:p>
+    <w:p>
+      <w:pPr>
+        <w:rPr>
+          <w:rFonts w:eastAsiaTheme="minorEastAsia"/>
+        </w:rPr>
+      </w:pPr>
+      <w:r>
+        <w:rPr>
+          <w:rFonts w:eastAsiaTheme="minorEastAsia"/>
+          <w:noProof/>
+        </w:rPr>
+        <w:drawing>
+          <wp:inline distT="0" distB="0" distL="0" distR="0" wp14:anchorId="12F27FB2" wp14:editId="2B9E7E18">
+            <wp:extent cx="5943600" cy="3016250"/>
+            <wp:effectExtent l="0" t="0" r="0" b="6350"/>
+            <wp:docPr id="1326217892" name="Picture 4" descr="A screenshot of a computer&#10;&#10;AI-generated content may be incorrect."/>
+            <wp:cNvGraphicFramePr>
+              <a:graphicFrameLocks xmlns:a="http://schemas.openxmlformats.org/drawingml/2006/main" noChangeAspect="1"/>
+            </wp:cNvGraphicFramePr>
+            <a:graphic xmlns:a="http://schemas.openxmlformats.org/drawingml/2006/main">
+              <a:graphicData uri="http://schemas.openxmlformats.org/drawingml/2006/picture">
+                <pic:pic xmlns:pic="http://schemas.openxmlformats.org/drawingml/2006/picture">
+                  <pic:nvPicPr>
+                    <pic:cNvPr id="1326217892" name="Picture 4" descr="A screenshot of a computer&#10;&#10;AI-generated content may be incorrect."/>
+                    <pic:cNvPicPr/>
+                  </pic:nvPicPr>
+                  <pic:blipFill>
+                    <a:blip r:embed="rId5" cstate="print">
+                      <a:extLst>
+                        <a:ext uri="{28A0092B-C50C-407E-A947-70E740481C1C}">
+                          <a14:useLocalDpi xmlns:a14="http://schemas.microsoft.com/office/drawing/2010/main" val="0"/>
+                        </a:ext>
+                      </a:extLst>
+                    </a:blip>
+                    <a:stretch>
+                      <a:fillRect/>
+                    </a:stretch>
+                  </pic:blipFill>
+                  <pic:spPr>
+                    <a:xfrm>
+                      <a:off x="0" y="0"/>
+                      <a:ext cx="5943600" cy="3016250"/>
+                    </a:xfrm>
+                    <a:prstGeom prst="rect">
+                      <a:avLst/>
+                    </a:prstGeom>
+                  </pic:spPr>
+                </pic:pic>
+              </a:graphicData>
+            </a:graphic>
+          </wp:inline>
+        </w:drawing>
+      </w:r>
+    </w:p>
+    <w:p>
+      <w:pPr>
+        <w:rPr>
+          <w:rFonts w:eastAsiaTheme="minorEastAsia"/>
+        </w:rPr>
+      </w:pPr>
+    </w:p>
+    <w:p>
+      <w:pPr>
+        <w:pStyle w:val="Heading1"/>
+        <w:rPr>
+          <w:rFonts w:eastAsiaTheme="minorEastAsia"/>
+        </w:rPr>
+      </w:pPr>
+      <w:r>
+        <w:rPr>
+          <w:rFonts w:eastAsiaTheme="minorEastAsia"/>
+        </w:rPr>
+        <w:t>Design of the Pairwise potentials in Multi-Head PARFLM Architectures</w:t>
+      </w:r>
+    </w:p>
+    <w:p/>
+    <w:p>
+      <w:r>
+        <w:t xml:space="preserve">The multi-head PARFLM architecture implemented by such models as Fock-PARFLM v2.1 for OpenWebText scaleup uses three distinct NN components wired together as the pairwise potential </w:t>
+      </w:r>
+      <m:oMath>
+        <m:sSub>
+          <m:sSubPr>
+            <m:ctrlPr>
+              <w:rPr>
+                <w:rFonts w:ascii="Cambria Math" w:hAnsi="Cambria Math"/>
+                <w:i/>
+              </w:rPr>
+            </m:ctrlPr>
+          </m:sSubPr>
+          <m:e>
+            <m:r>
+              <w:rPr>
+                <w:rFonts w:ascii="Cambria Math" w:hAnsi="Cambria Math"/>
+              </w:rPr>
+              <m:t>V</m:t>
+            </m:r>
+          </m:e>
+          <m:sub>
+            <m:r>
+              <w:rPr>
+                <w:rFonts w:ascii="Cambria Math" w:hAnsi="Cambria Math"/>
+              </w:rPr>
+              <m:t>ϕ</m:t>
+            </m:r>
+          </m:sub>
+        </m:sSub>
+      </m:oMath>
+      <w:r>
+        <w:rPr>
+          <w:rFonts w:eastAsiaTheme="minorEastAsia"/>
+        </w:rPr>
+        <w:t>.</w:t>
+      </w:r>
+      <w:r>
+        <w:rPr>
+          <w:rFonts w:eastAsiaTheme="minorEastAsia"/>
+        </w:rPr>
+        <w:t xml:space="preserve"> All three components produce scalar </w:t>
+      </w:r>
+      <w:r>
+        <w:rPr>
+          <w:rFonts w:eastAsiaTheme="minorEastAsia"/>
+        </w:rPr>
+        <w:t>outputs,</w:t>
+      </w:r>
+      <w:r>
+        <w:rPr>
+          <w:rFonts w:eastAsiaTheme="minorEastAsia"/>
+        </w:rPr>
+        <w:t xml:space="preserve"> so their sum is scalar </w:t>
+      </w:r>
+      <w:proofErr w:type="gramStart"/>
+      <w:r>
+        <w:rPr>
+          <w:rFonts w:eastAsiaTheme="minorEastAsia"/>
+        </w:rPr>
+        <w:t>potential</w:t>
+      </w:r>
+      <w:proofErr w:type="gramEnd"/>
+      <w:r>
+        <w:rPr>
+          <w:rFonts w:eastAsiaTheme="minorEastAsia"/>
+        </w:rPr>
+        <w:t xml:space="preserve"> and the induced force remains conservative. </w:t>
       </w:r>
     </w:p>
     <w:p>
@@ -108,7 +1744,7 @@
                     <pic:cNvPicPr/>
                   </pic:nvPicPr>
                   <pic:blipFill>
-                    <a:blip r:embed="rId5" cstate="print">
+                    <a:blip r:embed="rId6" cstate="print">
                       <a:extLst>
                         <a:ext uri="{28A0092B-C50C-407E-A947-70E740481C1C}">
                           <a14:useLocalDpi xmlns:a14="http://schemas.microsoft.com/office/drawing/2010/main" val="0"/>
@@ -136,106 +1772,6 @@
       </w:r>
     </w:p>
     <w:p/>
-    <w:p/>
-    <w:p/>
-    <w:p/>
-    <w:p>
-      <w:pPr>
-        <w:pStyle w:val="Heading1"/>
-      </w:pPr>
-      <w:r>
-        <w:t>References</w:t>
-      </w:r>
-    </w:p>
-    <w:p>
-      <w:r>
-        <w:t>[1]</w:t>
-      </w:r>
-      <w:r>
-        <w:t xml:space="preserve"> </w:t>
-      </w:r>
-      <w:hyperlink r:id="rId6" w:history="1">
-        <w:r>
-          <w:rPr>
-            <w:rStyle w:val="Hyperlink"/>
-            <w:rFonts w:eastAsiaTheme="minorEastAsia"/>
-          </w:rPr>
-          <w:t>Semantic Simulation: A Prescriptive Lagrangian Framework for Efficient Semantic Inference</w:t>
-        </w:r>
-        <w:r>
-          <w:rPr>
-            <w:rStyle w:val="Hyperlink"/>
-            <w:rFonts w:eastAsiaTheme="minorEastAsia"/>
-          </w:rPr>
-          <w:t>, D.Gueorguiev, 2026</w:t>
-        </w:r>
-      </w:hyperlink>
-    </w:p>
-    <w:p>
-      <w:r>
-        <w:t>[2]</w:t>
-      </w:r>
-      <w:r>
-        <w:t xml:space="preserve"> </w:t>
-      </w:r>
-      <w:hyperlink r:id="rId7" w:history="1">
-        <w:r>
-          <w:rPr>
-            <w:rStyle w:val="Hyperlink"/>
-          </w:rPr>
-          <w:t>PARF-Augmented SPLM: A Framework-Native Routing Architecture</w:t>
-        </w:r>
-      </w:hyperlink>
-      <w:r>
-        <w:t xml:space="preserve">, companion note to </w:t>
-      </w:r>
-      <w:hyperlink r:id="rId8" w:history="1">
-        <w:r>
-          <w:rPr>
-            <w:rStyle w:val="Hyperlink"/>
-          </w:rPr>
-          <w:t>[1]</w:t>
-        </w:r>
-      </w:hyperlink>
-    </w:p>
-    <w:p>
-      <w:r>
-        <w:t>[3]</w:t>
-      </w:r>
-      <w:r>
-        <w:t xml:space="preserve"> </w:t>
-      </w:r>
-      <w:hyperlink r:id="rId9" w:history="1">
-        <w:r>
-          <w:rPr>
-            <w:rStyle w:val="Hyperlink"/>
-          </w:rPr>
-          <w:t>On the MLP Layer Modeling the Pairwise Potential</w:t>
-        </w:r>
-      </w:hyperlink>
-      <w:r>
-        <w:t xml:space="preserve">, companion note to </w:t>
-      </w:r>
-      <w:r>
-        <w:t xml:space="preserve"> </w:t>
-      </w:r>
-      <w:hyperlink r:id="rId10" w:history="1">
-        <w:r>
-          <w:rPr>
-            <w:rStyle w:val="Hyperlink"/>
-          </w:rPr>
-          <w:t>[1]</w:t>
-        </w:r>
-      </w:hyperlink>
-    </w:p>
-    <w:p>
-      <w:r>
-        <w:t>[4]</w:t>
-      </w:r>
-      <w:r>
-        <w:t xml:space="preserve"> </w:t>
-      </w:r>
-    </w:p>
     <w:p>
       <w:r>
         <w:rPr>
@@ -243,7 +1779,7 @@
         </w:rPr>
         <w:lastRenderedPageBreak/>
         <w:drawing>
-          <wp:inline distT="0" distB="0" distL="0" distR="0" wp14:anchorId="1B284748" wp14:editId="70BFEC0A">
+          <wp:inline distT="0" distB="0" distL="0" distR="0" wp14:anchorId="0218C185" wp14:editId="005A0650">
             <wp:extent cx="5943600" cy="3822065"/>
             <wp:effectExtent l="0" t="0" r="0" b="635"/>
             <wp:docPr id="99020423" name="Picture 2" descr="A screenshot of a computer program&#10;&#10;AI-generated content may be incorrect."/>
@@ -258,7 +1794,7 @@
                     <pic:cNvPicPr/>
                   </pic:nvPicPr>
                   <pic:blipFill>
-                    <a:blip r:embed="rId11" cstate="print">
+                    <a:blip r:embed="rId7" cstate="print">
                       <a:extLst>
                         <a:ext uri="{28A0092B-C50C-407E-A947-70E740481C1C}">
                           <a14:useLocalDpi xmlns:a14="http://schemas.microsoft.com/office/drawing/2010/main" val="0"/>
@@ -285,6 +1821,106 @@
         </w:drawing>
       </w:r>
     </w:p>
+    <w:p/>
+    <w:p/>
+    <w:p>
+      <w:pPr>
+        <w:pStyle w:val="Heading1"/>
+      </w:pPr>
+      <w:r>
+        <w:t>References</w:t>
+      </w:r>
+    </w:p>
+    <w:p>
+      <w:r>
+        <w:t>[1]</w:t>
+      </w:r>
+      <w:r>
+        <w:t xml:space="preserve"> </w:t>
+      </w:r>
+      <w:hyperlink r:id="rId8" w:history="1">
+        <w:r>
+          <w:rPr>
+            <w:rStyle w:val="Hyperlink"/>
+            <w:rFonts w:eastAsiaTheme="minorEastAsia"/>
+          </w:rPr>
+          <w:t>Semantic Simulation: A Prescriptive Lagrangian Framework for Efficient Semantic Inference</w:t>
+        </w:r>
+        <w:r>
+          <w:rPr>
+            <w:rStyle w:val="Hyperlink"/>
+            <w:rFonts w:eastAsiaTheme="minorEastAsia"/>
+          </w:rPr>
+          <w:t>, D.Gueorguiev, 2026</w:t>
+        </w:r>
+      </w:hyperlink>
+    </w:p>
+    <w:p>
+      <w:r>
+        <w:t>[2]</w:t>
+      </w:r>
+      <w:r>
+        <w:t xml:space="preserve"> </w:t>
+      </w:r>
+      <w:hyperlink r:id="rId9" w:history="1">
+        <w:r>
+          <w:rPr>
+            <w:rStyle w:val="Hyperlink"/>
+          </w:rPr>
+          <w:t>PARF-Augmented SPLM: A Framework-Native Routing Architecture</w:t>
+        </w:r>
+      </w:hyperlink>
+      <w:r>
+        <w:t xml:space="preserve">, companion note to </w:t>
+      </w:r>
+      <w:hyperlink r:id="rId10" w:history="1">
+        <w:r>
+          <w:rPr>
+            <w:rStyle w:val="Hyperlink"/>
+          </w:rPr>
+          <w:t>[1]</w:t>
+        </w:r>
+      </w:hyperlink>
+    </w:p>
+    <w:p>
+      <w:r>
+        <w:t>[3]</w:t>
+      </w:r>
+      <w:r>
+        <w:t xml:space="preserve"> </w:t>
+      </w:r>
+      <w:hyperlink r:id="rId11" w:history="1">
+        <w:r>
+          <w:rPr>
+            <w:rStyle w:val="Hyperlink"/>
+          </w:rPr>
+          <w:t>On the MLP Layer Modeling the Pairwise Potential</w:t>
+        </w:r>
+      </w:hyperlink>
+      <w:r>
+        <w:t xml:space="preserve">, companion note to </w:t>
+      </w:r>
+      <w:r>
+        <w:t xml:space="preserve"> </w:t>
+      </w:r>
+      <w:hyperlink r:id="rId12" w:history="1">
+        <w:r>
+          <w:rPr>
+            <w:rStyle w:val="Hyperlink"/>
+          </w:rPr>
+          <w:t>[1]</w:t>
+        </w:r>
+      </w:hyperlink>
+    </w:p>
+    <w:p>
+      <w:r>
+        <w:t>[4]</w:t>
+      </w:r>
+      <w:r>
+        <w:t xml:space="preserve"> </w:t>
+      </w:r>
+    </w:p>
+    <w:p/>
     <w:p/>
     <w:p/>
     <w:sectPr>
@@ -1239,6 +2875,16 @@
       <w:shd w:val="clear" w:color="auto" w:fill="E1DFDD"/>
     </w:rPr>
   </w:style>
+  <w:style w:type="character" w:styleId="PlaceholderText">
+    <w:name w:val="Placeholder Text"/>
+    <w:basedOn w:val="DefaultParagraphFont"/>
+    <w:uiPriority w:val="99"/>
+    <w:semiHidden/>
+    <w:rsid w:val="000D4354"/>
+    <w:rPr>
+      <w:color w:val="666666"/>
+    </w:rPr>
+  </w:style>
 </w:styles>
 </file>
 

--- a/docs/parflm/Pairwise_Potentials_in_PARFLM_Theory_and_Design.docx
+++ b/docs/parflm/Pairwise_Potentials_in_PARFLM_Theory_and_Design.docx
@@ -1567,6 +1567,196 @@
         </w:rPr>
         <w:t xml:space="preserve"> are so small that they compare to (or smaller than) the energy which the damping term removes at each integration step. </w:t>
       </w:r>
+      <w:r>
+        <w:rPr>
+          <w:rFonts w:eastAsiaTheme="minorEastAsia"/>
+        </w:rPr>
+        <w:t xml:space="preserve">For example, if the dissipative force </w:t>
+      </w:r>
+      <m:oMath>
+        <m:r>
+          <w:rPr>
+            <w:rFonts w:ascii="Cambria Math" w:eastAsiaTheme="minorEastAsia" w:hAnsi="Cambria Math"/>
+          </w:rPr>
+          <m:t>γ</m:t>
+        </m:r>
+        <m:acc>
+          <m:accPr>
+            <m:chr m:val="̇"/>
+            <m:ctrlPr>
+              <w:rPr>
+                <w:rFonts w:ascii="Cambria Math" w:eastAsiaTheme="minorEastAsia" w:hAnsi="Cambria Math"/>
+                <w:i/>
+              </w:rPr>
+            </m:ctrlPr>
+          </m:accPr>
+          <m:e>
+            <m:r>
+              <w:rPr>
+                <w:rFonts w:ascii="Cambria Math" w:eastAsiaTheme="minorEastAsia" w:hAnsi="Cambria Math"/>
+              </w:rPr>
+              <m:t>h</m:t>
+            </m:r>
+          </m:e>
+        </m:acc>
+      </m:oMath>
+      <w:r>
+        <w:rPr>
+          <w:rFonts w:eastAsiaTheme="minorEastAsia"/>
+        </w:rPr>
+        <w:t xml:space="preserve"> is 0.5 per step, </w:t>
+      </w:r>
+      <w:r>
+        <w:rPr>
+          <w:rFonts w:eastAsiaTheme="minorEastAsia"/>
+        </w:rPr>
+        <w:lastRenderedPageBreak/>
+        <w:t xml:space="preserve">and the force contribution from a type-dissimilar </w:t>
+      </w:r>
+      <w:r>
+        <w:rPr>
+          <w:rFonts w:eastAsiaTheme="minorEastAsia"/>
+        </w:rPr>
+        <w:t xml:space="preserve">pair is magnitude 0.001, then ignoring that pair changes the trajectory by less than what the damping already absorbs. </w:t>
+      </w:r>
+      <w:r>
+        <w:rPr>
+          <w:rFonts w:eastAsiaTheme="minorEastAsia"/>
+        </w:rPr>
+        <w:t xml:space="preserve">The truncation error is literally “paid for” by the friction that was going to remove that energy anyways. </w:t>
+      </w:r>
+      <w:r>
+        <w:rPr>
+          <w:rFonts w:eastAsiaTheme="minorEastAsia"/>
+        </w:rPr>
+        <w:t>The companion note [4] makes this precise. The framework’s top-k sparsity prescription (</w:t>
+      </w:r>
+      <w:r>
+        <w:rPr>
+          <w:rFonts w:eastAsiaTheme="minorEastAsia"/>
+        </w:rPr>
+        <w:t>see Definition 17 and Section 5.2 of [1])</w:t>
+      </w:r>
+      <w:r>
+        <w:rPr>
+          <w:rFonts w:eastAsiaTheme="minorEastAsia"/>
+        </w:rPr>
+        <w:t xml:space="preserve"> drops all but the strongest pair forces and the bound on the truncation error is:</w:t>
+      </w:r>
+    </w:p>
+    <w:p>
+      <w:pPr>
+        <w:rPr>
+          <w:rFonts w:eastAsiaTheme="minorEastAsia"/>
+        </w:rPr>
+      </w:pPr>
+    </w:p>
+    <w:p>
+      <w:pPr>
+        <w:rPr>
+          <w:rFonts w:eastAsiaTheme="minorEastAsia"/>
+        </w:rPr>
+      </w:pPr>
+      <m:oMath>
+        <m:d>
+          <m:dPr>
+            <m:begChr m:val="‖"/>
+            <m:endChr m:val="‖"/>
+            <m:ctrlPr>
+              <w:rPr>
+                <w:rFonts w:ascii="Cambria Math" w:eastAsiaTheme="minorEastAsia" w:hAnsi="Cambria Math"/>
+                <w:i/>
+              </w:rPr>
+            </m:ctrlPr>
+          </m:dPr>
+          <m:e>
+            <m:r>
+              <m:rPr>
+                <m:sty m:val="p"/>
+              </m:rPr>
+              <w:rPr>
+                <w:rFonts w:ascii="Cambria Math" w:eastAsiaTheme="minorEastAsia" w:hAnsi="Cambria Math"/>
+              </w:rPr>
+              <m:t>full sum</m:t>
+            </m:r>
+            <m:r>
+              <w:rPr>
+                <w:rFonts w:ascii="Cambria Math" w:eastAsiaTheme="minorEastAsia" w:hAnsi="Cambria Math"/>
+              </w:rPr>
+              <m:t>-</m:t>
+            </m:r>
+            <m:r>
+              <m:rPr>
+                <m:sty m:val="p"/>
+              </m:rPr>
+              <w:rPr>
+                <w:rFonts w:ascii="Cambria Math" w:eastAsiaTheme="minorEastAsia" w:hAnsi="Cambria Math"/>
+              </w:rPr>
+              <m:t>top</m:t>
+            </m:r>
+            <m:r>
+              <w:rPr>
+                <w:rFonts w:ascii="Cambria Math" w:eastAsiaTheme="minorEastAsia" w:hAnsi="Cambria Math"/>
+              </w:rPr>
+              <m:t>k</m:t>
+            </m:r>
+            <m:r>
+              <m:rPr>
+                <m:sty m:val="p"/>
+              </m:rPr>
+              <w:rPr>
+                <w:rFonts w:ascii="Cambria Math" w:eastAsiaTheme="minorEastAsia" w:hAnsi="Cambria Math"/>
+              </w:rPr>
+              <m:t xml:space="preserve"> </m:t>
+            </m:r>
+            <m:r>
+              <m:rPr>
+                <m:sty m:val="p"/>
+              </m:rPr>
+              <w:rPr>
+                <w:rFonts w:ascii="Cambria Math" w:eastAsiaTheme="minorEastAsia" w:hAnsi="Cambria Math"/>
+              </w:rPr>
+              <m:t>sum</m:t>
+            </m:r>
+          </m:e>
+        </m:d>
+        <m:r>
+          <w:rPr>
+            <w:rFonts w:ascii="Cambria Math" w:eastAsiaTheme="minorEastAsia" w:hAnsi="Cambria Math"/>
+          </w:rPr>
+          <m:t xml:space="preserve">≤ </m:t>
+        </m:r>
+        <m:d>
+          <m:dPr>
+            <m:ctrlPr>
+              <w:rPr>
+                <w:rFonts w:ascii="Cambria Math" w:eastAsiaTheme="minorEastAsia" w:hAnsi="Cambria Math"/>
+                <w:i/>
+              </w:rPr>
+            </m:ctrlPr>
+          </m:dPr>
+          <m:e>
+            <m:r>
+              <w:rPr>
+                <w:rFonts w:ascii="Cambria Math" w:eastAsiaTheme="minorEastAsia" w:hAnsi="Cambria Math"/>
+              </w:rPr>
+              <m:t>T-k-1</m:t>
+            </m:r>
+          </m:e>
+        </m:d>
+        <m:r>
+          <w:rPr>
+            <w:rFonts w:ascii="Cambria Math" w:eastAsiaTheme="minorEastAsia" w:hAnsi="Cambria Math"/>
+          </w:rPr>
+          <m:t>∙τ</m:t>
+        </m:r>
+      </m:oMath>
+      <w:r>
+        <w:rPr>
+          <w:rFonts w:eastAsiaTheme="minorEastAsia"/>
+        </w:rPr>
+        <w:t xml:space="preserve"> </w:t>
+      </w:r>
     </w:p>
     <w:p>
       <w:pPr>
@@ -1707,14 +1897,12 @@
         </w:rPr>
         <w:t xml:space="preserve"> so their sum is scalar </w:t>
       </w:r>
-      <w:proofErr w:type="gramStart"/>
-      <w:r>
-        <w:rPr>
-          <w:rFonts w:eastAsiaTheme="minorEastAsia"/>
-        </w:rPr>
-        <w:t>potential</w:t>
-      </w:r>
-      <w:proofErr w:type="gramEnd"/>
+      <w:r>
+        <w:rPr>
+          <w:rFonts w:eastAsiaTheme="minorEastAsia"/>
+        </w:rPr>
+        <w:t>potential,</w:t>
+      </w:r>
       <w:r>
         <w:rPr>
           <w:rFonts w:eastAsiaTheme="minorEastAsia"/>
@@ -1919,6 +2107,62 @@
       <w:r>
         <w:t xml:space="preserve"> </w:t>
       </w:r>
+      <w:hyperlink r:id="rId13" w:history="1">
+        <w:r>
+          <w:rPr>
+            <w:rStyle w:val="Hyperlink"/>
+          </w:rPr>
+          <w:t xml:space="preserve">On Gumbel-softmax Sparsity Applied to  </w:t>
+        </w:r>
+        <m:oMath>
+          <m:sSub>
+            <m:sSubPr>
+              <m:ctrlPr>
+                <w:rPr>
+                  <w:rStyle w:val="Hyperlink"/>
+                  <w:rFonts w:ascii="Cambria Math" w:hAnsi="Cambria Math"/>
+                  <w:i/>
+                </w:rPr>
+              </m:ctrlPr>
+            </m:sSubPr>
+            <m:e>
+              <m:r>
+                <w:rPr>
+                  <w:rStyle w:val="Hyperlink"/>
+                  <w:rFonts w:ascii="Cambria Math" w:hAnsi="Cambria Math"/>
+                </w:rPr>
+                <m:t>V</m:t>
+              </m:r>
+            </m:e>
+            <m:sub>
+              <m:r>
+                <w:rPr>
+                  <w:rStyle w:val="Hyperlink"/>
+                  <w:rFonts w:ascii="Cambria Math" w:hAnsi="Cambria Math"/>
+                </w:rPr>
+                <m:t>ϕ</m:t>
+              </m:r>
+            </m:sub>
+          </m:sSub>
+        </m:oMath>
+      </w:hyperlink>
+      <w:r>
+        <w:rPr>
+          <w:rFonts w:eastAsiaTheme="minorEastAsia"/>
+        </w:rPr>
+        <w:t xml:space="preserve">, </w:t>
+      </w:r>
+      <w:r>
+        <w:t xml:space="preserve">companion note to  </w:t>
+      </w:r>
+      <w:hyperlink r:id="rId14" w:history="1">
+        <w:r>
+          <w:rPr>
+            <w:rStyle w:val="Hyperlink"/>
+          </w:rPr>
+          <w:t>[1]</w:t>
+        </w:r>
+      </w:hyperlink>
     </w:p>
     <w:p/>
     <w:p/>

--- a/docs/parflm/Pairwise_Potentials_in_PARFLM_Theory_and_Design.docx
+++ b/docs/parflm/Pairwise_Potentials_in_PARFLM_Theory_and_Design.docx
@@ -1757,6 +1757,45 @@
         </w:rPr>
         <w:t xml:space="preserve"> </w:t>
       </w:r>
+      <w:r>
+        <w:rPr>
+          <w:rFonts w:eastAsiaTheme="minorEastAsia"/>
+        </w:rPr>
+        <w:t xml:space="preserve">     </w:t>
+      </w:r>
+      <w:r>
+        <w:rPr>
+          <w:rFonts w:eastAsiaTheme="minorEastAsia"/>
+        </w:rPr>
+        <w:t>(gmb.1)</w:t>
+      </w:r>
+    </w:p>
+    <w:p>
+      <w:pPr>
+        <w:rPr>
+          <w:rFonts w:eastAsiaTheme="minorEastAsia"/>
+        </w:rPr>
+      </w:pPr>
+      <w:r>
+        <w:rPr>
+          <w:rFonts w:eastAsiaTheme="minorEastAsia"/>
+        </w:rPr>
+        <w:t xml:space="preserve">Here </w:t>
+      </w:r>
+      <m:oMath>
+        <m:r>
+          <w:rPr>
+            <w:rFonts w:ascii="Cambria Math" w:eastAsiaTheme="minorEastAsia" w:hAnsi="Cambria Math"/>
+          </w:rPr>
+          <m:t>τ</m:t>
+        </m:r>
+      </m:oMath>
+      <w:r>
+        <w:rPr>
+          <w:rFonts w:eastAsiaTheme="minorEastAsia"/>
+        </w:rPr>
+        <w:t xml:space="preserve"> is the parameter of the Gumbel-softmax distribution.</w:t>
+      </w:r>
     </w:p>
     <w:p>
       <w:pPr>
@@ -2165,6 +2204,24 @@
       </w:hyperlink>
     </w:p>
     <w:p/>
+    <w:p/>
+    <w:p>
+      <w:pPr>
+        <w:pStyle w:val="Heading1"/>
+      </w:pPr>
+      <w:r>
+        <w:t xml:space="preserve">Appendix </w:t>
+      </w:r>
+    </w:p>
+    <w:p/>
+    <w:p>
+      <w:pPr>
+        <w:pStyle w:val="Heading2"/>
+      </w:pPr>
+      <w:r>
+        <w:t>Categorical Sampling and the Gumbel-Max trick</w:t>
+      </w:r>
+    </w:p>
     <w:p/>
     <w:p/>
     <w:sectPr>
@@ -2611,7 +2668,6 @@
     <w:next w:val="Normal"/>
     <w:link w:val="Heading2Char"/>
     <w:uiPriority w:val="9"/>
-    <w:semiHidden/>
     <w:unhideWhenUsed/>
     <w:qFormat/>
     <w:rsid w:val="000318EC"/>
@@ -2825,7 +2881,6 @@
     <w:basedOn w:val="DefaultParagraphFont"/>
     <w:link w:val="Heading2"/>
     <w:uiPriority w:val="9"/>
-    <w:semiHidden/>
     <w:rsid w:val="000318EC"/>
     <w:rPr>
       <w:rFonts w:ascii="Calibri Light" w:eastAsiaTheme="majorEastAsia" w:hAnsi="Calibri Light" w:cstheme="majorBidi"/>

--- a/docs/parflm/Pairwise_Potentials_in_PARFLM_Theory_and_Design.docx
+++ b/docs/parflm/Pairwise_Potentials_in_PARFLM_Theory_and_Design.docx
@@ -1,6 +1,6 @@
 
 <file path=word/document.xml><?xml version="1.0" encoding="utf-8"?>
-<w:document xmlns:wpc="http://schemas.microsoft.com/office/word/2010/wordprocessingCanvas" xmlns:cx="http://schemas.microsoft.com/office/drawing/2014/chartex" xmlns:cx1="http://schemas.microsoft.com/office/drawing/2015/9/8/chartex" xmlns:cx2="http://schemas.microsoft.com/office/drawing/2015/10/21/chartex" xmlns:cx3="http://schemas.microsoft.com/office/drawing/2016/5/9/chartex" xmlns:cx4="http://schemas.microsoft.com/office/drawing/2016/5/10/chartex" xmlns:cx5="http://schemas.microsoft.com/office/drawing/2016/5/11/chartex" xmlns:cx6="http://schemas.microsoft.com/office/drawing/2016/5/12/chartex" xmlns:cx7="http://schemas.microsoft.com/office/drawing/2016/5/13/chartex" xmlns:cx8="http://schemas.microsoft.com/office/drawing/2016/5/14/chartex" xmlns:mc="http://schemas.openxmlformats.org/markup-compatibility/2006" xmlns:aink="http://schemas.microsoft.com/office/drawing/2016/ink" xmlns:am3d="http://schemas.microsoft.com/office/drawing/2017/model3d" xmlns:o="urn:schemas-microsoft-com:office:office" xmlns:oel="http://schemas.microsoft.com/office/2019/extlst" xmlns:r="http://schemas.openxmlformats.org/officeDocument/2006/relationships" xmlns:m="http://schemas.openxmlformats.org/officeDocument/2006/math" xmlns:v="urn:schemas-microsoft-com:vml" xmlns:wp14="http://schemas.microsoft.com/office/word/2010/wordprocessingDrawing" xmlns:wp="http://schemas.openxmlformats.org/drawingml/2006/wordprocessingDrawing" xmlns:w10="urn:schemas-microsoft-com:office:word" xmlns:w="http://schemas.openxmlformats.org/wordprocessingml/2006/main" xmlns:w14="http://schemas.microsoft.com/office/word/2010/wordml" xmlns:w15="http://schemas.microsoft.com/office/word/2012/wordml" xmlns:w16cex="http://schemas.microsoft.com/office/word/2018/wordml/cex" xmlns:w16cid="http://schemas.microsoft.com/office/word/2016/wordml/cid" xmlns:w16="http://schemas.microsoft.com/office/word/2018/wordml" xmlns:w16du="http://schemas.microsoft.com/office/word/2023/wordml/word16du" xmlns:w16sdtdh="http://schemas.microsoft.com/office/word/2020/wordml/sdtdatahash" xmlns:w16sdtfl="http://schemas.microsoft.com/office/word/2024/wordml/sdtformatlock" xmlns:w16se="http://schemas.microsoft.com/office/word/2015/wordml/symex" xmlns:wpg="http://schemas.microsoft.com/office/word/2010/wordprocessingGroup" xmlns:wpi="http://schemas.microsoft.com/office/word/2010/wordprocessingInk" xmlns:wne="http://schemas.microsoft.com/office/word/2006/wordml" xmlns:wps="http://schemas.microsoft.com/office/word/2010/wordprocessingShape" mc:Ignorable="w14 w15 w16se w16cid w16 w16cex w16sdtdh w16sdtfl w16du wp14">
+<w:document xmlns:wpc="http://schemas.microsoft.com/office/word/2010/wordprocessingCanvas" xmlns:cx="http://schemas.microsoft.com/office/drawing/2014/chartex" xmlns:cx1="http://schemas.microsoft.com/office/drawing/2015/9/8/chartex" xmlns:cx2="http://schemas.microsoft.com/office/drawing/2015/10/21/chartex" xmlns:cx3="http://schemas.microsoft.com/office/drawing/2016/5/9/chartex" xmlns:cx4="http://schemas.microsoft.com/office/drawing/2016/5/10/chartex" xmlns:cx5="http://schemas.microsoft.com/office/drawing/2016/5/11/chartex" xmlns:cx6="http://schemas.microsoft.com/office/drawing/2016/5/12/chartex" xmlns:cx7="http://schemas.microsoft.com/office/drawing/2016/5/13/chartex" xmlns:cx8="http://schemas.microsoft.com/office/drawing/2016/5/14/chartex" xmlns:mc="http://schemas.openxmlformats.org/markup-compatibility/2006" xmlns:aink="http://schemas.microsoft.com/office/drawing/2016/ink" xmlns:am3d="http://schemas.microsoft.com/office/drawing/2017/model3d" xmlns:o="urn:schemas-microsoft-com:office:office" xmlns:oel="http://schemas.microsoft.com/office/2019/extlst" xmlns:r="http://schemas.openxmlformats.org/officeDocument/2006/relationships" xmlns:m="http://schemas.openxmlformats.org/officeDocument/2006/math" xmlns:v="urn:schemas-microsoft-com:vml" xmlns:wp14="http://schemas.microsoft.com/office/word/2010/wordprocessingDrawing" xmlns:wp="http://schemas.openxmlformats.org/drawingml/2006/wordprocessingDrawing" xmlns:w10="urn:schemas-microsoft-com:office:word" xmlns:w="http://schemas.openxmlformats.org/wordprocessingml/2006/main" xmlns:w14="http://schemas.microsoft.com/office/word/2010/wordml" xmlns:w15="http://schemas.microsoft.com/office/word/2012/wordml" xmlns:w16cex="http://schemas.microsoft.com/office/word/2018/wordml/cex" xmlns:w16cid="http://schemas.microsoft.com/office/word/2016/wordml/cid" xmlns:w16="http://schemas.microsoft.com/office/word/2018/wordml" xmlns:w16sdtdh="http://schemas.microsoft.com/office/word/2020/wordml/sdtdatahash" xmlns:w16se="http://schemas.microsoft.com/office/word/2015/wordml/symex" xmlns:wpg="http://schemas.microsoft.com/office/word/2010/wordprocessingGroup" xmlns:wpi="http://schemas.microsoft.com/office/word/2010/wordprocessingInk" xmlns:wne="http://schemas.microsoft.com/office/word/2006/wordml" xmlns:wps="http://schemas.microsoft.com/office/word/2010/wordprocessingShape" mc:Ignorable="w14 w15 w16se w16cid w16 w16cex w16sdtdh wp14">
   <w:body>
     <w:p>
       <w:pPr>
@@ -29,7 +29,7 @@
           <w:noProof/>
         </w:rPr>
         <w:drawing>
-          <wp:inline distT="0" distB="0" distL="0" distR="0" wp14:anchorId="164F8A39" wp14:editId="5F5493CD">
+          <wp:inline distT="0" distB="0" distL="0" distR="0" wp14:anchorId="164F8A39" wp14:editId="54757792">
             <wp:extent cx="5943600" cy="2610485"/>
             <wp:effectExtent l="0" t="0" r="0" b="5715"/>
             <wp:docPr id="1896560895" name="Picture 3" descr="A screenshot of a computer&#10;&#10;AI-generated content may be incorrect."/>
@@ -1552,13 +1552,7 @@
           <w:rPr>
             <w:rFonts w:ascii="Cambria Math" w:eastAsiaTheme="minorEastAsia" w:hAnsi="Cambria Math"/>
           </w:rPr>
-          <m:t>≥</m:t>
-        </m:r>
-        <m:r>
-          <w:rPr>
-            <w:rFonts w:ascii="Cambria Math" w:eastAsiaTheme="minorEastAsia" w:hAnsi="Cambria Math"/>
-          </w:rPr>
-          <m:t>δ</m:t>
+          <m:t>≥δ</m:t>
         </m:r>
       </m:oMath>
       <w:r>
@@ -1707,16 +1701,7 @@
               <w:rPr>
                 <w:rFonts w:ascii="Cambria Math" w:eastAsiaTheme="minorEastAsia" w:hAnsi="Cambria Math"/>
               </w:rPr>
-              <m:t xml:space="preserve"> </m:t>
-            </m:r>
-            <m:r>
-              <m:rPr>
-                <m:sty m:val="p"/>
-              </m:rPr>
-              <w:rPr>
-                <w:rFonts w:ascii="Cambria Math" w:eastAsiaTheme="minorEastAsia" w:hAnsi="Cambria Math"/>
-              </w:rPr>
-              <m:t>sum</m:t>
+              <m:t xml:space="preserve"> sum</m:t>
             </m:r>
           </m:e>
         </m:d>
@@ -1816,7 +1801,7 @@
           <w:noProof/>
         </w:rPr>
         <w:drawing>
-          <wp:inline distT="0" distB="0" distL="0" distR="0" wp14:anchorId="12F27FB2" wp14:editId="2B9E7E18">
+          <wp:inline distT="0" distB="0" distL="0" distR="0" wp14:anchorId="12F27FB2" wp14:editId="7B24F91B">
             <wp:extent cx="5943600" cy="3016250"/>
             <wp:effectExtent l="0" t="0" r="0" b="6350"/>
             <wp:docPr id="1326217892" name="Picture 4" descr="A screenshot of a computer&#10;&#10;AI-generated content may be incorrect."/>
@@ -1956,7 +1941,7 @@
         </w:rPr>
         <w:lastRenderedPageBreak/>
         <w:drawing>
-          <wp:inline distT="0" distB="0" distL="0" distR="0" wp14:anchorId="5D907741" wp14:editId="0DCF2895">
+          <wp:inline distT="0" distB="0" distL="0" distR="0" wp14:anchorId="5D907741" wp14:editId="4EF07E2A">
             <wp:extent cx="5943600" cy="5274310"/>
             <wp:effectExtent l="0" t="0" r="0" b="0"/>
             <wp:docPr id="1105086590" name="Picture 1" descr="A screenshot of a computer&#10;&#10;AI-generated content may be incorrect."/>
@@ -2006,7 +1991,7 @@
         </w:rPr>
         <w:lastRenderedPageBreak/>
         <w:drawing>
-          <wp:inline distT="0" distB="0" distL="0" distR="0" wp14:anchorId="0218C185" wp14:editId="005A0650">
+          <wp:inline distT="0" distB="0" distL="0" distR="0" wp14:anchorId="0218C185" wp14:editId="2C297EC1">
             <wp:extent cx="5943600" cy="3822065"/>
             <wp:effectExtent l="0" t="0" r="0" b="635"/>
             <wp:docPr id="99020423" name="Picture 2" descr="A screenshot of a computer program&#10;&#10;AI-generated content may be incorrect."/>
@@ -2071,14 +2056,7 @@
             <w:rStyle w:val="Hyperlink"/>
             <w:rFonts w:eastAsiaTheme="minorEastAsia"/>
           </w:rPr>
-          <w:t>Semantic Simulation: A Prescriptive Lagrangian Framework for Efficient Semantic Inference</w:t>
-        </w:r>
-        <w:r>
-          <w:rPr>
-            <w:rStyle w:val="Hyperlink"/>
-            <w:rFonts w:eastAsiaTheme="minorEastAsia"/>
-          </w:rPr>
-          <w:t>, D.Gueorguiev, 2026</w:t>
+          <w:t>Semantic Simulation: A Prescriptive Lagrangian Framework for Efficient Semantic Inference, D.Gueorguiev, 2026</w:t>
         </w:r>
       </w:hyperlink>
     </w:p>
@@ -2125,10 +2103,7 @@
         </w:r>
       </w:hyperlink>
       <w:r>
-        <w:t xml:space="preserve">, companion note to </w:t>
-      </w:r>
-      <w:r>
-        <w:t xml:space="preserve"> </w:t>
+        <w:t xml:space="preserve">, companion note to  </w:t>
       </w:r>
       <w:hyperlink r:id="rId12" w:history="1">
         <w:r>
@@ -2223,6 +2198,226 @@
       </w:r>
     </w:p>
     <w:p/>
+    <w:p>
+      <w:pPr>
+        <w:pStyle w:val="Heading3"/>
+      </w:pPr>
+      <w:r>
+        <w:t>The Gumbel Distribution</w:t>
+      </w:r>
+    </w:p>
+    <w:p/>
+    <w:p>
+      <w:r>
+        <w:t xml:space="preserve">The Gumbel distribution (specifically the Type-I generalized extreme-value distribution) models the distribution </w:t>
+      </w:r>
+      <w:r>
+        <w:t xml:space="preserve">of the maximum of </w:t>
+      </w:r>
+      <w:proofErr w:type="gramStart"/>
+      <w:r>
+        <w:t>a number of</w:t>
+      </w:r>
+      <w:proofErr w:type="gramEnd"/>
+      <w:r>
+        <w:t xml:space="preserve"> samples of various distributions.</w:t>
+      </w:r>
+    </w:p>
+    <w:p/>
+    <w:p>
+      <w:r>
+        <w:t>Probability Density Function (PDF)</w:t>
+      </w:r>
+    </w:p>
+    <w:p>
+      <w:r>
+        <w:t xml:space="preserve">A standard Gumbel r.v. </w:t>
+      </w:r>
+      <m:oMath>
+        <m:r>
+          <w:rPr>
+            <w:rFonts w:ascii="Cambria Math" w:hAnsi="Cambria Math"/>
+          </w:rPr>
+          <m:t>G</m:t>
+        </m:r>
+      </m:oMath>
+      <w:r>
+        <w:t xml:space="preserve"> has the cumulative distribution function (CDF):</w:t>
+      </w:r>
+    </w:p>
+    <w:p/>
+    <w:p>
+      <w:pPr>
+        <w:rPr>
+          <w:rFonts w:eastAsiaTheme="minorEastAsia"/>
+        </w:rPr>
+      </w:pPr>
+      <m:oMath>
+        <m:r>
+          <w:rPr>
+            <w:rFonts w:ascii="Cambria Math" w:hAnsi="Cambria Math"/>
+          </w:rPr>
+          <m:t>F</m:t>
+        </m:r>
+        <m:d>
+          <m:dPr>
+            <m:ctrlPr>
+              <w:rPr>
+                <w:rFonts w:ascii="Cambria Math" w:hAnsi="Cambria Math"/>
+                <w:i/>
+              </w:rPr>
+            </m:ctrlPr>
+          </m:dPr>
+          <m:e>
+            <m:r>
+              <w:rPr>
+                <w:rFonts w:ascii="Cambria Math" w:hAnsi="Cambria Math"/>
+              </w:rPr>
+              <m:t>x</m:t>
+            </m:r>
+          </m:e>
+        </m:d>
+        <m:r>
+          <w:rPr>
+            <w:rFonts w:ascii="Cambria Math" w:hAnsi="Cambria Math"/>
+          </w:rPr>
+          <m:t xml:space="preserve">= </m:t>
+        </m:r>
+        <m:r>
+          <w:rPr>
+            <w:rFonts w:ascii="Cambria Math" w:hAnsi="Cambria Math"/>
+          </w:rPr>
+          <m:t>P</m:t>
+        </m:r>
+        <m:d>
+          <m:dPr>
+            <m:ctrlPr>
+              <w:rPr>
+                <w:rFonts w:ascii="Cambria Math" w:hAnsi="Cambria Math"/>
+                <w:i/>
+              </w:rPr>
+            </m:ctrlPr>
+          </m:dPr>
+          <m:e>
+            <m:r>
+              <w:rPr>
+                <w:rFonts w:ascii="Cambria Math" w:hAnsi="Cambria Math"/>
+              </w:rPr>
+              <m:t>G≤x</m:t>
+            </m:r>
+          </m:e>
+        </m:d>
+        <m:r>
+          <w:rPr>
+            <w:rFonts w:ascii="Cambria Math" w:hAnsi="Cambria Math"/>
+          </w:rPr>
+          <m:t>=</m:t>
+        </m:r>
+        <m:func>
+          <m:funcPr>
+            <m:ctrlPr>
+              <w:rPr>
+                <w:rFonts w:ascii="Cambria Math" w:hAnsi="Cambria Math"/>
+                <w:i/>
+              </w:rPr>
+            </m:ctrlPr>
+          </m:funcPr>
+          <m:fName>
+            <m:r>
+              <m:rPr>
+                <m:sty m:val="p"/>
+              </m:rPr>
+              <w:rPr>
+                <w:rFonts w:ascii="Cambria Math" w:hAnsi="Cambria Math"/>
+              </w:rPr>
+              <m:t>exp</m:t>
+            </m:r>
+          </m:fName>
+          <m:e>
+            <m:d>
+              <m:dPr>
+                <m:ctrlPr>
+                  <w:rPr>
+                    <w:rFonts w:ascii="Cambria Math" w:hAnsi="Cambria Math"/>
+                    <w:i/>
+                  </w:rPr>
+                </m:ctrlPr>
+              </m:dPr>
+              <m:e>
+                <m:r>
+                  <w:rPr>
+                    <w:rFonts w:ascii="Cambria Math" w:hAnsi="Cambria Math"/>
+                  </w:rPr>
+                  <m:t>-</m:t>
+                </m:r>
+                <m:func>
+                  <m:funcPr>
+                    <m:ctrlPr>
+                      <w:rPr>
+                        <w:rFonts w:ascii="Cambria Math" w:hAnsi="Cambria Math"/>
+                        <w:i/>
+                      </w:rPr>
+                    </m:ctrlPr>
+                  </m:funcPr>
+                  <m:fName>
+                    <m:r>
+                      <m:rPr>
+                        <m:sty m:val="p"/>
+                      </m:rPr>
+                      <w:rPr>
+                        <w:rFonts w:ascii="Cambria Math" w:hAnsi="Cambria Math"/>
+                      </w:rPr>
+                      <m:t>exp</m:t>
+                    </m:r>
+                  </m:fName>
+                  <m:e>
+                    <m:d>
+                      <m:dPr>
+                        <m:ctrlPr>
+                          <w:rPr>
+                            <w:rFonts w:ascii="Cambria Math" w:hAnsi="Cambria Math"/>
+                            <w:i/>
+                          </w:rPr>
+                        </m:ctrlPr>
+                      </m:dPr>
+                      <m:e>
+                        <m:r>
+                          <w:rPr>
+                            <w:rFonts w:ascii="Cambria Math" w:hAnsi="Cambria Math"/>
+                          </w:rPr>
+                          <m:t>-x</m:t>
+                        </m:r>
+                      </m:e>
+                    </m:d>
+                  </m:e>
+                </m:func>
+              </m:e>
+            </m:d>
+          </m:e>
+        </m:func>
+      </m:oMath>
+      <w:r>
+        <w:rPr>
+          <w:rFonts w:eastAsiaTheme="minorEastAsia"/>
+        </w:rPr>
+        <w:t xml:space="preserve"> </w:t>
+      </w:r>
+    </w:p>
+    <w:p>
+      <w:pPr>
+        <w:rPr>
+          <w:rFonts w:eastAsiaTheme="minorEastAsia"/>
+        </w:rPr>
+      </w:pPr>
+    </w:p>
+    <w:p>
+      <w:r>
+        <w:rPr>
+          <w:rFonts w:eastAsiaTheme="minorEastAsia"/>
+        </w:rPr>
+        <w:t>Taking the derivative gives its PDF:</w:t>
+      </w:r>
+    </w:p>
     <w:p/>
     <w:sectPr>
       <w:pgSz w:w="12240" w:h="15840"/>
@@ -2235,7 +2430,7 @@
 </file>
 
 <file path=word/styles.xml><?xml version="1.0" encoding="utf-8"?>
-<w:styles xmlns:mc="http://schemas.openxmlformats.org/markup-compatibility/2006" xmlns:r="http://schemas.openxmlformats.org/officeDocument/2006/relationships" xmlns:w="http://schemas.openxmlformats.org/wordprocessingml/2006/main" xmlns:w14="http://schemas.microsoft.com/office/word/2010/wordml" xmlns:w15="http://schemas.microsoft.com/office/word/2012/wordml" xmlns:w16cex="http://schemas.microsoft.com/office/word/2018/wordml/cex" xmlns:w16cid="http://schemas.microsoft.com/office/word/2016/wordml/cid" xmlns:w16="http://schemas.microsoft.com/office/word/2018/wordml" xmlns:w16du="http://schemas.microsoft.com/office/word/2023/wordml/word16du" xmlns:w16sdtdh="http://schemas.microsoft.com/office/word/2020/wordml/sdtdatahash" xmlns:w16sdtfl="http://schemas.microsoft.com/office/word/2024/wordml/sdtformatlock" xmlns:w16se="http://schemas.microsoft.com/office/word/2015/wordml/symex" mc:Ignorable="w14 w15 w16se w16cid w16 w16cex w16sdtdh w16sdtfl w16du">
+<w:styles xmlns:mc="http://schemas.openxmlformats.org/markup-compatibility/2006" xmlns:r="http://schemas.openxmlformats.org/officeDocument/2006/relationships" xmlns:w="http://schemas.openxmlformats.org/wordprocessingml/2006/main" xmlns:w14="http://schemas.microsoft.com/office/word/2010/wordml" xmlns:w15="http://schemas.microsoft.com/office/word/2012/wordml" xmlns:w16cex="http://schemas.microsoft.com/office/word/2018/wordml/cex" xmlns:w16cid="http://schemas.microsoft.com/office/word/2016/wordml/cid" xmlns:w16="http://schemas.microsoft.com/office/word/2018/wordml" xmlns:w16sdtdh="http://schemas.microsoft.com/office/word/2020/wordml/sdtdatahash" xmlns:w16se="http://schemas.microsoft.com/office/word/2015/wordml/symex" mc:Ignorable="w14 w15 w16se w16cid w16 w16cex w16sdtdh">
   <w:docDefaults>
     <w:rPrDefault>
       <w:rPr>
@@ -2689,20 +2884,18 @@
     <w:next w:val="Normal"/>
     <w:link w:val="Heading3Char"/>
     <w:uiPriority w:val="9"/>
-    <w:semiHidden/>
     <w:unhideWhenUsed/>
     <w:qFormat/>
-    <w:rsid w:val="000318EC"/>
+    <w:rsid w:val="00576BCE"/>
     <w:pPr>
       <w:keepNext/>
       <w:keepLines/>
-      <w:spacing w:before="160" w:after="80"/>
       <w:outlineLvl w:val="2"/>
     </w:pPr>
     <w:rPr>
-      <w:rFonts w:eastAsiaTheme="majorEastAsia" w:cstheme="majorBidi"/>
+      <w:rFonts w:ascii="Calibri Light" w:eastAsiaTheme="majorEastAsia" w:hAnsi="Calibri Light" w:cstheme="majorBidi"/>
       <w:color w:val="0F4761" w:themeColor="accent1" w:themeShade="BF"/>
-      <w:sz w:val="28"/>
+      <w:sz w:val="22"/>
       <w:szCs w:val="28"/>
     </w:rPr>
   </w:style>
@@ -2893,12 +3086,11 @@
     <w:basedOn w:val="DefaultParagraphFont"/>
     <w:link w:val="Heading3"/>
     <w:uiPriority w:val="9"/>
-    <w:semiHidden/>
-    <w:rsid w:val="000318EC"/>
+    <w:rsid w:val="00576BCE"/>
     <w:rPr>
-      <w:rFonts w:eastAsiaTheme="majorEastAsia" w:cstheme="majorBidi"/>
+      <w:rFonts w:ascii="Calibri Light" w:eastAsiaTheme="majorEastAsia" w:hAnsi="Calibri Light" w:cstheme="majorBidi"/>
       <w:color w:val="0F4761" w:themeColor="accent1" w:themeShade="BF"/>
-      <w:sz w:val="28"/>
+      <w:sz w:val="22"/>
       <w:szCs w:val="28"/>
     </w:rPr>
   </w:style>

--- a/docs/parflm/Pairwise_Potentials_in_PARFLM_Theory_and_Design.docx
+++ b/docs/parflm/Pairwise_Potentials_in_PARFLM_Theory_and_Design.docx
@@ -2212,20 +2212,20 @@
         <w:t xml:space="preserve">The Gumbel distribution (specifically the Type-I generalized extreme-value distribution) models the distribution </w:t>
       </w:r>
       <w:r>
-        <w:t xml:space="preserve">of the maximum of </w:t>
-      </w:r>
-      <w:proofErr w:type="gramStart"/>
-      <w:r>
-        <w:t>a number of</w:t>
-      </w:r>
-      <w:proofErr w:type="gramEnd"/>
-      <w:r>
-        <w:t xml:space="preserve"> samples of various distributions.</w:t>
+        <w:t>of the maximum of a number of samples of various distributions.</w:t>
       </w:r>
     </w:p>
     <w:p/>
     <w:p>
-      <w:r>
+      <w:pPr>
+        <w:rPr>
+          <w:u w:val="single"/>
+        </w:rPr>
+      </w:pPr>
+      <w:r>
+        <w:rPr>
+          <w:u w:val="single"/>
+        </w:rPr>
         <w:t>Probability Density Function (PDF)</w:t>
       </w:r>
     </w:p>
@@ -2411,12 +2411,1062 @@
       </w:pPr>
     </w:p>
     <w:p>
+      <w:pPr>
+        <w:rPr>
+          <w:rFonts w:eastAsiaTheme="minorEastAsia"/>
+        </w:rPr>
+      </w:pPr>
       <w:r>
         <w:rPr>
           <w:rFonts w:eastAsiaTheme="minorEastAsia"/>
         </w:rPr>
         <w:t>Taking the derivative gives its PDF:</w:t>
       </w:r>
+    </w:p>
+    <w:p>
+      <w:pPr>
+        <w:rPr>
+          <w:rFonts w:eastAsiaTheme="minorEastAsia"/>
+        </w:rPr>
+      </w:pPr>
+      <m:oMath>
+        <m:r>
+          <w:rPr>
+            <w:rFonts w:ascii="Cambria Math" w:eastAsiaTheme="minorEastAsia" w:hAnsi="Cambria Math"/>
+          </w:rPr>
+          <w:lastRenderedPageBreak/>
+          <m:t>f(x) =</m:t>
+        </m:r>
+        <m:func>
+          <m:funcPr>
+            <m:ctrlPr>
+              <w:rPr>
+                <w:rFonts w:ascii="Cambria Math" w:hAnsi="Cambria Math"/>
+                <w:i/>
+              </w:rPr>
+            </m:ctrlPr>
+          </m:funcPr>
+          <m:fName>
+            <m:r>
+              <m:rPr>
+                <m:sty m:val="p"/>
+              </m:rPr>
+              <w:rPr>
+                <w:rFonts w:ascii="Cambria Math" w:hAnsi="Cambria Math"/>
+              </w:rPr>
+              <m:t>exp</m:t>
+            </m:r>
+          </m:fName>
+          <m:e>
+            <m:d>
+              <m:dPr>
+                <m:ctrlPr>
+                  <w:rPr>
+                    <w:rFonts w:ascii="Cambria Math" w:hAnsi="Cambria Math"/>
+                    <w:i/>
+                  </w:rPr>
+                </m:ctrlPr>
+              </m:dPr>
+              <m:e>
+                <m:r>
+                  <w:rPr>
+                    <w:rFonts w:ascii="Cambria Math" w:hAnsi="Cambria Math"/>
+                  </w:rPr>
+                  <m:t>-x</m:t>
+                </m:r>
+                <m:r>
+                  <w:rPr>
+                    <w:rFonts w:ascii="Cambria Math" w:hAnsi="Cambria Math"/>
+                  </w:rPr>
+                  <m:t>-</m:t>
+                </m:r>
+                <m:func>
+                  <m:funcPr>
+                    <m:ctrlPr>
+                      <w:rPr>
+                        <w:rFonts w:ascii="Cambria Math" w:hAnsi="Cambria Math"/>
+                        <w:i/>
+                      </w:rPr>
+                    </m:ctrlPr>
+                  </m:funcPr>
+                  <m:fName>
+                    <m:r>
+                      <m:rPr>
+                        <m:sty m:val="p"/>
+                      </m:rPr>
+                      <w:rPr>
+                        <w:rFonts w:ascii="Cambria Math" w:hAnsi="Cambria Math"/>
+                      </w:rPr>
+                      <m:t>exp</m:t>
+                    </m:r>
+                  </m:fName>
+                  <m:e>
+                    <m:d>
+                      <m:dPr>
+                        <m:ctrlPr>
+                          <w:rPr>
+                            <w:rFonts w:ascii="Cambria Math" w:hAnsi="Cambria Math"/>
+                            <w:i/>
+                          </w:rPr>
+                        </m:ctrlPr>
+                      </m:dPr>
+                      <m:e>
+                        <m:r>
+                          <w:rPr>
+                            <w:rFonts w:ascii="Cambria Math" w:hAnsi="Cambria Math"/>
+                          </w:rPr>
+                          <m:t>-x</m:t>
+                        </m:r>
+                      </m:e>
+                    </m:d>
+                  </m:e>
+                </m:func>
+              </m:e>
+            </m:d>
+          </m:e>
+        </m:func>
+        <m:r>
+          <w:rPr>
+            <w:rFonts w:ascii="Cambria Math" w:eastAsiaTheme="minorEastAsia" w:hAnsi="Cambria Math"/>
+          </w:rPr>
+          <m:t xml:space="preserve"> </m:t>
+        </m:r>
+      </m:oMath>
+      <w:r>
+        <w:rPr>
+          <w:rFonts w:eastAsiaTheme="minorEastAsia"/>
+        </w:rPr>
+        <w:t xml:space="preserve"> </w:t>
+      </w:r>
+    </w:p>
+    <w:p>
+      <w:pPr>
+        <w:rPr>
+          <w:rFonts w:eastAsiaTheme="minorEastAsia"/>
+        </w:rPr>
+      </w:pPr>
+    </w:p>
+    <w:p>
+      <w:pPr>
+        <w:rPr>
+          <w:rFonts w:eastAsiaTheme="minorEastAsia"/>
+          <w:u w:val="single"/>
+        </w:rPr>
+      </w:pPr>
+      <w:r>
+        <w:rPr>
+          <w:rFonts w:eastAsiaTheme="minorEastAsia"/>
+          <w:u w:val="single"/>
+        </w:rPr>
+        <w:t>The Inverse Transform Sampling</w:t>
+      </w:r>
+    </w:p>
+    <w:p>
+      <w:pPr>
+        <w:rPr>
+          <w:rFonts w:eastAsiaTheme="minorEastAsia"/>
+        </w:rPr>
+      </w:pPr>
+    </w:p>
+    <w:p>
+      <w:pPr>
+        <w:rPr>
+          <w:rFonts w:eastAsiaTheme="minorEastAsia"/>
+        </w:rPr>
+      </w:pPr>
+      <w:r>
+        <w:rPr>
+          <w:rFonts w:eastAsiaTheme="minorEastAsia"/>
+        </w:rPr>
+        <w:t xml:space="preserve">To sample a standard Gumbel variable from a standard Uniform variable </w:t>
+      </w:r>
+      <m:oMath>
+        <m:r>
+          <w:rPr>
+            <w:rFonts w:ascii="Cambria Math" w:eastAsiaTheme="minorEastAsia" w:hAnsi="Cambria Math"/>
+          </w:rPr>
+          <m:t>U</m:t>
+        </m:r>
+        <m:r>
+          <w:rPr>
+            <w:rFonts w:ascii="Cambria Math" w:eastAsiaTheme="minorEastAsia" w:hAnsi="Cambria Math"/>
+          </w:rPr>
+          <m:t>~</m:t>
+        </m:r>
+        <m:r>
+          <m:rPr>
+            <m:sty m:val="p"/>
+          </m:rPr>
+          <w:rPr>
+            <w:rFonts w:ascii="Cambria Math" w:eastAsiaTheme="minorEastAsia" w:hAnsi="Cambria Math"/>
+          </w:rPr>
+          <m:t>Uniform</m:t>
+        </m:r>
+        <m:r>
+          <w:rPr>
+            <w:rFonts w:ascii="Cambria Math" w:eastAsiaTheme="minorEastAsia" w:hAnsi="Cambria Math"/>
+          </w:rPr>
+          <m:t xml:space="preserve">(0,1) </m:t>
+        </m:r>
+      </m:oMath>
+      <w:r>
+        <w:rPr>
+          <w:rFonts w:eastAsiaTheme="minorEastAsia"/>
+        </w:rPr>
+        <w:t xml:space="preserve">, we use the inverse of the CDF </w:t>
+      </w:r>
+      <m:oMath>
+        <m:sSup>
+          <m:sSupPr>
+            <m:ctrlPr>
+              <w:rPr>
+                <w:rFonts w:ascii="Cambria Math" w:eastAsiaTheme="minorEastAsia" w:hAnsi="Cambria Math"/>
+                <w:i/>
+              </w:rPr>
+            </m:ctrlPr>
+          </m:sSupPr>
+          <m:e>
+            <m:r>
+              <w:rPr>
+                <w:rFonts w:ascii="Cambria Math" w:eastAsiaTheme="minorEastAsia" w:hAnsi="Cambria Math"/>
+              </w:rPr>
+              <m:t>F</m:t>
+            </m:r>
+          </m:e>
+          <m:sup>
+            <m:r>
+              <w:rPr>
+                <w:rFonts w:ascii="Cambria Math" w:eastAsiaTheme="minorEastAsia" w:hAnsi="Cambria Math"/>
+              </w:rPr>
+              <m:t>-1</m:t>
+            </m:r>
+          </m:sup>
+        </m:sSup>
+      </m:oMath>
+      <w:r>
+        <w:rPr>
+          <w:rFonts w:eastAsiaTheme="minorEastAsia"/>
+        </w:rPr>
+        <w:t>:</w:t>
+      </w:r>
+    </w:p>
+    <w:p>
+      <w:pPr>
+        <w:rPr>
+          <w:rFonts w:eastAsiaTheme="minorEastAsia"/>
+        </w:rPr>
+      </w:pPr>
+    </w:p>
+    <w:p>
+      <w:pPr>
+        <w:rPr>
+          <w:rFonts w:eastAsiaTheme="minorEastAsia"/>
+        </w:rPr>
+      </w:pPr>
+      <m:oMath>
+        <m:r>
+          <w:rPr>
+            <w:rFonts w:ascii="Cambria Math" w:hAnsi="Cambria Math"/>
+          </w:rPr>
+          <m:t>F</m:t>
+        </m:r>
+        <m:d>
+          <m:dPr>
+            <m:ctrlPr>
+              <w:rPr>
+                <w:rFonts w:ascii="Cambria Math" w:eastAsiaTheme="minorEastAsia" w:hAnsi="Cambria Math"/>
+                <w:i/>
+              </w:rPr>
+            </m:ctrlPr>
+          </m:dPr>
+          <m:e>
+            <m:r>
+              <w:rPr>
+                <w:rFonts w:ascii="Cambria Math" w:eastAsiaTheme="minorEastAsia" w:hAnsi="Cambria Math"/>
+              </w:rPr>
+              <m:t>g</m:t>
+            </m:r>
+          </m:e>
+        </m:d>
+        <m:r>
+          <w:rPr>
+            <w:rFonts w:ascii="Cambria Math" w:eastAsiaTheme="minorEastAsia" w:hAnsi="Cambria Math"/>
+          </w:rPr>
+          <m:t>=U⟹</m:t>
+        </m:r>
+        <m:func>
+          <m:funcPr>
+            <m:ctrlPr>
+              <w:rPr>
+                <w:rFonts w:ascii="Cambria Math" w:eastAsiaTheme="minorEastAsia" w:hAnsi="Cambria Math"/>
+                <w:i/>
+              </w:rPr>
+            </m:ctrlPr>
+          </m:funcPr>
+          <m:fName>
+            <m:r>
+              <m:rPr>
+                <m:sty m:val="p"/>
+              </m:rPr>
+              <w:rPr>
+                <w:rFonts w:ascii="Cambria Math" w:eastAsiaTheme="minorEastAsia" w:hAnsi="Cambria Math"/>
+              </w:rPr>
+              <m:t>exp</m:t>
+            </m:r>
+          </m:fName>
+          <m:e>
+            <m:d>
+              <m:dPr>
+                <m:ctrlPr>
+                  <w:rPr>
+                    <w:rFonts w:ascii="Cambria Math" w:eastAsiaTheme="minorEastAsia" w:hAnsi="Cambria Math"/>
+                    <w:i/>
+                  </w:rPr>
+                </m:ctrlPr>
+              </m:dPr>
+              <m:e>
+                <m:r>
+                  <w:rPr>
+                    <w:rFonts w:ascii="Cambria Math" w:eastAsiaTheme="minorEastAsia" w:hAnsi="Cambria Math"/>
+                  </w:rPr>
+                  <m:t>-</m:t>
+                </m:r>
+                <m:func>
+                  <m:funcPr>
+                    <m:ctrlPr>
+                      <w:rPr>
+                        <w:rFonts w:ascii="Cambria Math" w:eastAsiaTheme="minorEastAsia" w:hAnsi="Cambria Math"/>
+                        <w:i/>
+                      </w:rPr>
+                    </m:ctrlPr>
+                  </m:funcPr>
+                  <m:fName>
+                    <m:r>
+                      <m:rPr>
+                        <m:sty m:val="p"/>
+                      </m:rPr>
+                      <w:rPr>
+                        <w:rFonts w:ascii="Cambria Math" w:eastAsiaTheme="minorEastAsia" w:hAnsi="Cambria Math"/>
+                      </w:rPr>
+                      <m:t>exp</m:t>
+                    </m:r>
+                  </m:fName>
+                  <m:e>
+                    <m:d>
+                      <m:dPr>
+                        <m:ctrlPr>
+                          <w:rPr>
+                            <w:rFonts w:ascii="Cambria Math" w:eastAsiaTheme="minorEastAsia" w:hAnsi="Cambria Math"/>
+                            <w:i/>
+                          </w:rPr>
+                        </m:ctrlPr>
+                      </m:dPr>
+                      <m:e>
+                        <m:r>
+                          <w:rPr>
+                            <w:rFonts w:ascii="Cambria Math" w:eastAsiaTheme="minorEastAsia" w:hAnsi="Cambria Math"/>
+                          </w:rPr>
+                          <m:t>-g</m:t>
+                        </m:r>
+                      </m:e>
+                    </m:d>
+                  </m:e>
+                </m:func>
+              </m:e>
+            </m:d>
+            <m:r>
+              <w:rPr>
+                <w:rFonts w:ascii="Cambria Math" w:eastAsiaTheme="minorEastAsia" w:hAnsi="Cambria Math"/>
+              </w:rPr>
+              <m:t>=U</m:t>
+            </m:r>
+          </m:e>
+        </m:func>
+      </m:oMath>
+      <w:r>
+        <w:rPr>
+          <w:rFonts w:eastAsiaTheme="minorEastAsia"/>
+        </w:rPr>
+        <w:t xml:space="preserve"> </w:t>
+      </w:r>
+      <m:oMath>
+        <m:r>
+          <w:rPr>
+            <w:rFonts w:ascii="Cambria Math" w:eastAsiaTheme="minorEastAsia" w:hAnsi="Cambria Math"/>
+          </w:rPr>
+          <m:t>⟹g=-</m:t>
+        </m:r>
+        <m:func>
+          <m:funcPr>
+            <m:ctrlPr>
+              <w:rPr>
+                <w:rFonts w:ascii="Cambria Math" w:eastAsiaTheme="minorEastAsia" w:hAnsi="Cambria Math"/>
+                <w:i/>
+              </w:rPr>
+            </m:ctrlPr>
+          </m:funcPr>
+          <m:fName>
+            <m:r>
+              <m:rPr>
+                <m:sty m:val="p"/>
+              </m:rPr>
+              <w:rPr>
+                <w:rFonts w:ascii="Cambria Math" w:eastAsiaTheme="minorEastAsia" w:hAnsi="Cambria Math"/>
+              </w:rPr>
+              <m:t>log</m:t>
+            </m:r>
+          </m:fName>
+          <m:e>
+            <m:d>
+              <m:dPr>
+                <m:ctrlPr>
+                  <w:rPr>
+                    <w:rFonts w:ascii="Cambria Math" w:eastAsiaTheme="minorEastAsia" w:hAnsi="Cambria Math"/>
+                    <w:i/>
+                  </w:rPr>
+                </m:ctrlPr>
+              </m:dPr>
+              <m:e>
+                <m:r>
+                  <w:rPr>
+                    <w:rFonts w:ascii="Cambria Math" w:eastAsiaTheme="minorEastAsia" w:hAnsi="Cambria Math"/>
+                  </w:rPr>
+                  <m:t>-</m:t>
+                </m:r>
+                <m:func>
+                  <m:funcPr>
+                    <m:ctrlPr>
+                      <w:rPr>
+                        <w:rFonts w:ascii="Cambria Math" w:eastAsiaTheme="minorEastAsia" w:hAnsi="Cambria Math"/>
+                        <w:i/>
+                      </w:rPr>
+                    </m:ctrlPr>
+                  </m:funcPr>
+                  <m:fName>
+                    <m:r>
+                      <m:rPr>
+                        <m:sty m:val="p"/>
+                      </m:rPr>
+                      <w:rPr>
+                        <w:rFonts w:ascii="Cambria Math" w:eastAsiaTheme="minorEastAsia" w:hAnsi="Cambria Math"/>
+                      </w:rPr>
+                      <m:t>log</m:t>
+                    </m:r>
+                  </m:fName>
+                  <m:e>
+                    <m:d>
+                      <m:dPr>
+                        <m:ctrlPr>
+                          <w:rPr>
+                            <w:rFonts w:ascii="Cambria Math" w:hAnsi="Cambria Math"/>
+                            <w:i/>
+                          </w:rPr>
+                        </m:ctrlPr>
+                      </m:dPr>
+                      <m:e>
+                        <m:r>
+                          <w:rPr>
+                            <w:rFonts w:ascii="Cambria Math" w:hAnsi="Cambria Math"/>
+                          </w:rPr>
+                          <m:t>U</m:t>
+                        </m:r>
+                      </m:e>
+                    </m:d>
+                  </m:e>
+                </m:func>
+              </m:e>
+            </m:d>
+          </m:e>
+        </m:func>
+      </m:oMath>
+    </w:p>
+    <w:p>
+      <w:pPr>
+        <w:rPr>
+          <w:rFonts w:eastAsiaTheme="minorEastAsia"/>
+        </w:rPr>
+      </w:pPr>
+    </w:p>
+    <w:p>
+      <w:pPr>
+        <w:rPr>
+          <w:rFonts w:eastAsiaTheme="minorEastAsia"/>
+        </w:rPr>
+      </w:pPr>
+      <w:r>
+        <w:rPr>
+          <w:rFonts w:eastAsiaTheme="minorEastAsia"/>
+        </w:rPr>
+        <w:t>This is the formula used to generate Gumbel noise.</w:t>
+      </w:r>
+    </w:p>
+    <w:p>
+      <w:pPr>
+        <w:rPr>
+          <w:rFonts w:eastAsiaTheme="minorEastAsia"/>
+        </w:rPr>
+      </w:pPr>
+    </w:p>
+    <w:p>
+      <w:pPr>
+        <w:pStyle w:val="Heading3"/>
+      </w:pPr>
+      <w:r>
+        <w:t>The Gumbel-Max trick</w:t>
+      </w:r>
+    </w:p>
+    <w:p/>
+    <w:p>
+      <w:r>
+        <w:t xml:space="preserve">The </w:t>
+      </w:r>
+      <w:r>
+        <w:t xml:space="preserve">Gumbel-Max trick is an efficient method to sample exactly from a discrete categorical distribution without needing to calculate a normalized probability distribution (like softmax). </w:t>
+      </w:r>
+      <w:r>
+        <w:t>Instead of computing expensive sums over all classes, it decouples the distrib</w:t>
+      </w:r>
+      <w:r>
+        <w:t>u</w:t>
+      </w:r>
+      <w:r>
+        <w:t xml:space="preserve">tion’s parameters from its random behavior. </w:t>
+      </w:r>
+      <w:r>
+        <w:t>This technique provides a critical framework for the Gumbel-Softmax trick, which allows NNs to optimize discrete variables using standard backprop.</w:t>
+      </w:r>
+    </w:p>
+    <w:p/>
+    <w:p>
+      <w:pPr>
+        <w:rPr>
+          <w:u w:val="single"/>
+        </w:rPr>
+      </w:pPr>
+      <w:r>
+        <w:rPr>
+          <w:u w:val="single"/>
+        </w:rPr>
+        <w:t>The Problem with Standard Categorical Sampling</w:t>
+      </w:r>
+    </w:p>
+    <w:p/>
+    <w:p>
+      <w:pPr>
+        <w:rPr>
+          <w:rFonts w:eastAsiaTheme="minorEastAsia"/>
+        </w:rPr>
+      </w:pPr>
+      <w:r>
+        <w:t xml:space="preserve">To sample a category </w:t>
+      </w:r>
+      <m:oMath>
+        <m:r>
+          <w:rPr>
+            <w:rFonts w:ascii="Cambria Math" w:hAnsi="Cambria Math"/>
+          </w:rPr>
+          <m:t>i</m:t>
+        </m:r>
+      </m:oMath>
+      <w:r>
+        <w:t xml:space="preserve"> from </w:t>
+      </w:r>
+      <m:oMath>
+        <m:r>
+          <w:rPr>
+            <w:rFonts w:ascii="Cambria Math" w:hAnsi="Cambria Math"/>
+          </w:rPr>
+          <m:t>K</m:t>
+        </m:r>
+      </m:oMath>
+      <w:r>
+        <w:t xml:space="preserve"> possible choices, each choice is typically assigned a raw score, a </w:t>
+      </w:r>
+      <w:r>
+        <w:rPr>
+          <w:i/>
+          <w:iCs/>
+        </w:rPr>
+        <w:t>logit</w:t>
+      </w:r>
+      <w:r>
+        <w:t xml:space="preserve">, denoted as </w:t>
+      </w:r>
+      <m:oMath>
+        <m:sSub>
+          <m:sSubPr>
+            <m:ctrlPr>
+              <w:rPr>
+                <w:rFonts w:ascii="Cambria Math" w:hAnsi="Cambria Math"/>
+                <w:i/>
+              </w:rPr>
+            </m:ctrlPr>
+          </m:sSubPr>
+          <m:e>
+            <m:r>
+              <w:rPr>
+                <w:rFonts w:ascii="Cambria Math" w:hAnsi="Cambria Math"/>
+              </w:rPr>
+              <m:t>l</m:t>
+            </m:r>
+          </m:e>
+          <m:sub>
+            <m:r>
+              <w:rPr>
+                <w:rFonts w:ascii="Cambria Math" w:hAnsi="Cambria Math"/>
+              </w:rPr>
+              <m:t>i</m:t>
+            </m:r>
+          </m:sub>
+        </m:sSub>
+      </m:oMath>
+      <w:r>
+        <w:rPr>
+          <w:rFonts w:eastAsiaTheme="minorEastAsia"/>
+        </w:rPr>
+        <w:t xml:space="preserve">. </w:t>
+      </w:r>
+      <w:r>
+        <w:rPr>
+          <w:rFonts w:eastAsiaTheme="minorEastAsia"/>
+        </w:rPr>
+        <w:t>Traditionally, converting these logits into a valid probability distribution involves two steps:</w:t>
+      </w:r>
+    </w:p>
+    <w:p>
+      <w:pPr>
+        <w:rPr>
+          <w:rFonts w:eastAsiaTheme="minorEastAsia"/>
+        </w:rPr>
+      </w:pPr>
+    </w:p>
+    <w:p>
+      <w:pPr>
+        <w:rPr>
+          <w:rFonts w:eastAsiaTheme="minorEastAsia"/>
+        </w:rPr>
+      </w:pPr>
+      <w:r>
+        <w:rPr>
+          <w:rFonts w:eastAsiaTheme="minorEastAsia"/>
+        </w:rPr>
+        <w:t xml:space="preserve">1 ) </w:t>
+      </w:r>
+      <w:r>
+        <w:rPr>
+          <w:rFonts w:eastAsiaTheme="minorEastAsia"/>
+          <w:b/>
+          <w:bCs/>
+        </w:rPr>
+        <w:t>Exponentials</w:t>
+      </w:r>
+      <w:r>
+        <w:rPr>
+          <w:rFonts w:eastAsiaTheme="minorEastAsia"/>
+        </w:rPr>
+        <w:t xml:space="preserve"> : calculating </w:t>
+      </w:r>
+      <m:oMath>
+        <m:sSup>
+          <m:sSupPr>
+            <m:ctrlPr>
+              <w:rPr>
+                <w:rFonts w:ascii="Cambria Math" w:eastAsiaTheme="minorEastAsia" w:hAnsi="Cambria Math"/>
+                <w:i/>
+              </w:rPr>
+            </m:ctrlPr>
+          </m:sSupPr>
+          <m:e>
+            <m:r>
+              <w:rPr>
+                <w:rFonts w:ascii="Cambria Math" w:eastAsiaTheme="minorEastAsia" w:hAnsi="Cambria Math"/>
+              </w:rPr>
+              <m:t>e</m:t>
+            </m:r>
+          </m:e>
+          <m:sup>
+            <m:sSub>
+              <m:sSubPr>
+                <m:ctrlPr>
+                  <w:rPr>
+                    <w:rFonts w:ascii="Cambria Math" w:eastAsiaTheme="minorEastAsia" w:hAnsi="Cambria Math"/>
+                    <w:i/>
+                  </w:rPr>
+                </m:ctrlPr>
+              </m:sSubPr>
+              <m:e>
+                <m:r>
+                  <w:rPr>
+                    <w:rFonts w:ascii="Cambria Math" w:eastAsiaTheme="minorEastAsia" w:hAnsi="Cambria Math"/>
+                  </w:rPr>
+                  <m:t>l</m:t>
+                </m:r>
+              </m:e>
+              <m:sub>
+                <m:r>
+                  <w:rPr>
+                    <w:rFonts w:ascii="Cambria Math" w:eastAsiaTheme="minorEastAsia" w:hAnsi="Cambria Math"/>
+                  </w:rPr>
+                  <m:t>i</m:t>
+                </m:r>
+              </m:sub>
+            </m:sSub>
+          </m:sup>
+        </m:sSup>
+      </m:oMath>
+      <w:r>
+        <w:rPr>
+          <w:rFonts w:eastAsiaTheme="minorEastAsia"/>
+        </w:rPr>
+        <w:t xml:space="preserve"> for every category</w:t>
+      </w:r>
+    </w:p>
+    <w:p>
+      <w:pPr>
+        <w:rPr>
+          <w:rFonts w:eastAsiaTheme="minorEastAsia"/>
+        </w:rPr>
+      </w:pPr>
+      <w:r>
+        <w:rPr>
+          <w:rFonts w:eastAsiaTheme="minorEastAsia"/>
+        </w:rPr>
+        <w:t xml:space="preserve">2 ) </w:t>
+      </w:r>
+      <w:r>
+        <w:rPr>
+          <w:rFonts w:eastAsiaTheme="minorEastAsia"/>
+          <w:b/>
+          <w:bCs/>
+        </w:rPr>
+        <w:t>Normalization</w:t>
+      </w:r>
+      <w:r>
+        <w:rPr>
+          <w:rFonts w:eastAsiaTheme="minorEastAsia"/>
+        </w:rPr>
+        <w:t>: Dividing each exponential by the sum of all elements:</w:t>
+      </w:r>
+    </w:p>
+    <w:p>
+      <w:pPr>
+        <w:rPr>
+          <w:rFonts w:eastAsiaTheme="minorEastAsia"/>
+        </w:rPr>
+      </w:pPr>
+      <m:oMath>
+        <m:sSub>
+          <m:sSubPr>
+            <m:ctrlPr>
+              <w:rPr>
+                <w:rFonts w:ascii="Cambria Math" w:eastAsiaTheme="minorEastAsia" w:hAnsi="Cambria Math"/>
+                <w:i/>
+              </w:rPr>
+            </m:ctrlPr>
+          </m:sSubPr>
+          <m:e>
+            <m:r>
+              <w:rPr>
+                <w:rFonts w:ascii="Cambria Math" w:eastAsiaTheme="minorEastAsia" w:hAnsi="Cambria Math"/>
+              </w:rPr>
+              <m:t>p</m:t>
+            </m:r>
+          </m:e>
+          <m:sub>
+            <m:r>
+              <w:rPr>
+                <w:rFonts w:ascii="Cambria Math" w:eastAsiaTheme="minorEastAsia" w:hAnsi="Cambria Math"/>
+              </w:rPr>
+              <m:t>i</m:t>
+            </m:r>
+          </m:sub>
+        </m:sSub>
+        <m:r>
+          <w:rPr>
+            <w:rFonts w:ascii="Cambria Math" w:eastAsiaTheme="minorEastAsia" w:hAnsi="Cambria Math"/>
+          </w:rPr>
+          <m:t>=</m:t>
+        </m:r>
+        <m:f>
+          <m:fPr>
+            <m:ctrlPr>
+              <w:rPr>
+                <w:rFonts w:ascii="Cambria Math" w:eastAsiaTheme="minorEastAsia" w:hAnsi="Cambria Math"/>
+                <w:i/>
+              </w:rPr>
+            </m:ctrlPr>
+          </m:fPr>
+          <m:num>
+            <m:sSup>
+              <m:sSupPr>
+                <m:ctrlPr>
+                  <w:rPr>
+                    <w:rFonts w:ascii="Cambria Math" w:eastAsiaTheme="minorEastAsia" w:hAnsi="Cambria Math"/>
+                    <w:i/>
+                  </w:rPr>
+                </m:ctrlPr>
+              </m:sSupPr>
+              <m:e>
+                <m:r>
+                  <w:rPr>
+                    <w:rFonts w:ascii="Cambria Math" w:eastAsiaTheme="minorEastAsia" w:hAnsi="Cambria Math"/>
+                  </w:rPr>
+                  <m:t>e</m:t>
+                </m:r>
+              </m:e>
+              <m:sup>
+                <m:sSub>
+                  <m:sSubPr>
+                    <m:ctrlPr>
+                      <w:rPr>
+                        <w:rFonts w:ascii="Cambria Math" w:eastAsiaTheme="minorEastAsia" w:hAnsi="Cambria Math"/>
+                        <w:i/>
+                      </w:rPr>
+                    </m:ctrlPr>
+                  </m:sSubPr>
+                  <m:e>
+                    <m:r>
+                      <w:rPr>
+                        <w:rFonts w:ascii="Cambria Math" w:eastAsiaTheme="minorEastAsia" w:hAnsi="Cambria Math"/>
+                      </w:rPr>
+                      <m:t>l</m:t>
+                    </m:r>
+                  </m:e>
+                  <m:sub>
+                    <m:r>
+                      <w:rPr>
+                        <w:rFonts w:ascii="Cambria Math" w:eastAsiaTheme="minorEastAsia" w:hAnsi="Cambria Math"/>
+                      </w:rPr>
+                      <m:t>i</m:t>
+                    </m:r>
+                  </m:sub>
+                </m:sSub>
+              </m:sup>
+            </m:sSup>
+          </m:num>
+          <m:den>
+            <m:nary>
+              <m:naryPr>
+                <m:chr m:val="∑"/>
+                <m:limLoc m:val="undOvr"/>
+                <m:ctrlPr>
+                  <w:rPr>
+                    <w:rFonts w:ascii="Cambria Math" w:eastAsiaTheme="minorEastAsia" w:hAnsi="Cambria Math"/>
+                    <w:i/>
+                  </w:rPr>
+                </m:ctrlPr>
+              </m:naryPr>
+              <m:sub>
+                <m:r>
+                  <w:rPr>
+                    <w:rFonts w:ascii="Cambria Math" w:eastAsiaTheme="minorEastAsia" w:hAnsi="Cambria Math"/>
+                  </w:rPr>
+                  <m:t>j=1</m:t>
+                </m:r>
+              </m:sub>
+              <m:sup>
+                <m:r>
+                  <w:rPr>
+                    <w:rFonts w:ascii="Cambria Math" w:eastAsiaTheme="minorEastAsia" w:hAnsi="Cambria Math"/>
+                  </w:rPr>
+                  <m:t>K</m:t>
+                </m:r>
+              </m:sup>
+              <m:e>
+                <m:sSup>
+                  <m:sSupPr>
+                    <m:ctrlPr>
+                      <w:rPr>
+                        <w:rFonts w:ascii="Cambria Math" w:eastAsiaTheme="minorEastAsia" w:hAnsi="Cambria Math"/>
+                        <w:i/>
+                      </w:rPr>
+                    </m:ctrlPr>
+                  </m:sSupPr>
+                  <m:e>
+                    <m:r>
+                      <w:rPr>
+                        <w:rFonts w:ascii="Cambria Math" w:eastAsiaTheme="minorEastAsia" w:hAnsi="Cambria Math"/>
+                      </w:rPr>
+                      <m:t>e</m:t>
+                    </m:r>
+                  </m:e>
+                  <m:sup>
+                    <m:sSub>
+                      <m:sSubPr>
+                        <m:ctrlPr>
+                          <w:rPr>
+                            <w:rFonts w:ascii="Cambria Math" w:eastAsiaTheme="minorEastAsia" w:hAnsi="Cambria Math"/>
+                            <w:i/>
+                          </w:rPr>
+                        </m:ctrlPr>
+                      </m:sSubPr>
+                      <m:e>
+                        <m:r>
+                          <w:rPr>
+                            <w:rFonts w:ascii="Cambria Math" w:eastAsiaTheme="minorEastAsia" w:hAnsi="Cambria Math"/>
+                          </w:rPr>
+                          <m:t>l</m:t>
+                        </m:r>
+                      </m:e>
+                      <m:sub>
+                        <m:r>
+                          <w:rPr>
+                            <w:rFonts w:ascii="Cambria Math" w:eastAsiaTheme="minorEastAsia" w:hAnsi="Cambria Math"/>
+                          </w:rPr>
+                          <m:t>j</m:t>
+                        </m:r>
+                      </m:sub>
+                    </m:sSub>
+                  </m:sup>
+                </m:sSup>
+              </m:e>
+            </m:nary>
+          </m:den>
+        </m:f>
+      </m:oMath>
+      <w:r>
+        <w:rPr>
+          <w:rFonts w:eastAsiaTheme="minorEastAsia"/>
+        </w:rPr>
+        <w:t xml:space="preserve"> </w:t>
+      </w:r>
+    </w:p>
+    <w:p>
+      <w:pPr>
+        <w:rPr>
+          <w:rFonts w:eastAsiaTheme="minorEastAsia"/>
+        </w:rPr>
+      </w:pPr>
+      <w:r>
+        <w:rPr>
+          <w:rFonts w:eastAsiaTheme="minorEastAsia"/>
+        </w:rPr>
+        <w:t xml:space="preserve">3 ) </w:t>
+      </w:r>
+      <w:r>
+        <w:rPr>
+          <w:rFonts w:eastAsiaTheme="minorEastAsia"/>
+          <w:b/>
+          <w:bCs/>
+        </w:rPr>
+        <w:t>Drawing</w:t>
+      </w:r>
+      <w:r>
+        <w:rPr>
+          <w:rFonts w:eastAsiaTheme="minorEastAsia"/>
+        </w:rPr>
+        <w:t xml:space="preserve"> </w:t>
+      </w:r>
+      <w:r>
+        <w:rPr>
+          <w:rFonts w:eastAsiaTheme="minorEastAsia"/>
+        </w:rPr>
+        <w:t xml:space="preserve">: Partitioning a continuous random interval into segments sized by </w:t>
+      </w:r>
+      <m:oMath>
+        <m:sSub>
+          <m:sSubPr>
+            <m:ctrlPr>
+              <w:rPr>
+                <w:rFonts w:ascii="Cambria Math" w:eastAsiaTheme="minorEastAsia" w:hAnsi="Cambria Math"/>
+                <w:i/>
+              </w:rPr>
+            </m:ctrlPr>
+          </m:sSubPr>
+          <m:e>
+            <m:r>
+              <w:rPr>
+                <w:rFonts w:ascii="Cambria Math" w:eastAsiaTheme="minorEastAsia" w:hAnsi="Cambria Math"/>
+              </w:rPr>
+              <m:t>p</m:t>
+            </m:r>
+          </m:e>
+          <m:sub>
+            <m:r>
+              <w:rPr>
+                <w:rFonts w:ascii="Cambria Math" w:eastAsiaTheme="minorEastAsia" w:hAnsi="Cambria Math"/>
+              </w:rPr>
+              <m:t>i</m:t>
+            </m:r>
+          </m:sub>
+        </m:sSub>
+      </m:oMath>
+      <w:r>
+        <w:rPr>
+          <w:rFonts w:eastAsiaTheme="minorEastAsia"/>
+        </w:rPr>
+        <w:t>, then selecting where a random uniform value lands using inverse transform sampling for discrete distributions.</w:t>
+      </w:r>
+    </w:p>
+    <w:p>
+      <w:pPr>
+        <w:rPr>
+          <w:rFonts w:eastAsiaTheme="minorEastAsia"/>
+        </w:rPr>
+      </w:pPr>
+    </w:p>
+    <w:p>
+      <w:pPr>
+        <w:rPr>
+          <w:rFonts w:eastAsiaTheme="minorEastAsia"/>
+          <w:u w:val="single"/>
+        </w:rPr>
+      </w:pPr>
+      <w:r>
+        <w:rPr>
+          <w:rFonts w:eastAsiaTheme="minorEastAsia"/>
+          <w:u w:val="single"/>
+        </w:rPr>
+        <w:t xml:space="preserve">Note on Inverse Transform Sampling for Discrete Distributions </w:t>
+      </w:r>
+    </w:p>
+    <w:p>
+      <w:pPr>
+        <w:rPr>
+          <w:rFonts w:eastAsiaTheme="minorEastAsia"/>
+        </w:rPr>
+      </w:pPr>
+    </w:p>
+    <w:p>
+      <w:pPr>
+        <w:rPr>
+          <w:rFonts w:eastAsiaTheme="minorEastAsia"/>
+        </w:rPr>
+      </w:pPr>
+      <w:r>
+        <w:rPr>
+          <w:rFonts w:eastAsiaTheme="minorEastAsia"/>
+        </w:rPr>
+        <w:t xml:space="preserve">Let us have continuous random interval [0.0, 1.0]. </w:t>
+      </w:r>
+    </w:p>
+    <w:p>
+      <w:pPr>
+        <w:rPr>
+          <w:rFonts w:eastAsiaTheme="minorEastAsia"/>
+        </w:rPr>
+      </w:pPr>
+    </w:p>
+    <w:p>
+      <w:pPr>
+        <w:rPr>
+          <w:rFonts w:eastAsiaTheme="minorEastAsia"/>
+        </w:rPr>
+      </w:pPr>
+    </w:p>
+    <w:p>
+      <w:pPr>
+        <w:rPr>
+          <w:rFonts w:eastAsiaTheme="minorEastAsia"/>
+        </w:rPr>
+      </w:pPr>
+    </w:p>
+    <w:p>
+      <w:pPr>
+        <w:rPr>
+          <w:rFonts w:eastAsiaTheme="minorEastAsia"/>
+        </w:rPr>
+      </w:pPr>
     </w:p>
     <w:p/>
     <w:sectPr>

--- a/docs/parflm/Pairwise_Potentials_in_PARFLM_Theory_and_Design.docx
+++ b/docs/parflm/Pairwise_Potentials_in_PARFLM_Theory_and_Design.docx
@@ -3437,8 +3437,393 @@
         <w:rPr>
           <w:rFonts w:eastAsiaTheme="minorEastAsia"/>
         </w:rPr>
-        <w:t xml:space="preserve">Let us have continuous random interval [0.0, 1.0]. </w:t>
-      </w:r>
+        <w:t xml:space="preserve">Let us have continuous random </w:t>
+      </w:r>
+      <w:r>
+        <w:rPr>
+          <w:rFonts w:eastAsiaTheme="minorEastAsia"/>
+        </w:rPr>
+        <w:t xml:space="preserve">unit </w:t>
+      </w:r>
+      <w:r>
+        <w:rPr>
+          <w:rFonts w:eastAsiaTheme="minorEastAsia"/>
+        </w:rPr>
+        <w:t xml:space="preserve">interval </w:t>
+      </w:r>
+      <m:oMath>
+        <m:r>
+          <w:rPr>
+            <w:rFonts w:ascii="Cambria Math" w:eastAsiaTheme="minorEastAsia" w:hAnsi="Cambria Math"/>
+          </w:rPr>
+          <m:t>[0.0, 1.0]</m:t>
+        </m:r>
+      </m:oMath>
+      <w:r>
+        <w:rPr>
+          <w:rFonts w:eastAsiaTheme="minorEastAsia"/>
+        </w:rPr>
+        <w:t xml:space="preserve">. </w:t>
+      </w:r>
+      <w:r>
+        <w:rPr>
+          <w:rFonts w:eastAsiaTheme="minorEastAsia"/>
+        </w:rPr>
+        <w:t xml:space="preserve">Obviously when we generate a number </w:t>
+      </w:r>
+      <m:oMath>
+        <m:r>
+          <w:rPr>
+            <w:rFonts w:ascii="Cambria Math" w:eastAsiaTheme="minorEastAsia" w:hAnsi="Cambria Math"/>
+          </w:rPr>
+          <m:t>U</m:t>
+        </m:r>
+        <m:r>
+          <w:rPr>
+            <w:rFonts w:ascii="Cambria Math" w:eastAsiaTheme="minorEastAsia" w:hAnsi="Cambria Math"/>
+          </w:rPr>
+          <m:t xml:space="preserve"> </m:t>
+        </m:r>
+        <m:r>
+          <w:rPr>
+            <w:rFonts w:ascii="Cambria Math" w:eastAsiaTheme="minorEastAsia" w:hAnsi="Cambria Math"/>
+          </w:rPr>
+          <m:t>~</m:t>
+        </m:r>
+        <m:r>
+          <w:rPr>
+            <w:rFonts w:ascii="Cambria Math" w:eastAsiaTheme="minorEastAsia" w:hAnsi="Cambria Math"/>
+          </w:rPr>
+          <m:t xml:space="preserve"> </m:t>
+        </m:r>
+        <m:r>
+          <m:rPr>
+            <m:sty m:val="p"/>
+          </m:rPr>
+          <w:rPr>
+            <w:rFonts w:ascii="Cambria Math" w:eastAsiaTheme="minorEastAsia" w:hAnsi="Cambria Math"/>
+          </w:rPr>
+          <m:t>Uniform</m:t>
+        </m:r>
+        <m:d>
+          <m:dPr>
+            <m:ctrlPr>
+              <w:rPr>
+                <w:rFonts w:ascii="Cambria Math" w:eastAsiaTheme="minorEastAsia" w:hAnsi="Cambria Math"/>
+                <w:i/>
+              </w:rPr>
+            </m:ctrlPr>
+          </m:dPr>
+          <m:e>
+            <m:r>
+              <w:rPr>
+                <w:rFonts w:ascii="Cambria Math" w:eastAsiaTheme="minorEastAsia" w:hAnsi="Cambria Math"/>
+              </w:rPr>
+              <m:t>0,1</m:t>
+            </m:r>
+          </m:e>
+        </m:d>
+      </m:oMath>
+      <w:r>
+        <w:rPr>
+          <w:rFonts w:eastAsiaTheme="minorEastAsia"/>
+        </w:rPr>
+        <w:t xml:space="preserve">, it has an equal chance of landing anywhere along this interval. </w:t>
+      </w:r>
+    </w:p>
+    <w:p>
+      <w:pPr>
+        <w:rPr>
+          <w:rFonts w:eastAsiaTheme="minorEastAsia"/>
+        </w:rPr>
+      </w:pPr>
+      <w:r>
+        <w:rPr>
+          <w:rFonts w:eastAsiaTheme="minorEastAsia"/>
+        </w:rPr>
+        <w:t xml:space="preserve">  Now suppose we have 3 categories </w:t>
+      </w:r>
+      <m:oMath>
+        <m:d>
+          <m:dPr>
+            <m:ctrlPr>
+              <w:rPr>
+                <w:rFonts w:ascii="Cambria Math" w:eastAsiaTheme="minorEastAsia" w:hAnsi="Cambria Math"/>
+                <w:i/>
+              </w:rPr>
+            </m:ctrlPr>
+          </m:dPr>
+          <m:e>
+            <m:r>
+              <w:rPr>
+                <w:rFonts w:ascii="Cambria Math" w:eastAsiaTheme="minorEastAsia" w:hAnsi="Cambria Math"/>
+              </w:rPr>
+              <m:t>A,B,C</m:t>
+            </m:r>
+          </m:e>
+        </m:d>
+      </m:oMath>
+      <w:r>
+        <w:rPr>
+          <w:rFonts w:eastAsiaTheme="minorEastAsia"/>
+        </w:rPr>
+        <w:t xml:space="preserve"> with the following probabilities:</w:t>
+      </w:r>
+    </w:p>
+    <w:p>
+      <w:pPr>
+        <w:rPr>
+          <w:rFonts w:eastAsiaTheme="minorEastAsia"/>
+        </w:rPr>
+      </w:pPr>
+      <m:oMath>
+        <m:sSub>
+          <m:sSubPr>
+            <m:ctrlPr>
+              <w:rPr>
+                <w:rFonts w:ascii="Cambria Math" w:eastAsiaTheme="minorEastAsia" w:hAnsi="Cambria Math"/>
+                <w:i/>
+              </w:rPr>
+            </m:ctrlPr>
+          </m:sSubPr>
+          <m:e>
+            <m:r>
+              <w:rPr>
+                <w:rFonts w:ascii="Cambria Math" w:eastAsiaTheme="minorEastAsia" w:hAnsi="Cambria Math"/>
+              </w:rPr>
+              <m:t>p</m:t>
+            </m:r>
+          </m:e>
+          <m:sub>
+            <m:r>
+              <w:rPr>
+                <w:rFonts w:ascii="Cambria Math" w:eastAsiaTheme="minorEastAsia" w:hAnsi="Cambria Math"/>
+              </w:rPr>
+              <m:t>A</m:t>
+            </m:r>
+          </m:sub>
+        </m:sSub>
+        <m:r>
+          <w:rPr>
+            <w:rFonts w:ascii="Cambria Math" w:eastAsiaTheme="minorEastAsia" w:hAnsi="Cambria Math"/>
+          </w:rPr>
+          <m:t>=0.2</m:t>
+        </m:r>
+      </m:oMath>
+      <w:r>
+        <w:rPr>
+          <w:rFonts w:eastAsiaTheme="minorEastAsia"/>
+        </w:rPr>
+        <w:t xml:space="preserve"> , </w:t>
+      </w:r>
+      <m:oMath>
+        <m:sSub>
+          <m:sSubPr>
+            <m:ctrlPr>
+              <w:rPr>
+                <w:rFonts w:ascii="Cambria Math" w:eastAsiaTheme="minorEastAsia" w:hAnsi="Cambria Math"/>
+                <w:i/>
+              </w:rPr>
+            </m:ctrlPr>
+          </m:sSubPr>
+          <m:e>
+            <m:r>
+              <w:rPr>
+                <w:rFonts w:ascii="Cambria Math" w:eastAsiaTheme="minorEastAsia" w:hAnsi="Cambria Math"/>
+              </w:rPr>
+              <m:t>p</m:t>
+            </m:r>
+          </m:e>
+          <m:sub>
+            <m:r>
+              <w:rPr>
+                <w:rFonts w:ascii="Cambria Math" w:eastAsiaTheme="minorEastAsia" w:hAnsi="Cambria Math"/>
+              </w:rPr>
+              <m:t>B</m:t>
+            </m:r>
+          </m:sub>
+        </m:sSub>
+        <m:r>
+          <w:rPr>
+            <w:rFonts w:ascii="Cambria Math" w:eastAsiaTheme="minorEastAsia" w:hAnsi="Cambria Math"/>
+          </w:rPr>
+          <m:t>=0.</m:t>
+        </m:r>
+        <m:r>
+          <w:rPr>
+            <w:rFonts w:ascii="Cambria Math" w:eastAsiaTheme="minorEastAsia" w:hAnsi="Cambria Math"/>
+          </w:rPr>
+          <m:t>5</m:t>
+        </m:r>
+      </m:oMath>
+      <w:r>
+        <w:rPr>
+          <w:rFonts w:eastAsiaTheme="minorEastAsia"/>
+        </w:rPr>
+        <w:t xml:space="preserve">, </w:t>
+      </w:r>
+      <m:oMath>
+        <m:sSub>
+          <m:sSubPr>
+            <m:ctrlPr>
+              <w:rPr>
+                <w:rFonts w:ascii="Cambria Math" w:eastAsiaTheme="minorEastAsia" w:hAnsi="Cambria Math"/>
+                <w:i/>
+              </w:rPr>
+            </m:ctrlPr>
+          </m:sSubPr>
+          <m:e>
+            <m:r>
+              <w:rPr>
+                <w:rFonts w:ascii="Cambria Math" w:eastAsiaTheme="minorEastAsia" w:hAnsi="Cambria Math"/>
+              </w:rPr>
+              <m:t>p</m:t>
+            </m:r>
+          </m:e>
+          <m:sub>
+            <m:r>
+              <w:rPr>
+                <w:rFonts w:ascii="Cambria Math" w:eastAsiaTheme="minorEastAsia" w:hAnsi="Cambria Math"/>
+              </w:rPr>
+              <m:t>C</m:t>
+            </m:r>
+          </m:sub>
+        </m:sSub>
+        <m:r>
+          <w:rPr>
+            <w:rFonts w:ascii="Cambria Math" w:eastAsiaTheme="minorEastAsia" w:hAnsi="Cambria Math"/>
+          </w:rPr>
+          <m:t>=0.</m:t>
+        </m:r>
+        <m:r>
+          <w:rPr>
+            <w:rFonts w:ascii="Cambria Math" w:eastAsiaTheme="minorEastAsia" w:hAnsi="Cambria Math"/>
+          </w:rPr>
+          <m:t>3</m:t>
+        </m:r>
+      </m:oMath>
+      <w:r>
+        <w:rPr>
+          <w:rFonts w:eastAsiaTheme="minorEastAsia"/>
+        </w:rPr>
+        <w:t>.</w:t>
+      </w:r>
+    </w:p>
+    <w:p>
+      <w:pPr>
+        <w:rPr>
+          <w:rFonts w:eastAsiaTheme="minorEastAsia"/>
+        </w:rPr>
+      </w:pPr>
+      <w:r>
+        <w:rPr>
+          <w:rFonts w:eastAsiaTheme="minorEastAsia"/>
+        </w:rPr>
+        <w:t xml:space="preserve"> To sample from this distribution, we divide the unit interval into segments matching the corresponding probabilities. Segment A : </w:t>
+      </w:r>
+      <m:oMath>
+        <m:r>
+          <w:rPr>
+            <w:rFonts w:ascii="Cambria Math" w:eastAsiaTheme="minorEastAsia" w:hAnsi="Cambria Math"/>
+          </w:rPr>
+          <m:t>[0.0, 0.2)</m:t>
+        </m:r>
+      </m:oMath>
+      <w:r>
+        <w:rPr>
+          <w:rFonts w:eastAsiaTheme="minorEastAsia"/>
+        </w:rPr>
+        <w:t xml:space="preserve">; Segment B: </w:t>
+      </w:r>
+      <m:oMath>
+        <m:r>
+          <w:rPr>
+            <w:rFonts w:ascii="Cambria Math" w:eastAsiaTheme="minorEastAsia" w:hAnsi="Cambria Math"/>
+          </w:rPr>
+          <m:t>[0.2, 0.7)</m:t>
+        </m:r>
+      </m:oMath>
+      <w:r>
+        <w:rPr>
+          <w:rFonts w:eastAsiaTheme="minorEastAsia"/>
+        </w:rPr>
+        <w:t xml:space="preserve">; Segment C: </w:t>
+      </w:r>
+      <m:oMath>
+        <m:r>
+          <w:rPr>
+            <w:rFonts w:ascii="Cambria Math" w:eastAsiaTheme="minorEastAsia" w:hAnsi="Cambria Math"/>
+          </w:rPr>
+          <m:t>[0.7, 1.0]</m:t>
+        </m:r>
+      </m:oMath>
+      <w:r>
+        <w:rPr>
+          <w:rFonts w:eastAsiaTheme="minorEastAsia"/>
+        </w:rPr>
+        <w:t xml:space="preserve">. We draw </w:t>
+      </w:r>
+      <m:oMath>
+        <m:r>
+          <w:rPr>
+            <w:rFonts w:ascii="Cambria Math" w:eastAsiaTheme="minorEastAsia" w:hAnsi="Cambria Math"/>
+          </w:rPr>
+          <m:t>U</m:t>
+        </m:r>
+        <m:r>
+          <w:rPr>
+            <w:rFonts w:ascii="Cambria Math" w:eastAsiaTheme="minorEastAsia" w:hAnsi="Cambria Math"/>
+          </w:rPr>
+          <m:t xml:space="preserve"> ~ </m:t>
+        </m:r>
+        <m:r>
+          <m:rPr>
+            <m:sty m:val="p"/>
+          </m:rPr>
+          <w:rPr>
+            <w:rFonts w:ascii="Cambria Math" w:eastAsiaTheme="minorEastAsia" w:hAnsi="Cambria Math"/>
+          </w:rPr>
+          <m:t>Uniform</m:t>
+        </m:r>
+        <m:d>
+          <m:dPr>
+            <m:ctrlPr>
+              <w:rPr>
+                <w:rFonts w:ascii="Cambria Math" w:eastAsiaTheme="minorEastAsia" w:hAnsi="Cambria Math"/>
+                <w:i/>
+              </w:rPr>
+            </m:ctrlPr>
+          </m:dPr>
+          <m:e>
+            <m:r>
+              <w:rPr>
+                <w:rFonts w:ascii="Cambria Math" w:eastAsiaTheme="minorEastAsia" w:hAnsi="Cambria Math"/>
+              </w:rPr>
+              <m:t>0,1</m:t>
+            </m:r>
+          </m:e>
+        </m:d>
+      </m:oMath>
+      <w:r>
+        <w:rPr>
+          <w:rFonts w:eastAsiaTheme="minorEastAsia"/>
+        </w:rPr>
+        <w:t xml:space="preserve"> and determine in which segment it lands thereby simulating selection according to the discrete distribution. </w:t>
+      </w:r>
+    </w:p>
+    <w:p>
+      <w:pPr>
+        <w:rPr>
+          <w:rFonts w:eastAsiaTheme="minorEastAsia"/>
+        </w:rPr>
+      </w:pPr>
+    </w:p>
+    <w:p>
+      <w:pPr>
+        <w:rPr>
+          <w:rFonts w:eastAsiaTheme="minorEastAsia"/>
+        </w:rPr>
+      </w:pPr>
     </w:p>
     <w:p>
       <w:pPr>

--- a/docs/parflm/Pairwise_Potentials_in_PARFLM_Theory_and_Design.docx
+++ b/docs/parflm/Pairwise_Potentials_in_PARFLM_Theory_and_Design.docx
@@ -3824,13 +3824,603 @@
           <w:rFonts w:eastAsiaTheme="minorEastAsia"/>
         </w:rPr>
       </w:pPr>
-    </w:p>
-    <w:p>
-      <w:pPr>
-        <w:rPr>
-          <w:rFonts w:eastAsiaTheme="minorEastAsia"/>
-        </w:rPr>
-      </w:pPr>
+      <w:r>
+        <w:rPr>
+          <w:rFonts w:eastAsiaTheme="minorEastAsia"/>
+        </w:rPr>
+        <w:t xml:space="preserve">This process becomes computationally heavy for large vocabularies because we </w:t>
+      </w:r>
+      <w:proofErr w:type="gramStart"/>
+      <w:r>
+        <w:rPr>
+          <w:rFonts w:eastAsiaTheme="minorEastAsia"/>
+        </w:rPr>
+        <w:t>have to</w:t>
+      </w:r>
+      <w:proofErr w:type="gramEnd"/>
+      <w:r>
+        <w:rPr>
+          <w:rFonts w:eastAsiaTheme="minorEastAsia"/>
+        </w:rPr>
+        <w:t xml:space="preserve"> calculate the total sum across all classes before drawing even a single item. </w:t>
+      </w:r>
+    </w:p>
+    <w:p>
+      <w:pPr>
+        <w:rPr>
+          <w:rFonts w:eastAsiaTheme="minorEastAsia"/>
+        </w:rPr>
+      </w:pPr>
+    </w:p>
+    <w:p>
+      <w:pPr>
+        <w:rPr>
+          <w:rFonts w:eastAsiaTheme="minorEastAsia"/>
+          <w:u w:val="single"/>
+        </w:rPr>
+      </w:pPr>
+      <w:r>
+        <w:rPr>
+          <w:rFonts w:eastAsiaTheme="minorEastAsia"/>
+          <w:u w:val="single"/>
+        </w:rPr>
+        <w:t>How the Gumbel-Max Trick Works</w:t>
+      </w:r>
+    </w:p>
+    <w:p>
+      <w:pPr>
+        <w:rPr>
+          <w:rFonts w:eastAsiaTheme="minorEastAsia"/>
+        </w:rPr>
+      </w:pPr>
+    </w:p>
+    <w:p>
+      <w:pPr>
+        <w:rPr>
+          <w:rFonts w:eastAsiaTheme="minorEastAsia"/>
+        </w:rPr>
+      </w:pPr>
+      <w:r>
+        <w:rPr>
+          <w:rFonts w:eastAsiaTheme="minorEastAsia"/>
+        </w:rPr>
+        <w:t xml:space="preserve">The Gumbel-Max trick replaces normalization with an argmax selection over randomized scores. </w:t>
+      </w:r>
+    </w:p>
+    <w:p>
+      <w:pPr>
+        <w:rPr>
+          <w:rFonts w:eastAsiaTheme="minorEastAsia"/>
+        </w:rPr>
+      </w:pPr>
+    </w:p>
+    <w:p>
+      <w:pPr>
+        <w:rPr>
+          <w:rFonts w:eastAsiaTheme="minorEastAsia"/>
+        </w:rPr>
+      </w:pPr>
+      <w:r>
+        <w:rPr>
+          <w:rFonts w:eastAsiaTheme="minorEastAsia"/>
+          <w:b/>
+          <w:bCs/>
+        </w:rPr>
+        <w:lastRenderedPageBreak/>
+        <w:t>Algorithm</w:t>
+      </w:r>
+      <w:r>
+        <w:rPr>
+          <w:rFonts w:eastAsiaTheme="minorEastAsia"/>
+        </w:rPr>
+        <w:t>:</w:t>
+      </w:r>
+    </w:p>
+    <w:p>
+      <w:pPr>
+        <w:rPr>
+          <w:rFonts w:eastAsiaTheme="minorEastAsia"/>
+        </w:rPr>
+      </w:pPr>
+      <w:r>
+        <w:rPr>
+          <w:rFonts w:eastAsiaTheme="minorEastAsia"/>
+        </w:rPr>
+        <w:t xml:space="preserve">1 ) </w:t>
+      </w:r>
+      <w:r>
+        <w:rPr>
+          <w:rFonts w:eastAsiaTheme="minorEastAsia"/>
+          <w:b/>
+          <w:bCs/>
+        </w:rPr>
+        <w:t>Generate Uniform Noise</w:t>
+      </w:r>
+      <w:r>
+        <w:rPr>
+          <w:rFonts w:eastAsiaTheme="minorEastAsia"/>
+        </w:rPr>
+        <w:t xml:space="preserve">: Draw an iid r.v. </w:t>
+      </w:r>
+      <m:oMath>
+        <m:sSub>
+          <m:sSubPr>
+            <m:ctrlPr>
+              <w:rPr>
+                <w:rFonts w:ascii="Cambria Math" w:eastAsiaTheme="minorEastAsia" w:hAnsi="Cambria Math"/>
+                <w:i/>
+              </w:rPr>
+            </m:ctrlPr>
+          </m:sSubPr>
+          <m:e>
+            <m:r>
+              <w:rPr>
+                <w:rFonts w:ascii="Cambria Math" w:eastAsiaTheme="minorEastAsia" w:hAnsi="Cambria Math"/>
+              </w:rPr>
+              <m:t>U</m:t>
+            </m:r>
+          </m:e>
+          <m:sub>
+            <m:r>
+              <w:rPr>
+                <w:rFonts w:ascii="Cambria Math" w:eastAsiaTheme="minorEastAsia" w:hAnsi="Cambria Math"/>
+              </w:rPr>
+              <m:t>i</m:t>
+            </m:r>
+          </m:sub>
+        </m:sSub>
+      </m:oMath>
+      <w:r>
+        <w:rPr>
+          <w:rFonts w:eastAsiaTheme="minorEastAsia"/>
+        </w:rPr>
+        <w:t xml:space="preserve"> from a standard uniform distribution for each category:</w:t>
+      </w:r>
+    </w:p>
+    <w:p>
+      <w:pPr>
+        <w:rPr>
+          <w:rFonts w:eastAsiaTheme="minorEastAsia"/>
+        </w:rPr>
+      </w:pPr>
+    </w:p>
+    <w:p>
+      <w:pPr>
+        <w:rPr>
+          <w:rFonts w:eastAsiaTheme="minorEastAsia"/>
+        </w:rPr>
+      </w:pPr>
+      <m:oMath>
+        <m:sSub>
+          <m:sSubPr>
+            <m:ctrlPr>
+              <w:rPr>
+                <w:rFonts w:ascii="Cambria Math" w:eastAsiaTheme="minorEastAsia" w:hAnsi="Cambria Math"/>
+                <w:i/>
+              </w:rPr>
+            </m:ctrlPr>
+          </m:sSubPr>
+          <m:e>
+            <m:r>
+              <w:rPr>
+                <w:rFonts w:ascii="Cambria Math" w:eastAsiaTheme="minorEastAsia" w:hAnsi="Cambria Math"/>
+              </w:rPr>
+              <m:t>U</m:t>
+            </m:r>
+          </m:e>
+          <m:sub>
+            <m:r>
+              <w:rPr>
+                <w:rFonts w:ascii="Cambria Math" w:eastAsiaTheme="minorEastAsia" w:hAnsi="Cambria Math"/>
+              </w:rPr>
+              <m:t>i</m:t>
+            </m:r>
+          </m:sub>
+        </m:sSub>
+        <m:r>
+          <w:rPr>
+            <w:rFonts w:ascii="Cambria Math" w:eastAsiaTheme="minorEastAsia" w:hAnsi="Cambria Math"/>
+          </w:rPr>
+          <m:t xml:space="preserve"> ~ </m:t>
+        </m:r>
+        <m:r>
+          <m:rPr>
+            <m:sty m:val="p"/>
+          </m:rPr>
+          <w:rPr>
+            <w:rFonts w:ascii="Cambria Math" w:eastAsiaTheme="minorEastAsia" w:hAnsi="Cambria Math"/>
+          </w:rPr>
+          <m:t>Uniform</m:t>
+        </m:r>
+        <m:r>
+          <w:rPr>
+            <w:rFonts w:ascii="Cambria Math" w:eastAsiaTheme="minorEastAsia" w:hAnsi="Cambria Math"/>
+          </w:rPr>
+          <m:t>(0,1)</m:t>
+        </m:r>
+      </m:oMath>
+      <w:r>
+        <w:rPr>
+          <w:rFonts w:eastAsiaTheme="minorEastAsia"/>
+        </w:rPr>
+        <w:t xml:space="preserve"> </w:t>
+      </w:r>
+    </w:p>
+    <w:p>
+      <w:pPr>
+        <w:rPr>
+          <w:rFonts w:eastAsiaTheme="minorEastAsia"/>
+        </w:rPr>
+      </w:pPr>
+    </w:p>
+    <w:p>
+      <w:pPr>
+        <w:rPr>
+          <w:rFonts w:eastAsiaTheme="minorEastAsia"/>
+        </w:rPr>
+      </w:pPr>
+      <w:r>
+        <w:rPr>
+          <w:rFonts w:eastAsiaTheme="minorEastAsia"/>
+        </w:rPr>
+        <w:t xml:space="preserve">2 ) </w:t>
+      </w:r>
+      <w:r>
+        <w:rPr>
+          <w:rFonts w:eastAsiaTheme="minorEastAsia"/>
+          <w:b/>
+          <w:bCs/>
+        </w:rPr>
+        <w:t>Transform to Gumbel Noise</w:t>
+      </w:r>
+      <w:r>
+        <w:rPr>
+          <w:rFonts w:eastAsiaTheme="minorEastAsia"/>
+        </w:rPr>
+        <w:t xml:space="preserve">: </w:t>
+      </w:r>
+    </w:p>
+    <w:p>
+      <w:pPr>
+        <w:rPr>
+          <w:rFonts w:eastAsiaTheme="minorEastAsia"/>
+        </w:rPr>
+      </w:pPr>
+    </w:p>
+    <w:p>
+      <w:pPr>
+        <w:rPr>
+          <w:rFonts w:eastAsiaTheme="minorEastAsia"/>
+        </w:rPr>
+      </w:pPr>
+      <m:oMath>
+        <m:sSub>
+          <m:sSubPr>
+            <m:ctrlPr>
+              <w:rPr>
+                <w:rFonts w:ascii="Cambria Math" w:eastAsiaTheme="minorEastAsia" w:hAnsi="Cambria Math"/>
+                <w:i/>
+              </w:rPr>
+            </m:ctrlPr>
+          </m:sSubPr>
+          <m:e>
+            <m:r>
+              <w:rPr>
+                <w:rFonts w:ascii="Cambria Math" w:eastAsiaTheme="minorEastAsia" w:hAnsi="Cambria Math"/>
+              </w:rPr>
+              <m:t>g</m:t>
+            </m:r>
+          </m:e>
+          <m:sub>
+            <m:r>
+              <w:rPr>
+                <w:rFonts w:ascii="Cambria Math" w:eastAsiaTheme="minorEastAsia" w:hAnsi="Cambria Math"/>
+              </w:rPr>
+              <m:t>i</m:t>
+            </m:r>
+          </m:sub>
+        </m:sSub>
+        <m:r>
+          <w:rPr>
+            <w:rFonts w:ascii="Cambria Math" w:eastAsiaTheme="minorEastAsia" w:hAnsi="Cambria Math"/>
+          </w:rPr>
+          <m:t>=-</m:t>
+        </m:r>
+        <m:func>
+          <m:funcPr>
+            <m:ctrlPr>
+              <w:rPr>
+                <w:rFonts w:ascii="Cambria Math" w:eastAsiaTheme="minorEastAsia" w:hAnsi="Cambria Math"/>
+                <w:i/>
+              </w:rPr>
+            </m:ctrlPr>
+          </m:funcPr>
+          <m:fName>
+            <m:r>
+              <m:rPr>
+                <m:sty m:val="p"/>
+              </m:rPr>
+              <w:rPr>
+                <w:rFonts w:ascii="Cambria Math" w:eastAsiaTheme="minorEastAsia" w:hAnsi="Cambria Math"/>
+              </w:rPr>
+              <m:t>log</m:t>
+            </m:r>
+          </m:fName>
+          <m:e>
+            <m:d>
+              <m:dPr>
+                <m:ctrlPr>
+                  <w:rPr>
+                    <w:rFonts w:ascii="Cambria Math" w:eastAsiaTheme="minorEastAsia" w:hAnsi="Cambria Math"/>
+                    <w:i/>
+                  </w:rPr>
+                </m:ctrlPr>
+              </m:dPr>
+              <m:e>
+                <m:r>
+                  <w:rPr>
+                    <w:rFonts w:ascii="Cambria Math" w:eastAsiaTheme="minorEastAsia" w:hAnsi="Cambria Math"/>
+                  </w:rPr>
+                  <m:t>-</m:t>
+                </m:r>
+                <m:func>
+                  <m:funcPr>
+                    <m:ctrlPr>
+                      <w:rPr>
+                        <w:rFonts w:ascii="Cambria Math" w:eastAsiaTheme="minorEastAsia" w:hAnsi="Cambria Math"/>
+                        <w:i/>
+                      </w:rPr>
+                    </m:ctrlPr>
+                  </m:funcPr>
+                  <m:fName>
+                    <m:r>
+                      <m:rPr>
+                        <m:sty m:val="p"/>
+                      </m:rPr>
+                      <w:rPr>
+                        <w:rFonts w:ascii="Cambria Math" w:eastAsiaTheme="minorEastAsia" w:hAnsi="Cambria Math"/>
+                      </w:rPr>
+                      <m:t>log</m:t>
+                    </m:r>
+                  </m:fName>
+                  <m:e>
+                    <m:d>
+                      <m:dPr>
+                        <m:ctrlPr>
+                          <w:rPr>
+                            <w:rFonts w:ascii="Cambria Math" w:eastAsiaTheme="minorEastAsia" w:hAnsi="Cambria Math"/>
+                            <w:i/>
+                          </w:rPr>
+                        </m:ctrlPr>
+                      </m:dPr>
+                      <m:e>
+                        <m:sSub>
+                          <m:sSubPr>
+                            <m:ctrlPr>
+                              <w:rPr>
+                                <w:rFonts w:ascii="Cambria Math" w:eastAsiaTheme="minorEastAsia" w:hAnsi="Cambria Math"/>
+                                <w:i/>
+                              </w:rPr>
+                            </m:ctrlPr>
+                          </m:sSubPr>
+                          <m:e>
+                            <m:r>
+                              <w:rPr>
+                                <w:rFonts w:ascii="Cambria Math" w:eastAsiaTheme="minorEastAsia" w:hAnsi="Cambria Math"/>
+                              </w:rPr>
+                              <m:t>U</m:t>
+                            </m:r>
+                          </m:e>
+                          <m:sub>
+                            <m:r>
+                              <w:rPr>
+                                <w:rFonts w:ascii="Cambria Math" w:eastAsiaTheme="minorEastAsia" w:hAnsi="Cambria Math"/>
+                              </w:rPr>
+                              <m:t>i</m:t>
+                            </m:r>
+                          </m:sub>
+                        </m:sSub>
+                      </m:e>
+                    </m:d>
+                  </m:e>
+                </m:func>
+              </m:e>
+            </m:d>
+          </m:e>
+        </m:func>
+      </m:oMath>
+      <w:r>
+        <w:rPr>
+          <w:rFonts w:eastAsiaTheme="minorEastAsia"/>
+        </w:rPr>
+        <w:t xml:space="preserve"> </w:t>
+      </w:r>
+    </w:p>
+    <w:p>
+      <w:pPr>
+        <w:rPr>
+          <w:rFonts w:eastAsiaTheme="minorEastAsia"/>
+        </w:rPr>
+      </w:pPr>
+    </w:p>
+    <w:p>
+      <w:pPr>
+        <w:rPr>
+          <w:rFonts w:eastAsiaTheme="minorEastAsia"/>
+        </w:rPr>
+      </w:pPr>
+      <w:r>
+        <w:rPr>
+          <w:rFonts w:eastAsiaTheme="minorEastAsia"/>
+        </w:rPr>
+        <w:t xml:space="preserve">3 ) </w:t>
+      </w:r>
+      <w:r>
+        <w:rPr>
+          <w:rFonts w:eastAsiaTheme="minorEastAsia"/>
+          <w:b/>
+          <w:bCs/>
+        </w:rPr>
+        <w:t>Perturb the Logits</w:t>
+      </w:r>
+      <w:r>
+        <w:rPr>
+          <w:rFonts w:eastAsiaTheme="minorEastAsia"/>
+        </w:rPr>
+        <w:t xml:space="preserve">: add the generated noise </w:t>
+      </w:r>
+      <w:r>
+        <w:rPr>
+          <w:rFonts w:eastAsiaTheme="minorEastAsia"/>
+        </w:rPr>
+        <w:t>directly to each raw logit (or log-probability):</w:t>
+      </w:r>
+    </w:p>
+    <w:p>
+      <w:pPr>
+        <w:rPr>
+          <w:rFonts w:eastAsiaTheme="minorEastAsia"/>
+        </w:rPr>
+      </w:pPr>
+    </w:p>
+    <w:p>
+      <w:pPr>
+        <w:rPr>
+          <w:rFonts w:eastAsiaTheme="minorEastAsia"/>
+        </w:rPr>
+      </w:pPr>
+      <m:oMath>
+        <m:sSub>
+          <m:sSubPr>
+            <m:ctrlPr>
+              <w:rPr>
+                <w:rFonts w:ascii="Cambria Math" w:eastAsiaTheme="minorEastAsia" w:hAnsi="Cambria Math"/>
+                <w:i/>
+              </w:rPr>
+            </m:ctrlPr>
+          </m:sSubPr>
+          <m:e>
+            <m:r>
+              <w:rPr>
+                <w:rFonts w:ascii="Cambria Math" w:eastAsiaTheme="minorEastAsia" w:hAnsi="Cambria Math"/>
+              </w:rPr>
+              <m:t>s</m:t>
+            </m:r>
+          </m:e>
+          <m:sub>
+            <m:r>
+              <w:rPr>
+                <w:rFonts w:ascii="Cambria Math" w:eastAsiaTheme="minorEastAsia" w:hAnsi="Cambria Math"/>
+              </w:rPr>
+              <m:t>i</m:t>
+            </m:r>
+          </m:sub>
+        </m:sSub>
+        <m:r>
+          <w:rPr>
+            <w:rFonts w:ascii="Cambria Math" w:eastAsiaTheme="minorEastAsia" w:hAnsi="Cambria Math"/>
+          </w:rPr>
+          <m:t>=</m:t>
+        </m:r>
+        <m:sSub>
+          <m:sSubPr>
+            <m:ctrlPr>
+              <w:rPr>
+                <w:rFonts w:ascii="Cambria Math" w:eastAsiaTheme="minorEastAsia" w:hAnsi="Cambria Math"/>
+                <w:i/>
+              </w:rPr>
+            </m:ctrlPr>
+          </m:sSubPr>
+          <m:e>
+            <m:r>
+              <w:rPr>
+                <w:rFonts w:ascii="Cambria Math" w:eastAsiaTheme="minorEastAsia" w:hAnsi="Cambria Math"/>
+              </w:rPr>
+              <m:t>l</m:t>
+            </m:r>
+          </m:e>
+          <m:sub>
+            <m:r>
+              <w:rPr>
+                <w:rFonts w:ascii="Cambria Math" w:eastAsiaTheme="minorEastAsia" w:hAnsi="Cambria Math"/>
+              </w:rPr>
+              <m:t>i</m:t>
+            </m:r>
+          </m:sub>
+        </m:sSub>
+        <m:r>
+          <w:rPr>
+            <w:rFonts w:ascii="Cambria Math" w:eastAsiaTheme="minorEastAsia" w:hAnsi="Cambria Math"/>
+          </w:rPr>
+          <m:t>+</m:t>
+        </m:r>
+        <m:sSub>
+          <m:sSubPr>
+            <m:ctrlPr>
+              <w:rPr>
+                <w:rFonts w:ascii="Cambria Math" w:eastAsiaTheme="minorEastAsia" w:hAnsi="Cambria Math"/>
+                <w:i/>
+              </w:rPr>
+            </m:ctrlPr>
+          </m:sSubPr>
+          <m:e>
+            <m:r>
+              <w:rPr>
+                <w:rFonts w:ascii="Cambria Math" w:eastAsiaTheme="minorEastAsia" w:hAnsi="Cambria Math"/>
+              </w:rPr>
+              <m:t>g</m:t>
+            </m:r>
+          </m:e>
+          <m:sub>
+            <m:r>
+              <w:rPr>
+                <w:rFonts w:ascii="Cambria Math" w:eastAsiaTheme="minorEastAsia" w:hAnsi="Cambria Math"/>
+              </w:rPr>
+              <m:t>i</m:t>
+            </m:r>
+          </m:sub>
+        </m:sSub>
+      </m:oMath>
+      <w:r>
+        <w:rPr>
+          <w:rFonts w:eastAsiaTheme="minorEastAsia"/>
+        </w:rPr>
+        <w:t xml:space="preserve"> </w:t>
+      </w:r>
+    </w:p>
+    <w:p>
+      <w:pPr>
+        <w:rPr>
+          <w:rFonts w:eastAsiaTheme="minorEastAsia"/>
+        </w:rPr>
+      </w:pPr>
+    </w:p>
+    <w:p>
+      <w:pPr>
+        <w:rPr>
+          <w:rFonts w:eastAsiaTheme="minorEastAsia"/>
+        </w:rPr>
+      </w:pPr>
+      <w:r>
+        <w:rPr>
+          <w:rFonts w:eastAsiaTheme="minorEastAsia"/>
+        </w:rPr>
+        <w:t xml:space="preserve">4 ) </w:t>
+      </w:r>
+      <w:r>
+        <w:rPr>
+          <w:rFonts w:eastAsiaTheme="minorEastAsia"/>
+          <w:b/>
+          <w:bCs/>
+        </w:rPr>
+        <w:t>Select the Maximum</w:t>
+      </w:r>
+      <w:r>
+        <w:rPr>
+          <w:rFonts w:eastAsiaTheme="minorEastAsia"/>
+        </w:rPr>
+        <w:t xml:space="preserve">: </w:t>
+      </w:r>
     </w:p>
     <w:p>
       <w:pPr>

--- a/docs/parflm/Pairwise_Potentials_in_PARFLM_Theory_and_Design.docx
+++ b/docs/parflm/Pairwise_Potentials_in_PARFLM_Theory_and_Design.docx
@@ -29,7 +29,7 @@
           <w:noProof/>
         </w:rPr>
         <w:drawing>
-          <wp:inline distT="0" distB="0" distL="0" distR="0" wp14:anchorId="164F8A39" wp14:editId="54757792">
+          <wp:inline distT="0" distB="0" distL="0" distR="0" wp14:anchorId="164F8A39" wp14:editId="6156DD26">
             <wp:extent cx="5943600" cy="2610485"/>
             <wp:effectExtent l="0" t="0" r="0" b="5715"/>
             <wp:docPr id="1896560895" name="Picture 3" descr="A screenshot of a computer&#10;&#10;AI-generated content may be incorrect."/>
@@ -1801,7 +1801,7 @@
           <w:noProof/>
         </w:rPr>
         <w:drawing>
-          <wp:inline distT="0" distB="0" distL="0" distR="0" wp14:anchorId="12F27FB2" wp14:editId="7B24F91B">
+          <wp:inline distT="0" distB="0" distL="0" distR="0" wp14:anchorId="12F27FB2" wp14:editId="3F7AB3F7">
             <wp:extent cx="5943600" cy="3016250"/>
             <wp:effectExtent l="0" t="0" r="0" b="6350"/>
             <wp:docPr id="1326217892" name="Picture 4" descr="A screenshot of a computer&#10;&#10;AI-generated content may be incorrect."/>
@@ -1941,7 +1941,7 @@
         </w:rPr>
         <w:lastRenderedPageBreak/>
         <w:drawing>
-          <wp:inline distT="0" distB="0" distL="0" distR="0" wp14:anchorId="5D907741" wp14:editId="4EF07E2A">
+          <wp:inline distT="0" distB="0" distL="0" distR="0" wp14:anchorId="5D907741" wp14:editId="2832C9F6">
             <wp:extent cx="5943600" cy="5274310"/>
             <wp:effectExtent l="0" t="0" r="0" b="0"/>
             <wp:docPr id="1105086590" name="Picture 1" descr="A screenshot of a computer&#10;&#10;AI-generated content may be incorrect."/>
@@ -1991,7 +1991,7 @@
         </w:rPr>
         <w:lastRenderedPageBreak/>
         <w:drawing>
-          <wp:inline distT="0" distB="0" distL="0" distR="0" wp14:anchorId="0218C185" wp14:editId="2C297EC1">
+          <wp:inline distT="0" distB="0" distL="0" distR="0" wp14:anchorId="0218C185" wp14:editId="4AAE9FBC">
             <wp:extent cx="5943600" cy="3822065"/>
             <wp:effectExtent l="0" t="0" r="0" b="635"/>
             <wp:docPr id="99020423" name="Picture 2" descr="A screenshot of a computer program&#10;&#10;AI-generated content may be incorrect."/>
@@ -2281,13 +2281,7 @@
           <w:rPr>
             <w:rFonts w:ascii="Cambria Math" w:hAnsi="Cambria Math"/>
           </w:rPr>
-          <m:t xml:space="preserve">= </m:t>
-        </m:r>
-        <m:r>
-          <w:rPr>
-            <w:rFonts w:ascii="Cambria Math" w:hAnsi="Cambria Math"/>
-          </w:rPr>
-          <m:t>P</m:t>
+          <m:t>= P</m:t>
         </m:r>
         <m:d>
           <m:dPr>
@@ -2472,13 +2466,7 @@
                   <w:rPr>
                     <w:rFonts w:ascii="Cambria Math" w:hAnsi="Cambria Math"/>
                   </w:rPr>
-                  <m:t>-x</m:t>
-                </m:r>
-                <m:r>
-                  <w:rPr>
-                    <w:rFonts w:ascii="Cambria Math" w:hAnsi="Cambria Math"/>
-                  </w:rPr>
-                  <m:t>-</m:t>
+                  <m:t>-x-</m:t>
                 </m:r>
                 <m:func>
                   <m:funcPr>
@@ -2585,13 +2573,7 @@
           <w:rPr>
             <w:rFonts w:ascii="Cambria Math" w:eastAsiaTheme="minorEastAsia" w:hAnsi="Cambria Math"/>
           </w:rPr>
-          <m:t>U</m:t>
-        </m:r>
-        <m:r>
-          <w:rPr>
-            <w:rFonts w:ascii="Cambria Math" w:eastAsiaTheme="minorEastAsia" w:hAnsi="Cambria Math"/>
-          </w:rPr>
-          <m:t>~</m:t>
+          <m:t>U~</m:t>
         </m:r>
         <m:r>
           <m:rPr>
@@ -3476,25 +3458,7 @@
           <w:rPr>
             <w:rFonts w:ascii="Cambria Math" w:eastAsiaTheme="minorEastAsia" w:hAnsi="Cambria Math"/>
           </w:rPr>
-          <m:t>U</m:t>
-        </m:r>
-        <m:r>
-          <w:rPr>
-            <w:rFonts w:ascii="Cambria Math" w:eastAsiaTheme="minorEastAsia" w:hAnsi="Cambria Math"/>
-          </w:rPr>
-          <m:t xml:space="preserve"> </m:t>
-        </m:r>
-        <m:r>
-          <w:rPr>
-            <w:rFonts w:ascii="Cambria Math" w:eastAsiaTheme="minorEastAsia" w:hAnsi="Cambria Math"/>
-          </w:rPr>
-          <m:t>~</m:t>
-        </m:r>
-        <m:r>
-          <w:rPr>
-            <w:rFonts w:ascii="Cambria Math" w:eastAsiaTheme="minorEastAsia" w:hAnsi="Cambria Math"/>
-          </w:rPr>
-          <m:t xml:space="preserve"> </m:t>
+          <m:t xml:space="preserve">U ~ </m:t>
         </m:r>
         <m:r>
           <m:rPr>
@@ -3647,13 +3611,7 @@
           <w:rPr>
             <w:rFonts w:ascii="Cambria Math" w:eastAsiaTheme="minorEastAsia" w:hAnsi="Cambria Math"/>
           </w:rPr>
-          <m:t>=0.</m:t>
-        </m:r>
-        <m:r>
-          <w:rPr>
-            <w:rFonts w:ascii="Cambria Math" w:eastAsiaTheme="minorEastAsia" w:hAnsi="Cambria Math"/>
-          </w:rPr>
-          <m:t>5</m:t>
+          <m:t>=0.5</m:t>
         </m:r>
       </m:oMath>
       <w:r>
@@ -3693,13 +3651,7 @@
           <w:rPr>
             <w:rFonts w:ascii="Cambria Math" w:eastAsiaTheme="minorEastAsia" w:hAnsi="Cambria Math"/>
           </w:rPr>
-          <m:t>=0.</m:t>
-        </m:r>
-        <m:r>
-          <w:rPr>
-            <w:rFonts w:ascii="Cambria Math" w:eastAsiaTheme="minorEastAsia" w:hAnsi="Cambria Math"/>
-          </w:rPr>
-          <m:t>3</m:t>
+          <m:t>=0.3</m:t>
         </m:r>
       </m:oMath>
       <w:r>
@@ -3768,13 +3720,7 @@
           <w:rPr>
             <w:rFonts w:ascii="Cambria Math" w:eastAsiaTheme="minorEastAsia" w:hAnsi="Cambria Math"/>
           </w:rPr>
-          <m:t>U</m:t>
-        </m:r>
-        <m:r>
-          <w:rPr>
-            <w:rFonts w:ascii="Cambria Math" w:eastAsiaTheme="minorEastAsia" w:hAnsi="Cambria Math"/>
-          </w:rPr>
-          <m:t xml:space="preserve"> ~ </m:t>
+          <m:t xml:space="preserve">U ~ </m:t>
         </m:r>
         <m:r>
           <m:rPr>
@@ -4421,20 +4367,744 @@
         </w:rPr>
         <w:t xml:space="preserve">: </w:t>
       </w:r>
-    </w:p>
-    <w:p>
-      <w:pPr>
-        <w:rPr>
-          <w:rFonts w:eastAsiaTheme="minorEastAsia"/>
-        </w:rPr>
-      </w:pPr>
-    </w:p>
-    <w:p>
-      <w:pPr>
-        <w:rPr>
-          <w:rFonts w:eastAsiaTheme="minorEastAsia"/>
-        </w:rPr>
-      </w:pPr>
+      <w:r>
+        <w:rPr>
+          <w:rFonts w:eastAsiaTheme="minorEastAsia"/>
+        </w:rPr>
+        <w:t>find the category index that yields the highest total score:</w:t>
+      </w:r>
+    </w:p>
+    <w:p>
+      <w:pPr>
+        <w:rPr>
+          <w:rFonts w:eastAsiaTheme="minorEastAsia"/>
+        </w:rPr>
+      </w:pPr>
+    </w:p>
+    <w:p>
+      <w:pPr>
+        <w:rPr>
+          <w:rFonts w:eastAsiaTheme="minorEastAsia"/>
+        </w:rPr>
+      </w:pPr>
+      <m:oMath>
+        <m:r>
+          <m:rPr>
+            <m:sty m:val="p"/>
+          </m:rPr>
+          <w:rPr>
+            <w:rFonts w:ascii="Cambria Math" w:eastAsiaTheme="minorEastAsia" w:hAnsi="Cambria Math"/>
+          </w:rPr>
+          <m:t>sample</m:t>
+        </m:r>
+        <m:r>
+          <w:rPr>
+            <w:rFonts w:ascii="Cambria Math" w:eastAsiaTheme="minorEastAsia" w:hAnsi="Cambria Math"/>
+          </w:rPr>
+          <m:t xml:space="preserve"> =</m:t>
+        </m:r>
+        <m:func>
+          <m:funcPr>
+            <m:ctrlPr>
+              <w:rPr>
+                <w:rFonts w:ascii="Cambria Math" w:eastAsiaTheme="minorEastAsia" w:hAnsi="Cambria Math"/>
+                <w:i/>
+              </w:rPr>
+            </m:ctrlPr>
+          </m:funcPr>
+          <m:fName>
+            <m:r>
+              <m:rPr>
+                <m:sty m:val="p"/>
+              </m:rPr>
+              <w:rPr>
+                <w:rFonts w:ascii="Cambria Math" w:eastAsiaTheme="minorEastAsia" w:hAnsi="Cambria Math"/>
+              </w:rPr>
+              <m:t>arg</m:t>
+            </m:r>
+          </m:fName>
+          <m:e>
+            <m:func>
+              <m:funcPr>
+                <m:ctrlPr>
+                  <w:rPr>
+                    <w:rFonts w:ascii="Cambria Math" w:eastAsiaTheme="minorEastAsia" w:hAnsi="Cambria Math"/>
+                    <w:i/>
+                  </w:rPr>
+                </m:ctrlPr>
+              </m:funcPr>
+              <m:fName>
+                <m:limLow>
+                  <m:limLowPr>
+                    <m:ctrlPr>
+                      <w:rPr>
+                        <w:rFonts w:ascii="Cambria Math" w:eastAsiaTheme="minorEastAsia" w:hAnsi="Cambria Math"/>
+                        <w:i/>
+                      </w:rPr>
+                    </m:ctrlPr>
+                  </m:limLowPr>
+                  <m:e>
+                    <m:r>
+                      <m:rPr>
+                        <m:sty m:val="p"/>
+                      </m:rPr>
+                      <w:rPr>
+                        <w:rFonts w:ascii="Cambria Math" w:hAnsi="Cambria Math"/>
+                      </w:rPr>
+                      <m:t>max</m:t>
+                    </m:r>
+                  </m:e>
+                  <m:lim>
+                    <m:r>
+                      <w:rPr>
+                        <w:rFonts w:ascii="Cambria Math" w:eastAsiaTheme="minorEastAsia" w:hAnsi="Cambria Math"/>
+                      </w:rPr>
+                      <m:t>i</m:t>
+                    </m:r>
+                  </m:lim>
+                </m:limLow>
+              </m:fName>
+              <m:e>
+                <m:d>
+                  <m:dPr>
+                    <m:ctrlPr>
+                      <w:rPr>
+                        <w:rFonts w:ascii="Cambria Math" w:eastAsiaTheme="minorEastAsia" w:hAnsi="Cambria Math"/>
+                        <w:i/>
+                      </w:rPr>
+                    </m:ctrlPr>
+                  </m:dPr>
+                  <m:e>
+                    <m:sSub>
+                      <m:sSubPr>
+                        <m:ctrlPr>
+                          <w:rPr>
+                            <w:rFonts w:ascii="Cambria Math" w:eastAsiaTheme="minorEastAsia" w:hAnsi="Cambria Math"/>
+                            <w:i/>
+                          </w:rPr>
+                        </m:ctrlPr>
+                      </m:sSubPr>
+                      <m:e>
+                        <m:r>
+                          <w:rPr>
+                            <w:rFonts w:ascii="Cambria Math" w:eastAsiaTheme="minorEastAsia" w:hAnsi="Cambria Math"/>
+                          </w:rPr>
+                          <m:t>l</m:t>
+                        </m:r>
+                      </m:e>
+                      <m:sub>
+                        <m:r>
+                          <w:rPr>
+                            <w:rFonts w:ascii="Cambria Math" w:eastAsiaTheme="minorEastAsia" w:hAnsi="Cambria Math"/>
+                          </w:rPr>
+                          <m:t>i</m:t>
+                        </m:r>
+                      </m:sub>
+                    </m:sSub>
+                    <m:r>
+                      <w:rPr>
+                        <w:rFonts w:ascii="Cambria Math" w:eastAsiaTheme="minorEastAsia" w:hAnsi="Cambria Math"/>
+                      </w:rPr>
+                      <m:t>+</m:t>
+                    </m:r>
+                    <m:sSub>
+                      <m:sSubPr>
+                        <m:ctrlPr>
+                          <w:rPr>
+                            <w:rFonts w:ascii="Cambria Math" w:eastAsiaTheme="minorEastAsia" w:hAnsi="Cambria Math"/>
+                            <w:i/>
+                          </w:rPr>
+                        </m:ctrlPr>
+                      </m:sSubPr>
+                      <m:e>
+                        <m:r>
+                          <w:rPr>
+                            <w:rFonts w:ascii="Cambria Math" w:eastAsiaTheme="minorEastAsia" w:hAnsi="Cambria Math"/>
+                          </w:rPr>
+                          <m:t>g</m:t>
+                        </m:r>
+                      </m:e>
+                      <m:sub>
+                        <m:r>
+                          <w:rPr>
+                            <w:rFonts w:ascii="Cambria Math" w:eastAsiaTheme="minorEastAsia" w:hAnsi="Cambria Math"/>
+                          </w:rPr>
+                          <m:t>i</m:t>
+                        </m:r>
+                      </m:sub>
+                    </m:sSub>
+                  </m:e>
+                </m:d>
+              </m:e>
+            </m:func>
+          </m:e>
+        </m:func>
+        <m:r>
+          <w:rPr>
+            <w:rFonts w:ascii="Cambria Math" w:eastAsiaTheme="minorEastAsia" w:hAnsi="Cambria Math"/>
+          </w:rPr>
+          <m:t xml:space="preserve"> </m:t>
+        </m:r>
+      </m:oMath>
+      <w:r>
+        <w:rPr>
+          <w:rFonts w:eastAsiaTheme="minorEastAsia"/>
+        </w:rPr>
+        <w:t xml:space="preserve"> </w:t>
+      </w:r>
+    </w:p>
+    <w:p>
+      <w:pPr>
+        <w:rPr>
+          <w:rFonts w:eastAsiaTheme="minorEastAsia"/>
+        </w:rPr>
+      </w:pPr>
+    </w:p>
+    <w:p>
+      <w:pPr>
+        <w:rPr>
+          <w:rFonts w:eastAsiaTheme="minorEastAsia"/>
+        </w:rPr>
+      </w:pPr>
+      <w:r>
+        <w:rPr>
+          <w:rFonts w:eastAsiaTheme="minorEastAsia"/>
+        </w:rPr>
+        <w:t>The resulting index matches the exact probability distribution of the original softmax formulation</w:t>
+      </w:r>
+    </w:p>
+    <w:p>
+      <w:pPr>
+        <w:rPr>
+          <w:rFonts w:eastAsiaTheme="minorEastAsia"/>
+        </w:rPr>
+      </w:pPr>
+      <w:r>
+        <w:rPr>
+          <w:rFonts w:eastAsiaTheme="minorEastAsia"/>
+        </w:rPr>
+        <w:t xml:space="preserve"> </w:t>
+      </w:r>
+      <m:oMath>
+        <m:r>
+          <w:rPr>
+            <w:rFonts w:ascii="Cambria Math" w:eastAsiaTheme="minorEastAsia" w:hAnsi="Cambria Math"/>
+          </w:rPr>
+          <m:t>P</m:t>
+        </m:r>
+        <m:d>
+          <m:dPr>
+            <m:ctrlPr>
+              <w:rPr>
+                <w:rFonts w:ascii="Cambria Math" w:eastAsiaTheme="minorEastAsia" w:hAnsi="Cambria Math"/>
+                <w:i/>
+              </w:rPr>
+            </m:ctrlPr>
+          </m:dPr>
+          <m:e>
+            <m:r>
+              <m:rPr>
+                <m:sty m:val="p"/>
+              </m:rPr>
+              <w:rPr>
+                <w:rFonts w:ascii="Cambria Math" w:eastAsiaTheme="minorEastAsia" w:hAnsi="Cambria Math"/>
+              </w:rPr>
+              <m:t>sample</m:t>
+            </m:r>
+            <m:r>
+              <w:rPr>
+                <w:rFonts w:ascii="Cambria Math" w:eastAsiaTheme="minorEastAsia" w:hAnsi="Cambria Math"/>
+              </w:rPr>
+              <m:t>=i</m:t>
+            </m:r>
+          </m:e>
+        </m:d>
+        <m:r>
+          <w:rPr>
+            <w:rFonts w:ascii="Cambria Math" w:eastAsiaTheme="minorEastAsia" w:hAnsi="Cambria Math"/>
+          </w:rPr>
+          <m:t>=</m:t>
+        </m:r>
+        <m:sSub>
+          <m:sSubPr>
+            <m:ctrlPr>
+              <w:rPr>
+                <w:rFonts w:ascii="Cambria Math" w:eastAsiaTheme="minorEastAsia" w:hAnsi="Cambria Math"/>
+                <w:i/>
+              </w:rPr>
+            </m:ctrlPr>
+          </m:sSubPr>
+          <m:e>
+            <m:r>
+              <w:rPr>
+                <w:rFonts w:ascii="Cambria Math" w:eastAsiaTheme="minorEastAsia" w:hAnsi="Cambria Math"/>
+              </w:rPr>
+              <m:t>p</m:t>
+            </m:r>
+          </m:e>
+          <m:sub>
+            <m:r>
+              <w:rPr>
+                <w:rFonts w:ascii="Cambria Math" w:eastAsiaTheme="minorEastAsia" w:hAnsi="Cambria Math"/>
+              </w:rPr>
+              <m:t>i</m:t>
+            </m:r>
+          </m:sub>
+        </m:sSub>
+      </m:oMath>
+    </w:p>
+    <w:p>
+      <w:pPr>
+        <w:rPr>
+          <w:rFonts w:eastAsiaTheme="minorEastAsia"/>
+        </w:rPr>
+      </w:pPr>
+    </w:p>
+    <w:p>
+      <w:pPr>
+        <w:rPr>
+          <w:rFonts w:eastAsiaTheme="minorEastAsia"/>
+        </w:rPr>
+      </w:pPr>
+    </w:p>
+    <w:p>
+      <w:pPr>
+        <w:rPr>
+          <w:rFonts w:eastAsiaTheme="minorEastAsia"/>
+          <w:u w:val="single"/>
+        </w:rPr>
+      </w:pPr>
+      <w:r>
+        <w:rPr>
+          <w:rFonts w:eastAsiaTheme="minorEastAsia"/>
+          <w:u w:val="single"/>
+        </w:rPr>
+        <w:t>Advantages of the Gumbel-Max trick compared to softmax-based categorical sampling</w:t>
+      </w:r>
+    </w:p>
+    <w:p>
+      <w:pPr>
+        <w:rPr>
+          <w:rFonts w:eastAsiaTheme="minorEastAsia"/>
+        </w:rPr>
+      </w:pPr>
+    </w:p>
+    <w:p>
+      <w:pPr>
+        <w:rPr>
+          <w:rFonts w:eastAsiaTheme="minorEastAsia"/>
+        </w:rPr>
+      </w:pPr>
+      <w:r>
+        <w:rPr>
+          <w:rFonts w:eastAsiaTheme="minorEastAsia"/>
+          <w:b/>
+          <w:bCs/>
+        </w:rPr>
+        <w:t>Zero-Softmax sampling</w:t>
+      </w:r>
+      <w:r>
+        <w:rPr>
+          <w:rFonts w:eastAsiaTheme="minorEastAsia"/>
+        </w:rPr>
+        <w:t xml:space="preserve">: we do not need to compute the denominator </w:t>
+      </w:r>
+      <m:oMath>
+        <m:nary>
+          <m:naryPr>
+            <m:chr m:val="∑"/>
+            <m:limLoc m:val="undOvr"/>
+            <m:ctrlPr>
+              <w:rPr>
+                <w:rFonts w:ascii="Cambria Math" w:eastAsiaTheme="minorEastAsia" w:hAnsi="Cambria Math"/>
+                <w:i/>
+              </w:rPr>
+            </m:ctrlPr>
+          </m:naryPr>
+          <m:sub>
+            <m:r>
+              <w:rPr>
+                <w:rFonts w:ascii="Cambria Math" w:eastAsiaTheme="minorEastAsia" w:hAnsi="Cambria Math"/>
+              </w:rPr>
+              <m:t>j=1</m:t>
+            </m:r>
+          </m:sub>
+          <m:sup>
+            <m:r>
+              <w:rPr>
+                <w:rFonts w:ascii="Cambria Math" w:eastAsiaTheme="minorEastAsia" w:hAnsi="Cambria Math"/>
+              </w:rPr>
+              <m:t>K</m:t>
+            </m:r>
+          </m:sup>
+          <m:e>
+            <m:sSup>
+              <m:sSupPr>
+                <m:ctrlPr>
+                  <w:rPr>
+                    <w:rFonts w:ascii="Cambria Math" w:eastAsiaTheme="minorEastAsia" w:hAnsi="Cambria Math"/>
+                    <w:i/>
+                  </w:rPr>
+                </m:ctrlPr>
+              </m:sSupPr>
+              <m:e>
+                <m:r>
+                  <w:rPr>
+                    <w:rFonts w:ascii="Cambria Math" w:eastAsiaTheme="minorEastAsia" w:hAnsi="Cambria Math"/>
+                  </w:rPr>
+                  <m:t>e</m:t>
+                </m:r>
+              </m:e>
+              <m:sup>
+                <m:sSub>
+                  <m:sSubPr>
+                    <m:ctrlPr>
+                      <w:rPr>
+                        <w:rFonts w:ascii="Cambria Math" w:eastAsiaTheme="minorEastAsia" w:hAnsi="Cambria Math"/>
+                        <w:i/>
+                      </w:rPr>
+                    </m:ctrlPr>
+                  </m:sSubPr>
+                  <m:e>
+                    <m:r>
+                      <w:rPr>
+                        <w:rFonts w:ascii="Cambria Math" w:eastAsiaTheme="minorEastAsia" w:hAnsi="Cambria Math"/>
+                      </w:rPr>
+                      <m:t>l</m:t>
+                    </m:r>
+                  </m:e>
+                  <m:sub>
+                    <m:r>
+                      <w:rPr>
+                        <w:rFonts w:ascii="Cambria Math" w:eastAsiaTheme="minorEastAsia" w:hAnsi="Cambria Math"/>
+                      </w:rPr>
+                      <m:t>j</m:t>
+                    </m:r>
+                  </m:sub>
+                </m:sSub>
+              </m:sup>
+            </m:sSup>
+          </m:e>
+        </m:nary>
+      </m:oMath>
+      <w:r>
+        <w:rPr>
+          <w:rFonts w:eastAsiaTheme="minorEastAsia"/>
+        </w:rPr>
+        <w:t xml:space="preserve"> to compute </w:t>
+      </w:r>
+      <m:oMath>
+        <m:sSub>
+          <m:sSubPr>
+            <m:ctrlPr>
+              <w:rPr>
+                <w:rFonts w:ascii="Cambria Math" w:eastAsiaTheme="minorEastAsia" w:hAnsi="Cambria Math"/>
+                <w:i/>
+              </w:rPr>
+            </m:ctrlPr>
+          </m:sSubPr>
+          <m:e>
+            <m:r>
+              <w:rPr>
+                <w:rFonts w:ascii="Cambria Math" w:eastAsiaTheme="minorEastAsia" w:hAnsi="Cambria Math"/>
+              </w:rPr>
+              <m:t>p</m:t>
+            </m:r>
+          </m:e>
+          <m:sub>
+            <m:r>
+              <w:rPr>
+                <w:rFonts w:ascii="Cambria Math" w:eastAsiaTheme="minorEastAsia" w:hAnsi="Cambria Math"/>
+              </w:rPr>
+              <m:t>i</m:t>
+            </m:r>
+          </m:sub>
+        </m:sSub>
+      </m:oMath>
+      <w:r>
+        <w:rPr>
+          <w:rFonts w:eastAsiaTheme="minorEastAsia"/>
+        </w:rPr>
+        <w:t>.</w:t>
+      </w:r>
+    </w:p>
+    <w:p>
+      <w:pPr>
+        <w:rPr>
+          <w:rFonts w:eastAsiaTheme="minorEastAsia"/>
+        </w:rPr>
+      </w:pPr>
+      <w:r>
+        <w:rPr>
+          <w:rFonts w:eastAsiaTheme="minorEastAsia"/>
+        </w:rPr>
+        <w:t>As a result, we can pre-compute the Gumbel noise in parallel , entirely removing noise generation from the execution path of text generation.</w:t>
+      </w:r>
+    </w:p>
+    <w:p>
+      <w:pPr>
+        <w:rPr>
+          <w:rFonts w:eastAsiaTheme="minorEastAsia"/>
+        </w:rPr>
+      </w:pPr>
+    </w:p>
+    <w:p>
+      <w:pPr>
+        <w:rPr>
+          <w:rFonts w:eastAsiaTheme="minorEastAsia"/>
+        </w:rPr>
+      </w:pPr>
+      <w:r>
+        <w:rPr>
+          <w:rFonts w:eastAsiaTheme="minorEastAsia"/>
+          <w:b/>
+          <w:bCs/>
+        </w:rPr>
+        <w:t>Reparameterization</w:t>
+      </w:r>
+      <w:r>
+        <w:rPr>
+          <w:rFonts w:eastAsiaTheme="minorEastAsia"/>
+          <w:b/>
+          <w:bCs/>
+        </w:rPr>
+        <w:t xml:space="preserve"> trick</w:t>
+      </w:r>
+      <w:r>
+        <w:rPr>
+          <w:rFonts w:eastAsiaTheme="minorEastAsia"/>
+        </w:rPr>
+        <w:t>: it separates the stochastic randomness (the Gumbel noise) from the deterministic parameters (the logits)</w:t>
+      </w:r>
+    </w:p>
+    <w:p>
+      <w:pPr>
+        <w:rPr>
+          <w:rFonts w:eastAsiaTheme="minorEastAsia"/>
+        </w:rPr>
+      </w:pPr>
+    </w:p>
+    <w:p>
+      <w:pPr>
+        <w:rPr>
+          <w:rFonts w:eastAsiaTheme="minorEastAsia"/>
+          <w:u w:val="single"/>
+        </w:rPr>
+      </w:pPr>
+      <w:r>
+        <w:rPr>
+          <w:rFonts w:eastAsiaTheme="minorEastAsia"/>
+          <w:u w:val="single"/>
+        </w:rPr>
+        <w:t>Note on the Reparameterization Trick</w:t>
+      </w:r>
+    </w:p>
+    <w:p>
+      <w:pPr>
+        <w:rPr>
+          <w:rFonts w:eastAsiaTheme="minorEastAsia"/>
+        </w:rPr>
+      </w:pPr>
+    </w:p>
+    <w:p>
+      <w:pPr>
+        <w:rPr>
+          <w:rFonts w:eastAsiaTheme="minorEastAsia"/>
+        </w:rPr>
+      </w:pPr>
+      <w:r>
+        <w:rPr>
+          <w:rFonts w:eastAsiaTheme="minorEastAsia"/>
+        </w:rPr>
+        <w:t xml:space="preserve">The separation of randomness from parameters </w:t>
+      </w:r>
+      <w:r>
+        <w:rPr>
+          <w:rFonts w:eastAsiaTheme="minorEastAsia"/>
+        </w:rPr>
+        <w:t xml:space="preserve">is known as the </w:t>
+      </w:r>
+      <w:r>
+        <w:rPr>
+          <w:rFonts w:eastAsiaTheme="minorEastAsia"/>
+          <w:i/>
+          <w:iCs/>
+        </w:rPr>
+        <w:t>Reparameterization trick</w:t>
+      </w:r>
+      <w:r>
+        <w:rPr>
+          <w:rFonts w:eastAsiaTheme="minorEastAsia"/>
+        </w:rPr>
+        <w:t xml:space="preserve">. </w:t>
+      </w:r>
+      <w:r>
+        <w:rPr>
+          <w:rFonts w:eastAsiaTheme="minorEastAsia"/>
+        </w:rPr>
+        <w:t>Without it, DL models cannot effectively learn when discrete choices (like picking a word or selecting a category) are involved. Here is why this separation is critical in DL.</w:t>
+      </w:r>
+    </w:p>
+    <w:p>
+      <w:pPr>
+        <w:rPr>
+          <w:rFonts w:eastAsiaTheme="minorEastAsia"/>
+        </w:rPr>
+      </w:pPr>
+    </w:p>
+    <w:p>
+      <w:pPr>
+        <w:rPr>
+          <w:rFonts w:eastAsiaTheme="minorEastAsia"/>
+          <w:b/>
+          <w:bCs/>
+        </w:rPr>
+      </w:pPr>
+      <w:r>
+        <w:rPr>
+          <w:rFonts w:eastAsiaTheme="minorEastAsia"/>
+        </w:rPr>
+        <w:t xml:space="preserve">   </w:t>
+      </w:r>
+      <w:r>
+        <w:rPr>
+          <w:rFonts w:eastAsiaTheme="minorEastAsia"/>
+          <w:b/>
+          <w:bCs/>
+        </w:rPr>
+        <w:t>The Core Problem : the Black Box of Randomness</w:t>
+      </w:r>
+    </w:p>
+    <w:p>
+      <w:pPr>
+        <w:rPr>
+          <w:rFonts w:eastAsiaTheme="minorEastAsia"/>
+        </w:rPr>
+      </w:pPr>
+      <w:r>
+        <w:rPr>
+          <w:rFonts w:eastAsiaTheme="minorEastAsia"/>
+        </w:rPr>
+        <w:t xml:space="preserve">Imagine a NN trying to learn. It outputs some parameters (logits). From those logits, a standard categorical distribution is formed, and we draw a random sample. </w:t>
+      </w:r>
+    </w:p>
+    <w:p>
+      <w:pPr>
+        <w:rPr>
+          <w:rFonts w:eastAsiaTheme="minorEastAsia"/>
+        </w:rPr>
+      </w:pPr>
+    </w:p>
+    <w:p>
+      <w:pPr>
+        <w:rPr>
+          <w:rFonts w:ascii="Consolas" w:eastAsiaTheme="minorEastAsia" w:hAnsi="Consolas" w:cs="Consolas"/>
+        </w:rPr>
+      </w:pPr>
+      <w:r>
+        <w:rPr>
+          <w:rFonts w:ascii="Consolas" w:eastAsiaTheme="minorEastAsia" w:hAnsi="Consolas" w:cs="Consolas"/>
+        </w:rPr>
+        <w:t xml:space="preserve">NN </w:t>
+      </w:r>
+      <w:r>
+        <w:rPr>
+          <w:rFonts w:ascii="Consolas" w:eastAsiaTheme="minorEastAsia" w:hAnsi="Consolas" w:cs="Consolas"/>
+        </w:rPr>
+        <w:sym w:font="Wingdings" w:char="F0E0"/>
+      </w:r>
+      <w:r>
+        <w:rPr>
+          <w:rFonts w:ascii="Consolas" w:eastAsiaTheme="minorEastAsia" w:hAnsi="Consolas" w:cs="Consolas"/>
+        </w:rPr>
+        <w:t xml:space="preserve"> Logits (Parameters) </w:t>
+      </w:r>
+      <w:r>
+        <w:rPr>
+          <w:rFonts w:ascii="Consolas" w:eastAsiaTheme="minorEastAsia" w:hAnsi="Consolas" w:cs="Consolas"/>
+        </w:rPr>
+        <w:sym w:font="Wingdings" w:char="F0E0"/>
+      </w:r>
+      <w:r>
+        <w:rPr>
+          <w:rFonts w:ascii="Consolas" w:eastAsiaTheme="minorEastAsia" w:hAnsi="Consolas" w:cs="Consolas"/>
+        </w:rPr>
+        <w:t xml:space="preserve"> Random Sampling Box</w:t>
+      </w:r>
+    </w:p>
+    <w:p>
+      <w:pPr>
+        <w:rPr>
+          <w:rFonts w:eastAsiaTheme="minorEastAsia"/>
+        </w:rPr>
+      </w:pPr>
+    </w:p>
+    <w:p>
+      <w:pPr>
+        <w:rPr>
+          <w:rFonts w:eastAsiaTheme="minorEastAsia"/>
+        </w:rPr>
+      </w:pPr>
+      <w:r>
+        <w:rPr>
+          <w:rFonts w:eastAsiaTheme="minorEastAsia"/>
+        </w:rPr>
+        <w:t xml:space="preserve">During training , the model evaluates the output, calculates an error and tries to pass the gradient </w:t>
+      </w:r>
+      <w:r>
+        <w:rPr>
+          <w:rFonts w:eastAsiaTheme="minorEastAsia"/>
+          <w:i/>
+          <w:iCs/>
+        </w:rPr>
+        <w:t>backward</w:t>
+      </w:r>
+      <w:r>
+        <w:rPr>
+          <w:rFonts w:eastAsiaTheme="minorEastAsia"/>
+        </w:rPr>
+        <w:t xml:space="preserve"> through the pipeline to fix the weights inside the neural network.</w:t>
+      </w:r>
+    </w:p>
+    <w:p>
+      <w:pPr>
+        <w:rPr>
+          <w:rFonts w:eastAsiaTheme="minorEastAsia"/>
+        </w:rPr>
+      </w:pPr>
+    </w:p>
+    <w:p>
+      <w:pPr>
+        <w:rPr>
+          <w:rFonts w:eastAsiaTheme="minorEastAsia"/>
+        </w:rPr>
+      </w:pPr>
+      <w:r>
+        <w:rPr>
+          <w:rFonts w:eastAsiaTheme="minorEastAsia"/>
+        </w:rPr>
+        <w:t xml:space="preserve">The problem is the </w:t>
+      </w:r>
+      <w:r>
+        <w:rPr>
+          <w:rFonts w:eastAsiaTheme="minorEastAsia"/>
+          <w:i/>
+          <w:iCs/>
+        </w:rPr>
+        <w:t>Random Sampling Box</w:t>
+      </w:r>
+      <w:r>
+        <w:rPr>
+          <w:rFonts w:eastAsiaTheme="minorEastAsia"/>
+        </w:rPr>
+        <w:t xml:space="preserve">. </w:t>
+      </w:r>
+      <w:r>
+        <w:rPr>
+          <w:rFonts w:eastAsiaTheme="minorEastAsia"/>
+        </w:rPr>
+        <w:t xml:space="preserve">True random sampling is a stochastic process which has no derivative. When the gradient hits the sampling box this problem arises – the network cannot understand how changing its logits would have changed the final random choice. We cannot backpropagate through a random event. </w:t>
+      </w:r>
     </w:p>
     <w:p>
       <w:pPr>

--- a/docs/parflm/Pairwise_Potentials_in_PARFLM_Theory_and_Design.docx
+++ b/docs/parflm/Pairwise_Potentials_in_PARFLM_Theory_and_Design.docx
@@ -5104,6 +5104,20 @@
           <w:rFonts w:eastAsiaTheme="minorEastAsia"/>
         </w:rPr>
         <w:t xml:space="preserve">True random sampling is a stochastic process which has no derivative. When the gradient hits the sampling box this problem arises – the network cannot understand how changing its logits would have changed the final random choice. We cannot backpropagate through a random event. </w:t>
+      </w:r>
+    </w:p>
+    <w:p>
+      <w:pPr>
+        <w:rPr>
+          <w:rFonts w:eastAsiaTheme="minorEastAsia"/>
+        </w:rPr>
+      </w:pPr>
+      <w:r>
+        <w:rPr>
+          <w:rFonts w:eastAsiaTheme="minorEastAsia"/>
+        </w:rPr>
+        <w:lastRenderedPageBreak/>
+        <w:t xml:space="preserve">The solution is in the form of shifting the noise which is performed by the reparameterization trick which moves the randomness completely outside of the network processing path. Instead of letting the network’s parameters directly generate a random event, the network remains completely deterministic. </w:t>
       </w:r>
     </w:p>
     <w:p>

--- a/docs/parflm/Pairwise_Potentials_in_PARFLM_Theory_and_Design.docx
+++ b/docs/parflm/Pairwise_Potentials_in_PARFLM_Theory_and_Design.docx
@@ -5119,13 +5119,53 @@
         <w:lastRenderedPageBreak/>
         <w:t xml:space="preserve">The solution is in the form of shifting the noise which is performed by the reparameterization trick which moves the randomness completely outside of the network processing path. Instead of letting the network’s parameters directly generate a random event, the network remains completely deterministic. </w:t>
       </w:r>
-    </w:p>
-    <w:p>
-      <w:pPr>
-        <w:rPr>
-          <w:rFonts w:eastAsiaTheme="minorEastAsia"/>
-        </w:rPr>
-      </w:pPr>
+      <w:r>
+        <w:rPr>
+          <w:rFonts w:eastAsiaTheme="minorEastAsia"/>
+        </w:rPr>
+        <w:t xml:space="preserve">The randomness is treated as an external environmental factor (the Gumbel noise) that is injected at the very end. </w:t>
+      </w:r>
+    </w:p>
+    <w:p>
+      <w:pPr>
+        <w:rPr>
+          <w:rFonts w:eastAsiaTheme="minorEastAsia"/>
+        </w:rPr>
+      </w:pPr>
+    </w:p>
+    <w:p>
+      <w:r>
+        <w:t xml:space="preserve">[ Standard Uniform (Independent </w:t>
+      </w:r>
+      <w:r>
+        <w:rPr>
+          <w:rFonts w:ascii="Apple Color Emoji" w:hAnsi="Apple Color Emoji" w:cs="Apple Color Emoji"/>
+        </w:rPr>
+        <w:t>🎲</w:t>
+      </w:r>
+      <w:r>
+        <w:t xml:space="preserve"> Noise) ]</w:t>
+      </w:r>
+    </w:p>
+    <w:p>
+      <w:r>
+        <w:t xml:space="preserve">                                     |</w:t>
+      </w:r>
+    </w:p>
+    <w:p>
+      <w:r>
+        <w:t xml:space="preserve">                                     v</w:t>
+      </w:r>
+    </w:p>
+    <w:p>
+      <w:pPr>
+        <w:rPr>
+          <w:rFonts w:eastAsiaTheme="minorEastAsia"/>
+        </w:rPr>
+      </w:pPr>
+      <w:r>
+        <w:t xml:space="preserve">                     [ Gumbel Noise ]</w:t>
+      </w:r>
     </w:p>
     <w:p/>
     <w:sectPr>

--- a/docs/parflm/Pairwise_Potentials_in_PARFLM_Theory_and_Design.docx
+++ b/docs/parflm/Pairwise_Potentials_in_PARFLM_Theory_and_Design.docx
@@ -5134,7 +5134,23 @@
       </w:pPr>
     </w:p>
     <w:p>
-      <w:r>
+      <w:pPr>
+        <w:keepNext/>
+        <w:keepLines/>
+        <w:rPr>
+          <w:rFonts w:ascii="Consolas" w:hAnsi="Consolas" w:cs="Consolas"/>
+        </w:rPr>
+      </w:pPr>
+      <w:r>
+        <w:rPr>
+          <w:rFonts w:ascii="Consolas" w:hAnsi="Consolas" w:cs="Consolas"/>
+        </w:rPr>
+        <w:t xml:space="preserve">                   </w:t>
+      </w:r>
+      <w:r>
+        <w:rPr>
+          <w:rFonts w:ascii="Consolas" w:hAnsi="Consolas" w:cs="Consolas"/>
+        </w:rPr>
         <w:t xml:space="preserve">[ Standard Uniform (Independent </w:t>
       </w:r>
       <w:r>
@@ -5144,28 +5160,294 @@
         <w:t>🎲</w:t>
       </w:r>
       <w:r>
+        <w:rPr>
+          <w:rFonts w:ascii="Consolas" w:hAnsi="Consolas" w:cs="Consolas"/>
+        </w:rPr>
         <w:t xml:space="preserve"> Noise) ]</w:t>
       </w:r>
     </w:p>
     <w:p>
-      <w:r>
-        <w:t xml:space="preserve">                                     |</w:t>
-      </w:r>
-    </w:p>
-    <w:p>
-      <w:r>
-        <w:t xml:space="preserve">                                     v</w:t>
-      </w:r>
-    </w:p>
-    <w:p>
-      <w:pPr>
-        <w:rPr>
-          <w:rFonts w:eastAsiaTheme="minorEastAsia"/>
-        </w:rPr>
-      </w:pPr>
-      <w:r>
-        <w:t xml:space="preserve">                     [ Gumbel Noise ]</w:t>
-      </w:r>
+      <w:pPr>
+        <w:keepNext/>
+        <w:keepLines/>
+        <w:rPr>
+          <w:rFonts w:ascii="Consolas" w:hAnsi="Consolas" w:cs="Consolas"/>
+        </w:rPr>
+      </w:pPr>
+      <w:r>
+        <w:rPr>
+          <w:rFonts w:ascii="Consolas" w:hAnsi="Consolas" w:cs="Consolas"/>
+        </w:rPr>
+        <w:t xml:space="preserve">                   </w:t>
+      </w:r>
+      <w:r>
+        <w:rPr>
+          <w:rFonts w:ascii="Consolas" w:hAnsi="Consolas" w:cs="Consolas"/>
+        </w:rPr>
+        <w:t xml:space="preserve">                     </w:t>
+      </w:r>
+      <w:r>
+        <w:rPr>
+          <w:rFonts w:ascii="Consolas" w:hAnsi="Consolas" w:cs="Consolas"/>
+        </w:rPr>
+        <w:t>|</w:t>
+      </w:r>
+    </w:p>
+    <w:p>
+      <w:pPr>
+        <w:keepNext/>
+        <w:keepLines/>
+        <w:rPr>
+          <w:rFonts w:ascii="Consolas" w:hAnsi="Consolas" w:cs="Consolas"/>
+        </w:rPr>
+      </w:pPr>
+      <w:r>
+        <w:rPr>
+          <w:rFonts w:ascii="Consolas" w:hAnsi="Consolas" w:cs="Consolas"/>
+        </w:rPr>
+        <w:t xml:space="preserve">                                     </w:t>
+      </w:r>
+      <w:r>
+        <w:rPr>
+          <w:rFonts w:ascii="Consolas" w:hAnsi="Consolas" w:cs="Consolas"/>
+        </w:rPr>
+        <w:t xml:space="preserve">   </w:t>
+      </w:r>
+      <w:r>
+        <w:rPr>
+          <w:rFonts w:ascii="Consolas" w:hAnsi="Consolas" w:cs="Consolas"/>
+        </w:rPr>
+        <w:t>v</w:t>
+      </w:r>
+    </w:p>
+    <w:p>
+      <w:pPr>
+        <w:keepNext/>
+        <w:keepLines/>
+        <w:rPr>
+          <w:rFonts w:ascii="Consolas" w:eastAsiaTheme="minorEastAsia" w:hAnsi="Consolas" w:cs="Consolas"/>
+        </w:rPr>
+      </w:pPr>
+      <w:r>
+        <w:rPr>
+          <w:rFonts w:ascii="Consolas" w:hAnsi="Consolas" w:cs="Consolas"/>
+        </w:rPr>
+        <w:t xml:space="preserve">                     </w:t>
+      </w:r>
+      <w:r>
+        <w:rPr>
+          <w:rFonts w:ascii="Consolas" w:hAnsi="Consolas" w:cs="Consolas"/>
+        </w:rPr>
+        <w:t xml:space="preserve">           </w:t>
+      </w:r>
+      <w:r>
+        <w:rPr>
+          <w:rFonts w:ascii="Consolas" w:hAnsi="Consolas" w:cs="Consolas"/>
+        </w:rPr>
+        <w:t>[ Gumbel Noise ]</w:t>
+      </w:r>
+    </w:p>
+    <w:p>
+      <w:pPr>
+        <w:keepNext/>
+        <w:keepLines/>
+        <w:rPr>
+          <w:rFonts w:ascii="Consolas" w:hAnsi="Consolas" w:cs="Consolas"/>
+        </w:rPr>
+      </w:pPr>
+      <w:r>
+        <w:rPr>
+          <w:rFonts w:ascii="Consolas" w:hAnsi="Consolas" w:cs="Consolas"/>
+        </w:rPr>
+        <w:t xml:space="preserve">                                </w:t>
+      </w:r>
+      <w:r>
+        <w:rPr>
+          <w:rFonts w:ascii="Consolas" w:hAnsi="Consolas" w:cs="Consolas"/>
+        </w:rPr>
+        <w:t xml:space="preserve">   </w:t>
+      </w:r>
+      <w:r>
+        <w:rPr>
+          <w:rFonts w:ascii="Consolas" w:hAnsi="Consolas" w:cs="Consolas"/>
+        </w:rPr>
+        <w:t xml:space="preserve">     |</w:t>
+      </w:r>
+    </w:p>
+    <w:p>
+      <w:pPr>
+        <w:keepNext/>
+        <w:keepLines/>
+        <w:rPr>
+          <w:rFonts w:ascii="Consolas" w:hAnsi="Consolas" w:cs="Consolas"/>
+        </w:rPr>
+      </w:pPr>
+      <w:r>
+        <w:rPr>
+          <w:rFonts w:ascii="Consolas" w:hAnsi="Consolas" w:cs="Consolas"/>
+        </w:rPr>
+        <w:t xml:space="preserve">                                   </w:t>
+      </w:r>
+      <w:r>
+        <w:rPr>
+          <w:rFonts w:ascii="Consolas" w:hAnsi="Consolas" w:cs="Consolas"/>
+        </w:rPr>
+        <w:t xml:space="preserve">   </w:t>
+      </w:r>
+      <w:r>
+        <w:rPr>
+          <w:rFonts w:ascii="Consolas" w:hAnsi="Consolas" w:cs="Consolas"/>
+        </w:rPr>
+        <w:t xml:space="preserve">  v</w:t>
+      </w:r>
+    </w:p>
+    <w:p>
+      <w:pPr>
+        <w:keepNext/>
+        <w:keepLines/>
+        <w:rPr>
+          <w:rFonts w:ascii="Consolas" w:hAnsi="Consolas" w:cs="Consolas"/>
+        </w:rPr>
+      </w:pPr>
+      <w:r>
+        <w:rPr>
+          <w:rFonts w:ascii="Consolas" w:hAnsi="Consolas" w:cs="Consolas"/>
+        </w:rPr>
+        <w:t xml:space="preserve">[ Neural Network ]    </w:t>
+      </w:r>
+      <w:r>
+        <w:rPr>
+          <w:rFonts w:ascii="Consolas" w:hAnsi="Consolas" w:cs="Consolas"/>
+        </w:rPr>
+        <w:sym w:font="Wingdings" w:char="F0E0"/>
+      </w:r>
+      <w:r>
+        <w:rPr>
+          <w:rFonts w:ascii="Consolas" w:hAnsi="Consolas" w:cs="Consolas"/>
+        </w:rPr>
+        <w:t xml:space="preserve">     Logits   </w:t>
+      </w:r>
+      <w:r>
+        <w:rPr>
+          <w:rFonts w:ascii="Consolas" w:hAnsi="Consolas" w:cs="Consolas"/>
+        </w:rPr>
+        <w:sym w:font="Wingdings" w:char="F0E0"/>
+      </w:r>
+      <w:r>
+        <w:rPr>
+          <w:rFonts w:ascii="Consolas" w:hAnsi="Consolas" w:cs="Consolas"/>
+        </w:rPr>
+        <w:t xml:space="preserve">     [ Deterministic Equation ]    </w:t>
+      </w:r>
+      <w:r>
+        <w:rPr>
+          <w:rFonts w:ascii="Consolas" w:hAnsi="Consolas" w:cs="Consolas"/>
+        </w:rPr>
+        <w:sym w:font="Wingdings" w:char="F0E0"/>
+      </w:r>
+      <w:r>
+        <w:rPr>
+          <w:rFonts w:ascii="Consolas" w:hAnsi="Consolas" w:cs="Consolas"/>
+        </w:rPr>
+        <w:t xml:space="preserve">   Output</w:t>
+      </w:r>
+    </w:p>
+    <w:p>
+      <w:pPr>
+        <w:keepNext/>
+        <w:keepLines/>
+        <w:rPr>
+          <w:rFonts w:eastAsiaTheme="minorEastAsia"/>
+        </w:rPr>
+      </w:pPr>
+      <w:r>
+        <w:rPr>
+          <w:rFonts w:ascii="Consolas" w:hAnsi="Consolas" w:cs="Consolas"/>
+        </w:rPr>
+        <w:t xml:space="preserve">   (Deterministic)         (Parameters)</w:t>
+      </w:r>
+      <w:r>
+        <w:t xml:space="preserve">                                        </w:t>
+      </w:r>
+      <m:oMath>
+        <m:r>
+          <w:rPr>
+            <w:rFonts w:ascii="Cambria Math" w:hAnsi="Cambria Math"/>
+          </w:rPr>
+          <m:t>(</m:t>
+        </m:r>
+        <m:sSub>
+          <m:sSubPr>
+            <m:ctrlPr>
+              <w:rPr>
+                <w:rFonts w:ascii="Cambria Math" w:hAnsi="Cambria Math"/>
+                <w:i/>
+              </w:rPr>
+            </m:ctrlPr>
+          </m:sSubPr>
+          <m:e>
+            <m:r>
+              <w:rPr>
+                <w:rFonts w:ascii="Cambria Math" w:hAnsi="Cambria Math"/>
+              </w:rPr>
+              <m:t>l</m:t>
+            </m:r>
+          </m:e>
+          <m:sub>
+            <m:r>
+              <w:rPr>
+                <w:rFonts w:ascii="Cambria Math" w:hAnsi="Cambria Math"/>
+              </w:rPr>
+              <m:t>i</m:t>
+            </m:r>
+          </m:sub>
+        </m:sSub>
+        <m:r>
+          <w:rPr>
+            <w:rFonts w:ascii="Cambria Math" w:hAnsi="Cambria Math"/>
+          </w:rPr>
+          <m:t>+</m:t>
+        </m:r>
+        <m:sSub>
+          <m:sSubPr>
+            <m:ctrlPr>
+              <w:rPr>
+                <w:rFonts w:ascii="Cambria Math" w:hAnsi="Cambria Math"/>
+                <w:i/>
+              </w:rPr>
+            </m:ctrlPr>
+          </m:sSubPr>
+          <m:e>
+            <m:r>
+              <w:rPr>
+                <w:rFonts w:ascii="Cambria Math" w:hAnsi="Cambria Math"/>
+              </w:rPr>
+              <m:t>g</m:t>
+            </m:r>
+          </m:e>
+          <m:sub>
+            <m:r>
+              <w:rPr>
+                <w:rFonts w:ascii="Cambria Math" w:hAnsi="Cambria Math"/>
+              </w:rPr>
+              <m:t>i</m:t>
+            </m:r>
+          </m:sub>
+        </m:sSub>
+        <m:r>
+          <w:rPr>
+            <w:rFonts w:ascii="Cambria Math" w:hAnsi="Cambria Math"/>
+          </w:rPr>
+          <m:t>)</m:t>
+        </m:r>
+      </m:oMath>
+    </w:p>
+    <w:p>
+      <w:pPr>
+        <w:rPr>
+          <w:rFonts w:eastAsiaTheme="minorEastAsia"/>
+        </w:rPr>
+      </w:pPr>
     </w:p>
     <w:p/>
     <w:sectPr>

--- a/docs/parflm/Pairwise_Potentials_in_PARFLM_Theory_and_Design.docx
+++ b/docs/parflm/Pairwise_Potentials_in_PARFLM_Theory_and_Design.docx
@@ -4888,6 +4888,34 @@
       <w:pPr>
         <w:rPr>
           <w:rFonts w:eastAsiaTheme="minorEastAsia"/>
+        </w:rPr>
+      </w:pPr>
+      <w:r>
+        <w:rPr>
+          <w:rFonts w:eastAsiaTheme="minorEastAsia"/>
+          <w:b/>
+          <w:bCs/>
+        </w:rPr>
+        <w:t>Memory efficiency</w:t>
+      </w:r>
+      <w:r>
+        <w:rPr>
+          <w:rFonts w:eastAsiaTheme="minorEastAsia"/>
+        </w:rPr>
+        <w:t>: It allows for partial evaluation and optimization techniques in massive search spaces. since we only are looking for the maximum value.</w:t>
+      </w:r>
+    </w:p>
+    <w:p>
+      <w:pPr>
+        <w:rPr>
+          <w:rFonts w:eastAsiaTheme="minorEastAsia"/>
+        </w:rPr>
+      </w:pPr>
+    </w:p>
+    <w:p>
+      <w:pPr>
+        <w:rPr>
+          <w:rFonts w:eastAsiaTheme="minorEastAsia"/>
           <w:u w:val="single"/>
         </w:rPr>
       </w:pPr>
@@ -4963,12 +4991,6 @@
       <w:r>
         <w:rPr>
           <w:rFonts w:eastAsiaTheme="minorEastAsia"/>
-        </w:rPr>
-        <w:t xml:space="preserve">   </w:t>
-      </w:r>
-      <w:r>
-        <w:rPr>
-          <w:rFonts w:eastAsiaTheme="minorEastAsia"/>
           <w:b/>
           <w:bCs/>
         </w:rPr>
@@ -5083,6 +5105,7 @@
         <w:rPr>
           <w:rFonts w:eastAsiaTheme="minorEastAsia"/>
         </w:rPr>
+        <w:lastRenderedPageBreak/>
         <w:t xml:space="preserve">The problem is the </w:t>
       </w:r>
       <w:r>
@@ -5116,7 +5139,6 @@
         <w:rPr>
           <w:rFonts w:eastAsiaTheme="minorEastAsia"/>
         </w:rPr>
-        <w:lastRenderedPageBreak/>
         <w:t xml:space="preserve">The solution is in the form of shifting the noise which is performed by the reparameterization trick which moves the randomness completely outside of the network processing path. Instead of letting the network’s parameters directly generate a random event, the network remains completely deterministic. </w:t>
       </w:r>
       <w:r>
@@ -5449,6 +5471,313 @@
         </w:rPr>
       </w:pPr>
     </w:p>
+    <w:p>
+      <w:pPr>
+        <w:rPr>
+          <w:rFonts w:eastAsiaTheme="minorEastAsia"/>
+        </w:rPr>
+      </w:pPr>
+      <w:r>
+        <w:t xml:space="preserve">The noise </w:t>
+      </w:r>
+      <m:oMath>
+        <m:sSub>
+          <m:sSubPr>
+            <m:ctrlPr>
+              <w:rPr>
+                <w:rFonts w:ascii="Cambria Math" w:hAnsi="Cambria Math"/>
+                <w:i/>
+              </w:rPr>
+            </m:ctrlPr>
+          </m:sSubPr>
+          <m:e>
+            <m:r>
+              <w:rPr>
+                <w:rFonts w:ascii="Cambria Math" w:hAnsi="Cambria Math"/>
+              </w:rPr>
+              <m:t>g</m:t>
+            </m:r>
+          </m:e>
+          <m:sub>
+            <m:r>
+              <w:rPr>
+                <w:rFonts w:ascii="Cambria Math" w:hAnsi="Cambria Math"/>
+              </w:rPr>
+              <m:t>i</m:t>
+            </m:r>
+          </m:sub>
+        </m:sSub>
+      </m:oMath>
+      <w:r>
+        <w:rPr>
+          <w:rFonts w:eastAsiaTheme="minorEastAsia"/>
+        </w:rPr>
+        <w:t xml:space="preserve"> is purely random, but it is completely independent of the neural network.</w:t>
+      </w:r>
+      <w:r>
+        <w:rPr>
+          <w:rFonts w:eastAsiaTheme="minorEastAsia"/>
+        </w:rPr>
+        <w:t xml:space="preserve"> We do not need to calculate gradients for the noise because we are not trying to train the random number generator.</w:t>
+      </w:r>
+    </w:p>
+    <w:p>
+      <w:pPr>
+        <w:rPr>
+          <w:rFonts w:eastAsiaTheme="minorEastAsia"/>
+        </w:rPr>
+      </w:pPr>
+      <w:r>
+        <w:rPr>
+          <w:rFonts w:eastAsiaTheme="minorEastAsia"/>
+        </w:rPr>
+        <w:t xml:space="preserve">The logits </w:t>
+      </w:r>
+      <m:oMath>
+        <m:sSub>
+          <m:sSubPr>
+            <m:ctrlPr>
+              <w:rPr>
+                <w:rFonts w:ascii="Cambria Math" w:hAnsi="Cambria Math"/>
+                <w:i/>
+              </w:rPr>
+            </m:ctrlPr>
+          </m:sSubPr>
+          <m:e>
+            <m:r>
+              <w:rPr>
+                <w:rFonts w:ascii="Cambria Math" w:hAnsi="Cambria Math"/>
+              </w:rPr>
+              <m:t>l</m:t>
+            </m:r>
+          </m:e>
+          <m:sub>
+            <m:r>
+              <w:rPr>
+                <w:rFonts w:ascii="Cambria Math" w:hAnsi="Cambria Math"/>
+              </w:rPr>
+              <m:t>i</m:t>
+            </m:r>
+          </m:sub>
+        </m:sSub>
+      </m:oMath>
+      <w:r>
+        <w:rPr>
+          <w:rFonts w:eastAsiaTheme="minorEastAsia"/>
+        </w:rPr>
+        <w:t xml:space="preserve"> are purely deterministic functions of the network’s weights. The interaction is addition and the derivative is </w:t>
+      </w:r>
+      <m:oMath>
+        <m:f>
+          <m:fPr>
+            <m:ctrlPr>
+              <w:rPr>
+                <w:rFonts w:ascii="Cambria Math" w:eastAsiaTheme="minorEastAsia" w:hAnsi="Cambria Math"/>
+                <w:i/>
+              </w:rPr>
+            </m:ctrlPr>
+          </m:fPr>
+          <m:num>
+            <m:r>
+              <w:rPr>
+                <w:rFonts w:ascii="Cambria Math" w:eastAsiaTheme="minorEastAsia" w:hAnsi="Cambria Math"/>
+              </w:rPr>
+              <m:t>∂</m:t>
+            </m:r>
+            <m:sSub>
+              <m:sSubPr>
+                <m:ctrlPr>
+                  <w:rPr>
+                    <w:rFonts w:ascii="Cambria Math" w:eastAsiaTheme="minorEastAsia" w:hAnsi="Cambria Math"/>
+                    <w:i/>
+                  </w:rPr>
+                </m:ctrlPr>
+              </m:sSubPr>
+              <m:e>
+                <m:r>
+                  <w:rPr>
+                    <w:rFonts w:ascii="Cambria Math" w:eastAsiaTheme="minorEastAsia" w:hAnsi="Cambria Math"/>
+                  </w:rPr>
+                  <m:t>s</m:t>
+                </m:r>
+              </m:e>
+              <m:sub>
+                <m:r>
+                  <w:rPr>
+                    <w:rFonts w:ascii="Cambria Math" w:eastAsiaTheme="minorEastAsia" w:hAnsi="Cambria Math"/>
+                  </w:rPr>
+                  <m:t>i</m:t>
+                </m:r>
+              </m:sub>
+            </m:sSub>
+          </m:num>
+          <m:den>
+            <m:r>
+              <w:rPr>
+                <w:rFonts w:ascii="Cambria Math" w:eastAsiaTheme="minorEastAsia" w:hAnsi="Cambria Math"/>
+              </w:rPr>
+              <m:t>∂</m:t>
+            </m:r>
+            <m:sSub>
+              <m:sSubPr>
+                <m:ctrlPr>
+                  <w:rPr>
+                    <w:rFonts w:ascii="Cambria Math" w:eastAsiaTheme="minorEastAsia" w:hAnsi="Cambria Math"/>
+                    <w:i/>
+                  </w:rPr>
+                </m:ctrlPr>
+              </m:sSubPr>
+              <m:e>
+                <m:r>
+                  <w:rPr>
+                    <w:rFonts w:ascii="Cambria Math" w:eastAsiaTheme="minorEastAsia" w:hAnsi="Cambria Math"/>
+                  </w:rPr>
+                  <m:t>l</m:t>
+                </m:r>
+              </m:e>
+              <m:sub>
+                <m:r>
+                  <w:rPr>
+                    <w:rFonts w:ascii="Cambria Math" w:eastAsiaTheme="minorEastAsia" w:hAnsi="Cambria Math"/>
+                  </w:rPr>
+                  <m:t>i</m:t>
+                </m:r>
+              </m:sub>
+            </m:sSub>
+          </m:den>
+        </m:f>
+        <m:r>
+          <w:rPr>
+            <w:rFonts w:ascii="Cambria Math" w:eastAsiaTheme="minorEastAsia" w:hAnsi="Cambria Math"/>
+          </w:rPr>
+          <m:t>=1</m:t>
+        </m:r>
+      </m:oMath>
+      <w:r>
+        <w:rPr>
+          <w:rFonts w:eastAsiaTheme="minorEastAsia"/>
+        </w:rPr>
+        <w:t xml:space="preserve">. The randomness has been isolated and the pathway from the network’s weights to the final perturbed score </w:t>
+      </w:r>
+      <m:oMath>
+        <m:sSub>
+          <m:sSubPr>
+            <m:ctrlPr>
+              <w:rPr>
+                <w:rFonts w:ascii="Cambria Math" w:eastAsiaTheme="minorEastAsia" w:hAnsi="Cambria Math"/>
+                <w:i/>
+              </w:rPr>
+            </m:ctrlPr>
+          </m:sSubPr>
+          <m:e>
+            <m:r>
+              <w:rPr>
+                <w:rFonts w:ascii="Cambria Math" w:eastAsiaTheme="minorEastAsia" w:hAnsi="Cambria Math"/>
+              </w:rPr>
+              <m:t>s</m:t>
+            </m:r>
+          </m:e>
+          <m:sub>
+            <m:r>
+              <w:rPr>
+                <w:rFonts w:ascii="Cambria Math" w:eastAsiaTheme="minorEastAsia" w:hAnsi="Cambria Math"/>
+              </w:rPr>
+              <m:t>i</m:t>
+            </m:r>
+          </m:sub>
+        </m:sSub>
+      </m:oMath>
+      <w:r>
+        <w:rPr>
+          <w:rFonts w:eastAsiaTheme="minorEastAsia"/>
+        </w:rPr>
+        <w:t xml:space="preserve"> is not fully continuous and differentiable.</w:t>
+      </w:r>
+    </w:p>
+    <w:p>
+      <w:pPr>
+        <w:rPr>
+          <w:rFonts w:eastAsiaTheme="minorEastAsia"/>
+        </w:rPr>
+      </w:pPr>
+    </w:p>
+    <w:p>
+      <w:pPr>
+        <w:rPr>
+          <w:rFonts w:eastAsiaTheme="minorEastAsia"/>
+          <w:b/>
+          <w:bCs/>
+        </w:rPr>
+      </w:pPr>
+      <w:r>
+        <w:rPr>
+          <w:rFonts w:eastAsiaTheme="minorEastAsia"/>
+          <w:b/>
+          <w:bCs/>
+        </w:rPr>
+        <w:t>The Benefits of combining Reparameterization with Gumbel-Softmax</w:t>
+      </w:r>
+    </w:p>
+    <w:p>
+      <w:pPr>
+        <w:rPr>
+          <w:rFonts w:eastAsiaTheme="minorEastAsia"/>
+        </w:rPr>
+      </w:pPr>
+      <w:r>
+        <w:rPr>
+          <w:rFonts w:eastAsiaTheme="minorEastAsia"/>
+        </w:rPr>
+        <w:t xml:space="preserve">By combining this reparameterization with a smooth relaxation (e.g. Gumbel-Softmax), the entire system becomes differentiable. </w:t>
+      </w:r>
+      <w:r>
+        <w:rPr>
+          <w:rFonts w:eastAsiaTheme="minorEastAsia"/>
+        </w:rPr>
+        <w:t xml:space="preserve">This method provides </w:t>
+      </w:r>
+      <w:proofErr w:type="spellStart"/>
+      <w:r>
+        <w:rPr>
+          <w:rFonts w:eastAsiaTheme="minorEastAsia"/>
+        </w:rPr>
+        <w:t>pathwise</w:t>
+      </w:r>
+      <w:proofErr w:type="spellEnd"/>
+      <w:r>
+        <w:rPr>
+          <w:rFonts w:eastAsiaTheme="minorEastAsia"/>
+        </w:rPr>
+        <w:t xml:space="preserve"> derivatives which yield stable low-variance gradients that make models converge faster. </w:t>
+      </w:r>
+      <w:r>
+        <w:rPr>
+          <w:rFonts w:eastAsiaTheme="minorEastAsia"/>
+        </w:rPr>
+        <w:t xml:space="preserve">This method enables separation of concerns. For example, if during production (inference) we want to make the model perfectly deterministic for testing or debugging we do not need to redesign the architecture. We can simply freeze or remove the external Gumbel noise generator. The core network remains entirely untouched because the randomness was never woven into its internal parameters. </w:t>
+      </w:r>
+    </w:p>
+    <w:p>
+      <w:pPr>
+        <w:rPr>
+          <w:rFonts w:eastAsiaTheme="minorEastAsia"/>
+        </w:rPr>
+      </w:pPr>
+    </w:p>
+    <w:p>
+      <w:pPr>
+        <w:rPr>
+          <w:u w:val="single"/>
+        </w:rPr>
+      </w:pPr>
+      <w:r>
+        <w:rPr>
+          <w:u w:val="single"/>
+        </w:rPr>
+        <w:t>The Bridge to Backprop: Gumbel-Softmax</w:t>
+      </w:r>
+    </w:p>
+    <w:p/>
     <w:p/>
     <w:sectPr>
       <w:pgSz w:w="12240" w:h="15840"/>

--- a/docs/parflm/Pairwise_Potentials_in_PARFLM_Theory_and_Design.docx
+++ b/docs/parflm/Pairwise_Potentials_in_PARFLM_Theory_and_Design.docx
@@ -2194,7 +2194,16 @@
         <w:pStyle w:val="Heading2"/>
       </w:pPr>
       <w:r>
-        <w:t>Categorical Sampling and the Gumbel-Max trick</w:t>
+        <w:t>Categorical Sampling</w:t>
+      </w:r>
+      <w:r>
+        <w:t xml:space="preserve">, </w:t>
+      </w:r>
+      <w:r>
+        <w:t>the Gumbel-Max trick</w:t>
+      </w:r>
+      <w:r>
+        <w:t xml:space="preserve"> and Gumbel-Softmax</w:t>
       </w:r>
     </w:p>
     <w:p/>
@@ -5766,15 +5775,654 @@
     </w:p>
     <w:p>
       <w:pPr>
-        <w:rPr>
-          <w:u w:val="single"/>
-        </w:rPr>
-      </w:pPr>
-      <w:r>
-        <w:rPr>
-          <w:u w:val="single"/>
-        </w:rPr>
+        <w:pStyle w:val="Heading3"/>
+      </w:pPr>
+      <w:r>
         <w:t>The Bridge to Backprop: Gumbel-Softmax</w:t>
+      </w:r>
+    </w:p>
+    <w:p/>
+    <w:p>
+      <w:r>
+        <w:t xml:space="preserve">While the Gumbel-Max trick is ideal for forward-pass sampling, the </w:t>
+      </w:r>
+      <w:r>
+        <w:rPr>
+          <w:rFonts w:ascii="Consolas" w:hAnsi="Consolas" w:cs="Consolas"/>
+          <w:sz w:val="17"/>
+          <w:szCs w:val="17"/>
+        </w:rPr>
+        <w:t>argmax</w:t>
+      </w:r>
+      <w:r>
+        <w:t xml:space="preserve"> operation introduces a major flaw for training neural networks: its derivative is zero everywhere. </w:t>
+      </w:r>
+      <w:r>
+        <w:t xml:space="preserve">This breaks gradient-based backprop. </w:t>
+      </w:r>
+    </w:p>
+    <w:p>
+      <w:pPr>
+        <w:rPr>
+          <w:rFonts w:eastAsiaTheme="minorEastAsia"/>
+        </w:rPr>
+      </w:pPr>
+      <w:r>
+        <w:t xml:space="preserve">To solve this , we use Gumbel-Softmax relaxation. </w:t>
+      </w:r>
+      <w:r>
+        <w:t xml:space="preserve">By substituting the hard argmax function with a continuous, differentiable softmax and introducing a temperature </w:t>
+      </w:r>
+      <m:oMath>
+        <m:r>
+          <w:rPr>
+            <w:rFonts w:ascii="Cambria Math" w:hAnsi="Cambria Math"/>
+          </w:rPr>
+          <m:t>τ</m:t>
+        </m:r>
+      </m:oMath>
+      <w:r>
+        <w:rPr>
+          <w:rFonts w:eastAsiaTheme="minorEastAsia"/>
+        </w:rPr>
+        <w:t xml:space="preserve"> the gradients can flow through the discrete nodes during training:</w:t>
+      </w:r>
+    </w:p>
+    <w:p>
+      <w:pPr>
+        <w:rPr>
+          <w:rFonts w:eastAsiaTheme="minorEastAsia"/>
+        </w:rPr>
+      </w:pPr>
+    </w:p>
+    <w:p>
+      <w:pPr>
+        <w:rPr>
+          <w:rFonts w:eastAsiaTheme="minorEastAsia"/>
+        </w:rPr>
+      </w:pPr>
+      <m:oMath>
+        <m:sSub>
+          <m:sSubPr>
+            <m:ctrlPr>
+              <w:rPr>
+                <w:rFonts w:ascii="Cambria Math" w:hAnsi="Cambria Math"/>
+                <w:i/>
+              </w:rPr>
+            </m:ctrlPr>
+          </m:sSubPr>
+          <m:e>
+            <m:r>
+              <w:rPr>
+                <w:rFonts w:ascii="Cambria Math" w:hAnsi="Cambria Math"/>
+              </w:rPr>
+              <m:t>y</m:t>
+            </m:r>
+          </m:e>
+          <m:sub>
+            <m:r>
+              <w:rPr>
+                <w:rFonts w:ascii="Cambria Math" w:hAnsi="Cambria Math"/>
+              </w:rPr>
+              <m:t>i</m:t>
+            </m:r>
+          </m:sub>
+        </m:sSub>
+        <m:r>
+          <w:rPr>
+            <w:rFonts w:ascii="Cambria Math" w:hAnsi="Cambria Math"/>
+          </w:rPr>
+          <m:t>=</m:t>
+        </m:r>
+        <m:f>
+          <m:fPr>
+            <m:ctrlPr>
+              <w:rPr>
+                <w:rFonts w:ascii="Cambria Math" w:hAnsi="Cambria Math"/>
+                <w:i/>
+              </w:rPr>
+            </m:ctrlPr>
+          </m:fPr>
+          <m:num>
+            <m:sSup>
+              <m:sSupPr>
+                <m:ctrlPr>
+                  <w:rPr>
+                    <w:rFonts w:ascii="Cambria Math" w:hAnsi="Cambria Math"/>
+                    <w:i/>
+                  </w:rPr>
+                </m:ctrlPr>
+              </m:sSupPr>
+              <m:e>
+                <m:r>
+                  <w:rPr>
+                    <w:rFonts w:ascii="Cambria Math" w:hAnsi="Cambria Math"/>
+                  </w:rPr>
+                  <m:t>e</m:t>
+                </m:r>
+              </m:e>
+              <m:sup>
+                <m:d>
+                  <m:dPr>
+                    <m:ctrlPr>
+                      <w:rPr>
+                        <w:rFonts w:ascii="Cambria Math" w:hAnsi="Cambria Math"/>
+                        <w:i/>
+                      </w:rPr>
+                    </m:ctrlPr>
+                  </m:dPr>
+                  <m:e>
+                    <m:sSub>
+                      <m:sSubPr>
+                        <m:ctrlPr>
+                          <w:rPr>
+                            <w:rFonts w:ascii="Cambria Math" w:hAnsi="Cambria Math"/>
+                            <w:i/>
+                          </w:rPr>
+                        </m:ctrlPr>
+                      </m:sSubPr>
+                      <m:e>
+                        <m:r>
+                          <w:rPr>
+                            <w:rFonts w:ascii="Cambria Math" w:hAnsi="Cambria Math"/>
+                          </w:rPr>
+                          <m:t>l</m:t>
+                        </m:r>
+                      </m:e>
+                      <m:sub>
+                        <m:r>
+                          <w:rPr>
+                            <w:rFonts w:ascii="Cambria Math" w:hAnsi="Cambria Math"/>
+                          </w:rPr>
+                          <m:t>i</m:t>
+                        </m:r>
+                      </m:sub>
+                    </m:sSub>
+                    <m:r>
+                      <w:rPr>
+                        <w:rFonts w:ascii="Cambria Math" w:hAnsi="Cambria Math"/>
+                      </w:rPr>
+                      <m:t>+</m:t>
+                    </m:r>
+                    <m:sSub>
+                      <m:sSubPr>
+                        <m:ctrlPr>
+                          <w:rPr>
+                            <w:rFonts w:ascii="Cambria Math" w:hAnsi="Cambria Math"/>
+                            <w:i/>
+                          </w:rPr>
+                        </m:ctrlPr>
+                      </m:sSubPr>
+                      <m:e>
+                        <m:r>
+                          <w:rPr>
+                            <w:rFonts w:ascii="Cambria Math" w:hAnsi="Cambria Math"/>
+                          </w:rPr>
+                          <m:t>g</m:t>
+                        </m:r>
+                      </m:e>
+                      <m:sub>
+                        <m:r>
+                          <w:rPr>
+                            <w:rFonts w:ascii="Cambria Math" w:hAnsi="Cambria Math"/>
+                          </w:rPr>
+                          <m:t>i</m:t>
+                        </m:r>
+                      </m:sub>
+                    </m:sSub>
+                  </m:e>
+                </m:d>
+                <m:r>
+                  <w:rPr>
+                    <w:rFonts w:ascii="Cambria Math" w:hAnsi="Cambria Math"/>
+                  </w:rPr>
+                  <m:t>/τ</m:t>
+                </m:r>
+              </m:sup>
+            </m:sSup>
+          </m:num>
+          <m:den>
+            <m:nary>
+              <m:naryPr>
+                <m:chr m:val="∑"/>
+                <m:limLoc m:val="undOvr"/>
+                <m:ctrlPr>
+                  <w:rPr>
+                    <w:rFonts w:ascii="Cambria Math" w:hAnsi="Cambria Math"/>
+                    <w:i/>
+                  </w:rPr>
+                </m:ctrlPr>
+              </m:naryPr>
+              <m:sub>
+                <m:r>
+                  <w:rPr>
+                    <w:rFonts w:ascii="Cambria Math" w:hAnsi="Cambria Math"/>
+                  </w:rPr>
+                  <m:t>j=1</m:t>
+                </m:r>
+              </m:sub>
+              <m:sup>
+                <m:r>
+                  <w:rPr>
+                    <w:rFonts w:ascii="Cambria Math" w:hAnsi="Cambria Math"/>
+                  </w:rPr>
+                  <m:t>K</m:t>
+                </m:r>
+              </m:sup>
+              <m:e>
+                <m:sSup>
+                  <m:sSupPr>
+                    <m:ctrlPr>
+                      <w:rPr>
+                        <w:rFonts w:ascii="Cambria Math" w:hAnsi="Cambria Math"/>
+                        <w:i/>
+                      </w:rPr>
+                    </m:ctrlPr>
+                  </m:sSupPr>
+                  <m:e>
+                    <m:r>
+                      <w:rPr>
+                        <w:rFonts w:ascii="Cambria Math" w:hAnsi="Cambria Math"/>
+                      </w:rPr>
+                      <m:t>e</m:t>
+                    </m:r>
+                  </m:e>
+                  <m:sup>
+                    <m:d>
+                      <m:dPr>
+                        <m:ctrlPr>
+                          <w:rPr>
+                            <w:rFonts w:ascii="Cambria Math" w:hAnsi="Cambria Math"/>
+                            <w:i/>
+                          </w:rPr>
+                        </m:ctrlPr>
+                      </m:dPr>
+                      <m:e>
+                        <m:sSub>
+                          <m:sSubPr>
+                            <m:ctrlPr>
+                              <w:rPr>
+                                <w:rFonts w:ascii="Cambria Math" w:hAnsi="Cambria Math"/>
+                                <w:i/>
+                              </w:rPr>
+                            </m:ctrlPr>
+                          </m:sSubPr>
+                          <m:e>
+                            <m:r>
+                              <w:rPr>
+                                <w:rFonts w:ascii="Cambria Math" w:hAnsi="Cambria Math"/>
+                              </w:rPr>
+                              <m:t>l</m:t>
+                            </m:r>
+                          </m:e>
+                          <m:sub>
+                            <m:r>
+                              <w:rPr>
+                                <w:rFonts w:ascii="Cambria Math" w:hAnsi="Cambria Math"/>
+                              </w:rPr>
+                              <m:t>j</m:t>
+                            </m:r>
+                          </m:sub>
+                        </m:sSub>
+                        <m:r>
+                          <w:rPr>
+                            <w:rFonts w:ascii="Cambria Math" w:hAnsi="Cambria Math"/>
+                          </w:rPr>
+                          <m:t>+</m:t>
+                        </m:r>
+                        <m:sSub>
+                          <m:sSubPr>
+                            <m:ctrlPr>
+                              <w:rPr>
+                                <w:rFonts w:ascii="Cambria Math" w:hAnsi="Cambria Math"/>
+                                <w:i/>
+                              </w:rPr>
+                            </m:ctrlPr>
+                          </m:sSubPr>
+                          <m:e>
+                            <m:r>
+                              <w:rPr>
+                                <w:rFonts w:ascii="Cambria Math" w:hAnsi="Cambria Math"/>
+                              </w:rPr>
+                              <m:t>g</m:t>
+                            </m:r>
+                          </m:e>
+                          <m:sub>
+                            <m:r>
+                              <w:rPr>
+                                <w:rFonts w:ascii="Cambria Math" w:hAnsi="Cambria Math"/>
+                              </w:rPr>
+                              <m:t>j</m:t>
+                            </m:r>
+                          </m:sub>
+                        </m:sSub>
+                      </m:e>
+                    </m:d>
+                    <m:r>
+                      <w:rPr>
+                        <w:rFonts w:ascii="Cambria Math" w:hAnsi="Cambria Math"/>
+                      </w:rPr>
+                      <m:t>/τ</m:t>
+                    </m:r>
+                  </m:sup>
+                </m:sSup>
+              </m:e>
+            </m:nary>
+          </m:den>
+        </m:f>
+      </m:oMath>
+      <w:r>
+        <w:rPr>
+          <w:rFonts w:eastAsiaTheme="minorEastAsia"/>
+        </w:rPr>
+        <w:t xml:space="preserve"> </w:t>
+      </w:r>
+    </w:p>
+    <w:p>
+      <w:pPr>
+        <w:keepNext/>
+        <w:keepLines/>
+        <w:spacing w:line="240" w:lineRule="auto"/>
+        <w:rPr>
+          <w:rFonts w:eastAsiaTheme="minorEastAsia"/>
+        </w:rPr>
+      </w:pPr>
+    </w:p>
+    <w:tbl>
+      <w:tblPr>
+        <w:tblStyle w:val="TableGrid"/>
+        <w:tblW w:w="0" w:type="auto"/>
+        <w:tblLook w:val="04A0" w:firstRow="1" w:lastRow="0" w:firstColumn="1" w:lastColumn="0" w:noHBand="0" w:noVBand="1"/>
+      </w:tblPr>
+      <w:tblGrid>
+        <w:gridCol w:w="1435"/>
+        <w:gridCol w:w="3997"/>
+        <w:gridCol w:w="3918"/>
+      </w:tblGrid>
+      <w:tr>
+        <w:tc>
+          <w:tcPr>
+            <w:tcW w:w="1435" w:type="dxa"/>
+          </w:tcPr>
+          <w:p>
+            <w:pPr>
+              <w:keepNext/>
+              <w:keepLines/>
+            </w:pPr>
+            <w:r>
+              <w:t>Feature</w:t>
+            </w:r>
+          </w:p>
+        </w:tc>
+        <w:tc>
+          <w:tcPr>
+            <w:tcW w:w="3997" w:type="dxa"/>
+          </w:tcPr>
+          <w:p>
+            <w:pPr>
+              <w:keepNext/>
+              <w:keepLines/>
+            </w:pPr>
+            <w:r>
+              <w:t>Gumbel-Max Trick</w:t>
+            </w:r>
+          </w:p>
+        </w:tc>
+        <w:tc>
+          <w:tcPr>
+            <w:tcW w:w="3918" w:type="dxa"/>
+          </w:tcPr>
+          <w:p>
+            <w:pPr>
+              <w:keepNext/>
+              <w:keepLines/>
+            </w:pPr>
+            <w:r>
+              <w:t>Gumbel-Softmax Relaxation</w:t>
+            </w:r>
+          </w:p>
+        </w:tc>
+      </w:tr>
+      <w:tr>
+        <w:tc>
+          <w:tcPr>
+            <w:tcW w:w="1435" w:type="dxa"/>
+          </w:tcPr>
+          <w:p>
+            <w:pPr>
+              <w:keepNext/>
+              <w:keepLines/>
+            </w:pPr>
+            <w:r>
+              <w:t>Output type</w:t>
+            </w:r>
+          </w:p>
+        </w:tc>
+        <w:tc>
+          <w:tcPr>
+            <w:tcW w:w="3997" w:type="dxa"/>
+          </w:tcPr>
+          <w:p>
+            <w:pPr>
+              <w:keepNext/>
+              <w:keepLines/>
+            </w:pPr>
+            <w:r>
+              <w:t>Discrete index or one-hot encoding</w:t>
+            </w:r>
+          </w:p>
+        </w:tc>
+        <w:tc>
+          <w:tcPr>
+            <w:tcW w:w="3918" w:type="dxa"/>
+          </w:tcPr>
+          <w:p>
+            <w:pPr>
+              <w:keepNext/>
+              <w:keepLines/>
+            </w:pPr>
+            <w:r>
+              <w:t>Cont</w:t>
+            </w:r>
+            <w:r>
+              <w:t>inuous probability distribution vector</w:t>
+            </w:r>
+          </w:p>
+        </w:tc>
+      </w:tr>
+      <w:tr>
+        <w:tc>
+          <w:tcPr>
+            <w:tcW w:w="1435" w:type="dxa"/>
+          </w:tcPr>
+          <w:p>
+            <w:pPr>
+              <w:keepNext/>
+              <w:keepLines/>
+            </w:pPr>
+            <w:r>
+              <w:t>Differentiable?</w:t>
+            </w:r>
+          </w:p>
+        </w:tc>
+        <w:tc>
+          <w:tcPr>
+            <w:tcW w:w="3997" w:type="dxa"/>
+          </w:tcPr>
+          <w:p>
+            <w:pPr>
+              <w:keepNext/>
+              <w:keepLines/>
+            </w:pPr>
+            <w:r>
+              <w:t>No (argmax blocks gradients)</w:t>
+            </w:r>
+          </w:p>
+        </w:tc>
+        <w:tc>
+          <w:tcPr>
+            <w:tcW w:w="3918" w:type="dxa"/>
+          </w:tcPr>
+          <w:p>
+            <w:pPr>
+              <w:keepNext/>
+              <w:keepLines/>
+            </w:pPr>
+            <w:r>
+              <w:t>Yes (differentiable approximation)</w:t>
+            </w:r>
+          </w:p>
+        </w:tc>
+      </w:tr>
+      <w:tr>
+        <w:tc>
+          <w:tcPr>
+            <w:tcW w:w="1435" w:type="dxa"/>
+          </w:tcPr>
+          <w:p>
+            <w:pPr>
+              <w:keepNext/>
+              <w:keepLines/>
+            </w:pPr>
+            <w:r>
+              <w:t xml:space="preserve">Primary Use Case </w:t>
+            </w:r>
+          </w:p>
+        </w:tc>
+        <w:tc>
+          <w:tcPr>
+            <w:tcW w:w="3997" w:type="dxa"/>
+          </w:tcPr>
+          <w:p>
+            <w:pPr>
+              <w:keepNext/>
+              <w:keepLines/>
+            </w:pPr>
+            <w:r>
+              <w:t>Fast production inference &amp; exact sampling</w:t>
+            </w:r>
+          </w:p>
+        </w:tc>
+        <w:tc>
+          <w:tcPr>
+            <w:tcW w:w="3918" w:type="dxa"/>
+          </w:tcPr>
+          <w:p>
+            <w:pPr>
+              <w:keepNext/>
+              <w:keepLines/>
+            </w:pPr>
+            <w:r>
+              <w:t>Training NNs with discrete latent states</w:t>
+            </w:r>
+          </w:p>
+        </w:tc>
+      </w:tr>
+      <w:tr>
+        <w:tc>
+          <w:tcPr>
+            <w:tcW w:w="1435" w:type="dxa"/>
+          </w:tcPr>
+          <w:p>
+            <w:pPr>
+              <w:keepNext/>
+              <w:keepLines/>
+            </w:pPr>
+            <w:r>
+              <w:t>Temperature Context</w:t>
+            </w:r>
+          </w:p>
+        </w:tc>
+        <w:tc>
+          <w:tcPr>
+            <w:tcW w:w="3997" w:type="dxa"/>
+          </w:tcPr>
+          <w:p>
+            <w:pPr>
+              <w:keepNext/>
+              <w:keepLines/>
+            </w:pPr>
+            <w:r>
+              <w:t>Not applicable (</w:t>
+            </w:r>
+            <m:oMath>
+              <m:r>
+                <w:rPr>
+                  <w:rFonts w:ascii="Cambria Math" w:hAnsi="Cambria Math"/>
+                </w:rPr>
+                <m:t>τ</m:t>
+              </m:r>
+            </m:oMath>
+            <w:r>
+              <w:rPr>
+                <w:rFonts w:eastAsiaTheme="minorEastAsia"/>
+              </w:rPr>
+              <w:t xml:space="preserve"> does not alter </w:t>
+            </w:r>
+            <w:r>
+              <w:rPr>
+                <w:rFonts w:ascii="Consolas" w:eastAsiaTheme="minorEastAsia" w:hAnsi="Consolas" w:cs="Consolas"/>
+                <w:sz w:val="17"/>
+                <w:szCs w:val="17"/>
+              </w:rPr>
+              <w:t>argmax</w:t>
+            </w:r>
+            <w:r>
+              <w:t>)</w:t>
+            </w:r>
+          </w:p>
+        </w:tc>
+        <w:tc>
+          <w:tcPr>
+            <w:tcW w:w="3918" w:type="dxa"/>
+          </w:tcPr>
+          <w:p>
+            <w:pPr>
+              <w:keepNext/>
+              <w:keepLines/>
+            </w:pPr>
+            <w:r>
+              <w:t xml:space="preserve">High </w:t>
+            </w:r>
+            <m:oMath>
+              <m:r>
+                <w:rPr>
+                  <w:rFonts w:ascii="Cambria Math" w:hAnsi="Cambria Math"/>
+                </w:rPr>
+                <m:t>τ</m:t>
+              </m:r>
+            </m:oMath>
+            <w:r>
+              <w:rPr>
+                <w:rFonts w:eastAsiaTheme="minorEastAsia"/>
+              </w:rPr>
+              <w:t xml:space="preserve"> yields uniform vectors, low </w:t>
+            </w:r>
+            <m:oMath>
+              <m:r>
+                <w:rPr>
+                  <w:rFonts w:ascii="Cambria Math" w:hAnsi="Cambria Math"/>
+                </w:rPr>
+                <m:t>τ</m:t>
+              </m:r>
+            </m:oMath>
+            <w:r>
+              <w:rPr>
+                <w:rFonts w:eastAsiaTheme="minorEastAsia"/>
+              </w:rPr>
+              <w:t xml:space="preserve"> approaches hard choices</w:t>
+            </w:r>
+          </w:p>
+        </w:tc>
+      </w:tr>
+    </w:tbl>
+    <w:p/>
+    <w:p>
+      <w:pPr>
+        <w:pStyle w:val="Heading3"/>
+      </w:pPr>
+      <w:r>
+        <w:t>Proof of the Gumbel-Max Trick</w:t>
       </w:r>
     </w:p>
     <w:p/>
@@ -6736,6 +7384,25 @@
       <w:color w:val="666666"/>
     </w:rPr>
   </w:style>
+  <w:style w:type="table" w:styleId="TableGrid">
+    <w:name w:val="Table Grid"/>
+    <w:basedOn w:val="TableNormal"/>
+    <w:uiPriority w:val="39"/>
+    <w:rsid w:val="008F2442"/>
+    <w:pPr>
+      <w:spacing w:after="0" w:line="240" w:lineRule="auto"/>
+    </w:pPr>
+    <w:tblPr>
+      <w:tblBorders>
+        <w:top w:val="single" w:sz="4" w:space="0" w:color="auto"/>
+        <w:left w:val="single" w:sz="4" w:space="0" w:color="auto"/>
+        <w:bottom w:val="single" w:sz="4" w:space="0" w:color="auto"/>
+        <w:right w:val="single" w:sz="4" w:space="0" w:color="auto"/>
+        <w:insideH w:val="single" w:sz="4" w:space="0" w:color="auto"/>
+        <w:insideV w:val="single" w:sz="4" w:space="0" w:color="auto"/>
+      </w:tblBorders>
+    </w:tblPr>
+  </w:style>
 </w:styles>
 </file>
 

--- a/docs/parflm/Pairwise_Potentials_in_PARFLM_Theory_and_Design.docx
+++ b/docs/parflm/Pairwise_Potentials_in_PARFLM_Theory_and_Design.docx
@@ -2221,11 +2221,308 @@
         <w:t xml:space="preserve">The Gumbel distribution (specifically the Type-I generalized extreme-value distribution) models the distribution </w:t>
       </w:r>
       <w:r>
-        <w:t>of the maximum of a number of samples of various distributions.</w:t>
+        <w:t>of the maximum of a</w:t>
+      </w:r>
+      <w:r>
+        <w:t xml:space="preserve"> large </w:t>
+      </w:r>
+      <w:r>
+        <w:t xml:space="preserve"> number of </w:t>
+      </w:r>
+      <w:r>
+        <w:t>iid r.v.</w:t>
       </w:r>
     </w:p>
     <w:p/>
     <w:p>
+      <w:r>
+        <w:t>Cumulative Distribution Function (CDF)</w:t>
+      </w:r>
+    </w:p>
+    <w:p>
+      <w:r>
+        <w:t>For modeling the maximum value, the standard CDF is given by:</w:t>
+      </w:r>
+    </w:p>
+    <w:p/>
+    <w:p>
+      <w:pPr>
+        <w:rPr>
+          <w:rFonts w:eastAsiaTheme="minorEastAsia"/>
+        </w:rPr>
+      </w:pPr>
+      <m:oMath>
+        <m:r>
+          <w:rPr>
+            <w:rFonts w:ascii="Cambria Math" w:hAnsi="Cambria Math"/>
+          </w:rPr>
+          <m:t>F</m:t>
+        </m:r>
+        <m:d>
+          <m:dPr>
+            <m:ctrlPr>
+              <w:rPr>
+                <w:rFonts w:ascii="Cambria Math" w:hAnsi="Cambria Math"/>
+                <w:i/>
+              </w:rPr>
+            </m:ctrlPr>
+          </m:dPr>
+          <m:e>
+            <m:r>
+              <w:rPr>
+                <w:rFonts w:ascii="Cambria Math" w:hAnsi="Cambria Math"/>
+              </w:rPr>
+              <m:t>x; μ,β</m:t>
+            </m:r>
+          </m:e>
+        </m:d>
+        <m:r>
+          <w:rPr>
+            <w:rFonts w:ascii="Cambria Math" w:hAnsi="Cambria Math"/>
+          </w:rPr>
+          <m:t>=</m:t>
+        </m:r>
+        <m:func>
+          <m:funcPr>
+            <m:ctrlPr>
+              <w:rPr>
+                <w:rFonts w:ascii="Cambria Math" w:hAnsi="Cambria Math"/>
+                <w:i/>
+              </w:rPr>
+            </m:ctrlPr>
+          </m:funcPr>
+          <m:fName>
+            <m:r>
+              <m:rPr>
+                <m:sty m:val="p"/>
+              </m:rPr>
+              <w:rPr>
+                <w:rFonts w:ascii="Cambria Math" w:hAnsi="Cambria Math"/>
+              </w:rPr>
+              <m:t>exp</m:t>
+            </m:r>
+          </m:fName>
+          <m:e>
+            <m:d>
+              <m:dPr>
+                <m:ctrlPr>
+                  <w:rPr>
+                    <w:rFonts w:ascii="Cambria Math" w:hAnsi="Cambria Math"/>
+                    <w:i/>
+                  </w:rPr>
+                </m:ctrlPr>
+              </m:dPr>
+              <m:e>
+                <m:r>
+                  <w:rPr>
+                    <w:rFonts w:ascii="Cambria Math" w:hAnsi="Cambria Math"/>
+                  </w:rPr>
+                  <m:t>-</m:t>
+                </m:r>
+                <m:func>
+                  <m:funcPr>
+                    <m:ctrlPr>
+                      <w:rPr>
+                        <w:rFonts w:ascii="Cambria Math" w:hAnsi="Cambria Math"/>
+                        <w:i/>
+                      </w:rPr>
+                    </m:ctrlPr>
+                  </m:funcPr>
+                  <m:fName>
+                    <m:r>
+                      <m:rPr>
+                        <m:sty m:val="p"/>
+                      </m:rPr>
+                      <w:rPr>
+                        <w:rFonts w:ascii="Cambria Math" w:hAnsi="Cambria Math"/>
+                      </w:rPr>
+                      <m:t>exp</m:t>
+                    </m:r>
+                  </m:fName>
+                  <m:e>
+                    <m:d>
+                      <m:dPr>
+                        <m:ctrlPr>
+                          <w:rPr>
+                            <w:rFonts w:ascii="Cambria Math" w:hAnsi="Cambria Math"/>
+                            <w:i/>
+                          </w:rPr>
+                        </m:ctrlPr>
+                      </m:dPr>
+                      <m:e>
+                        <m:r>
+                          <w:rPr>
+                            <w:rFonts w:ascii="Cambria Math" w:hAnsi="Cambria Math"/>
+                          </w:rPr>
+                          <m:t>-</m:t>
+                        </m:r>
+                        <m:f>
+                          <m:fPr>
+                            <m:ctrlPr>
+                              <w:rPr>
+                                <w:rFonts w:ascii="Cambria Math" w:hAnsi="Cambria Math"/>
+                                <w:i/>
+                              </w:rPr>
+                            </m:ctrlPr>
+                          </m:fPr>
+                          <m:num>
+                            <m:r>
+                              <w:rPr>
+                                <w:rFonts w:ascii="Cambria Math" w:hAnsi="Cambria Math"/>
+                              </w:rPr>
+                              <m:t>x-μ</m:t>
+                            </m:r>
+                          </m:num>
+                          <m:den>
+                            <m:r>
+                              <w:rPr>
+                                <w:rFonts w:ascii="Cambria Math" w:hAnsi="Cambria Math"/>
+                              </w:rPr>
+                              <m:t>β</m:t>
+                            </m:r>
+                          </m:den>
+                        </m:f>
+                      </m:e>
+                    </m:d>
+                  </m:e>
+                </m:func>
+              </m:e>
+            </m:d>
+          </m:e>
+        </m:func>
+      </m:oMath>
+      <w:r>
+        <w:rPr>
+          <w:rFonts w:eastAsiaTheme="minorEastAsia"/>
+        </w:rPr>
+        <w:t xml:space="preserve"> </w:t>
+      </w:r>
+    </w:p>
+    <w:p>
+      <w:pPr>
+        <w:rPr>
+          <w:rFonts w:eastAsiaTheme="minorEastAsia"/>
+        </w:rPr>
+      </w:pPr>
+    </w:p>
+    <w:p>
+      <w:pPr>
+        <w:rPr>
+          <w:rFonts w:eastAsiaTheme="minorEastAsia"/>
+        </w:rPr>
+      </w:pPr>
+      <w:r>
+        <w:rPr>
+          <w:rFonts w:eastAsiaTheme="minorEastAsia"/>
+        </w:rPr>
+        <w:t>Probability Density Function (PDF):</w:t>
+      </w:r>
+    </w:p>
+    <w:p>
+      <m:oMathPara>
+        <m:oMath>
+          <m:r>
+            <w:rPr>
+              <w:rFonts w:ascii="Cambria Math" w:eastAsiaTheme="minorEastAsia" w:hAnsi="Cambria Math"/>
+            </w:rPr>
+            <w:lastRenderedPageBreak/>
+            <m:t>f</m:t>
+          </m:r>
+          <m:d>
+            <m:dPr>
+              <m:ctrlPr>
+                <w:rPr>
+                  <w:rFonts w:ascii="Cambria Math" w:eastAsiaTheme="minorEastAsia" w:hAnsi="Cambria Math"/>
+                  <w:i/>
+                </w:rPr>
+              </m:ctrlPr>
+            </m:dPr>
+            <m:e>
+              <m:r>
+                <w:rPr>
+                  <w:rFonts w:ascii="Cambria Math" w:eastAsiaTheme="minorEastAsia" w:hAnsi="Cambria Math"/>
+                </w:rPr>
+                <m:t>x; μ,β</m:t>
+              </m:r>
+            </m:e>
+          </m:d>
+          <m:r>
+            <w:rPr>
+              <w:rFonts w:ascii="Cambria Math" w:eastAsiaTheme="minorEastAsia" w:hAnsi="Cambria Math"/>
+            </w:rPr>
+            <m:t>=</m:t>
+          </m:r>
+          <m:f>
+            <m:fPr>
+              <m:ctrlPr>
+                <w:rPr>
+                  <w:rFonts w:ascii="Cambria Math" w:eastAsiaTheme="minorEastAsia" w:hAnsi="Cambria Math"/>
+                  <w:i/>
+                </w:rPr>
+              </m:ctrlPr>
+            </m:fPr>
+            <m:num>
+              <m:r>
+                <w:rPr>
+                  <w:rFonts w:ascii="Cambria Math" w:eastAsiaTheme="minorEastAsia" w:hAnsi="Cambria Math"/>
+                </w:rPr>
+                <m:t>1</m:t>
+              </m:r>
+            </m:num>
+            <m:den>
+              <m:r>
+                <w:rPr>
+                  <w:rFonts w:ascii="Cambria Math" w:eastAsiaTheme="minorEastAsia" w:hAnsi="Cambria Math"/>
+                </w:rPr>
+                <m:t>β</m:t>
+              </m:r>
+            </m:den>
+          </m:f>
+          <m:func>
+            <m:funcPr>
+              <m:ctrlPr>
+                <w:rPr>
+                  <w:rFonts w:ascii="Cambria Math" w:eastAsiaTheme="minorEastAsia" w:hAnsi="Cambria Math"/>
+                  <w:i/>
+                </w:rPr>
+              </m:ctrlPr>
+            </m:funcPr>
+            <m:fName>
+              <m:r>
+                <m:rPr>
+                  <m:sty m:val="p"/>
+                </m:rPr>
+                <w:rPr>
+                  <w:rFonts w:ascii="Cambria Math" w:eastAsiaTheme="minorEastAsia" w:hAnsi="Cambria Math"/>
+                </w:rPr>
+                <m:t>exp</m:t>
+              </m:r>
+            </m:fName>
+            <m:e>
+              <m:r>
+                <w:rPr>
+                  <w:rFonts w:ascii="Cambria Math" w:eastAsiaTheme="minorEastAsia" w:hAnsi="Cambria Math"/>
+                </w:rPr>
+                <m:t>-</m:t>
+              </m:r>
+              <m:d>
+                <m:dPr>
+                  <m:ctrlPr>
+                    <w:rPr>
+                      <w:rFonts w:ascii="Cambria Math" w:eastAsiaTheme="minorEastAsia" w:hAnsi="Cambria Math"/>
+                      <w:i/>
+                    </w:rPr>
+                  </m:ctrlPr>
+                </m:dPr>
+                <m:e/>
+              </m:d>
+            </m:e>
+          </m:func>
+        </m:oMath>
+      </m:oMathPara>
+    </w:p>
+    <w:p/>
+    <w:p>
       <w:pPr>
         <w:rPr>
           <w:u w:val="single"/>
@@ -2235,9 +2532,19 @@
         <w:rPr>
           <w:u w:val="single"/>
         </w:rPr>
+        <w:t>The Standard Gumbel distribution:</w:t>
+      </w:r>
+      <w:r>
+        <w:t xml:space="preserve"> </w:t>
+      </w:r>
+      <w:r>
+        <w:rPr>
+          <w:u w:val="single"/>
+        </w:rPr>
         <w:t>Probability Density Function (PDF)</w:t>
       </w:r>
     </w:p>
+    <w:p/>
     <w:p>
       <w:r>
         <w:t xml:space="preserve">A standard Gumbel r.v. </w:t>
@@ -2437,7 +2744,6 @@
           <w:rPr>
             <w:rFonts w:ascii="Cambria Math" w:eastAsiaTheme="minorEastAsia" w:hAnsi="Cambria Math"/>
           </w:rPr>
-          <w:lastRenderedPageBreak/>
           <m:t>f(x) =</m:t>
         </m:r>
         <m:func>
@@ -3680,6 +3986,7 @@
         <w:rPr>
           <w:rFonts w:eastAsiaTheme="minorEastAsia"/>
         </w:rPr>
+        <w:lastRenderedPageBreak/>
         <w:t xml:space="preserve"> To sample from this distribution, we divide the unit interval into segments matching the corresponding probabilities. Segment A : </w:t>
       </w:r>
       <m:oMath>
@@ -3861,7 +4168,6 @@
           <w:b/>
           <w:bCs/>
         </w:rPr>
-        <w:lastRenderedPageBreak/>
         <w:t>Algorithm</w:t>
       </w:r>
       <w:r>
@@ -4953,6 +5259,7 @@
         <w:rPr>
           <w:rFonts w:eastAsiaTheme="minorEastAsia"/>
         </w:rPr>
+        <w:lastRenderedPageBreak/>
         <w:t xml:space="preserve">The separation of randomness from parameters </w:t>
       </w:r>
       <w:r>
@@ -5114,7 +5421,6 @@
         <w:rPr>
           <w:rFonts w:eastAsiaTheme="minorEastAsia"/>
         </w:rPr>
-        <w:lastRenderedPageBreak/>
         <w:t xml:space="preserve">The problem is the </w:t>
       </w:r>
       <w:r>
@@ -5784,6 +6090,7 @@
     <w:p/>
     <w:p>
       <w:r>
+        <w:lastRenderedPageBreak/>
         <w:t xml:space="preserve">While the Gumbel-Max trick is ideal for forward-pass sampling, the </w:t>
       </w:r>
       <w:r>
@@ -6426,6 +6733,414 @@
       </w:r>
     </w:p>
     <w:p/>
+    <w:p>
+      <w:pPr>
+        <w:rPr>
+          <w:rFonts w:eastAsiaTheme="minorEastAsia"/>
+        </w:rPr>
+      </w:pPr>
+      <w:r>
+        <w:t xml:space="preserve">Let </w:t>
+      </w:r>
+      <m:oMath>
+        <m:r>
+          <w:rPr>
+            <w:rFonts w:ascii="Cambria Math" w:hAnsi="Cambria Math"/>
+          </w:rPr>
+          <m:t>X</m:t>
+        </m:r>
+      </m:oMath>
+      <w:r>
+        <w:t xml:space="preserve"> be a discrete r.v. taking values in </w:t>
+      </w:r>
+      <m:oMath>
+        <m:d>
+          <m:dPr>
+            <m:begChr m:val="["/>
+            <m:endChr m:val="]"/>
+            <m:ctrlPr>
+              <w:rPr>
+                <w:rFonts w:ascii="Cambria Math" w:hAnsi="Cambria Math"/>
+                <w:i/>
+              </w:rPr>
+            </m:ctrlPr>
+          </m:dPr>
+          <m:e>
+            <m:r>
+              <w:rPr>
+                <w:rFonts w:ascii="Cambria Math" w:hAnsi="Cambria Math"/>
+              </w:rPr>
+              <m:t>1,2,…,K</m:t>
+            </m:r>
+          </m:e>
+        </m:d>
+      </m:oMath>
+      <w:r>
+        <w:rPr>
+          <w:rFonts w:eastAsiaTheme="minorEastAsia"/>
+        </w:rPr>
+        <w:t xml:space="preserve"> with probabilities </w:t>
+      </w:r>
+      <m:oMath>
+        <m:sSub>
+          <m:sSubPr>
+            <m:ctrlPr>
+              <w:rPr>
+                <w:rFonts w:ascii="Cambria Math" w:eastAsiaTheme="minorEastAsia" w:hAnsi="Cambria Math"/>
+                <w:i/>
+              </w:rPr>
+            </m:ctrlPr>
+          </m:sSubPr>
+          <m:e>
+            <m:r>
+              <w:rPr>
+                <w:rFonts w:ascii="Cambria Math" w:eastAsiaTheme="minorEastAsia" w:hAnsi="Cambria Math"/>
+              </w:rPr>
+              <m:t>p</m:t>
+            </m:r>
+          </m:e>
+          <m:sub>
+            <m:r>
+              <w:rPr>
+                <w:rFonts w:ascii="Cambria Math" w:eastAsiaTheme="minorEastAsia" w:hAnsi="Cambria Math"/>
+              </w:rPr>
+              <m:t>1</m:t>
+            </m:r>
+          </m:sub>
+        </m:sSub>
+        <m:r>
+          <w:rPr>
+            <w:rFonts w:ascii="Cambria Math" w:eastAsiaTheme="minorEastAsia" w:hAnsi="Cambria Math"/>
+          </w:rPr>
+          <m:t>,</m:t>
+        </m:r>
+        <m:sSub>
+          <m:sSubPr>
+            <m:ctrlPr>
+              <w:rPr>
+                <w:rFonts w:ascii="Cambria Math" w:eastAsiaTheme="minorEastAsia" w:hAnsi="Cambria Math"/>
+                <w:i/>
+              </w:rPr>
+            </m:ctrlPr>
+          </m:sSubPr>
+          <m:e>
+            <m:r>
+              <w:rPr>
+                <w:rFonts w:ascii="Cambria Math" w:eastAsiaTheme="minorEastAsia" w:hAnsi="Cambria Math"/>
+              </w:rPr>
+              <m:t>p</m:t>
+            </m:r>
+          </m:e>
+          <m:sub>
+            <m:r>
+              <w:rPr>
+                <w:rFonts w:ascii="Cambria Math" w:eastAsiaTheme="minorEastAsia" w:hAnsi="Cambria Math"/>
+              </w:rPr>
+              <m:t>2</m:t>
+            </m:r>
+          </m:sub>
+        </m:sSub>
+        <m:r>
+          <w:rPr>
+            <w:rFonts w:ascii="Cambria Math" w:eastAsiaTheme="minorEastAsia" w:hAnsi="Cambria Math"/>
+          </w:rPr>
+          <m:t>,…,</m:t>
+        </m:r>
+        <m:sSub>
+          <m:sSubPr>
+            <m:ctrlPr>
+              <w:rPr>
+                <w:rFonts w:ascii="Cambria Math" w:eastAsiaTheme="minorEastAsia" w:hAnsi="Cambria Math"/>
+                <w:i/>
+              </w:rPr>
+            </m:ctrlPr>
+          </m:sSubPr>
+          <m:e>
+            <m:r>
+              <w:rPr>
+                <w:rFonts w:ascii="Cambria Math" w:eastAsiaTheme="minorEastAsia" w:hAnsi="Cambria Math"/>
+              </w:rPr>
+              <m:t>p</m:t>
+            </m:r>
+          </m:e>
+          <m:sub>
+            <m:r>
+              <w:rPr>
+                <w:rFonts w:ascii="Cambria Math" w:eastAsiaTheme="minorEastAsia" w:hAnsi="Cambria Math"/>
+              </w:rPr>
+              <m:t>K</m:t>
+            </m:r>
+          </m:sub>
+        </m:sSub>
+      </m:oMath>
+      <w:r>
+        <w:rPr>
+          <w:rFonts w:eastAsiaTheme="minorEastAsia"/>
+        </w:rPr>
+        <w:t xml:space="preserve">. We express these probabilities using raw unnormalized log-probabilities (logits) </w:t>
+      </w:r>
+      <m:oMath>
+        <m:sSub>
+          <m:sSubPr>
+            <m:ctrlPr>
+              <w:rPr>
+                <w:rFonts w:ascii="Cambria Math" w:eastAsiaTheme="minorEastAsia" w:hAnsi="Cambria Math"/>
+                <w:i/>
+              </w:rPr>
+            </m:ctrlPr>
+          </m:sSubPr>
+          <m:e>
+            <m:r>
+              <w:rPr>
+                <w:rFonts w:ascii="Cambria Math" w:eastAsiaTheme="minorEastAsia" w:hAnsi="Cambria Math"/>
+              </w:rPr>
+              <m:t>l</m:t>
+            </m:r>
+          </m:e>
+          <m:sub>
+            <m:r>
+              <w:rPr>
+                <w:rFonts w:ascii="Cambria Math" w:eastAsiaTheme="minorEastAsia" w:hAnsi="Cambria Math"/>
+              </w:rPr>
+              <m:t>k</m:t>
+            </m:r>
+          </m:sub>
+        </m:sSub>
+      </m:oMath>
+      <w:r>
+        <w:rPr>
+          <w:rFonts w:eastAsiaTheme="minorEastAsia"/>
+        </w:rPr>
+        <w:t xml:space="preserve"> , such that </w:t>
+      </w:r>
+    </w:p>
+    <w:p>
+      <w:pPr>
+        <w:rPr>
+          <w:rFonts w:eastAsiaTheme="minorEastAsia"/>
+        </w:rPr>
+      </w:pPr>
+    </w:p>
+    <w:p>
+      <w:pPr>
+        <w:rPr>
+          <w:rFonts w:eastAsiaTheme="minorEastAsia"/>
+        </w:rPr>
+      </w:pPr>
+      <m:oMath>
+        <m:sSub>
+          <m:sSubPr>
+            <m:ctrlPr>
+              <w:rPr>
+                <w:rFonts w:ascii="Cambria Math" w:hAnsi="Cambria Math"/>
+                <w:i/>
+              </w:rPr>
+            </m:ctrlPr>
+          </m:sSubPr>
+          <m:e>
+            <m:r>
+              <w:rPr>
+                <w:rFonts w:ascii="Cambria Math" w:hAnsi="Cambria Math"/>
+              </w:rPr>
+              <m:t>p</m:t>
+            </m:r>
+          </m:e>
+          <m:sub>
+            <m:r>
+              <w:rPr>
+                <w:rFonts w:ascii="Cambria Math" w:hAnsi="Cambria Math"/>
+              </w:rPr>
+              <m:t>k</m:t>
+            </m:r>
+          </m:sub>
+        </m:sSub>
+        <m:r>
+          <w:rPr>
+            <w:rFonts w:ascii="Cambria Math" w:hAnsi="Cambria Math"/>
+          </w:rPr>
+          <m:t>=</m:t>
+        </m:r>
+        <m:f>
+          <m:fPr>
+            <m:ctrlPr>
+              <w:rPr>
+                <w:rFonts w:ascii="Cambria Math" w:hAnsi="Cambria Math"/>
+                <w:i/>
+              </w:rPr>
+            </m:ctrlPr>
+          </m:fPr>
+          <m:num>
+            <m:func>
+              <m:funcPr>
+                <m:ctrlPr>
+                  <w:rPr>
+                    <w:rFonts w:ascii="Cambria Math" w:hAnsi="Cambria Math"/>
+                    <w:i/>
+                  </w:rPr>
+                </m:ctrlPr>
+              </m:funcPr>
+              <m:fName>
+                <m:r>
+                  <m:rPr>
+                    <m:sty m:val="p"/>
+                  </m:rPr>
+                  <w:rPr>
+                    <w:rFonts w:ascii="Cambria Math" w:hAnsi="Cambria Math"/>
+                  </w:rPr>
+                  <m:t>exp</m:t>
+                </m:r>
+              </m:fName>
+              <m:e>
+                <m:d>
+                  <m:dPr>
+                    <m:ctrlPr>
+                      <w:rPr>
+                        <w:rFonts w:ascii="Cambria Math" w:hAnsi="Cambria Math"/>
+                        <w:i/>
+                      </w:rPr>
+                    </m:ctrlPr>
+                  </m:dPr>
+                  <m:e>
+                    <m:sSub>
+                      <m:sSubPr>
+                        <m:ctrlPr>
+                          <w:rPr>
+                            <w:rFonts w:ascii="Cambria Math" w:hAnsi="Cambria Math"/>
+                            <w:i/>
+                          </w:rPr>
+                        </m:ctrlPr>
+                      </m:sSubPr>
+                      <m:e>
+                        <m:r>
+                          <w:rPr>
+                            <w:rFonts w:ascii="Cambria Math" w:hAnsi="Cambria Math"/>
+                          </w:rPr>
+                          <m:t>l</m:t>
+                        </m:r>
+                      </m:e>
+                      <m:sub>
+                        <m:r>
+                          <w:rPr>
+                            <w:rFonts w:ascii="Cambria Math" w:hAnsi="Cambria Math"/>
+                          </w:rPr>
+                          <m:t>k</m:t>
+                        </m:r>
+                      </m:sub>
+                    </m:sSub>
+                  </m:e>
+                </m:d>
+              </m:e>
+            </m:func>
+          </m:num>
+          <m:den>
+            <m:nary>
+              <m:naryPr>
+                <m:chr m:val="∑"/>
+                <m:limLoc m:val="undOvr"/>
+                <m:ctrlPr>
+                  <w:rPr>
+                    <w:rFonts w:ascii="Cambria Math" w:hAnsi="Cambria Math"/>
+                    <w:i/>
+                  </w:rPr>
+                </m:ctrlPr>
+              </m:naryPr>
+              <m:sub>
+                <m:r>
+                  <w:rPr>
+                    <w:rFonts w:ascii="Cambria Math" w:hAnsi="Cambria Math"/>
+                  </w:rPr>
+                  <m:t>j=1</m:t>
+                </m:r>
+              </m:sub>
+              <m:sup>
+                <m:r>
+                  <w:rPr>
+                    <w:rFonts w:ascii="Cambria Math" w:hAnsi="Cambria Math"/>
+                  </w:rPr>
+                  <m:t>K</m:t>
+                </m:r>
+              </m:sup>
+              <m:e>
+                <m:func>
+                  <m:funcPr>
+                    <m:ctrlPr>
+                      <w:rPr>
+                        <w:rFonts w:ascii="Cambria Math" w:hAnsi="Cambria Math"/>
+                        <w:i/>
+                      </w:rPr>
+                    </m:ctrlPr>
+                  </m:funcPr>
+                  <m:fName>
+                    <m:r>
+                      <m:rPr>
+                        <m:sty m:val="p"/>
+                      </m:rPr>
+                      <w:rPr>
+                        <w:rFonts w:ascii="Cambria Math" w:hAnsi="Cambria Math"/>
+                      </w:rPr>
+                      <m:t>exp</m:t>
+                    </m:r>
+                  </m:fName>
+                  <m:e>
+                    <m:d>
+                      <m:dPr>
+                        <m:ctrlPr>
+                          <w:rPr>
+                            <w:rFonts w:ascii="Cambria Math" w:hAnsi="Cambria Math"/>
+                            <w:i/>
+                          </w:rPr>
+                        </m:ctrlPr>
+                      </m:dPr>
+                      <m:e>
+                        <m:sSub>
+                          <m:sSubPr>
+                            <m:ctrlPr>
+                              <w:rPr>
+                                <w:rFonts w:ascii="Cambria Math" w:hAnsi="Cambria Math"/>
+                                <w:i/>
+                              </w:rPr>
+                            </m:ctrlPr>
+                          </m:sSubPr>
+                          <m:e>
+                            <m:r>
+                              <w:rPr>
+                                <w:rFonts w:ascii="Cambria Math" w:hAnsi="Cambria Math"/>
+                              </w:rPr>
+                              <m:t>l</m:t>
+                            </m:r>
+                          </m:e>
+                          <m:sub>
+                            <m:r>
+                              <w:rPr>
+                                <w:rFonts w:ascii="Cambria Math" w:hAnsi="Cambria Math"/>
+                              </w:rPr>
+                              <m:t>j</m:t>
+                            </m:r>
+                          </m:sub>
+                        </m:sSub>
+                      </m:e>
+                    </m:d>
+                  </m:e>
+                </m:func>
+              </m:e>
+            </m:nary>
+          </m:den>
+        </m:f>
+      </m:oMath>
+      <w:r>
+        <w:rPr>
+          <w:rFonts w:eastAsiaTheme="minorEastAsia"/>
+        </w:rPr>
+        <w:t xml:space="preserve"> </w:t>
+      </w:r>
+    </w:p>
+    <w:p>
+      <w:pPr>
+        <w:rPr>
+          <w:rFonts w:eastAsiaTheme="minorEastAsia"/>
+        </w:rPr>
+      </w:pPr>
+    </w:p>
     <w:p/>
     <w:sectPr>
       <w:pgSz w:w="12240" w:h="15840"/>

--- a/docs/parflm/Pairwise_Potentials_in_PARFLM_Theory_and_Design.docx
+++ b/docs/parflm/Pairwise_Potentials_in_PARFLM_Theory_and_Design.docx
@@ -2236,7 +2236,13 @@
     <w:p/>
     <w:p>
       <w:r>
+        <w:rPr>
+          <w:u w:val="single"/>
+        </w:rPr>
         <w:t>Cumulative Distribution Function (CDF)</w:t>
+      </w:r>
+      <w:r>
+        <w:t>:</w:t>
       </w:r>
     </w:p>
     <w:p>
@@ -2414,113 +2420,1207 @@
       <w:r>
         <w:rPr>
           <w:rFonts w:eastAsiaTheme="minorEastAsia"/>
-        </w:rPr>
-        <w:t>Probability Density Function (PDF):</w:t>
-      </w:r>
-    </w:p>
-    <w:p>
-      <m:oMathPara>
-        <m:oMath>
-          <m:r>
-            <w:rPr>
-              <w:rFonts w:ascii="Cambria Math" w:eastAsiaTheme="minorEastAsia" w:hAnsi="Cambria Math"/>
-            </w:rPr>
-            <w:lastRenderedPageBreak/>
-            <m:t>f</m:t>
-          </m:r>
-          <m:d>
-            <m:dPr>
-              <m:ctrlPr>
-                <w:rPr>
-                  <w:rFonts w:ascii="Cambria Math" w:eastAsiaTheme="minorEastAsia" w:hAnsi="Cambria Math"/>
-                  <w:i/>
-                </w:rPr>
-              </m:ctrlPr>
-            </m:dPr>
-            <m:e>
-              <m:r>
-                <w:rPr>
-                  <w:rFonts w:ascii="Cambria Math" w:eastAsiaTheme="minorEastAsia" w:hAnsi="Cambria Math"/>
-                </w:rPr>
-                <m:t>x; μ,β</m:t>
-              </m:r>
-            </m:e>
-          </m:d>
-          <m:r>
-            <w:rPr>
-              <w:rFonts w:ascii="Cambria Math" w:eastAsiaTheme="minorEastAsia" w:hAnsi="Cambria Math"/>
-            </w:rPr>
-            <m:t>=</m:t>
-          </m:r>
-          <m:f>
-            <m:fPr>
-              <m:ctrlPr>
-                <w:rPr>
-                  <w:rFonts w:ascii="Cambria Math" w:eastAsiaTheme="minorEastAsia" w:hAnsi="Cambria Math"/>
-                  <w:i/>
-                </w:rPr>
-              </m:ctrlPr>
-            </m:fPr>
-            <m:num>
-              <m:r>
-                <w:rPr>
-                  <w:rFonts w:ascii="Cambria Math" w:eastAsiaTheme="minorEastAsia" w:hAnsi="Cambria Math"/>
-                </w:rPr>
-                <m:t>1</m:t>
-              </m:r>
-            </m:num>
-            <m:den>
-              <m:r>
-                <w:rPr>
-                  <w:rFonts w:ascii="Cambria Math" w:eastAsiaTheme="minorEastAsia" w:hAnsi="Cambria Math"/>
-                </w:rPr>
-                <m:t>β</m:t>
-              </m:r>
-            </m:den>
-          </m:f>
-          <m:func>
-            <m:funcPr>
-              <m:ctrlPr>
-                <w:rPr>
-                  <w:rFonts w:ascii="Cambria Math" w:eastAsiaTheme="minorEastAsia" w:hAnsi="Cambria Math"/>
-                  <w:i/>
-                </w:rPr>
-              </m:ctrlPr>
-            </m:funcPr>
-            <m:fName>
-              <m:r>
-                <m:rPr>
-                  <m:sty m:val="p"/>
-                </m:rPr>
-                <w:rPr>
-                  <w:rFonts w:ascii="Cambria Math" w:eastAsiaTheme="minorEastAsia" w:hAnsi="Cambria Math"/>
-                </w:rPr>
-                <m:t>exp</m:t>
-              </m:r>
-            </m:fName>
-            <m:e>
-              <m:r>
-                <w:rPr>
-                  <w:rFonts w:ascii="Cambria Math" w:eastAsiaTheme="minorEastAsia" w:hAnsi="Cambria Math"/>
-                </w:rPr>
-                <m:t>-</m:t>
-              </m:r>
-              <m:d>
-                <m:dPr>
-                  <m:ctrlPr>
-                    <w:rPr>
-                      <w:rFonts w:ascii="Cambria Math" w:eastAsiaTheme="minorEastAsia" w:hAnsi="Cambria Math"/>
-                      <w:i/>
-                    </w:rPr>
-                  </m:ctrlPr>
-                </m:dPr>
-                <m:e/>
-              </m:d>
-            </m:e>
-          </m:func>
-        </m:oMath>
-      </m:oMathPara>
-    </w:p>
+          <w:u w:val="single"/>
+        </w:rPr>
+        <w:t>Probability Density Function (PDF)</w:t>
+      </w:r>
+      <w:r>
+        <w:rPr>
+          <w:rFonts w:eastAsiaTheme="minorEastAsia"/>
+        </w:rPr>
+        <w:t>:</w:t>
+      </w:r>
+    </w:p>
+    <w:p>
+      <w:pPr>
+        <w:rPr>
+          <w:rFonts w:eastAsiaTheme="minorEastAsia"/>
+        </w:rPr>
+      </w:pPr>
+      <m:oMath>
+        <m:r>
+          <w:rPr>
+            <w:rFonts w:ascii="Cambria Math" w:eastAsiaTheme="minorEastAsia" w:hAnsi="Cambria Math"/>
+          </w:rPr>
+          <w:lastRenderedPageBreak/>
+          <m:t>f</m:t>
+        </m:r>
+        <m:d>
+          <m:dPr>
+            <m:ctrlPr>
+              <w:rPr>
+                <w:rFonts w:ascii="Cambria Math" w:eastAsiaTheme="minorEastAsia" w:hAnsi="Cambria Math"/>
+                <w:i/>
+              </w:rPr>
+            </m:ctrlPr>
+          </m:dPr>
+          <m:e>
+            <m:r>
+              <w:rPr>
+                <w:rFonts w:ascii="Cambria Math" w:eastAsiaTheme="minorEastAsia" w:hAnsi="Cambria Math"/>
+              </w:rPr>
+              <m:t>x; μ,β</m:t>
+            </m:r>
+          </m:e>
+        </m:d>
+        <m:r>
+          <w:rPr>
+            <w:rFonts w:ascii="Cambria Math" w:eastAsiaTheme="minorEastAsia" w:hAnsi="Cambria Math"/>
+          </w:rPr>
+          <m:t>=</m:t>
+        </m:r>
+        <m:f>
+          <m:fPr>
+            <m:ctrlPr>
+              <w:rPr>
+                <w:rFonts w:ascii="Cambria Math" w:eastAsiaTheme="minorEastAsia" w:hAnsi="Cambria Math"/>
+                <w:i/>
+              </w:rPr>
+            </m:ctrlPr>
+          </m:fPr>
+          <m:num>
+            <m:r>
+              <w:rPr>
+                <w:rFonts w:ascii="Cambria Math" w:eastAsiaTheme="minorEastAsia" w:hAnsi="Cambria Math"/>
+              </w:rPr>
+              <m:t>1</m:t>
+            </m:r>
+          </m:num>
+          <m:den>
+            <m:r>
+              <w:rPr>
+                <w:rFonts w:ascii="Cambria Math" w:eastAsiaTheme="minorEastAsia" w:hAnsi="Cambria Math"/>
+              </w:rPr>
+              <m:t>β</m:t>
+            </m:r>
+          </m:den>
+        </m:f>
+        <m:func>
+          <m:funcPr>
+            <m:ctrlPr>
+              <w:rPr>
+                <w:rFonts w:ascii="Cambria Math" w:eastAsiaTheme="minorEastAsia" w:hAnsi="Cambria Math"/>
+                <w:i/>
+              </w:rPr>
+            </m:ctrlPr>
+          </m:funcPr>
+          <m:fName>
+            <m:r>
+              <m:rPr>
+                <m:sty m:val="p"/>
+              </m:rPr>
+              <w:rPr>
+                <w:rFonts w:ascii="Cambria Math" w:eastAsiaTheme="minorEastAsia" w:hAnsi="Cambria Math"/>
+              </w:rPr>
+              <m:t>exp</m:t>
+            </m:r>
+          </m:fName>
+          <m:e>
+            <m:r>
+              <w:rPr>
+                <w:rFonts w:ascii="Cambria Math" w:eastAsiaTheme="minorEastAsia" w:hAnsi="Cambria Math"/>
+              </w:rPr>
+              <m:t>-</m:t>
+            </m:r>
+            <m:d>
+              <m:dPr>
+                <m:ctrlPr>
+                  <w:rPr>
+                    <w:rFonts w:ascii="Cambria Math" w:eastAsiaTheme="minorEastAsia" w:hAnsi="Cambria Math"/>
+                    <w:i/>
+                  </w:rPr>
+                </m:ctrlPr>
+              </m:dPr>
+              <m:e>
+                <m:f>
+                  <m:fPr>
+                    <m:ctrlPr>
+                      <w:rPr>
+                        <w:rFonts w:ascii="Cambria Math" w:eastAsiaTheme="minorEastAsia" w:hAnsi="Cambria Math"/>
+                        <w:i/>
+                      </w:rPr>
+                    </m:ctrlPr>
+                  </m:fPr>
+                  <m:num>
+                    <m:r>
+                      <w:rPr>
+                        <w:rFonts w:ascii="Cambria Math" w:eastAsiaTheme="minorEastAsia" w:hAnsi="Cambria Math"/>
+                      </w:rPr>
+                      <m:t>x-μ</m:t>
+                    </m:r>
+                  </m:num>
+                  <m:den>
+                    <m:r>
+                      <w:rPr>
+                        <w:rFonts w:ascii="Cambria Math" w:eastAsiaTheme="minorEastAsia" w:hAnsi="Cambria Math"/>
+                      </w:rPr>
+                      <m:t>β</m:t>
+                    </m:r>
+                  </m:den>
+                </m:f>
+                <m:r>
+                  <w:rPr>
+                    <w:rFonts w:ascii="Cambria Math" w:eastAsiaTheme="minorEastAsia" w:hAnsi="Cambria Math"/>
+                  </w:rPr>
+                  <m:t>+</m:t>
+                </m:r>
+                <m:sSup>
+                  <m:sSupPr>
+                    <m:ctrlPr>
+                      <w:rPr>
+                        <w:rFonts w:ascii="Cambria Math" w:eastAsiaTheme="minorEastAsia" w:hAnsi="Cambria Math"/>
+                        <w:i/>
+                      </w:rPr>
+                    </m:ctrlPr>
+                  </m:sSupPr>
+                  <m:e>
+                    <m:r>
+                      <w:rPr>
+                        <w:rFonts w:ascii="Cambria Math" w:eastAsiaTheme="minorEastAsia" w:hAnsi="Cambria Math"/>
+                      </w:rPr>
+                      <m:t>e</m:t>
+                    </m:r>
+                  </m:e>
+                  <m:sup>
+                    <m:r>
+                      <w:rPr>
+                        <w:rFonts w:ascii="Cambria Math" w:eastAsiaTheme="minorEastAsia" w:hAnsi="Cambria Math"/>
+                      </w:rPr>
+                      <m:t>-</m:t>
+                    </m:r>
+                    <m:f>
+                      <m:fPr>
+                        <m:ctrlPr>
+                          <w:rPr>
+                            <w:rFonts w:ascii="Cambria Math" w:eastAsiaTheme="minorEastAsia" w:hAnsi="Cambria Math"/>
+                            <w:i/>
+                          </w:rPr>
+                        </m:ctrlPr>
+                      </m:fPr>
+                      <m:num>
+                        <m:r>
+                          <w:rPr>
+                            <w:rFonts w:ascii="Cambria Math" w:eastAsiaTheme="minorEastAsia" w:hAnsi="Cambria Math"/>
+                          </w:rPr>
+                          <m:t>x-</m:t>
+                        </m:r>
+                        <m:r>
+                          <w:rPr>
+                            <w:rFonts w:ascii="Cambria Math" w:eastAsiaTheme="minorEastAsia" w:hAnsi="Cambria Math"/>
+                          </w:rPr>
+                          <m:t>μ</m:t>
+                        </m:r>
+                      </m:num>
+                      <m:den>
+                        <m:r>
+                          <w:rPr>
+                            <w:rFonts w:ascii="Cambria Math" w:eastAsiaTheme="minorEastAsia" w:hAnsi="Cambria Math"/>
+                          </w:rPr>
+                          <m:t>β</m:t>
+                        </m:r>
+                      </m:den>
+                    </m:f>
+                  </m:sup>
+                </m:sSup>
+              </m:e>
+            </m:d>
+          </m:e>
+        </m:func>
+      </m:oMath>
+      <w:r>
+        <w:rPr>
+          <w:rFonts w:eastAsiaTheme="minorEastAsia"/>
+        </w:rPr>
+        <w:t xml:space="preserve"> </w:t>
+      </w:r>
+    </w:p>
+    <w:p>
+      <w:pPr>
+        <w:rPr>
+          <w:rFonts w:eastAsiaTheme="minorEastAsia"/>
+        </w:rPr>
+      </w:pPr>
+    </w:p>
+    <w:p>
+      <w:pPr>
+        <w:rPr>
+          <w:u w:val="single"/>
+        </w:rPr>
+      </w:pPr>
+      <w:r>
+        <w:rPr>
+          <w:u w:val="single"/>
+        </w:rPr>
+        <w:t>Statistical properties:</w:t>
+      </w:r>
+    </w:p>
+    <w:p>
+      <w:r>
+        <w:rPr>
+          <w:b/>
+          <w:bCs/>
+        </w:rPr>
+        <w:t>Mean</w:t>
+      </w:r>
+      <w:r>
+        <w:t xml:space="preserve">: </w:t>
+      </w:r>
+      <m:oMath>
+        <m:r>
+          <w:rPr>
+            <w:rFonts w:ascii="Cambria Math" w:hAnsi="Cambria Math"/>
+          </w:rPr>
+          <m:t>E</m:t>
+        </m:r>
+        <m:d>
+          <m:dPr>
+            <m:begChr m:val="["/>
+            <m:endChr m:val="]"/>
+            <m:ctrlPr>
+              <w:rPr>
+                <w:rFonts w:ascii="Cambria Math" w:hAnsi="Cambria Math"/>
+                <w:i/>
+              </w:rPr>
+            </m:ctrlPr>
+          </m:dPr>
+          <m:e>
+            <m:r>
+              <w:rPr>
+                <w:rFonts w:ascii="Cambria Math" w:hAnsi="Cambria Math"/>
+              </w:rPr>
+              <m:t>X</m:t>
+            </m:r>
+          </m:e>
+        </m:d>
+        <m:r>
+          <w:rPr>
+            <w:rFonts w:ascii="Cambria Math" w:hAnsi="Cambria Math"/>
+          </w:rPr>
+          <m:t>=μ+βγ</m:t>
+        </m:r>
+      </m:oMath>
+      <w:r>
+        <w:rPr>
+          <w:rFonts w:eastAsiaTheme="minorEastAsia"/>
+        </w:rPr>
+        <w:t xml:space="preserve"> where </w:t>
+      </w:r>
+      <m:oMath>
+        <m:r>
+          <w:rPr>
+            <w:rFonts w:ascii="Cambria Math" w:hAnsi="Cambria Math"/>
+          </w:rPr>
+          <m:t>γ</m:t>
+        </m:r>
+        <m:r>
+          <w:rPr>
+            <w:rFonts w:ascii="Cambria Math" w:hAnsi="Cambria Math"/>
+          </w:rPr>
+          <m:t>≈0.5772</m:t>
+        </m:r>
+      </m:oMath>
+      <w:r>
+        <w:rPr>
+          <w:rFonts w:eastAsiaTheme="minorEastAsia"/>
+        </w:rPr>
+        <w:t xml:space="preserve"> is the </w:t>
+      </w:r>
+      <w:hyperlink r:id="rId15" w:history="1">
+        <w:r>
+          <w:rPr>
+            <w:rStyle w:val="Hyperlink"/>
+            <w:rFonts w:eastAsiaTheme="minorEastAsia"/>
+          </w:rPr>
+          <w:t>Euler-Mascheroni constant</w:t>
+        </w:r>
+      </w:hyperlink>
+      <w:r>
+        <w:rPr>
+          <w:rFonts w:eastAsiaTheme="minorEastAsia"/>
+        </w:rPr>
+        <w:t xml:space="preserve">. </w:t>
+      </w:r>
+    </w:p>
+    <w:p>
+      <w:r>
+        <w:rPr>
+          <w:b/>
+          <w:bCs/>
+        </w:rPr>
+        <w:t>Median</w:t>
+      </w:r>
+      <w:r>
+        <w:t xml:space="preserve">: </w:t>
+      </w:r>
+      <m:oMath>
+        <m:r>
+          <w:rPr>
+            <w:rFonts w:ascii="Cambria Math" w:hAnsi="Cambria Math"/>
+          </w:rPr>
+          <m:t>μ</m:t>
+        </m:r>
+        <m:r>
+          <w:rPr>
+            <w:rFonts w:ascii="Cambria Math" w:hAnsi="Cambria Math"/>
+          </w:rPr>
+          <m:t>-</m:t>
+        </m:r>
+        <m:r>
+          <w:rPr>
+            <w:rFonts w:ascii="Cambria Math" w:hAnsi="Cambria Math"/>
+          </w:rPr>
+          <m:t>β</m:t>
+        </m:r>
+        <m:func>
+          <m:funcPr>
+            <m:ctrlPr>
+              <w:rPr>
+                <w:rFonts w:ascii="Cambria Math" w:hAnsi="Cambria Math"/>
+                <w:i/>
+              </w:rPr>
+            </m:ctrlPr>
+          </m:funcPr>
+          <m:fName>
+            <m:r>
+              <m:rPr>
+                <m:sty m:val="p"/>
+              </m:rPr>
+              <w:rPr>
+                <w:rFonts w:ascii="Cambria Math" w:hAnsi="Cambria Math"/>
+              </w:rPr>
+              <m:t>ln</m:t>
+            </m:r>
+          </m:fName>
+          <m:e>
+            <m:d>
+              <m:dPr>
+                <m:ctrlPr>
+                  <w:rPr>
+                    <w:rFonts w:ascii="Cambria Math" w:hAnsi="Cambria Math"/>
+                    <w:i/>
+                  </w:rPr>
+                </m:ctrlPr>
+              </m:dPr>
+              <m:e>
+                <m:func>
+                  <m:funcPr>
+                    <m:ctrlPr>
+                      <w:rPr>
+                        <w:rFonts w:ascii="Cambria Math" w:hAnsi="Cambria Math"/>
+                        <w:i/>
+                      </w:rPr>
+                    </m:ctrlPr>
+                  </m:funcPr>
+                  <m:fName>
+                    <m:r>
+                      <m:rPr>
+                        <m:sty m:val="p"/>
+                      </m:rPr>
+                      <w:rPr>
+                        <w:rFonts w:ascii="Cambria Math" w:hAnsi="Cambria Math"/>
+                      </w:rPr>
+                      <m:t>ln</m:t>
+                    </m:r>
+                  </m:fName>
+                  <m:e>
+                    <m:d>
+                      <m:dPr>
+                        <m:ctrlPr>
+                          <w:rPr>
+                            <w:rFonts w:ascii="Cambria Math" w:hAnsi="Cambria Math"/>
+                            <w:i/>
+                          </w:rPr>
+                        </m:ctrlPr>
+                      </m:dPr>
+                      <m:e>
+                        <m:r>
+                          <w:rPr>
+                            <w:rFonts w:ascii="Cambria Math" w:hAnsi="Cambria Math"/>
+                          </w:rPr>
+                          <m:t>2</m:t>
+                        </m:r>
+                      </m:e>
+                    </m:d>
+                  </m:e>
+                </m:func>
+              </m:e>
+            </m:d>
+            <m:r>
+              <w:rPr>
+                <w:rFonts w:ascii="Cambria Math" w:hAnsi="Cambria Math"/>
+              </w:rPr>
+              <m:t>≈μ+0.3665β</m:t>
+            </m:r>
+          </m:e>
+        </m:func>
+      </m:oMath>
+    </w:p>
+    <w:p>
+      <w:r>
+        <w:rPr>
+          <w:b/>
+          <w:bCs/>
+        </w:rPr>
+        <w:t>Mode</w:t>
+      </w:r>
+      <w:r>
+        <w:t xml:space="preserve">: exactly at the location parameter </w:t>
+      </w:r>
+      <m:oMath>
+        <m:r>
+          <w:rPr>
+            <w:rFonts w:ascii="Cambria Math" w:hAnsi="Cambria Math"/>
+          </w:rPr>
+          <m:t>μ</m:t>
+        </m:r>
+      </m:oMath>
+    </w:p>
+    <w:p>
+      <w:pPr>
+        <w:rPr>
+          <w:rFonts w:eastAsiaTheme="minorEastAsia"/>
+        </w:rPr>
+      </w:pPr>
+      <w:r>
+        <w:rPr>
+          <w:b/>
+          <w:bCs/>
+        </w:rPr>
+        <w:t>Variance</w:t>
+      </w:r>
+      <w:r>
+        <w:t xml:space="preserve">: </w:t>
+      </w:r>
+      <m:oMath>
+        <m:r>
+          <m:rPr>
+            <m:sty m:val="p"/>
+          </m:rPr>
+          <w:rPr>
+            <w:rFonts w:ascii="Cambria Math" w:hAnsi="Cambria Math"/>
+          </w:rPr>
+          <m:t>Var</m:t>
+        </m:r>
+        <m:d>
+          <m:dPr>
+            <m:ctrlPr>
+              <w:rPr>
+                <w:rFonts w:ascii="Cambria Math" w:hAnsi="Cambria Math"/>
+                <w:i/>
+              </w:rPr>
+            </m:ctrlPr>
+          </m:dPr>
+          <m:e>
+            <m:r>
+              <w:rPr>
+                <w:rFonts w:ascii="Cambria Math" w:hAnsi="Cambria Math"/>
+              </w:rPr>
+              <m:t>X</m:t>
+            </m:r>
+          </m:e>
+        </m:d>
+        <m:r>
+          <w:rPr>
+            <w:rFonts w:ascii="Cambria Math" w:hAnsi="Cambria Math"/>
+          </w:rPr>
+          <m:t>=</m:t>
+        </m:r>
+        <m:f>
+          <m:fPr>
+            <m:ctrlPr>
+              <w:rPr>
+                <w:rFonts w:ascii="Cambria Math" w:hAnsi="Cambria Math"/>
+                <w:i/>
+              </w:rPr>
+            </m:ctrlPr>
+          </m:fPr>
+          <m:num>
+            <m:sSup>
+              <m:sSupPr>
+                <m:ctrlPr>
+                  <w:rPr>
+                    <w:rFonts w:ascii="Cambria Math" w:hAnsi="Cambria Math"/>
+                    <w:i/>
+                  </w:rPr>
+                </m:ctrlPr>
+              </m:sSupPr>
+              <m:e>
+                <m:r>
+                  <w:rPr>
+                    <w:rFonts w:ascii="Cambria Math" w:hAnsi="Cambria Math"/>
+                  </w:rPr>
+                  <m:t>π</m:t>
+                </m:r>
+              </m:e>
+              <m:sup>
+                <m:r>
+                  <w:rPr>
+                    <w:rFonts w:ascii="Cambria Math" w:hAnsi="Cambria Math"/>
+                  </w:rPr>
+                  <m:t>2</m:t>
+                </m:r>
+              </m:sup>
+            </m:sSup>
+          </m:num>
+          <m:den>
+            <m:r>
+              <w:rPr>
+                <w:rFonts w:ascii="Cambria Math" w:hAnsi="Cambria Math"/>
+              </w:rPr>
+              <m:t>6</m:t>
+            </m:r>
+          </m:den>
+        </m:f>
+        <m:sSup>
+          <m:sSupPr>
+            <m:ctrlPr>
+              <w:rPr>
+                <w:rFonts w:ascii="Cambria Math" w:hAnsi="Cambria Math"/>
+                <w:i/>
+              </w:rPr>
+            </m:ctrlPr>
+          </m:sSupPr>
+          <m:e>
+            <m:r>
+              <w:rPr>
+                <w:rFonts w:ascii="Cambria Math" w:hAnsi="Cambria Math"/>
+              </w:rPr>
+              <m:t>β</m:t>
+            </m:r>
+          </m:e>
+          <m:sup>
+            <m:r>
+              <w:rPr>
+                <w:rFonts w:ascii="Cambria Math" w:hAnsi="Cambria Math"/>
+              </w:rPr>
+              <m:t>2</m:t>
+            </m:r>
+          </m:sup>
+        </m:sSup>
+      </m:oMath>
+    </w:p>
+    <w:p>
+      <w:pPr>
+        <w:rPr>
+          <w:rFonts w:eastAsiaTheme="minorEastAsia"/>
+        </w:rPr>
+      </w:pPr>
+    </w:p>
+    <w:p>
+      <w:pPr>
+        <w:rPr>
+          <w:rFonts w:eastAsiaTheme="minorEastAsia"/>
+          <w:u w:val="single"/>
+        </w:rPr>
+      </w:pPr>
+      <w:r>
+        <w:rPr>
+          <w:rFonts w:eastAsiaTheme="minorEastAsia"/>
+          <w:u w:val="single"/>
+        </w:rPr>
+        <w:t>Theoretical Origin: The Fisher-Tippett-Gnedenko Theorem</w:t>
+      </w:r>
+    </w:p>
+    <w:p>
+      <w:pPr>
+        <w:rPr>
+          <w:rFonts w:eastAsiaTheme="minorEastAsia"/>
+        </w:rPr>
+      </w:pPr>
+    </w:p>
+    <w:p>
+      <w:pPr>
+        <w:rPr>
+          <w:rFonts w:eastAsiaTheme="minorEastAsia"/>
+        </w:rPr>
+      </w:pPr>
+      <w:r>
+        <w:rPr>
+          <w:rFonts w:eastAsiaTheme="minorEastAsia"/>
+        </w:rPr>
+        <w:t xml:space="preserve">To understand why the Gumbel distribution arises </w:t>
+      </w:r>
+      <w:r>
+        <w:rPr>
+          <w:rFonts w:eastAsiaTheme="minorEastAsia"/>
+        </w:rPr>
+        <w:t xml:space="preserve">, consider the sequence </w:t>
+      </w:r>
+      <m:oMath>
+        <m:sSub>
+          <m:sSubPr>
+            <m:ctrlPr>
+              <w:rPr>
+                <w:rFonts w:ascii="Cambria Math" w:eastAsiaTheme="minorEastAsia" w:hAnsi="Cambria Math"/>
+                <w:i/>
+              </w:rPr>
+            </m:ctrlPr>
+          </m:sSubPr>
+          <m:e>
+            <m:r>
+              <w:rPr>
+                <w:rFonts w:ascii="Cambria Math" w:eastAsiaTheme="minorEastAsia" w:hAnsi="Cambria Math"/>
+              </w:rPr>
+              <m:t>Y</m:t>
+            </m:r>
+          </m:e>
+          <m:sub>
+            <m:r>
+              <w:rPr>
+                <w:rFonts w:ascii="Cambria Math" w:eastAsiaTheme="minorEastAsia" w:hAnsi="Cambria Math"/>
+              </w:rPr>
+              <m:t>n</m:t>
+            </m:r>
+          </m:sub>
+        </m:sSub>
+        <m:r>
+          <w:rPr>
+            <w:rFonts w:ascii="Cambria Math" w:eastAsiaTheme="minorEastAsia" w:hAnsi="Cambria Math"/>
+          </w:rPr>
+          <m:t>=</m:t>
+        </m:r>
+        <m:func>
+          <m:funcPr>
+            <m:ctrlPr>
+              <w:rPr>
+                <w:rFonts w:ascii="Cambria Math" w:eastAsiaTheme="minorEastAsia" w:hAnsi="Cambria Math"/>
+                <w:i/>
+              </w:rPr>
+            </m:ctrlPr>
+          </m:funcPr>
+          <m:fName>
+            <m:r>
+              <m:rPr>
+                <m:sty m:val="p"/>
+              </m:rPr>
+              <w:rPr>
+                <w:rFonts w:ascii="Cambria Math" w:eastAsiaTheme="minorEastAsia" w:hAnsi="Cambria Math"/>
+              </w:rPr>
+              <m:t>max</m:t>
+            </m:r>
+          </m:fName>
+          <m:e>
+            <m:d>
+              <m:dPr>
+                <m:ctrlPr>
+                  <w:rPr>
+                    <w:rFonts w:ascii="Cambria Math" w:eastAsiaTheme="minorEastAsia" w:hAnsi="Cambria Math"/>
+                    <w:i/>
+                  </w:rPr>
+                </m:ctrlPr>
+              </m:dPr>
+              <m:e>
+                <m:sSub>
+                  <m:sSubPr>
+                    <m:ctrlPr>
+                      <w:rPr>
+                        <w:rFonts w:ascii="Cambria Math" w:eastAsiaTheme="minorEastAsia" w:hAnsi="Cambria Math"/>
+                        <w:i/>
+                      </w:rPr>
+                    </m:ctrlPr>
+                  </m:sSubPr>
+                  <m:e>
+                    <m:r>
+                      <w:rPr>
+                        <w:rFonts w:ascii="Cambria Math" w:eastAsiaTheme="minorEastAsia" w:hAnsi="Cambria Math"/>
+                      </w:rPr>
+                      <m:t>X</m:t>
+                    </m:r>
+                  </m:e>
+                  <m:sub>
+                    <m:r>
+                      <w:rPr>
+                        <w:rFonts w:ascii="Cambria Math" w:eastAsiaTheme="minorEastAsia" w:hAnsi="Cambria Math"/>
+                      </w:rPr>
+                      <m:t>1</m:t>
+                    </m:r>
+                  </m:sub>
+                </m:sSub>
+                <m:r>
+                  <w:rPr>
+                    <w:rFonts w:ascii="Cambria Math" w:eastAsiaTheme="minorEastAsia" w:hAnsi="Cambria Math"/>
+                  </w:rPr>
+                  <m:t>,</m:t>
+                </m:r>
+                <m:sSub>
+                  <m:sSubPr>
+                    <m:ctrlPr>
+                      <w:rPr>
+                        <w:rFonts w:ascii="Cambria Math" w:eastAsiaTheme="minorEastAsia" w:hAnsi="Cambria Math"/>
+                        <w:i/>
+                      </w:rPr>
+                    </m:ctrlPr>
+                  </m:sSubPr>
+                  <m:e>
+                    <m:r>
+                      <w:rPr>
+                        <w:rFonts w:ascii="Cambria Math" w:eastAsiaTheme="minorEastAsia" w:hAnsi="Cambria Math"/>
+                      </w:rPr>
+                      <m:t>X</m:t>
+                    </m:r>
+                  </m:e>
+                  <m:sub>
+                    <m:r>
+                      <w:rPr>
+                        <w:rFonts w:ascii="Cambria Math" w:eastAsiaTheme="minorEastAsia" w:hAnsi="Cambria Math"/>
+                      </w:rPr>
+                      <m:t>2</m:t>
+                    </m:r>
+                  </m:sub>
+                </m:sSub>
+                <m:r>
+                  <w:rPr>
+                    <w:rFonts w:ascii="Cambria Math" w:eastAsiaTheme="minorEastAsia" w:hAnsi="Cambria Math"/>
+                  </w:rPr>
+                  <m:t>,…,</m:t>
+                </m:r>
+                <m:sSub>
+                  <m:sSubPr>
+                    <m:ctrlPr>
+                      <w:rPr>
+                        <w:rFonts w:ascii="Cambria Math" w:eastAsiaTheme="minorEastAsia" w:hAnsi="Cambria Math"/>
+                        <w:i/>
+                      </w:rPr>
+                    </m:ctrlPr>
+                  </m:sSubPr>
+                  <m:e>
+                    <m:r>
+                      <w:rPr>
+                        <w:rFonts w:ascii="Cambria Math" w:eastAsiaTheme="minorEastAsia" w:hAnsi="Cambria Math"/>
+                      </w:rPr>
+                      <m:t>X</m:t>
+                    </m:r>
+                  </m:e>
+                  <m:sub>
+                    <m:r>
+                      <w:rPr>
+                        <w:rFonts w:ascii="Cambria Math" w:eastAsiaTheme="minorEastAsia" w:hAnsi="Cambria Math"/>
+                      </w:rPr>
+                      <m:t>n</m:t>
+                    </m:r>
+                  </m:sub>
+                </m:sSub>
+              </m:e>
+            </m:d>
+          </m:e>
+        </m:func>
+      </m:oMath>
+      <w:r>
+        <w:rPr>
+          <w:rFonts w:eastAsiaTheme="minorEastAsia"/>
+        </w:rPr>
+        <w:t xml:space="preserve"> where </w:t>
+      </w:r>
+      <m:oMath>
+        <m:sSub>
+          <m:sSubPr>
+            <m:ctrlPr>
+              <w:rPr>
+                <w:rFonts w:ascii="Cambria Math" w:eastAsiaTheme="minorEastAsia" w:hAnsi="Cambria Math"/>
+                <w:i/>
+              </w:rPr>
+            </m:ctrlPr>
+          </m:sSubPr>
+          <m:e>
+            <m:r>
+              <w:rPr>
+                <w:rFonts w:ascii="Cambria Math" w:eastAsiaTheme="minorEastAsia" w:hAnsi="Cambria Math"/>
+              </w:rPr>
+              <m:t>X</m:t>
+            </m:r>
+          </m:e>
+          <m:sub>
+            <m:r>
+              <w:rPr>
+                <w:rFonts w:ascii="Cambria Math" w:eastAsiaTheme="minorEastAsia" w:hAnsi="Cambria Math"/>
+              </w:rPr>
+              <m:t>i</m:t>
+            </m:r>
+          </m:sub>
+        </m:sSub>
+      </m:oMath>
+      <w:r>
+        <w:rPr>
+          <w:rFonts w:eastAsiaTheme="minorEastAsia"/>
+        </w:rPr>
+        <w:t xml:space="preserve"> are independent samples from an underlying baseline distribution.</w:t>
+      </w:r>
+    </w:p>
+    <w:p>
+      <w:pPr>
+        <w:rPr>
+          <w:rFonts w:eastAsiaTheme="minorEastAsia"/>
+        </w:rPr>
+      </w:pPr>
+      <w:r>
+        <w:rPr>
+          <w:rFonts w:eastAsiaTheme="minorEastAsia"/>
+        </w:rPr>
+        <w:t xml:space="preserve">If the baseline distribution has exponential tails that decay relatively quickly (such as Normal, Exponential Gamma or Log-normal distributions), the normalized maximum </w:t>
+      </w:r>
+      <m:oMath>
+        <m:sSub>
+          <m:sSubPr>
+            <m:ctrlPr>
+              <w:rPr>
+                <w:rFonts w:ascii="Cambria Math" w:eastAsiaTheme="minorEastAsia" w:hAnsi="Cambria Math"/>
+                <w:i/>
+              </w:rPr>
+            </m:ctrlPr>
+          </m:sSubPr>
+          <m:e>
+            <m:r>
+              <w:rPr>
+                <w:rFonts w:ascii="Cambria Math" w:eastAsiaTheme="minorEastAsia" w:hAnsi="Cambria Math"/>
+              </w:rPr>
+              <m:t>Y</m:t>
+            </m:r>
+          </m:e>
+          <m:sub>
+            <m:r>
+              <w:rPr>
+                <w:rFonts w:ascii="Cambria Math" w:eastAsiaTheme="minorEastAsia" w:hAnsi="Cambria Math"/>
+              </w:rPr>
+              <m:t>n</m:t>
+            </m:r>
+          </m:sub>
+        </m:sSub>
+      </m:oMath>
+      <w:r>
+        <w:rPr>
+          <w:rFonts w:eastAsiaTheme="minorEastAsia"/>
+        </w:rPr>
+        <w:t xml:space="preserve"> converges to a Gumbel distribution as </w:t>
+      </w:r>
+      <m:oMath>
+        <m:r>
+          <w:rPr>
+            <w:rFonts w:ascii="Cambria Math" w:eastAsiaTheme="minorEastAsia" w:hAnsi="Cambria Math"/>
+          </w:rPr>
+          <m:t>n</m:t>
+        </m:r>
+        <m:r>
+          <w:rPr>
+            <w:rFonts w:ascii="Cambria Math" w:eastAsiaTheme="minorEastAsia" w:hAnsi="Cambria Math"/>
+          </w:rPr>
+          <m:t>→∞</m:t>
+        </m:r>
+      </m:oMath>
+      <w:r>
+        <w:rPr>
+          <w:rFonts w:eastAsiaTheme="minorEastAsia"/>
+        </w:rPr>
+        <w:t>.</w:t>
+      </w:r>
+    </w:p>
+    <w:p>
+      <w:pPr>
+        <w:rPr>
+          <w:rFonts w:eastAsiaTheme="minorEastAsia"/>
+        </w:rPr>
+      </w:pPr>
+    </w:p>
+    <w:p>
+      <w:pPr>
+        <w:rPr>
+          <w:rFonts w:eastAsiaTheme="minorEastAsia"/>
+        </w:rPr>
+      </w:pPr>
+      <w:r>
+        <w:rPr>
+          <w:rFonts w:eastAsiaTheme="minorEastAsia"/>
+          <w:b/>
+          <w:bCs/>
+        </w:rPr>
+        <w:t>Proof</w:t>
+      </w:r>
+      <w:r>
+        <w:rPr>
+          <w:rFonts w:eastAsiaTheme="minorEastAsia"/>
+        </w:rPr>
+        <w:t xml:space="preserve"> (intuition, using Standard Exponential Baseline):</w:t>
+      </w:r>
+    </w:p>
+    <w:p>
+      <w:pPr>
+        <w:rPr>
+          <w:rFonts w:eastAsiaTheme="minorEastAsia"/>
+        </w:rPr>
+      </w:pPr>
+      <w:r>
+        <w:rPr>
+          <w:rFonts w:eastAsiaTheme="minorEastAsia"/>
+        </w:rPr>
+        <w:t xml:space="preserve">Let </w:t>
+      </w:r>
+      <m:oMath>
+        <m:sSub>
+          <m:sSubPr>
+            <m:ctrlPr>
+              <w:rPr>
+                <w:rFonts w:ascii="Cambria Math" w:eastAsiaTheme="minorEastAsia" w:hAnsi="Cambria Math"/>
+                <w:i/>
+              </w:rPr>
+            </m:ctrlPr>
+          </m:sSubPr>
+          <m:e>
+            <m:r>
+              <w:rPr>
+                <w:rFonts w:ascii="Cambria Math" w:eastAsiaTheme="minorEastAsia" w:hAnsi="Cambria Math"/>
+              </w:rPr>
+              <m:t>X</m:t>
+            </m:r>
+          </m:e>
+          <m:sub>
+            <m:r>
+              <w:rPr>
+                <w:rFonts w:ascii="Cambria Math" w:eastAsiaTheme="minorEastAsia" w:hAnsi="Cambria Math"/>
+              </w:rPr>
+              <m:t>i</m:t>
+            </m:r>
+          </m:sub>
+        </m:sSub>
+        <m:r>
+          <w:rPr>
+            <w:rFonts w:ascii="Cambria Math" w:eastAsiaTheme="minorEastAsia" w:hAnsi="Cambria Math"/>
+          </w:rPr>
+          <m:t xml:space="preserve"> ~ </m:t>
+        </m:r>
+        <m:r>
+          <m:rPr>
+            <m:sty m:val="p"/>
+          </m:rPr>
+          <w:rPr>
+            <w:rFonts w:ascii="Cambria Math" w:eastAsiaTheme="minorEastAsia" w:hAnsi="Cambria Math"/>
+          </w:rPr>
+          <m:t>Exponential</m:t>
+        </m:r>
+        <m:d>
+          <m:dPr>
+            <m:ctrlPr>
+              <w:rPr>
+                <w:rFonts w:ascii="Cambria Math" w:eastAsiaTheme="minorEastAsia" w:hAnsi="Cambria Math"/>
+                <w:i/>
+              </w:rPr>
+            </m:ctrlPr>
+          </m:dPr>
+          <m:e>
+            <m:r>
+              <w:rPr>
+                <w:rFonts w:ascii="Cambria Math" w:eastAsiaTheme="minorEastAsia" w:hAnsi="Cambria Math"/>
+              </w:rPr>
+              <m:t>1</m:t>
+            </m:r>
+          </m:e>
+        </m:d>
+      </m:oMath>
+      <w:r>
+        <w:rPr>
+          <w:rFonts w:eastAsiaTheme="minorEastAsia"/>
+        </w:rPr>
+        <w:t xml:space="preserve"> i.e. </w:t>
+      </w:r>
+      <m:oMath>
+        <m:r>
+          <w:rPr>
+            <w:rFonts w:ascii="Cambria Math" w:eastAsiaTheme="minorEastAsia" w:hAnsi="Cambria Math"/>
+          </w:rPr>
+          <m:t>P</m:t>
+        </m:r>
+        <m:d>
+          <m:dPr>
+            <m:ctrlPr>
+              <w:rPr>
+                <w:rFonts w:ascii="Cambria Math" w:eastAsiaTheme="minorEastAsia" w:hAnsi="Cambria Math"/>
+                <w:i/>
+              </w:rPr>
+            </m:ctrlPr>
+          </m:dPr>
+          <m:e>
+            <m:sSub>
+              <m:sSubPr>
+                <m:ctrlPr>
+                  <w:rPr>
+                    <w:rFonts w:ascii="Cambria Math" w:eastAsiaTheme="minorEastAsia" w:hAnsi="Cambria Math"/>
+                    <w:i/>
+                  </w:rPr>
+                </m:ctrlPr>
+              </m:sSubPr>
+              <m:e>
+                <m:r>
+                  <w:rPr>
+                    <w:rFonts w:ascii="Cambria Math" w:eastAsiaTheme="minorEastAsia" w:hAnsi="Cambria Math"/>
+                  </w:rPr>
+                  <m:t>X</m:t>
+                </m:r>
+              </m:e>
+              <m:sub>
+                <m:r>
+                  <w:rPr>
+                    <w:rFonts w:ascii="Cambria Math" w:eastAsiaTheme="minorEastAsia" w:hAnsi="Cambria Math"/>
+                  </w:rPr>
+                  <m:t>i</m:t>
+                </m:r>
+              </m:sub>
+            </m:sSub>
+            <m:r>
+              <w:rPr>
+                <w:rFonts w:ascii="Cambria Math" w:eastAsiaTheme="minorEastAsia" w:hAnsi="Cambria Math"/>
+              </w:rPr>
+              <m:t>≤x</m:t>
+            </m:r>
+          </m:e>
+        </m:d>
+        <m:r>
+          <w:rPr>
+            <w:rFonts w:ascii="Cambria Math" w:eastAsiaTheme="minorEastAsia" w:hAnsi="Cambria Math"/>
+          </w:rPr>
+          <m:t>=1-</m:t>
+        </m:r>
+        <m:sSup>
+          <m:sSupPr>
+            <m:ctrlPr>
+              <w:rPr>
+                <w:rFonts w:ascii="Cambria Math" w:eastAsiaTheme="minorEastAsia" w:hAnsi="Cambria Math"/>
+                <w:i/>
+              </w:rPr>
+            </m:ctrlPr>
+          </m:sSupPr>
+          <m:e>
+            <m:r>
+              <w:rPr>
+                <w:rFonts w:ascii="Cambria Math" w:eastAsiaTheme="minorEastAsia" w:hAnsi="Cambria Math"/>
+              </w:rPr>
+              <m:t>e</m:t>
+            </m:r>
+          </m:e>
+          <m:sup>
+            <m:r>
+              <w:rPr>
+                <w:rFonts w:ascii="Cambria Math" w:eastAsiaTheme="minorEastAsia" w:hAnsi="Cambria Math"/>
+              </w:rPr>
+              <m:t>-x</m:t>
+            </m:r>
+          </m:sup>
+        </m:sSup>
+      </m:oMath>
+      <w:r>
+        <w:rPr>
+          <w:rFonts w:eastAsiaTheme="minorEastAsia"/>
+        </w:rPr>
+        <w:t xml:space="preserve">. Let’s analyze the distribution of the maximum </w:t>
+      </w:r>
+      <m:oMath>
+        <m:sSub>
+          <m:sSubPr>
+            <m:ctrlPr>
+              <w:rPr>
+                <w:rFonts w:ascii="Cambria Math" w:eastAsiaTheme="minorEastAsia" w:hAnsi="Cambria Math"/>
+                <w:i/>
+              </w:rPr>
+            </m:ctrlPr>
+          </m:sSubPr>
+          <m:e>
+            <m:r>
+              <w:rPr>
+                <w:rFonts w:ascii="Cambria Math" w:eastAsiaTheme="minorEastAsia" w:hAnsi="Cambria Math"/>
+              </w:rPr>
+              <m:t>X</m:t>
+            </m:r>
+          </m:e>
+          <m:sub>
+            <m:d>
+              <m:dPr>
+                <m:ctrlPr>
+                  <w:rPr>
+                    <w:rFonts w:ascii="Cambria Math" w:eastAsiaTheme="minorEastAsia" w:hAnsi="Cambria Math"/>
+                    <w:i/>
+                  </w:rPr>
+                </m:ctrlPr>
+              </m:dPr>
+              <m:e>
+                <m:r>
+                  <w:rPr>
+                    <w:rFonts w:ascii="Cambria Math" w:eastAsiaTheme="minorEastAsia" w:hAnsi="Cambria Math"/>
+                  </w:rPr>
+                  <m:t>n</m:t>
+                </m:r>
+              </m:e>
+            </m:d>
+          </m:sub>
+        </m:sSub>
+      </m:oMath>
+      <w:r>
+        <w:rPr>
+          <w:rFonts w:eastAsiaTheme="minorEastAsia"/>
+        </w:rPr>
+        <w:t xml:space="preserve"> shifted by </w:t>
+      </w:r>
+      <m:oMath>
+        <m:func>
+          <m:funcPr>
+            <m:ctrlPr>
+              <w:rPr>
+                <w:rFonts w:ascii="Cambria Math" w:eastAsiaTheme="minorEastAsia" w:hAnsi="Cambria Math"/>
+                <w:i/>
+              </w:rPr>
+            </m:ctrlPr>
+          </m:funcPr>
+          <m:fName>
+            <m:r>
+              <m:rPr>
+                <m:sty m:val="p"/>
+              </m:rPr>
+              <w:rPr>
+                <w:rFonts w:ascii="Cambria Math" w:eastAsiaTheme="minorEastAsia" w:hAnsi="Cambria Math"/>
+              </w:rPr>
+              <m:t>ln</m:t>
+            </m:r>
+          </m:fName>
+          <m:e>
+            <m:d>
+              <m:dPr>
+                <m:ctrlPr>
+                  <w:rPr>
+                    <w:rFonts w:ascii="Cambria Math" w:eastAsiaTheme="minorEastAsia" w:hAnsi="Cambria Math"/>
+                    <w:i/>
+                  </w:rPr>
+                </m:ctrlPr>
+              </m:dPr>
+              <m:e>
+                <m:r>
+                  <w:rPr>
+                    <w:rFonts w:ascii="Cambria Math" w:eastAsiaTheme="minorEastAsia" w:hAnsi="Cambria Math"/>
+                  </w:rPr>
+                  <m:t>n</m:t>
+                </m:r>
+              </m:e>
+            </m:d>
+          </m:e>
+        </m:func>
+      </m:oMath>
+      <w:r>
+        <w:rPr>
+          <w:rFonts w:eastAsiaTheme="minorEastAsia"/>
+        </w:rPr>
+        <w:t>:</w:t>
+      </w:r>
+    </w:p>
+    <w:p>
+      <w:pPr>
+        <w:rPr>
+          <w:rFonts w:eastAsiaTheme="minorEastAsia"/>
+        </w:rPr>
+      </w:pPr>
+    </w:p>
+    <w:p>
+      <w:pPr>
+        <w:rPr>
+          <w:rFonts w:eastAsiaTheme="minorEastAsia"/>
+        </w:rPr>
+      </w:pPr>
+    </w:p>
+    <w:p/>
     <w:p/>
     <w:p>
       <w:pPr>
@@ -3986,7 +5086,6 @@
         <w:rPr>
           <w:rFonts w:eastAsiaTheme="minorEastAsia"/>
         </w:rPr>
-        <w:lastRenderedPageBreak/>
         <w:t xml:space="preserve"> To sample from this distribution, we divide the unit interval into segments matching the corresponding probabilities. Segment A : </w:t>
       </w:r>
       <m:oMath>
@@ -4898,6 +5997,7 @@
         <w:rPr>
           <w:rFonts w:eastAsiaTheme="minorEastAsia"/>
         </w:rPr>
+        <w:lastRenderedPageBreak/>
         <w:t xml:space="preserve"> </w:t>
       </w:r>
       <m:oMath>
@@ -5259,7 +6359,6 @@
         <w:rPr>
           <w:rFonts w:eastAsiaTheme="minorEastAsia"/>
         </w:rPr>
-        <w:lastRenderedPageBreak/>
         <w:t xml:space="preserve">The separation of randomness from parameters </w:t>
       </w:r>
       <w:r>
@@ -5793,6 +6892,7 @@
         </w:rPr>
       </w:pPr>
       <w:r>
+        <w:lastRenderedPageBreak/>
         <w:t xml:space="preserve">The noise </w:t>
       </w:r>
       <m:oMath>
@@ -6090,7 +7190,6 @@
     <w:p/>
     <w:p>
       <w:r>
-        <w:lastRenderedPageBreak/>
         <w:t xml:space="preserve">While the Gumbel-Max trick is ideal for forward-pass sampling, the </w:t>
       </w:r>
       <w:r>

--- a/docs/parflm/Pairwise_Potentials_in_PARFLM_Theory_and_Design.docx
+++ b/docs/parflm/Pairwise_Potentials_in_PARFLM_Theory_and_Design.docx
@@ -3619,6 +3619,240 @@
           <w:rFonts w:eastAsiaTheme="minorEastAsia"/>
         </w:rPr>
       </w:pPr>
+      <m:oMath>
+        <m:r>
+          <w:rPr>
+            <w:rFonts w:ascii="Cambria Math" w:eastAsiaTheme="minorEastAsia" w:hAnsi="Cambria Math"/>
+          </w:rPr>
+          <m:t>P</m:t>
+        </m:r>
+        <m:d>
+          <m:dPr>
+            <m:ctrlPr>
+              <w:rPr>
+                <w:rFonts w:ascii="Cambria Math" w:eastAsiaTheme="minorEastAsia" w:hAnsi="Cambria Math"/>
+                <w:i/>
+              </w:rPr>
+            </m:ctrlPr>
+          </m:dPr>
+          <m:e>
+            <m:sSub>
+              <m:sSubPr>
+                <m:ctrlPr>
+                  <w:rPr>
+                    <w:rFonts w:ascii="Cambria Math" w:eastAsiaTheme="minorEastAsia" w:hAnsi="Cambria Math"/>
+                    <w:i/>
+                  </w:rPr>
+                </m:ctrlPr>
+              </m:sSubPr>
+              <m:e>
+                <m:r>
+                  <w:rPr>
+                    <w:rFonts w:ascii="Cambria Math" w:eastAsiaTheme="minorEastAsia" w:hAnsi="Cambria Math"/>
+                  </w:rPr>
+                  <m:t>X</m:t>
+                </m:r>
+              </m:e>
+              <m:sub>
+                <m:d>
+                  <m:dPr>
+                    <m:ctrlPr>
+                      <w:rPr>
+                        <w:rFonts w:ascii="Cambria Math" w:eastAsiaTheme="minorEastAsia" w:hAnsi="Cambria Math"/>
+                        <w:i/>
+                      </w:rPr>
+                    </m:ctrlPr>
+                  </m:dPr>
+                  <m:e>
+                    <m:r>
+                      <w:rPr>
+                        <w:rFonts w:ascii="Cambria Math" w:eastAsiaTheme="minorEastAsia" w:hAnsi="Cambria Math"/>
+                      </w:rPr>
+                      <m:t>n</m:t>
+                    </m:r>
+                  </m:e>
+                </m:d>
+              </m:sub>
+            </m:sSub>
+            <m:r>
+              <w:rPr>
+                <w:rFonts w:ascii="Cambria Math" w:eastAsiaTheme="minorEastAsia" w:hAnsi="Cambria Math"/>
+              </w:rPr>
+              <m:t>-</m:t>
+            </m:r>
+            <m:func>
+              <m:funcPr>
+                <m:ctrlPr>
+                  <w:rPr>
+                    <w:rFonts w:ascii="Cambria Math" w:eastAsiaTheme="minorEastAsia" w:hAnsi="Cambria Math"/>
+                    <w:i/>
+                  </w:rPr>
+                </m:ctrlPr>
+              </m:funcPr>
+              <m:fName>
+                <m:r>
+                  <m:rPr>
+                    <m:sty m:val="p"/>
+                  </m:rPr>
+                  <w:rPr>
+                    <w:rFonts w:ascii="Cambria Math" w:eastAsiaTheme="minorEastAsia" w:hAnsi="Cambria Math"/>
+                  </w:rPr>
+                  <m:t>ln</m:t>
+                </m:r>
+              </m:fName>
+              <m:e>
+                <m:d>
+                  <m:dPr>
+                    <m:ctrlPr>
+                      <w:rPr>
+                        <w:rFonts w:ascii="Cambria Math" w:eastAsiaTheme="minorEastAsia" w:hAnsi="Cambria Math"/>
+                        <w:i/>
+                      </w:rPr>
+                    </m:ctrlPr>
+                  </m:dPr>
+                  <m:e>
+                    <m:r>
+                      <w:rPr>
+                        <w:rFonts w:ascii="Cambria Math" w:eastAsiaTheme="minorEastAsia" w:hAnsi="Cambria Math"/>
+                      </w:rPr>
+                      <m:t>n</m:t>
+                    </m:r>
+                  </m:e>
+                </m:d>
+                <m:r>
+                  <w:rPr>
+                    <w:rFonts w:ascii="Cambria Math" w:eastAsiaTheme="minorEastAsia" w:hAnsi="Cambria Math"/>
+                  </w:rPr>
+                  <m:t>≤x</m:t>
+                </m:r>
+              </m:e>
+            </m:func>
+          </m:e>
+        </m:d>
+        <m:r>
+          <w:rPr>
+            <w:rFonts w:ascii="Cambria Math" w:eastAsiaTheme="minorEastAsia" w:hAnsi="Cambria Math"/>
+          </w:rPr>
+          <m:t>=P</m:t>
+        </m:r>
+        <m:d>
+          <m:dPr>
+            <m:ctrlPr>
+              <w:rPr>
+                <w:rFonts w:ascii="Cambria Math" w:eastAsiaTheme="minorEastAsia" w:hAnsi="Cambria Math"/>
+                <w:i/>
+              </w:rPr>
+            </m:ctrlPr>
+          </m:dPr>
+          <m:e>
+            <m:sSub>
+              <m:sSubPr>
+                <m:ctrlPr>
+                  <w:rPr>
+                    <w:rFonts w:ascii="Cambria Math" w:eastAsiaTheme="minorEastAsia" w:hAnsi="Cambria Math"/>
+                    <w:i/>
+                  </w:rPr>
+                </m:ctrlPr>
+              </m:sSubPr>
+              <m:e>
+                <m:r>
+                  <w:rPr>
+                    <w:rFonts w:ascii="Cambria Math" w:eastAsiaTheme="minorEastAsia" w:hAnsi="Cambria Math"/>
+                  </w:rPr>
+                  <m:t>X</m:t>
+                </m:r>
+              </m:e>
+              <m:sub>
+                <m:d>
+                  <m:dPr>
+                    <m:ctrlPr>
+                      <w:rPr>
+                        <w:rFonts w:ascii="Cambria Math" w:eastAsiaTheme="minorEastAsia" w:hAnsi="Cambria Math"/>
+                        <w:i/>
+                      </w:rPr>
+                    </m:ctrlPr>
+                  </m:dPr>
+                  <m:e>
+                    <m:r>
+                      <w:rPr>
+                        <w:rFonts w:ascii="Cambria Math" w:eastAsiaTheme="minorEastAsia" w:hAnsi="Cambria Math"/>
+                      </w:rPr>
+                      <m:t>n</m:t>
+                    </m:r>
+                  </m:e>
+                </m:d>
+              </m:sub>
+            </m:sSub>
+            <m:r>
+              <w:rPr>
+                <w:rFonts w:ascii="Cambria Math" w:eastAsiaTheme="minorEastAsia" w:hAnsi="Cambria Math"/>
+              </w:rPr>
+              <m:t>≤x+</m:t>
+            </m:r>
+            <m:func>
+              <m:funcPr>
+                <m:ctrlPr>
+                  <w:rPr>
+                    <w:rFonts w:ascii="Cambria Math" w:eastAsiaTheme="minorEastAsia" w:hAnsi="Cambria Math"/>
+                    <w:i/>
+                  </w:rPr>
+                </m:ctrlPr>
+              </m:funcPr>
+              <m:fName>
+                <m:r>
+                  <m:rPr>
+                    <m:sty m:val="p"/>
+                  </m:rPr>
+                  <w:rPr>
+                    <w:rFonts w:ascii="Cambria Math" w:eastAsiaTheme="minorEastAsia" w:hAnsi="Cambria Math"/>
+                  </w:rPr>
+                  <m:t>ln</m:t>
+                </m:r>
+              </m:fName>
+              <m:e>
+                <m:d>
+                  <m:dPr>
+                    <m:ctrlPr>
+                      <w:rPr>
+                        <w:rFonts w:ascii="Cambria Math" w:eastAsiaTheme="minorEastAsia" w:hAnsi="Cambria Math"/>
+                        <w:i/>
+                      </w:rPr>
+                    </m:ctrlPr>
+                  </m:dPr>
+                  <m:e>
+                    <m:r>
+                      <w:rPr>
+                        <w:rFonts w:ascii="Cambria Math" w:eastAsiaTheme="minorEastAsia" w:hAnsi="Cambria Math"/>
+                      </w:rPr>
+                      <m:t>n</m:t>
+                    </m:r>
+                  </m:e>
+                </m:d>
+              </m:e>
+            </m:func>
+          </m:e>
+        </m:d>
+      </m:oMath>
+      <w:r>
+        <w:rPr>
+          <w:rFonts w:eastAsiaTheme="minorEastAsia"/>
+        </w:rPr>
+        <w:t xml:space="preserve"> </w:t>
+      </w:r>
+    </w:p>
+    <w:p>
+      <w:pPr>
+        <w:rPr>
+          <w:rFonts w:eastAsiaTheme="minorEastAsia"/>
+        </w:rPr>
+      </w:pPr>
+    </w:p>
+    <w:p>
+      <w:pPr>
+        <w:rPr>
+          <w:rFonts w:eastAsiaTheme="minorEastAsia"/>
+        </w:rPr>
+      </w:pPr>
     </w:p>
     <w:p/>
     <w:p/>
@@ -4330,7 +4564,11 @@
         <w:t xml:space="preserve">tion’s parameters from its random behavior. </w:t>
       </w:r>
       <w:r>
-        <w:t>This technique provides a critical framework for the Gumbel-Softmax trick, which allows NNs to optimize discrete variables using standard backprop.</w:t>
+        <w:t xml:space="preserve">This technique provides a critical </w:t>
+      </w:r>
+      <w:r>
+        <w:lastRenderedPageBreak/>
+        <w:t>framework for the Gumbel-Softmax trick, which allows NNs to optimize discrete variables using standard backprop.</w:t>
       </w:r>
     </w:p>
     <w:p/>
@@ -5997,7 +6235,6 @@
         <w:rPr>
           <w:rFonts w:eastAsiaTheme="minorEastAsia"/>
         </w:rPr>
-        <w:lastRenderedPageBreak/>
         <w:t xml:space="preserve"> </w:t>
       </w:r>
       <m:oMath>
@@ -6581,6 +6818,7 @@
         <w:rPr>
           <w:rFonts w:ascii="Consolas" w:hAnsi="Consolas" w:cs="Consolas"/>
         </w:rPr>
+        <w:lastRenderedPageBreak/>
         <w:t xml:space="preserve">                   </w:t>
       </w:r>
       <w:r>
@@ -6892,7 +7130,6 @@
         </w:rPr>
       </w:pPr>
       <w:r>
-        <w:lastRenderedPageBreak/>
         <w:t xml:space="preserve">The noise </w:t>
       </w:r>
       <m:oMath>

--- a/docs/parflm/Pairwise_Potentials_in_PARFLM_Theory_and_Design.docx
+++ b/docs/parflm/Pairwise_Potentials_in_PARFLM_Theory_and_Design.docx
@@ -3853,6 +3853,661 @@
           <w:rFonts w:eastAsiaTheme="minorEastAsia"/>
         </w:rPr>
       </w:pPr>
+      <m:oMath>
+        <m:r>
+          <w:rPr>
+            <w:rFonts w:ascii="Cambria Math" w:eastAsiaTheme="minorEastAsia" w:hAnsi="Cambria Math"/>
+          </w:rPr>
+          <m:t xml:space="preserve">= </m:t>
+        </m:r>
+        <m:sSup>
+          <m:sSupPr>
+            <m:ctrlPr>
+              <w:rPr>
+                <w:rFonts w:ascii="Cambria Math" w:eastAsiaTheme="minorEastAsia" w:hAnsi="Cambria Math"/>
+                <w:i/>
+              </w:rPr>
+            </m:ctrlPr>
+          </m:sSupPr>
+          <m:e>
+            <m:d>
+              <m:dPr>
+                <m:ctrlPr>
+                  <w:rPr>
+                    <w:rFonts w:ascii="Cambria Math" w:eastAsiaTheme="minorEastAsia" w:hAnsi="Cambria Math"/>
+                    <w:i/>
+                  </w:rPr>
+                </m:ctrlPr>
+              </m:dPr>
+              <m:e>
+                <m:r>
+                  <w:rPr>
+                    <w:rFonts w:ascii="Cambria Math" w:eastAsiaTheme="minorEastAsia" w:hAnsi="Cambria Math"/>
+                  </w:rPr>
+                  <m:t>1-</m:t>
+                </m:r>
+                <m:sSup>
+                  <m:sSupPr>
+                    <m:ctrlPr>
+                      <w:rPr>
+                        <w:rFonts w:ascii="Cambria Math" w:eastAsiaTheme="minorEastAsia" w:hAnsi="Cambria Math"/>
+                        <w:i/>
+                      </w:rPr>
+                    </m:ctrlPr>
+                  </m:sSupPr>
+                  <m:e>
+                    <m:r>
+                      <w:rPr>
+                        <w:rFonts w:ascii="Cambria Math" w:eastAsiaTheme="minorEastAsia" w:hAnsi="Cambria Math"/>
+                      </w:rPr>
+                      <m:t>e</m:t>
+                    </m:r>
+                  </m:e>
+                  <m:sup>
+                    <m:r>
+                      <w:rPr>
+                        <w:rFonts w:ascii="Cambria Math" w:eastAsiaTheme="minorEastAsia" w:hAnsi="Cambria Math"/>
+                      </w:rPr>
+                      <m:t>-</m:t>
+                    </m:r>
+                    <m:d>
+                      <m:dPr>
+                        <m:ctrlPr>
+                          <w:rPr>
+                            <w:rFonts w:ascii="Cambria Math" w:eastAsiaTheme="minorEastAsia" w:hAnsi="Cambria Math"/>
+                            <w:i/>
+                          </w:rPr>
+                        </m:ctrlPr>
+                      </m:dPr>
+                      <m:e>
+                        <m:r>
+                          <w:rPr>
+                            <w:rFonts w:ascii="Cambria Math" w:eastAsiaTheme="minorEastAsia" w:hAnsi="Cambria Math"/>
+                          </w:rPr>
+                          <m:t>x+</m:t>
+                        </m:r>
+                        <m:func>
+                          <m:funcPr>
+                            <m:ctrlPr>
+                              <w:rPr>
+                                <w:rFonts w:ascii="Cambria Math" w:eastAsiaTheme="minorEastAsia" w:hAnsi="Cambria Math"/>
+                                <w:i/>
+                              </w:rPr>
+                            </m:ctrlPr>
+                          </m:funcPr>
+                          <m:fName>
+                            <m:r>
+                              <m:rPr>
+                                <m:sty m:val="p"/>
+                              </m:rPr>
+                              <w:rPr>
+                                <w:rFonts w:ascii="Cambria Math" w:eastAsiaTheme="minorEastAsia" w:hAnsi="Cambria Math"/>
+                              </w:rPr>
+                              <m:t>ln</m:t>
+                            </m:r>
+                          </m:fName>
+                          <m:e>
+                            <m:d>
+                              <m:dPr>
+                                <m:ctrlPr>
+                                  <w:rPr>
+                                    <w:rFonts w:ascii="Cambria Math" w:eastAsiaTheme="minorEastAsia" w:hAnsi="Cambria Math"/>
+                                    <w:i/>
+                                  </w:rPr>
+                                </m:ctrlPr>
+                              </m:dPr>
+                              <m:e>
+                                <m:r>
+                                  <w:rPr>
+                                    <w:rFonts w:ascii="Cambria Math" w:eastAsiaTheme="minorEastAsia" w:hAnsi="Cambria Math"/>
+                                  </w:rPr>
+                                  <m:t>n</m:t>
+                                </m:r>
+                              </m:e>
+                            </m:d>
+                          </m:e>
+                        </m:func>
+                      </m:e>
+                    </m:d>
+                  </m:sup>
+                </m:sSup>
+              </m:e>
+            </m:d>
+          </m:e>
+          <m:sup>
+            <m:r>
+              <w:rPr>
+                <w:rFonts w:ascii="Cambria Math" w:eastAsiaTheme="minorEastAsia" w:hAnsi="Cambria Math"/>
+              </w:rPr>
+              <m:t>n</m:t>
+            </m:r>
+          </m:sup>
+        </m:sSup>
+        <m:r>
+          <w:rPr>
+            <w:rFonts w:ascii="Cambria Math" w:eastAsiaTheme="minorEastAsia" w:hAnsi="Cambria Math"/>
+          </w:rPr>
+          <m:t>=</m:t>
+        </m:r>
+        <m:sSup>
+          <m:sSupPr>
+            <m:ctrlPr>
+              <w:rPr>
+                <w:rFonts w:ascii="Cambria Math" w:eastAsiaTheme="minorEastAsia" w:hAnsi="Cambria Math"/>
+                <w:i/>
+              </w:rPr>
+            </m:ctrlPr>
+          </m:sSupPr>
+          <m:e>
+            <m:d>
+              <m:dPr>
+                <m:ctrlPr>
+                  <w:rPr>
+                    <w:rFonts w:ascii="Cambria Math" w:eastAsiaTheme="minorEastAsia" w:hAnsi="Cambria Math"/>
+                    <w:i/>
+                  </w:rPr>
+                </m:ctrlPr>
+              </m:dPr>
+              <m:e>
+                <m:r>
+                  <w:rPr>
+                    <w:rFonts w:ascii="Cambria Math" w:eastAsiaTheme="minorEastAsia" w:hAnsi="Cambria Math"/>
+                  </w:rPr>
+                  <m:t>1-</m:t>
+                </m:r>
+                <m:f>
+                  <m:fPr>
+                    <m:ctrlPr>
+                      <w:rPr>
+                        <w:rFonts w:ascii="Cambria Math" w:eastAsiaTheme="minorEastAsia" w:hAnsi="Cambria Math"/>
+                        <w:i/>
+                      </w:rPr>
+                    </m:ctrlPr>
+                  </m:fPr>
+                  <m:num>
+                    <m:sSup>
+                      <m:sSupPr>
+                        <m:ctrlPr>
+                          <w:rPr>
+                            <w:rFonts w:ascii="Cambria Math" w:eastAsiaTheme="minorEastAsia" w:hAnsi="Cambria Math"/>
+                            <w:i/>
+                          </w:rPr>
+                        </m:ctrlPr>
+                      </m:sSupPr>
+                      <m:e>
+                        <m:r>
+                          <w:rPr>
+                            <w:rFonts w:ascii="Cambria Math" w:eastAsiaTheme="minorEastAsia" w:hAnsi="Cambria Math"/>
+                          </w:rPr>
+                          <m:t>e</m:t>
+                        </m:r>
+                      </m:e>
+                      <m:sup>
+                        <m:r>
+                          <w:rPr>
+                            <w:rFonts w:ascii="Cambria Math" w:eastAsiaTheme="minorEastAsia" w:hAnsi="Cambria Math"/>
+                          </w:rPr>
+                          <m:t>-x</m:t>
+                        </m:r>
+                      </m:sup>
+                    </m:sSup>
+                  </m:num>
+                  <m:den>
+                    <m:r>
+                      <w:rPr>
+                        <w:rFonts w:ascii="Cambria Math" w:eastAsiaTheme="minorEastAsia" w:hAnsi="Cambria Math"/>
+                      </w:rPr>
+                      <m:t>n</m:t>
+                    </m:r>
+                  </m:den>
+                </m:f>
+              </m:e>
+            </m:d>
+          </m:e>
+          <m:sup>
+            <m:r>
+              <w:rPr>
+                <w:rFonts w:ascii="Cambria Math" w:eastAsiaTheme="minorEastAsia" w:hAnsi="Cambria Math"/>
+              </w:rPr>
+              <m:t>n</m:t>
+            </m:r>
+          </m:sup>
+        </m:sSup>
+      </m:oMath>
+      <w:r>
+        <w:rPr>
+          <w:rFonts w:eastAsiaTheme="minorEastAsia"/>
+        </w:rPr>
+        <w:t xml:space="preserve"> . We substitute </w:t>
+      </w:r>
+      <m:oMath>
+        <m:r>
+          <w:rPr>
+            <w:rFonts w:ascii="Cambria Math" w:eastAsiaTheme="minorEastAsia" w:hAnsi="Cambria Math"/>
+          </w:rPr>
+          <m:t>t</m:t>
+        </m:r>
+        <m:r>
+          <w:rPr>
+            <w:rFonts w:ascii="Cambria Math" w:eastAsiaTheme="minorEastAsia" w:hAnsi="Cambria Math"/>
+          </w:rPr>
+          <m:t>=-</m:t>
+        </m:r>
+        <m:sSup>
+          <m:sSupPr>
+            <m:ctrlPr>
+              <w:rPr>
+                <w:rFonts w:ascii="Cambria Math" w:eastAsiaTheme="minorEastAsia" w:hAnsi="Cambria Math"/>
+                <w:i/>
+              </w:rPr>
+            </m:ctrlPr>
+          </m:sSupPr>
+          <m:e>
+            <m:r>
+              <w:rPr>
+                <w:rFonts w:ascii="Cambria Math" w:eastAsiaTheme="minorEastAsia" w:hAnsi="Cambria Math"/>
+              </w:rPr>
+              <m:t>e</m:t>
+            </m:r>
+          </m:e>
+          <m:sup>
+            <m:r>
+              <w:rPr>
+                <w:rFonts w:ascii="Cambria Math" w:eastAsiaTheme="minorEastAsia" w:hAnsi="Cambria Math"/>
+              </w:rPr>
+              <m:t>-x</m:t>
+            </m:r>
+          </m:sup>
+        </m:sSup>
+      </m:oMath>
+      <w:r>
+        <w:rPr>
+          <w:rFonts w:eastAsiaTheme="minorEastAsia"/>
+        </w:rPr>
+        <w:t xml:space="preserve"> and using the limit </w:t>
+      </w:r>
+      <m:oMath>
+        <m:func>
+          <m:funcPr>
+            <m:ctrlPr>
+              <w:rPr>
+                <w:rFonts w:ascii="Cambria Math" w:eastAsiaTheme="minorEastAsia" w:hAnsi="Cambria Math"/>
+                <w:i/>
+              </w:rPr>
+            </m:ctrlPr>
+          </m:funcPr>
+          <m:fName>
+            <m:limLow>
+              <m:limLowPr>
+                <m:ctrlPr>
+                  <w:rPr>
+                    <w:rFonts w:ascii="Cambria Math" w:eastAsiaTheme="minorEastAsia" w:hAnsi="Cambria Math"/>
+                    <w:i/>
+                  </w:rPr>
+                </m:ctrlPr>
+              </m:limLowPr>
+              <m:e>
+                <m:r>
+                  <m:rPr>
+                    <m:sty m:val="p"/>
+                  </m:rPr>
+                  <w:rPr>
+                    <w:rFonts w:ascii="Cambria Math" w:hAnsi="Cambria Math"/>
+                  </w:rPr>
+                  <m:t>lim</m:t>
+                </m:r>
+              </m:e>
+              <m:lim>
+                <m:r>
+                  <w:rPr>
+                    <w:rFonts w:ascii="Cambria Math" w:eastAsiaTheme="minorEastAsia" w:hAnsi="Cambria Math"/>
+                  </w:rPr>
+                  <m:t>n→∞</m:t>
+                </m:r>
+              </m:lim>
+            </m:limLow>
+          </m:fName>
+          <m:e>
+            <m:sSup>
+              <m:sSupPr>
+                <m:ctrlPr>
+                  <w:rPr>
+                    <w:rFonts w:ascii="Cambria Math" w:eastAsiaTheme="minorEastAsia" w:hAnsi="Cambria Math"/>
+                    <w:i/>
+                  </w:rPr>
+                </m:ctrlPr>
+              </m:sSupPr>
+              <m:e>
+                <m:d>
+                  <m:dPr>
+                    <m:ctrlPr>
+                      <w:rPr>
+                        <w:rFonts w:ascii="Cambria Math" w:eastAsiaTheme="minorEastAsia" w:hAnsi="Cambria Math"/>
+                        <w:i/>
+                      </w:rPr>
+                    </m:ctrlPr>
+                  </m:dPr>
+                  <m:e>
+                    <m:r>
+                      <w:rPr>
+                        <w:rFonts w:ascii="Cambria Math" w:eastAsiaTheme="minorEastAsia" w:hAnsi="Cambria Math"/>
+                      </w:rPr>
+                      <m:t>1+</m:t>
+                    </m:r>
+                    <m:f>
+                      <m:fPr>
+                        <m:ctrlPr>
+                          <w:rPr>
+                            <w:rFonts w:ascii="Cambria Math" w:eastAsiaTheme="minorEastAsia" w:hAnsi="Cambria Math"/>
+                            <w:i/>
+                          </w:rPr>
+                        </m:ctrlPr>
+                      </m:fPr>
+                      <m:num>
+                        <m:r>
+                          <w:rPr>
+                            <w:rFonts w:ascii="Cambria Math" w:eastAsiaTheme="minorEastAsia" w:hAnsi="Cambria Math"/>
+                          </w:rPr>
+                          <m:t>t</m:t>
+                        </m:r>
+                      </m:num>
+                      <m:den>
+                        <m:r>
+                          <w:rPr>
+                            <w:rFonts w:ascii="Cambria Math" w:eastAsiaTheme="minorEastAsia" w:hAnsi="Cambria Math"/>
+                          </w:rPr>
+                          <m:t>n</m:t>
+                        </m:r>
+                      </m:den>
+                    </m:f>
+                  </m:e>
+                </m:d>
+              </m:e>
+              <m:sup>
+                <m:r>
+                  <w:rPr>
+                    <w:rFonts w:ascii="Cambria Math" w:eastAsiaTheme="minorEastAsia" w:hAnsi="Cambria Math"/>
+                  </w:rPr>
+                  <m:t>n</m:t>
+                </m:r>
+              </m:sup>
+            </m:sSup>
+            <m:r>
+              <w:rPr>
+                <w:rFonts w:ascii="Cambria Math" w:eastAsiaTheme="minorEastAsia" w:hAnsi="Cambria Math"/>
+              </w:rPr>
+              <m:t>=</m:t>
+            </m:r>
+            <m:sSup>
+              <m:sSupPr>
+                <m:ctrlPr>
+                  <w:rPr>
+                    <w:rFonts w:ascii="Cambria Math" w:eastAsiaTheme="minorEastAsia" w:hAnsi="Cambria Math"/>
+                    <w:i/>
+                  </w:rPr>
+                </m:ctrlPr>
+              </m:sSupPr>
+              <m:e>
+                <m:r>
+                  <w:rPr>
+                    <w:rFonts w:ascii="Cambria Math" w:eastAsiaTheme="minorEastAsia" w:hAnsi="Cambria Math"/>
+                  </w:rPr>
+                  <m:t>e</m:t>
+                </m:r>
+              </m:e>
+              <m:sup>
+                <m:r>
+                  <w:rPr>
+                    <w:rFonts w:ascii="Cambria Math" w:eastAsiaTheme="minorEastAsia" w:hAnsi="Cambria Math"/>
+                  </w:rPr>
+                  <m:t>t</m:t>
+                </m:r>
+              </m:sup>
+            </m:sSup>
+          </m:e>
+        </m:func>
+      </m:oMath>
+      <w:r>
+        <w:rPr>
+          <w:rFonts w:eastAsiaTheme="minorEastAsia"/>
+        </w:rPr>
+        <w:t xml:space="preserve"> we obtain:</w:t>
+      </w:r>
+    </w:p>
+    <w:p>
+      <w:pPr>
+        <w:rPr>
+          <w:rFonts w:eastAsiaTheme="minorEastAsia"/>
+        </w:rPr>
+      </w:pPr>
+    </w:p>
+    <w:p>
+      <w:pPr>
+        <w:rPr>
+          <w:rFonts w:eastAsiaTheme="minorEastAsia"/>
+        </w:rPr>
+      </w:pPr>
+      <m:oMath>
+        <m:func>
+          <m:funcPr>
+            <m:ctrlPr>
+              <w:rPr>
+                <w:rFonts w:ascii="Cambria Math" w:eastAsiaTheme="minorEastAsia" w:hAnsi="Cambria Math"/>
+                <w:i/>
+              </w:rPr>
+            </m:ctrlPr>
+          </m:funcPr>
+          <m:fName>
+            <m:limLow>
+              <m:limLowPr>
+                <m:ctrlPr>
+                  <w:rPr>
+                    <w:rFonts w:ascii="Cambria Math" w:eastAsiaTheme="minorEastAsia" w:hAnsi="Cambria Math"/>
+                    <w:i/>
+                  </w:rPr>
+                </m:ctrlPr>
+              </m:limLowPr>
+              <m:e>
+                <m:r>
+                  <m:rPr>
+                    <m:sty m:val="p"/>
+                  </m:rPr>
+                  <w:rPr>
+                    <w:rFonts w:ascii="Cambria Math" w:hAnsi="Cambria Math"/>
+                  </w:rPr>
+                  <m:t>lim</m:t>
+                </m:r>
+              </m:e>
+              <m:lim>
+                <m:r>
+                  <w:rPr>
+                    <w:rFonts w:ascii="Cambria Math" w:eastAsiaTheme="minorEastAsia" w:hAnsi="Cambria Math"/>
+                  </w:rPr>
+                  <m:t>n→∞</m:t>
+                </m:r>
+              </m:lim>
+            </m:limLow>
+          </m:fName>
+          <m:e>
+            <m:sSup>
+              <m:sSupPr>
+                <m:ctrlPr>
+                  <w:rPr>
+                    <w:rFonts w:ascii="Cambria Math" w:eastAsiaTheme="minorEastAsia" w:hAnsi="Cambria Math"/>
+                    <w:i/>
+                  </w:rPr>
+                </m:ctrlPr>
+              </m:sSupPr>
+              <m:e>
+                <m:d>
+                  <m:dPr>
+                    <m:ctrlPr>
+                      <w:rPr>
+                        <w:rFonts w:ascii="Cambria Math" w:eastAsiaTheme="minorEastAsia" w:hAnsi="Cambria Math"/>
+                        <w:i/>
+                      </w:rPr>
+                    </m:ctrlPr>
+                  </m:dPr>
+                  <m:e>
+                    <m:r>
+                      <w:rPr>
+                        <w:rFonts w:ascii="Cambria Math" w:eastAsiaTheme="minorEastAsia" w:hAnsi="Cambria Math"/>
+                      </w:rPr>
+                      <m:t>1-</m:t>
+                    </m:r>
+                    <m:f>
+                      <m:fPr>
+                        <m:ctrlPr>
+                          <w:rPr>
+                            <w:rFonts w:ascii="Cambria Math" w:eastAsiaTheme="minorEastAsia" w:hAnsi="Cambria Math"/>
+                            <w:i/>
+                          </w:rPr>
+                        </m:ctrlPr>
+                      </m:fPr>
+                      <m:num>
+                        <m:sSup>
+                          <m:sSupPr>
+                            <m:ctrlPr>
+                              <w:rPr>
+                                <w:rFonts w:ascii="Cambria Math" w:eastAsiaTheme="minorEastAsia" w:hAnsi="Cambria Math"/>
+                                <w:i/>
+                              </w:rPr>
+                            </m:ctrlPr>
+                          </m:sSupPr>
+                          <m:e>
+                            <m:r>
+                              <w:rPr>
+                                <w:rFonts w:ascii="Cambria Math" w:eastAsiaTheme="minorEastAsia" w:hAnsi="Cambria Math"/>
+                              </w:rPr>
+                              <m:t>e</m:t>
+                            </m:r>
+                          </m:e>
+                          <m:sup>
+                            <m:r>
+                              <w:rPr>
+                                <w:rFonts w:ascii="Cambria Math" w:eastAsiaTheme="minorEastAsia" w:hAnsi="Cambria Math"/>
+                              </w:rPr>
+                              <m:t>-x</m:t>
+                            </m:r>
+                          </m:sup>
+                        </m:sSup>
+                      </m:num>
+                      <m:den>
+                        <m:r>
+                          <w:rPr>
+                            <w:rFonts w:ascii="Cambria Math" w:eastAsiaTheme="minorEastAsia" w:hAnsi="Cambria Math"/>
+                          </w:rPr>
+                          <m:t>n</m:t>
+                        </m:r>
+                      </m:den>
+                    </m:f>
+                  </m:e>
+                </m:d>
+              </m:e>
+              <m:sup>
+                <m:r>
+                  <w:rPr>
+                    <w:rFonts w:ascii="Cambria Math" w:eastAsiaTheme="minorEastAsia" w:hAnsi="Cambria Math"/>
+                  </w:rPr>
+                  <m:t>n</m:t>
+                </m:r>
+              </m:sup>
+            </m:sSup>
+            <m:r>
+              <w:rPr>
+                <w:rFonts w:ascii="Cambria Math" w:eastAsiaTheme="minorEastAsia" w:hAnsi="Cambria Math"/>
+              </w:rPr>
+              <m:t>=</m:t>
+            </m:r>
+            <m:sSup>
+              <m:sSupPr>
+                <m:ctrlPr>
+                  <w:rPr>
+                    <w:rFonts w:ascii="Cambria Math" w:eastAsiaTheme="minorEastAsia" w:hAnsi="Cambria Math"/>
+                    <w:i/>
+                  </w:rPr>
+                </m:ctrlPr>
+              </m:sSupPr>
+              <m:e>
+                <m:r>
+                  <w:rPr>
+                    <w:rFonts w:ascii="Cambria Math" w:eastAsiaTheme="minorEastAsia" w:hAnsi="Cambria Math"/>
+                  </w:rPr>
+                  <m:t>e</m:t>
+                </m:r>
+              </m:e>
+              <m:sup>
+                <m:r>
+                  <w:rPr>
+                    <w:rFonts w:ascii="Cambria Math" w:eastAsiaTheme="minorEastAsia" w:hAnsi="Cambria Math"/>
+                  </w:rPr>
+                  <m:t>-</m:t>
+                </m:r>
+                <m:sSup>
+                  <m:sSupPr>
+                    <m:ctrlPr>
+                      <w:rPr>
+                        <w:rFonts w:ascii="Cambria Math" w:eastAsiaTheme="minorEastAsia" w:hAnsi="Cambria Math"/>
+                        <w:i/>
+                      </w:rPr>
+                    </m:ctrlPr>
+                  </m:sSupPr>
+                  <m:e>
+                    <m:r>
+                      <w:rPr>
+                        <w:rFonts w:ascii="Cambria Math" w:eastAsiaTheme="minorEastAsia" w:hAnsi="Cambria Math"/>
+                      </w:rPr>
+                      <m:t>e</m:t>
+                    </m:r>
+                  </m:e>
+                  <m:sup>
+                    <m:r>
+                      <w:rPr>
+                        <w:rFonts w:ascii="Cambria Math" w:eastAsiaTheme="minorEastAsia" w:hAnsi="Cambria Math"/>
+                      </w:rPr>
+                      <m:t>-x</m:t>
+                    </m:r>
+                  </m:sup>
+                </m:sSup>
+              </m:sup>
+            </m:sSup>
+          </m:e>
+        </m:func>
+      </m:oMath>
+      <w:r>
+        <w:rPr>
+          <w:rFonts w:eastAsiaTheme="minorEastAsia"/>
+        </w:rPr>
+        <w:t xml:space="preserve"> which is the Gumbel distribution with </w:t>
+      </w:r>
+      <m:oMath>
+        <m:r>
+          <w:rPr>
+            <w:rFonts w:ascii="Cambria Math" w:eastAsiaTheme="minorEastAsia" w:hAnsi="Cambria Math"/>
+          </w:rPr>
+          <m:t>μ=0,β=1</m:t>
+        </m:r>
+      </m:oMath>
+      <w:r>
+        <w:rPr>
+          <w:rFonts w:eastAsiaTheme="minorEastAsia"/>
+        </w:rPr>
+        <w:t xml:space="preserve"> a.k.a. the </w:t>
+      </w:r>
+      <w:r>
+        <w:rPr>
+          <w:rFonts w:eastAsiaTheme="minorEastAsia"/>
+          <w:i/>
+          <w:iCs/>
+        </w:rPr>
+        <w:t>standard Gumbel distribution</w:t>
+      </w:r>
+      <w:r>
+        <w:rPr>
+          <w:rFonts w:eastAsiaTheme="minorEastAsia"/>
+        </w:rPr>
+        <w:t>.</w:t>
+      </w:r>
     </w:p>
     <w:p/>
     <w:p/>
@@ -4540,9 +5195,17 @@
     </w:p>
     <w:p>
       <w:pPr>
+        <w:rPr>
+          <w:rFonts w:eastAsiaTheme="minorEastAsia"/>
+        </w:rPr>
+      </w:pPr>
+    </w:p>
+    <w:p>
+      <w:pPr>
         <w:pStyle w:val="Heading3"/>
       </w:pPr>
       <w:r>
+        <w:lastRenderedPageBreak/>
         <w:t>The Gumbel-Max trick</w:t>
       </w:r>
     </w:p>
@@ -4564,11 +5227,7 @@
         <w:t xml:space="preserve">tion’s parameters from its random behavior. </w:t>
       </w:r>
       <w:r>
-        <w:t xml:space="preserve">This technique provides a critical </w:t>
-      </w:r>
-      <w:r>
-        <w:lastRenderedPageBreak/>
-        <w:t>framework for the Gumbel-Softmax trick, which allows NNs to optimize discrete variables using standard backprop.</w:t>
+        <w:t>This technique provides a critical framework for the Gumbel-Softmax trick, which allows NNs to optimize discrete variables using standard backprop.</w:t>
       </w:r>
     </w:p>
     <w:p/>

--- a/docs/parflm/Pairwise_Potentials_in_PARFLM_Theory_and_Design.docx
+++ b/docs/parflm/Pairwise_Potentials_in_PARFLM_Theory_and_Design.docx
@@ -2178,7 +2178,19 @@
         </w:r>
       </w:hyperlink>
     </w:p>
-    <w:p/>
+    <w:p>
+      <w:r>
+        <w:t xml:space="preserve">[5] </w:t>
+      </w:r>
+      <w:hyperlink r:id="rId15" w:history="1">
+        <w:r>
+          <w:rPr>
+            <w:rStyle w:val="Hyperlink"/>
+          </w:rPr>
+          <w:t>Fisher-Tippett-Gnedenko theorem, Wikipedia</w:t>
+        </w:r>
+      </w:hyperlink>
+    </w:p>
     <w:p/>
     <w:p>
       <w:pPr>
@@ -2725,7 +2737,7 @@
         </w:rPr>
         <w:t xml:space="preserve"> is the </w:t>
       </w:r>
-      <w:hyperlink r:id="rId15" w:history="1">
+      <w:hyperlink r:id="rId16" w:history="1">
         <w:r>
           <w:rPr>
             <w:rStyle w:val="Hyperlink"/>
@@ -5197,6 +5209,83 @@
       <w:pPr>
         <w:rPr>
           <w:rFonts w:eastAsiaTheme="minorEastAsia"/>
+          <w:u w:val="single"/>
+        </w:rPr>
+      </w:pPr>
+      <w:r>
+        <w:rPr>
+          <w:rFonts w:eastAsiaTheme="minorEastAsia"/>
+          <w:u w:val="single"/>
+        </w:rPr>
+        <w:t>More on the governing Theorem Fisher-Tippett-Gnedenko</w:t>
+      </w:r>
+    </w:p>
+    <w:p>
+      <w:pPr>
+        <w:rPr>
+          <w:rFonts w:eastAsiaTheme="minorEastAsia"/>
+        </w:rPr>
+      </w:pPr>
+    </w:p>
+    <w:p>
+      <w:pPr>
+        <w:rPr>
+          <w:rFonts w:eastAsiaTheme="minorEastAsia"/>
+          <w:b/>
+          <w:bCs/>
+        </w:rPr>
+      </w:pPr>
+      <w:r>
+        <w:rPr>
+          <w:rFonts w:eastAsiaTheme="minorEastAsia"/>
+          <w:b/>
+          <w:bCs/>
+        </w:rPr>
+        <w:lastRenderedPageBreak/>
+        <w:t>The Fisher-Tippett-Gnedenko Theorem</w:t>
+      </w:r>
+      <w:r>
+        <w:rPr>
+          <w:rFonts w:eastAsiaTheme="minorEastAsia"/>
+          <w:b/>
+          <w:bCs/>
+        </w:rPr>
+        <w:t xml:space="preserve"> (F.T.G</w:t>
+      </w:r>
+      <w:r>
+        <w:rPr>
+          <w:rFonts w:eastAsiaTheme="minorEastAsia"/>
+          <w:b/>
+          <w:bCs/>
+        </w:rPr>
+        <w:t>.</w:t>
+      </w:r>
+      <w:r>
+        <w:rPr>
+          <w:rFonts w:eastAsiaTheme="minorEastAsia"/>
+          <w:b/>
+          <w:bCs/>
+        </w:rPr>
+        <w:t xml:space="preserve"> Theorem)</w:t>
+      </w:r>
+    </w:p>
+    <w:p>
+      <w:pPr>
+        <w:rPr>
+          <w:rFonts w:eastAsiaTheme="minorEastAsia"/>
+        </w:rPr>
+      </w:pPr>
+      <w:r>
+        <w:rPr>
+          <w:rFonts w:eastAsiaTheme="minorEastAsia"/>
+        </w:rPr>
+        <w:t xml:space="preserve">The F.T.G. theorem is a general result in extreme value theory regarding asymptotic distribution of extreme order statistics. </w:t>
+      </w:r>
+    </w:p>
+    <w:p>
+      <w:pPr>
+        <w:rPr>
+          <w:rFonts w:eastAsiaTheme="minorEastAsia"/>
         </w:rPr>
       </w:pPr>
     </w:p>
@@ -5205,7 +5294,6 @@
         <w:pStyle w:val="Heading3"/>
       </w:pPr>
       <w:r>
-        <w:lastRenderedPageBreak/>
         <w:t>The Gumbel-Max trick</w:t>
       </w:r>
     </w:p>
@@ -6086,21 +6174,7 @@
         <w:rPr>
           <w:rFonts w:eastAsiaTheme="minorEastAsia"/>
         </w:rPr>
-        <w:t xml:space="preserve">This process becomes computationally heavy for large vocabularies because we </w:t>
-      </w:r>
-      <w:proofErr w:type="gramStart"/>
-      <w:r>
-        <w:rPr>
-          <w:rFonts w:eastAsiaTheme="minorEastAsia"/>
-        </w:rPr>
-        <w:t>have to</w:t>
-      </w:r>
-      <w:proofErr w:type="gramEnd"/>
-      <w:r>
-        <w:rPr>
-          <w:rFonts w:eastAsiaTheme="minorEastAsia"/>
-        </w:rPr>
-        <w:t xml:space="preserve"> calculate the total sum across all classes before drawing even a single item. </w:t>
+        <w:t xml:space="preserve">This process becomes computationally heavy for large vocabularies because we have to calculate the total sum across all classes before drawing even a single item. </w:t>
       </w:r>
     </w:p>
     <w:p>
@@ -7477,7 +7551,6 @@
         <w:rPr>
           <w:rFonts w:ascii="Consolas" w:hAnsi="Consolas" w:cs="Consolas"/>
         </w:rPr>
-        <w:lastRenderedPageBreak/>
         <w:t xml:space="preserve">                   </w:t>
       </w:r>
       <w:r>
@@ -8045,21 +8118,7 @@
         <w:rPr>
           <w:rFonts w:eastAsiaTheme="minorEastAsia"/>
         </w:rPr>
-        <w:t xml:space="preserve">This method provides </w:t>
-      </w:r>
-      <w:proofErr w:type="spellStart"/>
-      <w:r>
-        <w:rPr>
-          <w:rFonts w:eastAsiaTheme="minorEastAsia"/>
-        </w:rPr>
-        <w:t>pathwise</w:t>
-      </w:r>
-      <w:proofErr w:type="spellEnd"/>
-      <w:r>
-        <w:rPr>
-          <w:rFonts w:eastAsiaTheme="minorEastAsia"/>
-        </w:rPr>
-        <w:t xml:space="preserve"> derivatives which yield stable low-variance gradients that make models converge faster. </w:t>
+        <w:t xml:space="preserve">This method provides pathwise derivatives which yield stable low-variance gradients that make models converge faster. </w:t>
       </w:r>
       <w:r>
         <w:rPr>

--- a/docs/parflm/Pairwise_Potentials_in_PARFLM_Theory_and_Design.docx
+++ b/docs/parflm/Pairwise_Potentials_in_PARFLM_Theory_and_Design.docx
@@ -44,7 +44,7 @@
                     <pic:cNvPicPr/>
                   </pic:nvPicPr>
                   <pic:blipFill>
-                    <a:blip r:embed="rId4" cstate="print">
+                    <a:blip r:embed="rId7" cstate="print">
                       <a:extLst>
                         <a:ext uri="{28A0092B-C50C-407E-A947-70E740481C1C}">
                           <a14:useLocalDpi xmlns:a14="http://schemas.microsoft.com/office/drawing/2010/main" val="0"/>
@@ -1816,7 +1816,7 @@
                     <pic:cNvPicPr/>
                   </pic:nvPicPr>
                   <pic:blipFill>
-                    <a:blip r:embed="rId5" cstate="print">
+                    <a:blip r:embed="rId8" cstate="print">
                       <a:extLst>
                         <a:ext uri="{28A0092B-C50C-407E-A947-70E740481C1C}">
                           <a14:useLocalDpi xmlns:a14="http://schemas.microsoft.com/office/drawing/2010/main" val="0"/>
@@ -1956,7 +1956,7 @@
                     <pic:cNvPicPr/>
                   </pic:nvPicPr>
                   <pic:blipFill>
-                    <a:blip r:embed="rId6" cstate="print">
+                    <a:blip r:embed="rId9" cstate="print">
                       <a:extLst>
                         <a:ext uri="{28A0092B-C50C-407E-A947-70E740481C1C}">
                           <a14:useLocalDpi xmlns:a14="http://schemas.microsoft.com/office/drawing/2010/main" val="0"/>
@@ -2006,7 +2006,7 @@
                     <pic:cNvPicPr/>
                   </pic:nvPicPr>
                   <pic:blipFill>
-                    <a:blip r:embed="rId7" cstate="print">
+                    <a:blip r:embed="rId10" cstate="print">
                       <a:extLst>
                         <a:ext uri="{28A0092B-C50C-407E-A947-70E740481C1C}">
                           <a14:useLocalDpi xmlns:a14="http://schemas.microsoft.com/office/drawing/2010/main" val="0"/>
@@ -2050,7 +2050,7 @@
       <w:r>
         <w:t xml:space="preserve"> </w:t>
       </w:r>
-      <w:hyperlink r:id="rId8" w:history="1">
+      <w:hyperlink r:id="rId11" w:history="1">
         <w:r>
           <w:rPr>
             <w:rStyle w:val="Hyperlink"/>
@@ -2067,7 +2067,7 @@
       <w:r>
         <w:t xml:space="preserve"> </w:t>
       </w:r>
-      <w:hyperlink r:id="rId9" w:history="1">
+      <w:hyperlink r:id="rId12" w:history="1">
         <w:r>
           <w:rPr>
             <w:rStyle w:val="Hyperlink"/>
@@ -2078,7 +2078,7 @@
       <w:r>
         <w:t xml:space="preserve">, companion note to </w:t>
       </w:r>
-      <w:hyperlink r:id="rId10" w:history="1">
+      <w:hyperlink r:id="rId13" w:history="1">
         <w:r>
           <w:rPr>
             <w:rStyle w:val="Hyperlink"/>
@@ -2094,7 +2094,7 @@
       <w:r>
         <w:t xml:space="preserve"> </w:t>
       </w:r>
-      <w:hyperlink r:id="rId11" w:history="1">
+      <w:hyperlink r:id="rId14" w:history="1">
         <w:r>
           <w:rPr>
             <w:rStyle w:val="Hyperlink"/>
@@ -2105,7 +2105,7 @@
       <w:r>
         <w:t xml:space="preserve">, companion note to  </w:t>
       </w:r>
-      <w:hyperlink r:id="rId12" w:history="1">
+      <w:hyperlink r:id="rId15" w:history="1">
         <w:r>
           <w:rPr>
             <w:rStyle w:val="Hyperlink"/>
@@ -2121,7 +2121,7 @@
       <w:r>
         <w:t xml:space="preserve"> </w:t>
       </w:r>
-      <w:hyperlink r:id="rId13" w:history="1">
+      <w:hyperlink r:id="rId16" w:history="1">
         <w:r>
           <w:rPr>
             <w:rStyle w:val="Hyperlink"/>
@@ -2169,7 +2169,7 @@
       <w:r>
         <w:t xml:space="preserve">companion note to  </w:t>
       </w:r>
-      <w:hyperlink r:id="rId14" w:history="1">
+      <w:hyperlink r:id="rId17" w:history="1">
         <w:r>
           <w:rPr>
             <w:rStyle w:val="Hyperlink"/>
@@ -2182,7 +2182,7 @@
       <w:r>
         <w:t xml:space="preserve">[5] </w:t>
       </w:r>
-      <w:hyperlink r:id="rId15" w:history="1">
+      <w:hyperlink r:id="rId18" w:history="1">
         <w:r>
           <w:rPr>
             <w:rStyle w:val="Hyperlink"/>
@@ -2737,7 +2737,7 @@
         </w:rPr>
         <w:t xml:space="preserve"> is the </w:t>
       </w:r>
-      <w:hyperlink r:id="rId16" w:history="1">
+      <w:hyperlink r:id="rId19" w:history="1">
         <w:r>
           <w:rPr>
             <w:rStyle w:val="Hyperlink"/>
@@ -5281,6 +5281,109 @@
         </w:rPr>
         <w:t xml:space="preserve">The F.T.G. theorem is a general result in extreme value theory regarding asymptotic distribution of extreme order statistics. </w:t>
       </w:r>
+      <w:r>
+        <w:rPr>
+          <w:rFonts w:eastAsiaTheme="minorEastAsia"/>
+        </w:rPr>
+        <w:t xml:space="preserve">The maximum of a sample of iid r.v.’s after proper renormalization </w:t>
+      </w:r>
+      <w:r>
+        <w:rPr>
+          <w:rFonts w:eastAsiaTheme="minorEastAsia"/>
+        </w:rPr>
+        <w:t>can only converge in distribution</w:t>
+      </w:r>
+      <w:r>
+        <w:rPr>
+          <w:rStyle w:val="FootnoteReference"/>
+          <w:rFonts w:eastAsiaTheme="minorEastAsia"/>
+        </w:rPr>
+        <w:footnoteReference w:id="1"/>
+      </w:r>
+      <w:r>
+        <w:rPr>
+          <w:rFonts w:eastAsiaTheme="minorEastAsia"/>
+        </w:rPr>
+        <w:t xml:space="preserve"> to one of three possible distribution families </w:t>
+      </w:r>
+      <w:r>
+        <w:rPr>
+          <w:rFonts w:eastAsiaTheme="minorEastAsia"/>
+        </w:rPr>
+        <w:t xml:space="preserve">: </w:t>
+      </w:r>
+      <w:hyperlink r:id="rId20" w:history="1">
+        <w:r>
+          <w:rPr>
+            <w:rStyle w:val="Hyperlink"/>
+            <w:rFonts w:eastAsiaTheme="minorEastAsia"/>
+          </w:rPr>
+          <w:t>the Gumbel distribution</w:t>
+        </w:r>
+      </w:hyperlink>
+      <w:r>
+        <w:rPr>
+          <w:rFonts w:eastAsiaTheme="minorEastAsia"/>
+        </w:rPr>
+        <w:t xml:space="preserve">, </w:t>
+      </w:r>
+      <w:hyperlink r:id="rId21" w:history="1">
+        <w:r>
+          <w:rPr>
+            <w:rStyle w:val="Hyperlink"/>
+            <w:rFonts w:eastAsiaTheme="minorEastAsia"/>
+          </w:rPr>
+          <w:t>the Fréchet distribution</w:t>
+        </w:r>
+      </w:hyperlink>
+      <w:r>
+        <w:rPr>
+          <w:rFonts w:eastAsiaTheme="minorEastAsia"/>
+        </w:rPr>
+        <w:t xml:space="preserve">, or </w:t>
+      </w:r>
+      <w:hyperlink r:id="rId22" w:history="1">
+        <w:r>
+          <w:rPr>
+            <w:rStyle w:val="Hyperlink"/>
+            <w:rFonts w:eastAsiaTheme="minorEastAsia"/>
+          </w:rPr>
+          <w:t>the Weibull distribution</w:t>
+        </w:r>
+      </w:hyperlink>
+      <w:r>
+        <w:rPr>
+          <w:rFonts w:eastAsiaTheme="minorEastAsia"/>
+        </w:rPr>
+        <w:t xml:space="preserve">. </w:t>
+      </w:r>
+    </w:p>
+    <w:p>
+      <w:pPr>
+        <w:rPr>
+          <w:rFonts w:eastAsiaTheme="minorEastAsia"/>
+        </w:rPr>
+      </w:pPr>
+      <w:r>
+        <w:rPr>
+          <w:rFonts w:eastAsiaTheme="minorEastAsia"/>
+        </w:rPr>
+        <w:t xml:space="preserve">The role of the extremal types theorem for the maxima is similar to that of the Central Limit Theorem (C.L.T.) for averages , except that the C.L.T. applies to the averages of a sample from any distribution with finite variance while the F.T.G Theorem only states that </w:t>
+      </w:r>
+      <w:r>
+        <w:rPr>
+          <w:rFonts w:eastAsiaTheme="minorEastAsia"/>
+          <w:i/>
+          <w:iCs/>
+        </w:rPr>
+        <w:t>if</w:t>
+      </w:r>
+      <w:r>
+        <w:rPr>
+          <w:rFonts w:eastAsiaTheme="minorEastAsia"/>
+        </w:rPr>
+        <w:t xml:space="preserve"> the distribution </w:t>
+      </w:r>
     </w:p>
     <w:p>
       <w:pPr>
@@ -6174,7 +6277,21 @@
         <w:rPr>
           <w:rFonts w:eastAsiaTheme="minorEastAsia"/>
         </w:rPr>
-        <w:t xml:space="preserve">This process becomes computationally heavy for large vocabularies because we have to calculate the total sum across all classes before drawing even a single item. </w:t>
+        <w:t xml:space="preserve">This process becomes computationally heavy for large vocabularies because we </w:t>
+      </w:r>
+      <w:proofErr w:type="gramStart"/>
+      <w:r>
+        <w:rPr>
+          <w:rFonts w:eastAsiaTheme="minorEastAsia"/>
+        </w:rPr>
+        <w:t>have to</w:t>
+      </w:r>
+      <w:proofErr w:type="gramEnd"/>
+      <w:r>
+        <w:rPr>
+          <w:rFonts w:eastAsiaTheme="minorEastAsia"/>
+        </w:rPr>
+        <w:t xml:space="preserve"> calculate the total sum across all classes before drawing even a single item. </w:t>
       </w:r>
     </w:p>
     <w:p>
@@ -6216,6 +6333,7 @@
         <w:rPr>
           <w:rFonts w:eastAsiaTheme="minorEastAsia"/>
         </w:rPr>
+        <w:lastRenderedPageBreak/>
         <w:t xml:space="preserve">The Gumbel-Max trick replaces normalization with an argmax selection over randomized scores. </w:t>
       </w:r>
     </w:p>
@@ -7456,6 +7574,7 @@
         <w:rPr>
           <w:rFonts w:eastAsiaTheme="minorEastAsia"/>
         </w:rPr>
+        <w:lastRenderedPageBreak/>
         <w:t xml:space="preserve">During training , the model evaluates the output, calculates an error and tries to pass the gradient </w:t>
       </w:r>
       <w:r>
@@ -8118,7 +8237,21 @@
         <w:rPr>
           <w:rFonts w:eastAsiaTheme="minorEastAsia"/>
         </w:rPr>
-        <w:t xml:space="preserve">This method provides pathwise derivatives which yield stable low-variance gradients that make models converge faster. </w:t>
+        <w:t xml:space="preserve">This method provides </w:t>
+      </w:r>
+      <w:proofErr w:type="spellStart"/>
+      <w:r>
+        <w:rPr>
+          <w:rFonts w:eastAsiaTheme="minorEastAsia"/>
+        </w:rPr>
+        <w:t>pathwise</w:t>
+      </w:r>
+      <w:proofErr w:type="spellEnd"/>
+      <w:r>
+        <w:rPr>
+          <w:rFonts w:eastAsiaTheme="minorEastAsia"/>
+        </w:rPr>
+        <w:t xml:space="preserve"> derivatives which yield stable low-variance gradients that make models converge faster. </w:t>
       </w:r>
       <w:r>
         <w:rPr>
@@ -9204,6 +9337,458 @@
     </w:sectPr>
   </w:body>
 </w:document>
+</file>
+
+<file path=word/endnotes.xml><?xml version="1.0" encoding="utf-8"?>
+<w:endnotes xmlns:wpc="http://schemas.microsoft.com/office/word/2010/wordprocessingCanvas" xmlns:cx="http://schemas.microsoft.com/office/drawing/2014/chartex" xmlns:cx1="http://schemas.microsoft.com/office/drawing/2015/9/8/chartex" xmlns:cx2="http://schemas.microsoft.com/office/drawing/2015/10/21/chartex" xmlns:cx3="http://schemas.microsoft.com/office/drawing/2016/5/9/chartex" xmlns:cx4="http://schemas.microsoft.com/office/drawing/2016/5/10/chartex" xmlns:cx5="http://schemas.microsoft.com/office/drawing/2016/5/11/chartex" xmlns:cx6="http://schemas.microsoft.com/office/drawing/2016/5/12/chartex" xmlns:cx7="http://schemas.microsoft.com/office/drawing/2016/5/13/chartex" xmlns:cx8="http://schemas.microsoft.com/office/drawing/2016/5/14/chartex" xmlns:mc="http://schemas.openxmlformats.org/markup-compatibility/2006" xmlns:aink="http://schemas.microsoft.com/office/drawing/2016/ink" xmlns:am3d="http://schemas.microsoft.com/office/drawing/2017/model3d" xmlns:o="urn:schemas-microsoft-com:office:office" xmlns:oel="http://schemas.microsoft.com/office/2019/extlst" xmlns:r="http://schemas.openxmlformats.org/officeDocument/2006/relationships" xmlns:m="http://schemas.openxmlformats.org/officeDocument/2006/math" xmlns:v="urn:schemas-microsoft-com:vml" xmlns:wp14="http://schemas.microsoft.com/office/word/2010/wordprocessingDrawing" xmlns:wp="http://schemas.openxmlformats.org/drawingml/2006/wordprocessingDrawing" xmlns:w10="urn:schemas-microsoft-com:office:word" xmlns:w="http://schemas.openxmlformats.org/wordprocessingml/2006/main" xmlns:w14="http://schemas.microsoft.com/office/word/2010/wordml" xmlns:w15="http://schemas.microsoft.com/office/word/2012/wordml" xmlns:w16cex="http://schemas.microsoft.com/office/word/2018/wordml/cex" xmlns:w16cid="http://schemas.microsoft.com/office/word/2016/wordml/cid" xmlns:w16="http://schemas.microsoft.com/office/word/2018/wordml" xmlns:w16sdtdh="http://schemas.microsoft.com/office/word/2020/wordml/sdtdatahash" xmlns:w16se="http://schemas.microsoft.com/office/word/2015/wordml/symex" xmlns:wpg="http://schemas.microsoft.com/office/word/2010/wordprocessingGroup" xmlns:wpi="http://schemas.microsoft.com/office/word/2010/wordprocessingInk" xmlns:wne="http://schemas.microsoft.com/office/word/2006/wordml" xmlns:wps="http://schemas.microsoft.com/office/word/2010/wordprocessingShape" mc:Ignorable="w14 w15 w16se w16cid w16 w16cex w16sdtdh wp14">
+  <w:endnote w:type="separator" w:id="-1">
+    <w:p>
+      <w:pPr>
+        <w:spacing w:line="240" w:lineRule="auto"/>
+      </w:pPr>
+      <w:r>
+        <w:separator/>
+      </w:r>
+    </w:p>
+  </w:endnote>
+  <w:endnote w:type="continuationSeparator" w:id="0">
+    <w:p>
+      <w:pPr>
+        <w:spacing w:line="240" w:lineRule="auto"/>
+      </w:pPr>
+      <w:r>
+        <w:continuationSeparator/>
+      </w:r>
+    </w:p>
+  </w:endnote>
+</w:endnotes>
+</file>
+
+<file path=word/footnotes.xml><?xml version="1.0" encoding="utf-8"?>
+<w:footnotes xmlns:wpc="http://schemas.microsoft.com/office/word/2010/wordprocessingCanvas" xmlns:cx="http://schemas.microsoft.com/office/drawing/2014/chartex" xmlns:cx1="http://schemas.microsoft.com/office/drawing/2015/9/8/chartex" xmlns:cx2="http://schemas.microsoft.com/office/drawing/2015/10/21/chartex" xmlns:cx3="http://schemas.microsoft.com/office/drawing/2016/5/9/chartex" xmlns:cx4="http://schemas.microsoft.com/office/drawing/2016/5/10/chartex" xmlns:cx5="http://schemas.microsoft.com/office/drawing/2016/5/11/chartex" xmlns:cx6="http://schemas.microsoft.com/office/drawing/2016/5/12/chartex" xmlns:cx7="http://schemas.microsoft.com/office/drawing/2016/5/13/chartex" xmlns:cx8="http://schemas.microsoft.com/office/drawing/2016/5/14/chartex" xmlns:mc="http://schemas.openxmlformats.org/markup-compatibility/2006" xmlns:aink="http://schemas.microsoft.com/office/drawing/2016/ink" xmlns:am3d="http://schemas.microsoft.com/office/drawing/2017/model3d" xmlns:o="urn:schemas-microsoft-com:office:office" xmlns:oel="http://schemas.microsoft.com/office/2019/extlst" xmlns:r="http://schemas.openxmlformats.org/officeDocument/2006/relationships" xmlns:m="http://schemas.openxmlformats.org/officeDocument/2006/math" xmlns:v="urn:schemas-microsoft-com:vml" xmlns:wp14="http://schemas.microsoft.com/office/word/2010/wordprocessingDrawing" xmlns:wp="http://schemas.openxmlformats.org/drawingml/2006/wordprocessingDrawing" xmlns:w10="urn:schemas-microsoft-com:office:word" xmlns:w="http://schemas.openxmlformats.org/wordprocessingml/2006/main" xmlns:w14="http://schemas.microsoft.com/office/word/2010/wordml" xmlns:w15="http://schemas.microsoft.com/office/word/2012/wordml" xmlns:w16cex="http://schemas.microsoft.com/office/word/2018/wordml/cex" xmlns:w16cid="http://schemas.microsoft.com/office/word/2016/wordml/cid" xmlns:w16="http://schemas.microsoft.com/office/word/2018/wordml" xmlns:w16sdtdh="http://schemas.microsoft.com/office/word/2020/wordml/sdtdatahash" xmlns:w16se="http://schemas.microsoft.com/office/word/2015/wordml/symex" xmlns:wpg="http://schemas.microsoft.com/office/word/2010/wordprocessingGroup" xmlns:wpi="http://schemas.microsoft.com/office/word/2010/wordprocessingInk" xmlns:wne="http://schemas.microsoft.com/office/word/2006/wordml" xmlns:wps="http://schemas.microsoft.com/office/word/2010/wordprocessingShape" mc:Ignorable="w14 w15 w16se w16cid w16 w16cex w16sdtdh wp14">
+  <w:footnote w:type="separator" w:id="-1">
+    <w:p>
+      <w:pPr>
+        <w:spacing w:line="240" w:lineRule="auto"/>
+      </w:pPr>
+      <w:r>
+        <w:separator/>
+      </w:r>
+    </w:p>
+  </w:footnote>
+  <w:footnote w:type="continuationSeparator" w:id="0">
+    <w:p>
+      <w:pPr>
+        <w:spacing w:line="240" w:lineRule="auto"/>
+      </w:pPr>
+      <w:r>
+        <w:continuationSeparator/>
+      </w:r>
+    </w:p>
+  </w:footnote>
+  <w:footnote w:id="1">
+    <w:p>
+      <w:pPr>
+        <w:pStyle w:val="FootnoteText"/>
+      </w:pPr>
+      <w:r>
+        <w:rPr>
+          <w:rStyle w:val="FootnoteReference"/>
+        </w:rPr>
+        <w:footnoteRef/>
+      </w:r>
+      <w:r>
+        <w:t xml:space="preserve"> A sequence </w:t>
+      </w:r>
+      <m:oMath>
+        <m:sSub>
+          <m:sSubPr>
+            <m:ctrlPr>
+              <w:rPr>
+                <w:rFonts w:ascii="Cambria Math" w:hAnsi="Cambria Math"/>
+                <w:i/>
+              </w:rPr>
+            </m:ctrlPr>
+          </m:sSubPr>
+          <m:e>
+            <m:r>
+              <w:rPr>
+                <w:rFonts w:ascii="Cambria Math" w:hAnsi="Cambria Math"/>
+              </w:rPr>
+              <m:t>X</m:t>
+            </m:r>
+          </m:e>
+          <m:sub>
+            <m:r>
+              <w:rPr>
+                <w:rFonts w:ascii="Cambria Math" w:hAnsi="Cambria Math"/>
+              </w:rPr>
+              <m:t>1</m:t>
+            </m:r>
+          </m:sub>
+        </m:sSub>
+        <m:r>
+          <w:rPr>
+            <w:rFonts w:ascii="Cambria Math" w:hAnsi="Cambria Math"/>
+          </w:rPr>
+          <m:t>,</m:t>
+        </m:r>
+        <m:sSub>
+          <m:sSubPr>
+            <m:ctrlPr>
+              <w:rPr>
+                <w:rFonts w:ascii="Cambria Math" w:hAnsi="Cambria Math"/>
+                <w:i/>
+              </w:rPr>
+            </m:ctrlPr>
+          </m:sSubPr>
+          <m:e>
+            <m:r>
+              <w:rPr>
+                <w:rFonts w:ascii="Cambria Math" w:hAnsi="Cambria Math"/>
+              </w:rPr>
+              <m:t>X</m:t>
+            </m:r>
+          </m:e>
+          <m:sub>
+            <m:r>
+              <w:rPr>
+                <w:rFonts w:ascii="Cambria Math" w:hAnsi="Cambria Math"/>
+              </w:rPr>
+              <m:t>2</m:t>
+            </m:r>
+          </m:sub>
+        </m:sSub>
+        <m:r>
+          <w:rPr>
+            <w:rFonts w:ascii="Cambria Math" w:hAnsi="Cambria Math"/>
+          </w:rPr>
+          <m:t>,…</m:t>
+        </m:r>
+      </m:oMath>
+      <w:r>
+        <w:rPr>
+          <w:rFonts w:eastAsiaTheme="minorEastAsia"/>
+        </w:rPr>
+        <w:t xml:space="preserve"> of real-valued r.v.’s with CDFs </w:t>
+      </w:r>
+      <m:oMath>
+        <m:sSub>
+          <m:sSubPr>
+            <m:ctrlPr>
+              <w:rPr>
+                <w:rFonts w:ascii="Cambria Math" w:eastAsiaTheme="minorEastAsia" w:hAnsi="Cambria Math"/>
+                <w:i/>
+              </w:rPr>
+            </m:ctrlPr>
+          </m:sSubPr>
+          <m:e>
+            <m:r>
+              <w:rPr>
+                <w:rFonts w:ascii="Cambria Math" w:eastAsiaTheme="minorEastAsia" w:hAnsi="Cambria Math"/>
+              </w:rPr>
+              <m:t>F</m:t>
+            </m:r>
+          </m:e>
+          <m:sub>
+            <m:r>
+              <w:rPr>
+                <w:rFonts w:ascii="Cambria Math" w:eastAsiaTheme="minorEastAsia" w:hAnsi="Cambria Math"/>
+              </w:rPr>
+              <m:t>1</m:t>
+            </m:r>
+          </m:sub>
+        </m:sSub>
+        <m:r>
+          <w:rPr>
+            <w:rFonts w:ascii="Cambria Math" w:eastAsiaTheme="minorEastAsia" w:hAnsi="Cambria Math"/>
+          </w:rPr>
+          <m:t>,</m:t>
+        </m:r>
+        <m:sSub>
+          <m:sSubPr>
+            <m:ctrlPr>
+              <w:rPr>
+                <w:rFonts w:ascii="Cambria Math" w:eastAsiaTheme="minorEastAsia" w:hAnsi="Cambria Math"/>
+                <w:i/>
+              </w:rPr>
+            </m:ctrlPr>
+          </m:sSubPr>
+          <m:e>
+            <m:r>
+              <w:rPr>
+                <w:rFonts w:ascii="Cambria Math" w:eastAsiaTheme="minorEastAsia" w:hAnsi="Cambria Math"/>
+              </w:rPr>
+              <m:t>F</m:t>
+            </m:r>
+          </m:e>
+          <m:sub>
+            <m:r>
+              <w:rPr>
+                <w:rFonts w:ascii="Cambria Math" w:eastAsiaTheme="minorEastAsia" w:hAnsi="Cambria Math"/>
+              </w:rPr>
+              <m:t>2</m:t>
+            </m:r>
+          </m:sub>
+        </m:sSub>
+        <m:r>
+          <w:rPr>
+            <w:rFonts w:ascii="Cambria Math" w:eastAsiaTheme="minorEastAsia" w:hAnsi="Cambria Math"/>
+          </w:rPr>
+          <m:t>,…,</m:t>
+        </m:r>
+      </m:oMath>
+      <w:r>
+        <w:rPr>
+          <w:rFonts w:eastAsiaTheme="minorEastAsia"/>
+        </w:rPr>
+        <w:t xml:space="preserve"> is said to </w:t>
+      </w:r>
+      <w:r>
+        <w:rPr>
+          <w:rFonts w:eastAsiaTheme="minorEastAsia"/>
+          <w:i/>
+          <w:iCs/>
+        </w:rPr>
+        <w:t>converge in distribution</w:t>
+      </w:r>
+      <w:r>
+        <w:rPr>
+          <w:rFonts w:eastAsiaTheme="minorEastAsia"/>
+        </w:rPr>
+        <w:t xml:space="preserve"> (aka </w:t>
+      </w:r>
+      <w:r>
+        <w:rPr>
+          <w:rFonts w:eastAsiaTheme="minorEastAsia"/>
+          <w:i/>
+          <w:iCs/>
+        </w:rPr>
+        <w:t>converge weakly</w:t>
+      </w:r>
+      <w:r>
+        <w:rPr>
+          <w:rFonts w:eastAsiaTheme="minorEastAsia"/>
+        </w:rPr>
+        <w:t xml:space="preserve">) to a r.v. </w:t>
+      </w:r>
+      <m:oMath>
+        <m:r>
+          <w:rPr>
+            <w:rFonts w:ascii="Cambria Math" w:eastAsiaTheme="minorEastAsia" w:hAnsi="Cambria Math"/>
+          </w:rPr>
+          <m:t>X</m:t>
+        </m:r>
+      </m:oMath>
+      <w:r>
+        <w:rPr>
+          <w:rFonts w:eastAsiaTheme="minorEastAsia"/>
+        </w:rPr>
+        <w:t xml:space="preserve"> with CDF </w:t>
+      </w:r>
+      <m:oMath>
+        <m:r>
+          <w:rPr>
+            <w:rFonts w:ascii="Cambria Math" w:eastAsiaTheme="minorEastAsia" w:hAnsi="Cambria Math"/>
+          </w:rPr>
+          <m:t>F</m:t>
+        </m:r>
+      </m:oMath>
+      <w:r>
+        <w:rPr>
+          <w:rFonts w:eastAsiaTheme="minorEastAsia"/>
+        </w:rPr>
+        <w:t xml:space="preserve"> if </w:t>
+      </w:r>
+      <m:oMath>
+        <m:func>
+          <m:funcPr>
+            <m:ctrlPr>
+              <w:rPr>
+                <w:rFonts w:ascii="Cambria Math" w:eastAsiaTheme="minorEastAsia" w:hAnsi="Cambria Math"/>
+                <w:i/>
+              </w:rPr>
+            </m:ctrlPr>
+          </m:funcPr>
+          <m:fName>
+            <m:limLow>
+              <m:limLowPr>
+                <m:ctrlPr>
+                  <w:rPr>
+                    <w:rFonts w:ascii="Cambria Math" w:eastAsiaTheme="minorEastAsia" w:hAnsi="Cambria Math"/>
+                    <w:i/>
+                  </w:rPr>
+                </m:ctrlPr>
+              </m:limLowPr>
+              <m:e>
+                <m:r>
+                  <m:rPr>
+                    <m:sty m:val="p"/>
+                  </m:rPr>
+                  <w:rPr>
+                    <w:rFonts w:ascii="Cambria Math" w:hAnsi="Cambria Math"/>
+                  </w:rPr>
+                  <m:t>lim</m:t>
+                </m:r>
+              </m:e>
+              <m:lim>
+                <m:r>
+                  <w:rPr>
+                    <w:rFonts w:ascii="Cambria Math" w:eastAsiaTheme="minorEastAsia" w:hAnsi="Cambria Math"/>
+                  </w:rPr>
+                  <m:t>n→∞</m:t>
+                </m:r>
+              </m:lim>
+            </m:limLow>
+          </m:fName>
+          <m:e>
+            <m:sSub>
+              <m:sSubPr>
+                <m:ctrlPr>
+                  <w:rPr>
+                    <w:rFonts w:ascii="Cambria Math" w:eastAsiaTheme="minorEastAsia" w:hAnsi="Cambria Math"/>
+                    <w:i/>
+                  </w:rPr>
+                </m:ctrlPr>
+              </m:sSubPr>
+              <m:e>
+                <m:r>
+                  <w:rPr>
+                    <w:rFonts w:ascii="Cambria Math" w:eastAsiaTheme="minorEastAsia" w:hAnsi="Cambria Math"/>
+                  </w:rPr>
+                  <m:t>F</m:t>
+                </m:r>
+              </m:e>
+              <m:sub>
+                <m:r>
+                  <w:rPr>
+                    <w:rFonts w:ascii="Cambria Math" w:eastAsiaTheme="minorEastAsia" w:hAnsi="Cambria Math"/>
+                  </w:rPr>
+                  <m:t>n</m:t>
+                </m:r>
+              </m:sub>
+            </m:sSub>
+            <m:d>
+              <m:dPr>
+                <m:ctrlPr>
+                  <w:rPr>
+                    <w:rFonts w:ascii="Cambria Math" w:eastAsiaTheme="minorEastAsia" w:hAnsi="Cambria Math"/>
+                    <w:i/>
+                  </w:rPr>
+                </m:ctrlPr>
+              </m:dPr>
+              <m:e>
+                <m:r>
+                  <w:rPr>
+                    <w:rFonts w:ascii="Cambria Math" w:eastAsiaTheme="minorEastAsia" w:hAnsi="Cambria Math"/>
+                  </w:rPr>
+                  <m:t>x</m:t>
+                </m:r>
+              </m:e>
+            </m:d>
+          </m:e>
+        </m:func>
+        <m:r>
+          <w:rPr>
+            <w:rFonts w:ascii="Cambria Math" w:eastAsiaTheme="minorEastAsia" w:hAnsi="Cambria Math"/>
+          </w:rPr>
+          <m:t>=F</m:t>
+        </m:r>
+        <m:d>
+          <m:dPr>
+            <m:ctrlPr>
+              <w:rPr>
+                <w:rFonts w:ascii="Cambria Math" w:eastAsiaTheme="minorEastAsia" w:hAnsi="Cambria Math"/>
+                <w:i/>
+              </w:rPr>
+            </m:ctrlPr>
+          </m:dPr>
+          <m:e>
+            <m:r>
+              <w:rPr>
+                <w:rFonts w:ascii="Cambria Math" w:eastAsiaTheme="minorEastAsia" w:hAnsi="Cambria Math"/>
+              </w:rPr>
+              <m:t>x</m:t>
+            </m:r>
+          </m:e>
+        </m:d>
+      </m:oMath>
+      <w:r>
+        <w:rPr>
+          <w:rFonts w:eastAsiaTheme="minorEastAsia"/>
+        </w:rPr>
+        <w:t xml:space="preserve"> </w:t>
+      </w:r>
+      <m:oMath>
+        <m:r>
+          <w:rPr>
+            <w:rFonts w:ascii="Cambria Math" w:eastAsiaTheme="minorEastAsia" w:hAnsi="Cambria Math"/>
+          </w:rPr>
+          <m:t>∀x</m:t>
+        </m:r>
+        <m:r>
+          <m:rPr>
+            <m:scr m:val="double-struck"/>
+          </m:rPr>
+          <w:rPr>
+            <w:rFonts w:ascii="Cambria Math" w:eastAsiaTheme="minorEastAsia" w:hAnsi="Cambria Math"/>
+          </w:rPr>
+          <m:t>∈R :</m:t>
+        </m:r>
+        <m:r>
+          <w:rPr>
+            <w:rFonts w:ascii="Cambria Math" w:eastAsiaTheme="minorEastAsia" w:hAnsi="Cambria Math"/>
+          </w:rPr>
+          <m:t>F∈C</m:t>
+        </m:r>
+        <m:d>
+          <m:dPr>
+            <m:ctrlPr>
+              <w:rPr>
+                <w:rFonts w:ascii="Cambria Math" w:eastAsiaTheme="minorEastAsia" w:hAnsi="Cambria Math"/>
+                <w:i/>
+              </w:rPr>
+            </m:ctrlPr>
+          </m:dPr>
+          <m:e>
+            <m:r>
+              <w:rPr>
+                <w:rFonts w:ascii="Cambria Math" w:eastAsiaTheme="minorEastAsia" w:hAnsi="Cambria Math"/>
+              </w:rPr>
+              <m:t>x-ε,x+</m:t>
+            </m:r>
+            <m:r>
+              <w:rPr>
+                <w:rFonts w:ascii="Cambria Math" w:eastAsiaTheme="minorEastAsia" w:hAnsi="Cambria Math"/>
+              </w:rPr>
+              <m:t>ε</m:t>
+            </m:r>
+          </m:e>
+        </m:d>
+      </m:oMath>
+      <w:r>
+        <w:rPr>
+          <w:rFonts w:eastAsiaTheme="minorEastAsia"/>
+        </w:rPr>
+        <w:t xml:space="preserve"> where </w:t>
+      </w:r>
+      <m:oMath>
+        <m:r>
+          <w:rPr>
+            <w:rFonts w:ascii="Cambria Math" w:eastAsiaTheme="minorEastAsia" w:hAnsi="Cambria Math"/>
+          </w:rPr>
+          <m:t>ε</m:t>
+        </m:r>
+      </m:oMath>
+      <w:r>
+        <w:rPr>
+          <w:rFonts w:eastAsiaTheme="minorEastAsia"/>
+        </w:rPr>
+        <w:t xml:space="preserve"> can be made arbitrarily small.</w:t>
+      </w:r>
+    </w:p>
+  </w:footnote>
+</w:footnotes>
 </file>
 
 <file path=word/styles.xml><?xml version="1.0" encoding="utf-8"?>
@@ -10172,6 +10757,45 @@
       </w:tblBorders>
     </w:tblPr>
   </w:style>
+  <w:style w:type="paragraph" w:styleId="FootnoteText">
+    <w:name w:val="footnote text"/>
+    <w:basedOn w:val="Normal"/>
+    <w:link w:val="FootnoteTextChar"/>
+    <w:uiPriority w:val="99"/>
+    <w:semiHidden/>
+    <w:unhideWhenUsed/>
+    <w:rsid w:val="007171AD"/>
+    <w:pPr>
+      <w:spacing w:line="240" w:lineRule="auto"/>
+    </w:pPr>
+    <w:rPr>
+      <w:sz w:val="20"/>
+      <w:szCs w:val="20"/>
+    </w:rPr>
+  </w:style>
+  <w:style w:type="character" w:customStyle="1" w:styleId="FootnoteTextChar">
+    <w:name w:val="Footnote Text Char"/>
+    <w:basedOn w:val="DefaultParagraphFont"/>
+    <w:link w:val="FootnoteText"/>
+    <w:uiPriority w:val="99"/>
+    <w:semiHidden/>
+    <w:rsid w:val="007171AD"/>
+    <w:rPr>
+      <w:sz w:val="20"/>
+      <w:szCs w:val="20"/>
+    </w:rPr>
+  </w:style>
+  <w:style w:type="character" w:styleId="FootnoteReference">
+    <w:name w:val="footnote reference"/>
+    <w:basedOn w:val="DefaultParagraphFont"/>
+    <w:uiPriority w:val="99"/>
+    <w:semiHidden/>
+    <w:unhideWhenUsed/>
+    <w:rsid w:val="007171AD"/>
+    <w:rPr>
+      <w:vertAlign w:val="superscript"/>
+    </w:rPr>
+  </w:style>
 </w:styles>
 </file>
 
@@ -10468,4 +11092,16 @@
     </a:ext>
   </a:extLst>
 </a:theme>
+</file>
+
+<file path=customXml/item1.xml><?xml version="1.0" encoding="utf-8"?>
+<b:Sources xmlns:b="http://schemas.openxmlformats.org/officeDocument/2006/bibliography" xmlns="http://schemas.openxmlformats.org/officeDocument/2006/bibliography" SelectedStyle="/APASixthEditionOfficeOnline.xsl" StyleName="APA" Version="6"/>
+</file>
+
+<file path=customXml/itemProps1.xml><?xml version="1.0" encoding="utf-8"?>
+<ds:datastoreItem xmlns:ds="http://schemas.openxmlformats.org/officeDocument/2006/customXml" ds:itemID="{FFA98ECB-EF3F-714E-935B-1E0BCB7180E6}">
+  <ds:schemaRefs>
+    <ds:schemaRef ds:uri="http://schemas.openxmlformats.org/officeDocument/2006/bibliography"/>
+  </ds:schemaRefs>
+</ds:datastoreItem>
 </file>
--- a/docs/parflm/Pairwise_Potentials_in_PARFLM_Theory_and_Design.docx
+++ b/docs/parflm/Pairwise_Potentials_in_PARFLM_Theory_and_Design.docx
@@ -5382,8 +5382,119 @@
         <w:rPr>
           <w:rFonts w:eastAsiaTheme="minorEastAsia"/>
         </w:rPr>
-        <w:t xml:space="preserve"> the distribution </w:t>
-      </w:r>
+        <w:t xml:space="preserve"> the distribution</w:t>
+      </w:r>
+      <w:r>
+        <w:rPr>
+          <w:rFonts w:eastAsiaTheme="minorEastAsia"/>
+        </w:rPr>
+        <w:t xml:space="preserve"> of a normalized maximum converges, </w:t>
+      </w:r>
+      <w:r>
+        <w:rPr>
+          <w:rFonts w:eastAsiaTheme="minorEastAsia"/>
+          <w:i/>
+          <w:iCs/>
+        </w:rPr>
+        <w:t>then</w:t>
+      </w:r>
+      <w:r>
+        <w:rPr>
+          <w:rFonts w:eastAsiaTheme="minorEastAsia"/>
+        </w:rPr>
+        <w:t xml:space="preserve"> the limit </w:t>
+      </w:r>
+      <w:proofErr w:type="gramStart"/>
+      <w:r>
+        <w:rPr>
+          <w:rFonts w:eastAsiaTheme="minorEastAsia"/>
+        </w:rPr>
+        <w:t>has to</w:t>
+      </w:r>
+      <w:proofErr w:type="gramEnd"/>
+      <w:r>
+        <w:rPr>
+          <w:rFonts w:eastAsiaTheme="minorEastAsia"/>
+        </w:rPr>
+        <w:t xml:space="preserve"> be one of a particular class of distributions. It does </w:t>
+      </w:r>
+      <w:r>
+        <w:rPr>
+          <w:rFonts w:eastAsiaTheme="minorEastAsia"/>
+          <w:i/>
+          <w:iCs/>
+        </w:rPr>
+        <w:t>not</w:t>
+      </w:r>
+      <w:r>
+        <w:rPr>
+          <w:rFonts w:eastAsiaTheme="minorEastAsia"/>
+        </w:rPr>
+        <w:t xml:space="preserve"> state that the distribution of the normalized maximum </w:t>
+      </w:r>
+      <w:r>
+        <w:rPr>
+          <w:rFonts w:eastAsiaTheme="minorEastAsia"/>
+          <w:i/>
+          <w:iCs/>
+        </w:rPr>
+        <w:t>must</w:t>
+      </w:r>
+      <w:r>
+        <w:rPr>
+          <w:rFonts w:eastAsiaTheme="minorEastAsia"/>
+        </w:rPr>
+        <w:t xml:space="preserve"> converge. </w:t>
+      </w:r>
+      <w:r>
+        <w:rPr>
+          <w:rFonts w:eastAsiaTheme="minorEastAsia"/>
+        </w:rPr>
+        <w:t xml:space="preserve"> </w:t>
+      </w:r>
+    </w:p>
+    <w:p>
+      <w:pPr>
+        <w:rPr>
+          <w:rFonts w:eastAsiaTheme="minorEastAsia"/>
+        </w:rPr>
+      </w:pPr>
+    </w:p>
+    <w:p>
+      <w:pPr>
+        <w:rPr>
+          <w:rFonts w:eastAsiaTheme="minorEastAsia"/>
+        </w:rPr>
+      </w:pPr>
+      <w:r>
+        <w:rPr>
+          <w:rFonts w:eastAsiaTheme="minorEastAsia"/>
+          <w:b/>
+          <w:bCs/>
+        </w:rPr>
+        <w:t>Theorem</w:t>
+      </w:r>
+      <w:r>
+        <w:rPr>
+          <w:rFonts w:eastAsiaTheme="minorEastAsia"/>
+        </w:rPr>
+        <w:t xml:space="preserve"> </w:t>
+      </w:r>
+      <w:r>
+        <w:rPr>
+          <w:rFonts w:eastAsiaTheme="minorEastAsia"/>
+          <w:i/>
+          <w:iCs/>
+        </w:rPr>
+        <w:t>F.G.T.</w:t>
+      </w:r>
+    </w:p>
+    <w:p>
+      <w:pPr>
+        <w:rPr>
+          <w:rFonts w:eastAsiaTheme="minorEastAsia"/>
+        </w:rPr>
+      </w:pPr>
     </w:p>
     <w:p>
       <w:pPr>
@@ -6277,6 +6388,7 @@
         <w:rPr>
           <w:rFonts w:eastAsiaTheme="minorEastAsia"/>
         </w:rPr>
+        <w:lastRenderedPageBreak/>
         <w:t xml:space="preserve">This process becomes computationally heavy for large vocabularies because we </w:t>
       </w:r>
       <w:proofErr w:type="gramStart"/>
@@ -6333,7 +6445,6 @@
         <w:rPr>
           <w:rFonts w:eastAsiaTheme="minorEastAsia"/>
         </w:rPr>
-        <w:lastRenderedPageBreak/>
         <w:t xml:space="preserve">The Gumbel-Max trick replaces normalization with an argmax selection over randomized scores. </w:t>
       </w:r>
     </w:p>
@@ -7510,6 +7621,7 @@
         <w:rPr>
           <w:rFonts w:eastAsiaTheme="minorEastAsia"/>
         </w:rPr>
+        <w:lastRenderedPageBreak/>
         <w:t xml:space="preserve">Imagine a NN trying to learn. It outputs some parameters (logits). From those logits, a standard categorical distribution is formed, and we draw a random sample. </w:t>
       </w:r>
     </w:p>
@@ -7574,7 +7686,6 @@
         <w:rPr>
           <w:rFonts w:eastAsiaTheme="minorEastAsia"/>
         </w:rPr>
-        <w:lastRenderedPageBreak/>
         <w:t xml:space="preserve">During training , the model evaluates the output, calculates an error and tries to pass the gradient </w:t>
       </w:r>
       <w:r>
@@ -11099,7 +11210,7 @@
 </file>
 
 <file path=customXml/itemProps1.xml><?xml version="1.0" encoding="utf-8"?>
-<ds:datastoreItem xmlns:ds="http://schemas.openxmlformats.org/officeDocument/2006/customXml" ds:itemID="{FFA98ECB-EF3F-714E-935B-1E0BCB7180E6}">
+<ds:datastoreItem xmlns:ds="http://schemas.openxmlformats.org/officeDocument/2006/customXml" ds:itemID="{19889F3B-CE5A-3041-B0B4-F34ECBD5419C}">
   <ds:schemaRefs>
     <ds:schemaRef ds:uri="http://schemas.openxmlformats.org/officeDocument/2006/bibliography"/>
   </ds:schemaRefs>
